--- a/docs/manual/DocSmith 操作手冊.docx
+++ b/docs/manual/DocSmith 操作手冊.docx
@@ -6579,6 +6579,42 @@
       </w:r>
       <w:r>
         <w:t xml:space="preserve"> 復原。</w:t>
+      </w:r>
+    </w:p>
+    <w:p>
+      <w:pPr>
+        <w:pBdr>
+          <w:left w:val="single" w:color="D0D7DE" w:sz="18" w:space="8"/>
+        </w:pBdr>
+        <w:ind w:left="400"/>
+      </w:pPr>
+      <w:r>
+        <w:rPr>
+          <w:b/>
+          <w:bCs/>
+          <w:color w:val="57606A"/>
+        </w:rPr>
+        <w:t xml:space="preserve">套用前請看一眼差異。</w:t>
+      </w:r>
+      <w:r>
+        <w:rPr>
+          <w:color w:val="57606A"/>
+        </w:rPr>
+        <w:t xml:space="preserve"> 有些模型在「修正」時會順手把註解或整段內容刪掉。DocSmith 已經在指示裡要求模型保留原有的註解、空行與排版，並且在</w:t>
+      </w:r>
+      <w:r>
+        <w:rPr>
+          <w:b/>
+          <w:bCs/>
+          <w:color w:val="57606A"/>
+        </w:rPr>
+        <w:t xml:space="preserve">套用後行數明顯變少</w:t>
+      </w:r>
+      <w:r>
+        <w:rPr>
+          <w:color w:val="57606A"/>
+        </w:rPr>
+        <w:t xml:space="preserve">時，於差異比較上方顯示紅色提醒；但最後確認的還是你。</w:t>
       </w:r>
     </w:p>
     <w:p>

--- a/docs/manual/DocSmith 操作手冊.docx
+++ b/docs/manual/DocSmith 操作手冊.docx
@@ -6120,7 +6120,7 @@
         </w:numPr>
       </w:pPr>
       <w:r>
-        <w:t xml:space="preserve">對話內容會保存，關掉程式再開還在；按垃圾桶圖示可清除。</w:t>
+        <w:t xml:space="preserve">對話內容會保存，關掉程式再開還在；按垃圾桶圖示可清除目前這一組。</w:t>
       </w:r>
     </w:p>
     <w:p>
@@ -6128,380 +6128,32 @@
         <w:pStyle w:val="Heading3"/>
       </w:pPr>
       <w:r>
-        <w:t xml:space="preserve">15.3 常用動作</w:t>
-      </w:r>
-    </w:p>
-    <w:p>
-      <w:r>
-        <w:t xml:space="preserve">面板上的一排按鈕，點一下就送出對應的要求：</w:t>
-      </w:r>
-    </w:p>
-    <w:tbl>
-      <w:tblPr>
-        <w:tblW w:type="pct" w:w="100%"/>
-        <w:tblBorders>
-          <w:top w:val="single" w:color="D0D7DE" w:sz="4"/>
-          <w:left w:val="single" w:color="D0D7DE" w:sz="4"/>
-          <w:bottom w:val="single" w:color="D0D7DE" w:sz="4"/>
-          <w:right w:val="single" w:color="D0D7DE" w:sz="4"/>
-          <w:insideH w:val="single" w:color="D0D7DE" w:sz="4"/>
-          <w:insideV w:val="single" w:color="D0D7DE" w:sz="4"/>
-        </w:tblBorders>
-      </w:tblPr>
-      <w:tblGrid>
-        <w:gridCol w:w="100"/>
-        <w:gridCol w:w="100"/>
-      </w:tblGrid>
-      <w:tr>
-        <w:trPr>
-          <w:tblHeader/>
-        </w:trPr>
-        <w:tc>
-          <w:tcPr>
-            <w:shd w:fill="F6F8FA" w:color="auto" w:val="clear"/>
-            <w:tcMar>
-              <w:top w:type="dxa" w:w="60"/>
-              <w:left w:type="dxa" w:w="100"/>
-              <w:bottom w:type="dxa" w:w="60"/>
-              <w:right w:type="dxa" w:w="100"/>
-            </w:tcMar>
-          </w:tcPr>
-          <w:p>
-            <w:pPr>
-              <w:jc w:val="left"/>
-            </w:pPr>
-            <w:r>
-              <w:rPr>
-                <w:b/>
-                <w:bCs/>
-              </w:rPr>
-              <w:t xml:space="preserve">按鈕</w:t>
-            </w:r>
-          </w:p>
-        </w:tc>
-        <w:tc>
-          <w:tcPr>
-            <w:shd w:fill="F6F8FA" w:color="auto" w:val="clear"/>
-            <w:tcMar>
-              <w:top w:type="dxa" w:w="60"/>
-              <w:left w:type="dxa" w:w="100"/>
-              <w:bottom w:type="dxa" w:w="60"/>
-              <w:right w:type="dxa" w:w="100"/>
-            </w:tcMar>
-          </w:tcPr>
-          <w:p>
-            <w:pPr>
-              <w:jc w:val="left"/>
-            </w:pPr>
-            <w:r>
-              <w:rPr>
-                <w:b/>
-                <w:bCs/>
-              </w:rPr>
-              <w:t xml:space="preserve">作用</w:t>
-            </w:r>
-          </w:p>
-        </w:tc>
-      </w:tr>
-      <w:tr>
-        <w:trPr>
-          <w:tblHeader w:val="false"/>
-        </w:trPr>
-        <w:tc>
-          <w:tcPr>
-            <w:tcMar>
-              <w:top w:type="dxa" w:w="60"/>
-              <w:left w:type="dxa" w:w="100"/>
-              <w:bottom w:type="dxa" w:w="60"/>
-              <w:right w:type="dxa" w:w="100"/>
-            </w:tcMar>
-          </w:tcPr>
-          <w:p>
-            <w:pPr>
-              <w:jc w:val="left"/>
-            </w:pPr>
-            <w:r>
-              <w:t xml:space="preserve">摘要</w:t>
-            </w:r>
-          </w:p>
-        </w:tc>
-        <w:tc>
-          <w:tcPr>
-            <w:tcMar>
-              <w:top w:type="dxa" w:w="60"/>
-              <w:left w:type="dxa" w:w="100"/>
-              <w:bottom w:type="dxa" w:w="60"/>
-              <w:right w:type="dxa" w:w="100"/>
-            </w:tcMar>
-          </w:tcPr>
-          <w:p>
-            <w:pPr>
-              <w:jc w:val="left"/>
-            </w:pPr>
-            <w:r>
-              <w:t xml:space="preserve">摘要目前文件的重點</w:t>
-            </w:r>
-          </w:p>
-        </w:tc>
-      </w:tr>
-      <w:tr>
-        <w:trPr>
-          <w:tblHeader w:val="false"/>
-        </w:trPr>
-        <w:tc>
-          <w:tcPr>
-            <w:tcMar>
-              <w:top w:type="dxa" w:w="60"/>
-              <w:left w:type="dxa" w:w="100"/>
-              <w:bottom w:type="dxa" w:w="60"/>
-              <w:right w:type="dxa" w:w="100"/>
-            </w:tcMar>
-          </w:tcPr>
-          <w:p>
-            <w:pPr>
-              <w:jc w:val="left"/>
-            </w:pPr>
-            <w:r>
-              <w:t xml:space="preserve">潤稿</w:t>
-            </w:r>
-          </w:p>
-        </w:tc>
-        <w:tc>
-          <w:tcPr>
-            <w:tcMar>
-              <w:top w:type="dxa" w:w="60"/>
-              <w:left w:type="dxa" w:w="100"/>
-              <w:bottom w:type="dxa" w:w="60"/>
-              <w:right w:type="dxa" w:w="100"/>
-            </w:tcMar>
-          </w:tcPr>
-          <w:p>
-            <w:pPr>
-              <w:jc w:val="left"/>
-            </w:pPr>
-            <w:r>
-              <w:t xml:space="preserve">潤飾文字，保持原意與 Markdown 結構</w:t>
-            </w:r>
-          </w:p>
-        </w:tc>
-      </w:tr>
-      <w:tr>
-        <w:trPr>
-          <w:tblHeader w:val="false"/>
-        </w:trPr>
-        <w:tc>
-          <w:tcPr>
-            <w:tcMar>
-              <w:top w:type="dxa" w:w="60"/>
-              <w:left w:type="dxa" w:w="100"/>
-              <w:bottom w:type="dxa" w:w="60"/>
-              <w:right w:type="dxa" w:w="100"/>
-            </w:tcMar>
-          </w:tcPr>
-          <w:p>
-            <w:pPr>
-              <w:jc w:val="left"/>
-            </w:pPr>
-            <w:r>
-              <w:t xml:space="preserve">翻成英文 / 翻成中文</w:t>
-            </w:r>
-          </w:p>
-        </w:tc>
-        <w:tc>
-          <w:tcPr>
-            <w:tcMar>
-              <w:top w:type="dxa" w:w="60"/>
-              <w:left w:type="dxa" w:w="100"/>
-              <w:bottom w:type="dxa" w:w="60"/>
-              <w:right w:type="dxa" w:w="100"/>
-            </w:tcMar>
-          </w:tcPr>
-          <w:p>
-            <w:pPr>
-              <w:jc w:val="left"/>
-            </w:pPr>
-            <w:r>
-              <w:t xml:space="preserve">翻譯整份文件</w:t>
-            </w:r>
-          </w:p>
-        </w:tc>
-      </w:tr>
-      <w:tr>
-        <w:trPr>
-          <w:tblHeader w:val="false"/>
-        </w:trPr>
-        <w:tc>
-          <w:tcPr>
-            <w:tcMar>
-              <w:top w:type="dxa" w:w="60"/>
-              <w:left w:type="dxa" w:w="100"/>
-              <w:bottom w:type="dxa" w:w="60"/>
-              <w:right w:type="dxa" w:w="100"/>
-            </w:tcMar>
-          </w:tcPr>
-          <w:p>
-            <w:pPr>
-              <w:jc w:val="left"/>
-            </w:pPr>
-            <w:r>
-              <w:t xml:space="preserve">加註解</w:t>
-            </w:r>
-          </w:p>
-        </w:tc>
-        <w:tc>
-          <w:tcPr>
-            <w:tcMar>
-              <w:top w:type="dxa" w:w="60"/>
-              <w:left w:type="dxa" w:w="100"/>
-              <w:bottom w:type="dxa" w:w="60"/>
-              <w:right w:type="dxa" w:w="100"/>
-            </w:tcMar>
-          </w:tcPr>
-          <w:p>
-            <w:pPr>
-              <w:jc w:val="left"/>
-            </w:pPr>
-            <w:r>
-              <w:t xml:space="preserve">為程式碼加上註解，不改變行為</w:t>
-            </w:r>
-          </w:p>
-        </w:tc>
-      </w:tr>
-      <w:tr>
-        <w:trPr>
-          <w:tblHeader w:val="false"/>
-        </w:trPr>
-        <w:tc>
-          <w:tcPr>
-            <w:tcMar>
-              <w:top w:type="dxa" w:w="60"/>
-              <w:left w:type="dxa" w:w="100"/>
-              <w:bottom w:type="dxa" w:w="60"/>
-              <w:right w:type="dxa" w:w="100"/>
-            </w:tcMar>
-          </w:tcPr>
-          <w:p>
-            <w:pPr>
-              <w:jc w:val="left"/>
-            </w:pPr>
-            <w:r>
-              <w:t xml:space="preserve">找錯並修正</w:t>
-            </w:r>
-          </w:p>
-        </w:tc>
-        <w:tc>
-          <w:tcPr>
-            <w:tcMar>
-              <w:top w:type="dxa" w:w="60"/>
-              <w:left w:type="dxa" w:w="100"/>
-              <w:bottom w:type="dxa" w:w="60"/>
-              <w:right w:type="dxa" w:w="100"/>
-            </w:tcMar>
-          </w:tcPr>
-          <w:p>
-            <w:pPr>
-              <w:jc w:val="left"/>
-            </w:pPr>
-            <w:r>
-              <w:t xml:space="preserve">找出錯誤並給修正後的完整內容</w:t>
-            </w:r>
-          </w:p>
-        </w:tc>
-      </w:tr>
-      <w:tr>
-        <w:trPr>
-          <w:tblHeader w:val="false"/>
-        </w:trPr>
-        <w:tc>
-          <w:tcPr>
-            <w:tcMar>
-              <w:top w:type="dxa" w:w="60"/>
-              <w:left w:type="dxa" w:w="100"/>
-              <w:bottom w:type="dxa" w:w="60"/>
-              <w:right w:type="dxa" w:w="100"/>
-            </w:tcMar>
-          </w:tcPr>
-          <w:p>
-            <w:pPr>
-              <w:jc w:val="left"/>
-            </w:pPr>
-            <w:r>
-              <w:t xml:space="preserve">產生說明文件</w:t>
-            </w:r>
-          </w:p>
-        </w:tc>
-        <w:tc>
-          <w:tcPr>
-            <w:tcMar>
-              <w:top w:type="dxa" w:w="60"/>
-              <w:left w:type="dxa" w:w="100"/>
-              <w:bottom w:type="dxa" w:w="60"/>
-              <w:right w:type="dxa" w:w="100"/>
-            </w:tcMar>
-          </w:tcPr>
-          <w:p>
-            <w:pPr>
-              <w:jc w:val="left"/>
-            </w:pPr>
-            <w:r>
-              <w:t xml:space="preserve">分析程式碼，產生一份 Markdown 說明文件</w:t>
-            </w:r>
-          </w:p>
-        </w:tc>
-      </w:tr>
-    </w:tbl>
-    <w:p/>
-    <w:p>
-      <w:pPr>
-        <w:pStyle w:val="Heading3"/>
-      </w:pPr>
-      <w:r>
-        <w:t xml:space="preserve">15.4 把結果用到文件上</w:t>
-      </w:r>
-    </w:p>
-    <w:p>
-      <w:r>
-        <w:t xml:space="preserve">回覆裡的每個程式碼區塊上方都有四個按鈕：</w:t>
+        <w:t xml:space="preserve">15.3 多組對話與對話紀錄</w:t>
+      </w:r>
+    </w:p>
+    <w:p>
+      <w:r>
+        <w:t xml:space="preserve">面板標題列有「</w:t>
       </w:r>
       <w:r>
         <w:rPr>
           <w:b/>
           <w:bCs/>
         </w:rPr>
-        <w:t xml:space="preserve">插入游標處</w:t>
-      </w:r>
-      <w:r>
-        <w:t xml:space="preserve">、</w:t>
+        <w:t xml:space="preserve">新對話</w:t>
+      </w:r>
+      <w:r>
+        <w:t xml:space="preserve">」與「</w:t>
       </w:r>
       <w:r>
         <w:rPr>
           <w:b/>
           <w:bCs/>
         </w:rPr>
-        <w:t xml:space="preserve">取代選取範圍</w:t>
-      </w:r>
-      <w:r>
-        <w:t xml:space="preserve">、</w:t>
-      </w:r>
-      <w:r>
-        <w:rPr>
-          <w:b/>
-          <w:bCs/>
-        </w:rPr>
-        <w:t xml:space="preserve">開成新分頁</w:t>
-      </w:r>
-      <w:r>
-        <w:t xml:space="preserve">、</w:t>
-      </w:r>
-      <w:r>
-        <w:rPr>
-          <w:b/>
-          <w:bCs/>
-        </w:rPr>
-        <w:t xml:space="preserve">複製</w:t>
-      </w:r>
-      <w:r>
-        <w:t xml:space="preserve">。</w:t>
+        <w:t xml:space="preserve">對話紀錄</w:t>
+      </w:r>
+      <w:r>
+        <w:t xml:space="preserve">」兩個按鈕。</w:t>
       </w:r>
     </w:p>
     <w:p>
@@ -6547,38 +6199,230 @@
       </w:r>
     </w:p>
     <w:p>
-      <w:r>
-        <w:t xml:space="preserve">整份改寫（潤稿 / 修正 / 加註解）的回覆下方會有「</w:t>
-      </w:r>
+      <w:pPr>
+        <w:pStyle w:val="ListParagraph"/>
+        <w:numPr>
+          <w:ilvl w:val="0"/>
+          <w:numId w:val="1"/>
+        </w:numPr>
+      </w:pPr>
       <w:r>
         <w:rPr>
           <w:b/>
           <w:bCs/>
         </w:rPr>
-        <w:t xml:space="preserve">套用到文件</w:t>
-      </w:r>
-      <w:r>
-        <w:t xml:space="preserve">」。按下去會先顯示</w:t>
-      </w:r>
+        <w:t xml:space="preserve">新對話</w:t>
+      </w:r>
+      <w:r>
+        <w:t xml:space="preserve">：把目前這組收起來、開一組乾淨的。換主題時就該按，因為每次送出都會帶最近幾則歷史，對話越長越花 token。</w:t>
+      </w:r>
+    </w:p>
+    <w:p>
+      <w:pPr>
+        <w:pStyle w:val="ListParagraph"/>
+        <w:numPr>
+          <w:ilvl w:val="0"/>
+          <w:numId w:val="1"/>
+        </w:numPr>
+      </w:pPr>
       <w:r>
         <w:rPr>
           <w:b/>
           <w:bCs/>
         </w:rPr>
-        <w:t xml:space="preserve">差異比較</w:t>
-      </w:r>
-      <w:r>
-        <w:t xml:space="preserve">——哪幾行新增、哪幾行刪除——確認後才改，而且改完可以 </w:t>
+        <w:t xml:space="preserve">對話紀錄</w:t>
+      </w:r>
+      <w:r>
+        <w:t xml:space="preserve">：列出這個資料夾的所有對話（標題取第一句問題、最後更新時間、則數）。點一下切換回去，每列還可以</w:t>
+      </w:r>
+      <w:r>
+        <w:rPr>
+          <w:b/>
+          <w:bCs/>
+        </w:rPr>
+        <w:t xml:space="preserve">匯出</w:t>
+      </w:r>
+      <w:r>
+        <w:t xml:space="preserve">成 Markdown 或</w:t>
+      </w:r>
+      <w:r>
+        <w:rPr>
+          <w:b/>
+          <w:bCs/>
+        </w:rPr>
+        <w:t xml:space="preserve">刪除</w:t>
+      </w:r>
+      <w:r>
+        <w:t xml:space="preserve">。</w:t>
+      </w:r>
+    </w:p>
+    <w:p>
+      <w:pPr>
+        <w:pStyle w:val="ListParagraph"/>
+        <w:numPr>
+          <w:ilvl w:val="0"/>
+          <w:numId w:val="1"/>
+        </w:numPr>
+      </w:pPr>
+      <w:r>
+        <w:t xml:space="preserve">上方兩個按鈕是「</w:t>
+      </w:r>
+      <w:r>
+        <w:rPr>
+          <w:b/>
+          <w:bCs/>
+        </w:rPr>
+        <w:t xml:space="preserve">備份</w:t>
+      </w:r>
+      <w:r>
+        <w:t xml:space="preserve">」（把整個資料夾的對話存成一個 JSON）與「</w:t>
+      </w:r>
+      <w:r>
+        <w:rPr>
+          <w:b/>
+          <w:bCs/>
+        </w:rPr>
+        <w:t xml:space="preserve">還原</w:t>
+      </w:r>
+      <w:r>
+        <w:t xml:space="preserve">」（從備份 JSON 匯入）。</w:t>
+      </w:r>
+    </w:p>
+    <w:p>
+      <w:r>
+        <w:rPr>
+          <w:b/>
+          <w:bCs/>
+        </w:rPr>
+        <w:t xml:space="preserve">存放位置</w:t>
+      </w:r>
+      <w:r>
+        <w:t xml:space="preserve">：有開啟資料夾時放在該資料夾的 </w:t>
       </w:r>
       <w:r>
         <w:rPr>
           <w:rFonts w:ascii="Consolas" w:cs="Consolas" w:eastAsia="Consolas" w:hAnsi="Consolas"/>
           <w:shd w:fill="F3F5F7" w:color="auto" w:val="clear"/>
         </w:rPr>
-        <w:t xml:space="preserve">Ctrl+Z</w:t>
-      </w:r>
-      <w:r>
-        <w:t xml:space="preserve"> 復原。</w:t>
+        <w:t xml:space="preserve">.DocSmith\chats\</w:t>
+      </w:r>
+      <w:r>
+        <w:t xml:space="preserve">，所以</w:t>
+      </w:r>
+      <w:r>
+        <w:rPr>
+          <w:b/>
+          <w:bCs/>
+        </w:rPr>
+        <w:t xml:space="preserve">每個專案有自己的對話紀錄</w:t>
+      </w:r>
+      <w:r>
+        <w:t xml:space="preserve">，換資料夾就換一批；沒開資料夾時放在 </w:t>
+      </w:r>
+      <w:r>
+        <w:rPr>
+          <w:rFonts w:ascii="Consolas" w:cs="Consolas" w:eastAsia="Consolas" w:hAnsi="Consolas"/>
+          <w:shd w:fill="F3F5F7" w:color="auto" w:val="clear"/>
+        </w:rPr>
+        <w:t xml:space="preserve">%APPDATA%\DocSmith\chats\</w:t>
+      </w:r>
+      <w:r>
+        <w:t xml:space="preserve">。清單最下面會顯示目前的實際位置。</w:t>
+      </w:r>
+    </w:p>
+    <w:p>
+      <w:pPr>
+        <w:pStyle w:val="ListParagraph"/>
+        <w:numPr>
+          <w:ilvl w:val="0"/>
+          <w:numId w:val="1"/>
+        </w:numPr>
+      </w:pPr>
+      <w:r>
+        <w:t xml:space="preserve">對話檔經過壓縮並以 Windows 帳號加密，複製到別台電腦或別的帳號都打不開</w:t>
+      </w:r>
+    </w:p>
+    <w:p>
+      <w:pPr>
+        <w:pStyle w:val="ListParagraph"/>
+        <w:numPr>
+          <w:ilvl w:val="0"/>
+          <w:numId w:val="1"/>
+        </w:numPr>
+      </w:pPr>
+      <w:r>
+        <w:t xml:space="preserve">同時會在 </w:t>
+      </w:r>
+      <w:r>
+        <w:rPr>
+          <w:rFonts w:ascii="Consolas" w:cs="Consolas" w:eastAsia="Consolas" w:hAnsi="Consolas"/>
+          <w:shd w:fill="F3F5F7" w:color="auto" w:val="clear"/>
+        </w:rPr>
+        <w:t xml:space="preserve">%APPDATA%\DocSmith\chats-backup\</w:t>
+      </w:r>
+      <w:r>
+        <w:t xml:space="preserve"> 留一份</w:t>
+      </w:r>
+      <w:r>
+        <w:rPr>
+          <w:b/>
+          <w:bCs/>
+        </w:rPr>
+        <w:t xml:space="preserve">未加密的備援</w:t>
+      </w:r>
+      <w:r>
+        <w:t xml:space="preserve">，萬一加密檔讀不到（換帳號、檔案損毀）會自動改讀備援，資料不會不見</w:t>
+      </w:r>
+    </w:p>
+    <w:p>
+      <w:pPr>
+        <w:pStyle w:val="ListParagraph"/>
+        <w:numPr>
+          <w:ilvl w:val="0"/>
+          <w:numId w:val="1"/>
+        </w:numPr>
+      </w:pPr>
+      <w:r>
+        <w:rPr>
+          <w:rFonts w:ascii="Consolas" w:cs="Consolas" w:eastAsia="Consolas" w:hAnsi="Consolas"/>
+          <w:shd w:fill="F3F5F7" w:color="auto" w:val="clear"/>
+        </w:rPr>
+        <w:t xml:space="preserve">.DocSmith\</w:t>
+      </w:r>
+      <w:r>
+        <w:t xml:space="preserve"> 裡會自動放一個內容為 </w:t>
+      </w:r>
+      <w:r>
+        <w:rPr>
+          <w:rFonts w:ascii="Consolas" w:cs="Consolas" w:eastAsia="Consolas" w:hAnsi="Consolas"/>
+          <w:shd w:fill="F3F5F7" w:color="auto" w:val="clear"/>
+        </w:rPr>
+        <w:t xml:space="preserve">*</w:t>
+      </w:r>
+      <w:r>
+        <w:t xml:space="preserve"> 的 </w:t>
+      </w:r>
+      <w:r>
+        <w:rPr>
+          <w:rFonts w:ascii="Consolas" w:cs="Consolas" w:eastAsia="Consolas" w:hAnsi="Consolas"/>
+          <w:shd w:fill="F3F5F7" w:color="auto" w:val="clear"/>
+        </w:rPr>
+        <w:t xml:space="preserve">.gitignore</w:t>
+      </w:r>
+      <w:r>
+        <w:t xml:space="preserve">，不會被 git 收進專案</w:t>
+      </w:r>
+    </w:p>
+    <w:p>
+      <w:pPr>
+        <w:pStyle w:val="ListParagraph"/>
+        <w:numPr>
+          <w:ilvl w:val="0"/>
+          <w:numId w:val="1"/>
+        </w:numPr>
+      </w:pPr>
+      <w:r>
+        <w:t xml:space="preserve">每個資料夾保留最近 100 組，每組最多 60 則訊息</w:t>
       </w:r>
     </w:p>
     <w:p>
@@ -6590,38 +6434,43 @@
       </w:pPr>
       <w:r>
         <w:rPr>
+          <w:color w:val="57606A"/>
+        </w:rPr>
+        <w:t xml:space="preserve">想長期保存或給別人看，用「匯出」或「備份」—— 這兩個動作產生的是</w:t>
+      </w:r>
+      <w:r>
+        <w:rPr>
           <w:b/>
           <w:bCs/>
           <w:color w:val="57606A"/>
         </w:rPr>
-        <w:t xml:space="preserve">套用前請看一眼差異。</w:t>
+        <w:t xml:space="preserve">明文</w:t>
       </w:r>
       <w:r>
         <w:rPr>
           <w:color w:val="57606A"/>
         </w:rPr>
-        <w:t xml:space="preserve"> 有些模型在「修正」時會順手把註解或整段內容刪掉。DocSmith 已經在指示裡要求模型保留原有的註解、空行與排版，並且在</w:t>
-      </w:r>
-      <w:r>
-        <w:rPr>
-          <w:b/>
-          <w:bCs/>
-          <w:color w:val="57606A"/>
-        </w:rPr>
-        <w:t xml:space="preserve">套用後行數明顯變少</w:t>
-      </w:r>
-      <w:r>
-        <w:rPr>
-          <w:color w:val="57606A"/>
-        </w:rPr>
-        <w:t xml:space="preserve">時，於差異比較上方顯示紅色提醒；但最後確認的還是你。</w:t>
+        <w:t xml:space="preserve">檔案，換電腦也讀得到。</w:t>
+      </w:r>
+    </w:p>
+    <w:p>
+      <w:pPr>
+        <w:pStyle w:val="Heading3"/>
+      </w:pPr>
+      <w:r>
+        <w:t xml:space="preserve">15.4 Token 用量</w:t>
+      </w:r>
+    </w:p>
+    <w:p>
+      <w:r>
+        <w:t xml:space="preserve">輸入框上方有一條用量長條：</w:t>
       </w:r>
     </w:p>
     <w:p>
       <w:r>
         <w:drawing>
           <wp:inline distT="0" distB="0" distL="0" distR="0">
-            <wp:extent cx="5715000" cy="3657600"/>
+            <wp:extent cx="3810000" cy="571500"/>
             <wp:effectExtent t="0" r="0" b="0" l="0"/>
             <wp:docPr id="1" name="" descr="" title=""/>
             <wp:cNvGraphicFramePr>
@@ -6646,7 +6495,7 @@
                   <pic:spPr bwMode="auto">
                     <a:xfrm>
                       <a:off x="0" y="0"/>
-                      <a:ext cx="5715000" cy="3657600"/>
+                      <a:ext cx="3810000" cy="571500"/>
                     </a:xfrm>
                     <a:prstGeom prst="rect">
                       <a:avLst/>
@@ -6660,29 +6509,6 @@
       </w:r>
     </w:p>
     <w:p>
-      <w:r>
-        <w:t xml:space="preserve">「產生說明文件」的結果則是「</w:t>
-      </w:r>
-      <w:r>
-        <w:rPr>
-          <w:b/>
-          <w:bCs/>
-        </w:rPr>
-        <w:t xml:space="preserve">開成新分頁</w:t>
-      </w:r>
-      <w:r>
-        <w:t xml:space="preserve">」，直接變成一份新的 Markdown 文件。</w:t>
-      </w:r>
-    </w:p>
-    <w:p>
-      <w:pPr>
-        <w:pStyle w:val="Heading3"/>
-      </w:pPr>
-      <w:r>
-        <w:t xml:space="preserve">15.5 隱私與公司政策</w:t>
-      </w:r>
-    </w:p>
-    <w:p>
       <w:pPr>
         <w:pStyle w:val="ListParagraph"/>
         <w:numPr>
@@ -6691,17 +6517,17 @@
         </w:numPr>
       </w:pPr>
       <w:r>
-        <w:t xml:space="preserve">使用 AI 功能時，</w:t>
+        <w:t xml:space="preserve">顯示的是</w:t>
       </w:r>
       <w:r>
         <w:rPr>
           <w:b/>
           <w:bCs/>
         </w:rPr>
-        <w:t xml:space="preserve">你勾選的文件內容與問題會傳送到你設定的服務</w:t>
-      </w:r>
-      <w:r>
-        <w:t xml:space="preserve">。第一次使用會出現提醒，同意後才開始；機密文件建議改用公司內部模型。</w:t>
+        <w:t xml:space="preserve">下一次送出的量</w:t>
+      </w:r>
+      <w:r>
+        <w:t xml:space="preserve">：系統提示 ＋ 勾選的參考文件 ＋ 對話歷史 ＋ 輸入框裡的字。打字、勾文件、切換對話都會立刻變動。</w:t>
       </w:r>
     </w:p>
     <w:p>
@@ -6713,7 +6539,7 @@
         </w:numPr>
       </w:pPr>
       <w:r>
-        <w:t xml:space="preserve">除了你勾選的內容與對話，DocSmith 不會傳送其他東西；對話與設定只存在本機。</w:t>
+        <w:t xml:space="preserve">服務有回報實際用量時就顯示實際數字；沒有回報時顯示估算值，前面會加「約」。</w:t>
       </w:r>
     </w:p>
     <w:p>
@@ -6725,27 +6551,39 @@
         </w:numPr>
       </w:pPr>
       <w:r>
-        <w:t xml:space="preserve">公司可用登錄機碼統一管理（</w:t>
-      </w:r>
-      <w:r>
-        <w:rPr>
-          <w:rFonts w:ascii="Consolas" w:cs="Consolas" w:eastAsia="Consolas" w:hAnsi="Consolas"/>
-          <w:shd w:fill="F3F5F7" w:color="auto" w:val="clear"/>
-        </w:rPr>
-        <w:t xml:space="preserve">HKLM\SOFTWARE\Policies\DocSmith</w:t>
-      </w:r>
-      <w:r>
-        <w:t xml:space="preserve">，</w:t>
-      </w:r>
-      <w:r>
-        <w:rPr>
-          <w:rFonts w:ascii="Consolas" w:cs="Consolas" w:eastAsia="Consolas" w:hAnsi="Consolas"/>
-          <w:shd w:fill="F3F5F7" w:color="auto" w:val="clear"/>
-        </w:rPr>
-        <w:t xml:space="preserve">HKCU</w:t>
-      </w:r>
-      <w:r>
-        <w:t xml:space="preserve"> 亦可）：</w:t>
+        <w:rPr>
+          <w:b/>
+          <w:bCs/>
+        </w:rPr>
+        <w:t xml:space="preserve">超過 60% 轉黃、超過 80% 轉紅</w:t>
+      </w:r>
+      <w:r>
+        <w:t xml:space="preserve">，並出現「建議開新對話」按鈕，點了就等於按「新對話」。</w:t>
+      </w:r>
+    </w:p>
+    <w:p>
+      <w:pPr>
+        <w:pStyle w:val="ListParagraph"/>
+        <w:numPr>
+          <w:ilvl w:val="0"/>
+          <w:numId w:val="1"/>
+        </w:numPr>
+      </w:pPr>
+      <w:r>
+        <w:t xml:space="preserve">分母（對話長度上限）依模型名稱自動判斷（例如 gpt-5 系列 400K、Claude 200K、Gemini 1M），判斷不出來用 128K；要自己指定就到 AI 設定的「對話長度上限」填，留空＝自動。</w:t>
+      </w:r>
+    </w:p>
+    <w:p>
+      <w:pPr>
+        <w:pStyle w:val="Heading3"/>
+      </w:pPr>
+      <w:r>
+        <w:t xml:space="preserve">15.5 常用動作</w:t>
+      </w:r>
+    </w:p>
+    <w:p>
+      <w:r>
+        <w:t xml:space="preserve">面板上的一排按鈕，點一下就送出對應的要求：</w:t>
       </w:r>
     </w:p>
     <w:tbl>
@@ -6763,7 +6601,6 @@
       <w:tblGrid>
         <w:gridCol w:w="100"/>
         <w:gridCol w:w="100"/>
-        <w:gridCol w:w="100"/>
       </w:tblGrid>
       <w:tr>
         <w:trPr>
@@ -6788,30 +6625,7 @@
                 <w:b/>
                 <w:bCs/>
               </w:rPr>
-              <w:t xml:space="preserve">值</w:t>
-            </w:r>
-          </w:p>
-        </w:tc>
-        <w:tc>
-          <w:tcPr>
-            <w:shd w:fill="F6F8FA" w:color="auto" w:val="clear"/>
-            <w:tcMar>
-              <w:top w:type="dxa" w:w="60"/>
-              <w:left w:type="dxa" w:w="100"/>
-              <w:bottom w:type="dxa" w:w="60"/>
-              <w:right w:type="dxa" w:w="100"/>
-            </w:tcMar>
-          </w:tcPr>
-          <w:p>
-            <w:pPr>
-              <w:jc w:val="left"/>
-            </w:pPr>
-            <w:r>
-              <w:rPr>
-                <w:b/>
-                <w:bCs/>
-              </w:rPr>
-              <w:t xml:space="preserve">型別</w:t>
+              <w:t xml:space="preserve">按鈕</w:t>
             </w:r>
           </w:p>
         </w:tc>
@@ -6857,54 +6671,25 @@
               <w:jc w:val="left"/>
             </w:pPr>
             <w:r>
-              <w:rPr>
-                <w:rFonts w:ascii="Consolas" w:cs="Consolas" w:eastAsia="Consolas" w:hAnsi="Consolas"/>
-                <w:shd w:fill="F3F5F7" w:color="auto" w:val="clear"/>
-              </w:rPr>
-              <w:t xml:space="preserve">DisableAI</w:t>
-            </w:r>
-          </w:p>
-        </w:tc>
-        <w:tc>
-          <w:tcPr>
-            <w:tcMar>
-              <w:top w:type="dxa" w:w="60"/>
-              <w:left w:type="dxa" w:w="100"/>
-              <w:bottom w:type="dxa" w:w="60"/>
-              <w:right w:type="dxa" w:w="100"/>
-            </w:tcMar>
-          </w:tcPr>
-          <w:p>
-            <w:pPr>
-              <w:jc w:val="left"/>
-            </w:pPr>
-            <w:r>
-              <w:t xml:space="preserve">DWORD </w:t>
-            </w:r>
-            <w:r>
-              <w:rPr>
-                <w:rFonts w:ascii="Consolas" w:cs="Consolas" w:eastAsia="Consolas" w:hAnsi="Consolas"/>
-                <w:shd w:fill="F3F5F7" w:color="auto" w:val="clear"/>
-              </w:rPr>
-              <w:t xml:space="preserve">1</w:t>
-            </w:r>
-          </w:p>
-        </w:tc>
-        <w:tc>
-          <w:tcPr>
-            <w:tcMar>
-              <w:top w:type="dxa" w:w="60"/>
-              <w:left w:type="dxa" w:w="100"/>
-              <w:bottom w:type="dxa" w:w="60"/>
-              <w:right w:type="dxa" w:w="100"/>
-            </w:tcMar>
-          </w:tcPr>
-          <w:p>
-            <w:pPr>
-              <w:jc w:val="left"/>
-            </w:pPr>
-            <w:r>
-              <w:t xml:space="preserve">完全停用 AI，按鈕與面板都不出現</w:t>
+              <w:t xml:space="preserve">摘要</w:t>
+            </w:r>
+          </w:p>
+        </w:tc>
+        <w:tc>
+          <w:tcPr>
+            <w:tcMar>
+              <w:top w:type="dxa" w:w="60"/>
+              <w:left w:type="dxa" w:w="100"/>
+              <w:bottom w:type="dxa" w:w="60"/>
+              <w:right w:type="dxa" w:w="100"/>
+            </w:tcMar>
+          </w:tcPr>
+          <w:p>
+            <w:pPr>
+              <w:jc w:val="left"/>
+            </w:pPr>
+            <w:r>
+              <w:t xml:space="preserve">摘要目前文件的重點</w:t>
             </w:r>
           </w:p>
         </w:tc>
@@ -6927,54 +6712,25 @@
               <w:jc w:val="left"/>
             </w:pPr>
             <w:r>
-              <w:rPr>
-                <w:rFonts w:ascii="Consolas" w:cs="Consolas" w:eastAsia="Consolas" w:hAnsi="Consolas"/>
-                <w:shd w:fill="F3F5F7" w:color="auto" w:val="clear"/>
-              </w:rPr>
-              <w:t xml:space="preserve">AllowedAIProviders</w:t>
-            </w:r>
-          </w:p>
-        </w:tc>
-        <w:tc>
-          <w:tcPr>
-            <w:tcMar>
-              <w:top w:type="dxa" w:w="60"/>
-              <w:left w:type="dxa" w:w="100"/>
-              <w:bottom w:type="dxa" w:w="60"/>
-              <w:right w:type="dxa" w:w="100"/>
-            </w:tcMar>
-          </w:tcPr>
-          <w:p>
-            <w:pPr>
-              <w:jc w:val="left"/>
-            </w:pPr>
-            <w:r>
-              <w:t xml:space="preserve">字串，例如 </w:t>
-            </w:r>
-            <w:r>
-              <w:rPr>
-                <w:rFonts w:ascii="Consolas" w:cs="Consolas" w:eastAsia="Consolas" w:hAnsi="Consolas"/>
-                <w:shd w:fill="F3F5F7" w:color="auto" w:val="clear"/>
-              </w:rPr>
-              <w:t xml:space="preserve">custom</w:t>
-            </w:r>
-          </w:p>
-        </w:tc>
-        <w:tc>
-          <w:tcPr>
-            <w:tcMar>
-              <w:top w:type="dxa" w:w="60"/>
-              <w:left w:type="dxa" w:w="100"/>
-              <w:bottom w:type="dxa" w:w="60"/>
-              <w:right w:type="dxa" w:w="100"/>
-            </w:tcMar>
-          </w:tcPr>
-          <w:p>
-            <w:pPr>
-              <w:jc w:val="left"/>
-            </w:pPr>
-            <w:r>
-              <w:t xml:space="preserve">只允許指定的供應商</w:t>
+              <w:t xml:space="preserve">潤稿</w:t>
+            </w:r>
+          </w:p>
+        </w:tc>
+        <w:tc>
+          <w:tcPr>
+            <w:tcMar>
+              <w:top w:type="dxa" w:w="60"/>
+              <w:left w:type="dxa" w:w="100"/>
+              <w:bottom w:type="dxa" w:w="60"/>
+              <w:right w:type="dxa" w:w="100"/>
+            </w:tcMar>
+          </w:tcPr>
+          <w:p>
+            <w:pPr>
+              <w:jc w:val="left"/>
+            </w:pPr>
+            <w:r>
+              <w:t xml:space="preserve">潤飾文字，保持原意與 Markdown 結構</w:t>
             </w:r>
           </w:p>
         </w:tc>
@@ -6997,47 +6753,148 @@
               <w:jc w:val="left"/>
             </w:pPr>
             <w:r>
-              <w:rPr>
-                <w:rFonts w:ascii="Consolas" w:cs="Consolas" w:eastAsia="Consolas" w:hAnsi="Consolas"/>
-                <w:shd w:fill="F3F5F7" w:color="auto" w:val="clear"/>
-              </w:rPr>
-              <w:t xml:space="preserve">CustomBaseURL</w:t>
-            </w:r>
-          </w:p>
-        </w:tc>
-        <w:tc>
-          <w:tcPr>
-            <w:tcMar>
-              <w:top w:type="dxa" w:w="60"/>
-              <w:left w:type="dxa" w:w="100"/>
-              <w:bottom w:type="dxa" w:w="60"/>
-              <w:right w:type="dxa" w:w="100"/>
-            </w:tcMar>
-          </w:tcPr>
-          <w:p>
-            <w:pPr>
-              <w:jc w:val="left"/>
-            </w:pPr>
-            <w:r>
-              <w:t xml:space="preserve">字串</w:t>
-            </w:r>
-          </w:p>
-        </w:tc>
-        <w:tc>
-          <w:tcPr>
-            <w:tcMar>
-              <w:top w:type="dxa" w:w="60"/>
-              <w:left w:type="dxa" w:w="100"/>
-              <w:bottom w:type="dxa" w:w="60"/>
-              <w:right w:type="dxa" w:w="100"/>
-            </w:tcMar>
-          </w:tcPr>
-          <w:p>
-            <w:pPr>
-              <w:jc w:val="left"/>
-            </w:pPr>
-            <w:r>
-              <w:t xml:space="preserve">鎖定服務網址，使用者不能改</w:t>
+              <w:t xml:space="preserve">翻成英文 / 翻成中文</w:t>
+            </w:r>
+          </w:p>
+        </w:tc>
+        <w:tc>
+          <w:tcPr>
+            <w:tcMar>
+              <w:top w:type="dxa" w:w="60"/>
+              <w:left w:type="dxa" w:w="100"/>
+              <w:bottom w:type="dxa" w:w="60"/>
+              <w:right w:type="dxa" w:w="100"/>
+            </w:tcMar>
+          </w:tcPr>
+          <w:p>
+            <w:pPr>
+              <w:jc w:val="left"/>
+            </w:pPr>
+            <w:r>
+              <w:t xml:space="preserve">翻譯整份文件</w:t>
+            </w:r>
+          </w:p>
+        </w:tc>
+      </w:tr>
+      <w:tr>
+        <w:trPr>
+          <w:tblHeader w:val="false"/>
+        </w:trPr>
+        <w:tc>
+          <w:tcPr>
+            <w:tcMar>
+              <w:top w:type="dxa" w:w="60"/>
+              <w:left w:type="dxa" w:w="100"/>
+              <w:bottom w:type="dxa" w:w="60"/>
+              <w:right w:type="dxa" w:w="100"/>
+            </w:tcMar>
+          </w:tcPr>
+          <w:p>
+            <w:pPr>
+              <w:jc w:val="left"/>
+            </w:pPr>
+            <w:r>
+              <w:t xml:space="preserve">加註解</w:t>
+            </w:r>
+          </w:p>
+        </w:tc>
+        <w:tc>
+          <w:tcPr>
+            <w:tcMar>
+              <w:top w:type="dxa" w:w="60"/>
+              <w:left w:type="dxa" w:w="100"/>
+              <w:bottom w:type="dxa" w:w="60"/>
+              <w:right w:type="dxa" w:w="100"/>
+            </w:tcMar>
+          </w:tcPr>
+          <w:p>
+            <w:pPr>
+              <w:jc w:val="left"/>
+            </w:pPr>
+            <w:r>
+              <w:t xml:space="preserve">為程式碼加上註解，不改變行為</w:t>
+            </w:r>
+          </w:p>
+        </w:tc>
+      </w:tr>
+      <w:tr>
+        <w:trPr>
+          <w:tblHeader w:val="false"/>
+        </w:trPr>
+        <w:tc>
+          <w:tcPr>
+            <w:tcMar>
+              <w:top w:type="dxa" w:w="60"/>
+              <w:left w:type="dxa" w:w="100"/>
+              <w:bottom w:type="dxa" w:w="60"/>
+              <w:right w:type="dxa" w:w="100"/>
+            </w:tcMar>
+          </w:tcPr>
+          <w:p>
+            <w:pPr>
+              <w:jc w:val="left"/>
+            </w:pPr>
+            <w:r>
+              <w:t xml:space="preserve">找錯並修正</w:t>
+            </w:r>
+          </w:p>
+        </w:tc>
+        <w:tc>
+          <w:tcPr>
+            <w:tcMar>
+              <w:top w:type="dxa" w:w="60"/>
+              <w:left w:type="dxa" w:w="100"/>
+              <w:bottom w:type="dxa" w:w="60"/>
+              <w:right w:type="dxa" w:w="100"/>
+            </w:tcMar>
+          </w:tcPr>
+          <w:p>
+            <w:pPr>
+              <w:jc w:val="left"/>
+            </w:pPr>
+            <w:r>
+              <w:t xml:space="preserve">找出錯誤並給修正後的完整內容</w:t>
+            </w:r>
+          </w:p>
+        </w:tc>
+      </w:tr>
+      <w:tr>
+        <w:trPr>
+          <w:tblHeader w:val="false"/>
+        </w:trPr>
+        <w:tc>
+          <w:tcPr>
+            <w:tcMar>
+              <w:top w:type="dxa" w:w="60"/>
+              <w:left w:type="dxa" w:w="100"/>
+              <w:bottom w:type="dxa" w:w="60"/>
+              <w:right w:type="dxa" w:w="100"/>
+            </w:tcMar>
+          </w:tcPr>
+          <w:p>
+            <w:pPr>
+              <w:jc w:val="left"/>
+            </w:pPr>
+            <w:r>
+              <w:t xml:space="preserve">產生說明文件</w:t>
+            </w:r>
+          </w:p>
+        </w:tc>
+        <w:tc>
+          <w:tcPr>
+            <w:tcMar>
+              <w:top w:type="dxa" w:w="60"/>
+              <w:left w:type="dxa" w:w="100"/>
+              <w:bottom w:type="dxa" w:w="60"/>
+              <w:right w:type="dxa" w:w="100"/>
+            </w:tcMar>
+          </w:tcPr>
+          <w:p>
+            <w:pPr>
+              <w:jc w:val="left"/>
+            </w:pPr>
+            <w:r>
+              <w:t xml:space="preserve">分析程式碼，產生一份 Markdown 說明文件</w:t>
             </w:r>
           </w:p>
         </w:tc>
@@ -7046,10 +6903,55 @@
     <w:p/>
     <w:p>
       <w:pPr>
-        <w:pStyle w:val="Heading2"/>
-      </w:pPr>
-      <w:r>
-        <w:t xml:space="preserve">16. 外觀與介面語言</w:t>
+        <w:pStyle w:val="Heading3"/>
+      </w:pPr>
+      <w:r>
+        <w:t xml:space="preserve">15.6 把結果用到文件上</w:t>
+      </w:r>
+    </w:p>
+    <w:p>
+      <w:r>
+        <w:t xml:space="preserve">回覆裡的每個程式碼區塊上方都有四個按鈕：</w:t>
+      </w:r>
+      <w:r>
+        <w:rPr>
+          <w:b/>
+          <w:bCs/>
+        </w:rPr>
+        <w:t xml:space="preserve">插入游標處</w:t>
+      </w:r>
+      <w:r>
+        <w:t xml:space="preserve">、</w:t>
+      </w:r>
+      <w:r>
+        <w:rPr>
+          <w:b/>
+          <w:bCs/>
+        </w:rPr>
+        <w:t xml:space="preserve">取代選取範圍</w:t>
+      </w:r>
+      <w:r>
+        <w:t xml:space="preserve">、</w:t>
+      </w:r>
+      <w:r>
+        <w:rPr>
+          <w:b/>
+          <w:bCs/>
+        </w:rPr>
+        <w:t xml:space="preserve">開成新分頁</w:t>
+      </w:r>
+      <w:r>
+        <w:t xml:space="preserve">、</w:t>
+      </w:r>
+      <w:r>
+        <w:rPr>
+          <w:b/>
+          <w:bCs/>
+        </w:rPr>
+        <w:t xml:space="preserve">複製</w:t>
+      </w:r>
+      <w:r>
+        <w:t xml:space="preserve">。</w:t>
       </w:r>
     </w:p>
     <w:p>
@@ -7095,47 +6997,74 @@
       </w:r>
     </w:p>
     <w:p>
-      <w:pPr>
-        <w:pStyle w:val="ListParagraph"/>
-        <w:numPr>
-          <w:ilvl w:val="0"/>
-          <w:numId w:val="1"/>
-        </w:numPr>
-      </w:pPr>
-      <w:r>
-        <w:t xml:space="preserve">工具列的主題按鈕在「跟隨系統 → 淺色 → 深色」之間切換，</w:t>
+      <w:r>
+        <w:t xml:space="preserve">整份改寫（潤稿 / 修正 / 加註解）的回覆下方會有「</w:t>
       </w:r>
       <w:r>
         <w:rPr>
           <w:b/>
           <w:bCs/>
         </w:rPr>
-        <w:t xml:space="preserve">標題列與圖表顏色都會跟著變</w:t>
-      </w:r>
-      <w:r>
-        <w:t xml:space="preserve">。</w:t>
-      </w:r>
-    </w:p>
-    <w:p>
-      <w:pPr>
-        <w:pStyle w:val="ListParagraph"/>
-        <w:numPr>
-          <w:ilvl w:val="0"/>
-          <w:numId w:val="1"/>
-        </w:numPr>
-      </w:pPr>
-      <w:r>
-        <w:t xml:space="preserve">右上角的語言選單可切換</w:t>
+        <w:t xml:space="preserve">套用到文件</w:t>
+      </w:r>
+      <w:r>
+        <w:t xml:space="preserve">」。按下去會先顯示</w:t>
       </w:r>
       <w:r>
         <w:rPr>
           <w:b/>
           <w:bCs/>
         </w:rPr>
-        <w:t xml:space="preserve">繁體中文 / English</w:t>
-      </w:r>
-      <w:r>
-        <w:t xml:space="preserve">，整個介面（包含 AI 助手與它給模型的指示）都會跟著換。</w:t>
+        <w:t xml:space="preserve">差異比較</w:t>
+      </w:r>
+      <w:r>
+        <w:t xml:space="preserve">——哪幾行新增、哪幾行刪除——確認後才改，而且改完可以 </w:t>
+      </w:r>
+      <w:r>
+        <w:rPr>
+          <w:rFonts w:ascii="Consolas" w:cs="Consolas" w:eastAsia="Consolas" w:hAnsi="Consolas"/>
+          <w:shd w:fill="F3F5F7" w:color="auto" w:val="clear"/>
+        </w:rPr>
+        <w:t xml:space="preserve">Ctrl+Z</w:t>
+      </w:r>
+      <w:r>
+        <w:t xml:space="preserve"> 復原。</w:t>
+      </w:r>
+    </w:p>
+    <w:p>
+      <w:pPr>
+        <w:pBdr>
+          <w:left w:val="single" w:color="D0D7DE" w:sz="18" w:space="8"/>
+        </w:pBdr>
+        <w:ind w:left="400"/>
+      </w:pPr>
+      <w:r>
+        <w:rPr>
+          <w:b/>
+          <w:bCs/>
+          <w:color w:val="57606A"/>
+        </w:rPr>
+        <w:t xml:space="preserve">套用前請看一眼差異。</w:t>
+      </w:r>
+      <w:r>
+        <w:rPr>
+          <w:color w:val="57606A"/>
+        </w:rPr>
+        <w:t xml:space="preserve"> 有些模型在「修正」時會順手把註解或整段內容刪掉。DocSmith 已經在指示裡要求模型保留原有的註解、空行與排版，並且在</w:t>
+      </w:r>
+      <w:r>
+        <w:rPr>
+          <w:b/>
+          <w:bCs/>
+          <w:color w:val="57606A"/>
+        </w:rPr>
+        <w:t xml:space="preserve">套用後行數明顯變少</w:t>
+      </w:r>
+      <w:r>
+        <w:rPr>
+          <w:color w:val="57606A"/>
+        </w:rPr>
+        <w:t xml:space="preserve">時，於差異比較上方顯示紅色提醒；但最後確認的還是你。</w:t>
       </w:r>
     </w:p>
     <w:p>
@@ -7181,49 +7110,92 @@
       </w:r>
     </w:p>
     <w:p>
-      <w:pPr>
-        <w:pStyle w:val="Heading2"/>
-      </w:pPr>
-      <w:r>
-        <w:t xml:space="preserve">17. 設為預設程式</w:t>
-      </w:r>
-    </w:p>
-    <w:p>
-      <w:r>
-        <w:t xml:space="preserve">狀態列的「設為預設程式」可以隨時把 DocSmith 設成 </w:t>
+      <w:r>
+        <w:t xml:space="preserve">「產生說明文件」的結果則是「</w:t>
+      </w:r>
+      <w:r>
+        <w:rPr>
+          <w:b/>
+          <w:bCs/>
+        </w:rPr>
+        <w:t xml:space="preserve">開成新分頁</w:t>
+      </w:r>
+      <w:r>
+        <w:t xml:space="preserve">」，直接變成一份新的 Markdown 文件。</w:t>
+      </w:r>
+    </w:p>
+    <w:p>
+      <w:pPr>
+        <w:pStyle w:val="Heading3"/>
+      </w:pPr>
+      <w:r>
+        <w:t xml:space="preserve">15.7 隱私與公司政策</w:t>
+      </w:r>
+    </w:p>
+    <w:p>
+      <w:pPr>
+        <w:pStyle w:val="ListParagraph"/>
+        <w:numPr>
+          <w:ilvl w:val="0"/>
+          <w:numId w:val="1"/>
+        </w:numPr>
+      </w:pPr>
+      <w:r>
+        <w:t xml:space="preserve">使用 AI 功能時，</w:t>
+      </w:r>
+      <w:r>
+        <w:rPr>
+          <w:b/>
+          <w:bCs/>
+        </w:rPr>
+        <w:t xml:space="preserve">你勾選的文件內容與問題會傳送到你設定的服務</w:t>
+      </w:r>
+      <w:r>
+        <w:t xml:space="preserve">。第一次使用會出現提醒，同意後才開始；機密文件建議改用公司內部模型。</w:t>
+      </w:r>
+    </w:p>
+    <w:p>
+      <w:pPr>
+        <w:pStyle w:val="ListParagraph"/>
+        <w:numPr>
+          <w:ilvl w:val="0"/>
+          <w:numId w:val="1"/>
+        </w:numPr>
+      </w:pPr>
+      <w:r>
+        <w:t xml:space="preserve">除了你勾選的內容與對話，DocSmith 不會傳送其他東西；對話與設定只存在本機。</w:t>
+      </w:r>
+    </w:p>
+    <w:p>
+      <w:pPr>
+        <w:pStyle w:val="ListParagraph"/>
+        <w:numPr>
+          <w:ilvl w:val="0"/>
+          <w:numId w:val="1"/>
+        </w:numPr>
+      </w:pPr>
+      <w:r>
+        <w:t xml:space="preserve">公司可用登錄機碼統一管理（</w:t>
       </w:r>
       <w:r>
         <w:rPr>
           <w:rFonts w:ascii="Consolas" w:cs="Consolas" w:eastAsia="Consolas" w:hAnsi="Consolas"/>
           <w:shd w:fill="F3F5F7" w:color="auto" w:val="clear"/>
         </w:rPr>
-        <w:t xml:space="preserve">.md</w:t>
-      </w:r>
-      <w:r>
-        <w:t xml:space="preserve"> 檔的預設開啟程式；程式也會在 </w:t>
+        <w:t xml:space="preserve">HKLM\SOFTWARE\Policies\DocSmith</w:t>
+      </w:r>
+      <w:r>
+        <w:t xml:space="preserve">，</w:t>
       </w:r>
       <w:r>
         <w:rPr>
           <w:rFonts w:ascii="Consolas" w:cs="Consolas" w:eastAsia="Consolas" w:hAnsi="Consolas"/>
           <w:shd w:fill="F3F5F7" w:color="auto" w:val="clear"/>
         </w:rPr>
-        <w:t xml:space="preserve">HKCU\Software\Classes</w:t>
-      </w:r>
-      <w:r>
-        <w:t xml:space="preserve"> 註冊自己支援的副檔名，因此在檔案總管對檔案按右鍵 →「開啟方式」就能選到 DocSmith。</w:t>
-      </w:r>
-    </w:p>
-    <w:p>
-      <w:r>
-        <w:t xml:space="preserve">不需要管理員權限，也不會動到其他使用者的設定。</w:t>
-      </w:r>
-    </w:p>
-    <w:p>
-      <w:pPr>
-        <w:pStyle w:val="Heading2"/>
-      </w:pPr>
-      <w:r>
-        <w:t xml:space="preserve">18. 快捷鍵一覽</w:t>
+        <w:t xml:space="preserve">HKCU</w:t>
+      </w:r>
+      <w:r>
+        <w:t xml:space="preserve"> 亦可）：</w:t>
       </w:r>
     </w:p>
     <w:tbl>
@@ -7266,7 +7238,7 @@
                 <w:b/>
                 <w:bCs/>
               </w:rPr>
-              <w:t xml:space="preserve">分類</w:t>
+              <w:t xml:space="preserve">值</w:t>
             </w:r>
           </w:p>
         </w:tc>
@@ -7289,7 +7261,7 @@
                 <w:b/>
                 <w:bCs/>
               </w:rPr>
-              <w:t xml:space="preserve">快捷鍵</w:t>
+              <w:t xml:space="preserve">型別</w:t>
             </w:r>
           </w:p>
         </w:tc>
@@ -7335,77 +7307,54 @@
               <w:jc w:val="left"/>
             </w:pPr>
             <w:r>
-              <w:t xml:space="preserve">檔案</w:t>
-            </w:r>
-          </w:p>
-        </w:tc>
-        <w:tc>
-          <w:tcPr>
-            <w:tcMar>
-              <w:top w:type="dxa" w:w="60"/>
-              <w:left w:type="dxa" w:w="100"/>
-              <w:bottom w:type="dxa" w:w="60"/>
-              <w:right w:type="dxa" w:w="100"/>
-            </w:tcMar>
-          </w:tcPr>
-          <w:p>
-            <w:pPr>
-              <w:jc w:val="left"/>
-            </w:pPr>
-            <w:r>
-              <w:rPr>
-                <w:rFonts w:ascii="Consolas" w:cs="Consolas" w:eastAsia="Consolas" w:hAnsi="Consolas"/>
-                <w:shd w:fill="F3F5F7" w:color="auto" w:val="clear"/>
-              </w:rPr>
-              <w:t xml:space="preserve">Ctrl+N</w:t>
-            </w:r>
-            <w:r>
-              <w:t xml:space="preserve"> / </w:t>
-            </w:r>
-            <w:r>
-              <w:rPr>
-                <w:rFonts w:ascii="Consolas" w:cs="Consolas" w:eastAsia="Consolas" w:hAnsi="Consolas"/>
-                <w:shd w:fill="F3F5F7" w:color="auto" w:val="clear"/>
-              </w:rPr>
-              <w:t xml:space="preserve">Ctrl+O</w:t>
-            </w:r>
-            <w:r>
-              <w:t xml:space="preserve"> / </w:t>
-            </w:r>
-            <w:r>
-              <w:rPr>
-                <w:rFonts w:ascii="Consolas" w:cs="Consolas" w:eastAsia="Consolas" w:hAnsi="Consolas"/>
-                <w:shd w:fill="F3F5F7" w:color="auto" w:val="clear"/>
-              </w:rPr>
-              <w:t xml:space="preserve">Ctrl+S</w:t>
-            </w:r>
-            <w:r>
-              <w:t xml:space="preserve"> / </w:t>
-            </w:r>
-            <w:r>
-              <w:rPr>
-                <w:rFonts w:ascii="Consolas" w:cs="Consolas" w:eastAsia="Consolas" w:hAnsi="Consolas"/>
-                <w:shd w:fill="F3F5F7" w:color="auto" w:val="clear"/>
-              </w:rPr>
-              <w:t xml:space="preserve">Ctrl+Shift+S</w:t>
-            </w:r>
-          </w:p>
-        </w:tc>
-        <w:tc>
-          <w:tcPr>
-            <w:tcMar>
-              <w:top w:type="dxa" w:w="60"/>
-              <w:left w:type="dxa" w:w="100"/>
-              <w:bottom w:type="dxa" w:w="60"/>
-              <w:right w:type="dxa" w:w="100"/>
-            </w:tcMar>
-          </w:tcPr>
-          <w:p>
-            <w:pPr>
-              <w:jc w:val="left"/>
-            </w:pPr>
-            <w:r>
-              <w:t xml:space="preserve">新增分頁 / 開啟 / 儲存 / 另存新檔</w:t>
+              <w:rPr>
+                <w:rFonts w:ascii="Consolas" w:cs="Consolas" w:eastAsia="Consolas" w:hAnsi="Consolas"/>
+                <w:shd w:fill="F3F5F7" w:color="auto" w:val="clear"/>
+              </w:rPr>
+              <w:t xml:space="preserve">DisableAI</w:t>
+            </w:r>
+          </w:p>
+        </w:tc>
+        <w:tc>
+          <w:tcPr>
+            <w:tcMar>
+              <w:top w:type="dxa" w:w="60"/>
+              <w:left w:type="dxa" w:w="100"/>
+              <w:bottom w:type="dxa" w:w="60"/>
+              <w:right w:type="dxa" w:w="100"/>
+            </w:tcMar>
+          </w:tcPr>
+          <w:p>
+            <w:pPr>
+              <w:jc w:val="left"/>
+            </w:pPr>
+            <w:r>
+              <w:t xml:space="preserve">DWORD </w:t>
+            </w:r>
+            <w:r>
+              <w:rPr>
+                <w:rFonts w:ascii="Consolas" w:cs="Consolas" w:eastAsia="Consolas" w:hAnsi="Consolas"/>
+                <w:shd w:fill="F3F5F7" w:color="auto" w:val="clear"/>
+              </w:rPr>
+              <w:t xml:space="preserve">1</w:t>
+            </w:r>
+          </w:p>
+        </w:tc>
+        <w:tc>
+          <w:tcPr>
+            <w:tcMar>
+              <w:top w:type="dxa" w:w="60"/>
+              <w:left w:type="dxa" w:w="100"/>
+              <w:bottom w:type="dxa" w:w="60"/>
+              <w:right w:type="dxa" w:w="100"/>
+            </w:tcMar>
+          </w:tcPr>
+          <w:p>
+            <w:pPr>
+              <w:jc w:val="left"/>
+            </w:pPr>
+            <w:r>
+              <w:t xml:space="preserve">完全停用 AI，按鈕與面板都不出現</w:t>
             </w:r>
           </w:p>
         </w:tc>
@@ -7428,57 +7377,54 @@
               <w:jc w:val="left"/>
             </w:pPr>
             <w:r>
-              <w:t xml:space="preserve">分頁</w:t>
-            </w:r>
-          </w:p>
-        </w:tc>
-        <w:tc>
-          <w:tcPr>
-            <w:tcMar>
-              <w:top w:type="dxa" w:w="60"/>
-              <w:left w:type="dxa" w:w="100"/>
-              <w:bottom w:type="dxa" w:w="60"/>
-              <w:right w:type="dxa" w:w="100"/>
-            </w:tcMar>
-          </w:tcPr>
-          <w:p>
-            <w:pPr>
-              <w:jc w:val="left"/>
-            </w:pPr>
-            <w:r>
-              <w:rPr>
-                <w:rFonts w:ascii="Consolas" w:cs="Consolas" w:eastAsia="Consolas" w:hAnsi="Consolas"/>
-                <w:shd w:fill="F3F5F7" w:color="auto" w:val="clear"/>
-              </w:rPr>
-              <w:t xml:space="preserve">Ctrl+W</w:t>
-            </w:r>
-            <w:r>
-              <w:t xml:space="preserve"> / </w:t>
-            </w:r>
-            <w:r>
-              <w:rPr>
-                <w:rFonts w:ascii="Consolas" w:cs="Consolas" w:eastAsia="Consolas" w:hAnsi="Consolas"/>
-                <w:shd w:fill="F3F5F7" w:color="auto" w:val="clear"/>
-              </w:rPr>
-              <w:t xml:space="preserve">Ctrl+Tab</w:t>
-            </w:r>
-          </w:p>
-        </w:tc>
-        <w:tc>
-          <w:tcPr>
-            <w:tcMar>
-              <w:top w:type="dxa" w:w="60"/>
-              <w:left w:type="dxa" w:w="100"/>
-              <w:bottom w:type="dxa" w:w="60"/>
-              <w:right w:type="dxa" w:w="100"/>
-            </w:tcMar>
-          </w:tcPr>
-          <w:p>
-            <w:pPr>
-              <w:jc w:val="left"/>
-            </w:pPr>
-            <w:r>
-              <w:t xml:space="preserve">關閉 / 切換下一個</w:t>
+              <w:rPr>
+                <w:rFonts w:ascii="Consolas" w:cs="Consolas" w:eastAsia="Consolas" w:hAnsi="Consolas"/>
+                <w:shd w:fill="F3F5F7" w:color="auto" w:val="clear"/>
+              </w:rPr>
+              <w:t xml:space="preserve">AllowedAIProviders</w:t>
+            </w:r>
+          </w:p>
+        </w:tc>
+        <w:tc>
+          <w:tcPr>
+            <w:tcMar>
+              <w:top w:type="dxa" w:w="60"/>
+              <w:left w:type="dxa" w:w="100"/>
+              <w:bottom w:type="dxa" w:w="60"/>
+              <w:right w:type="dxa" w:w="100"/>
+            </w:tcMar>
+          </w:tcPr>
+          <w:p>
+            <w:pPr>
+              <w:jc w:val="left"/>
+            </w:pPr>
+            <w:r>
+              <w:t xml:space="preserve">字串，例如 </w:t>
+            </w:r>
+            <w:r>
+              <w:rPr>
+                <w:rFonts w:ascii="Consolas" w:cs="Consolas" w:eastAsia="Consolas" w:hAnsi="Consolas"/>
+                <w:shd w:fill="F3F5F7" w:color="auto" w:val="clear"/>
+              </w:rPr>
+              <w:t xml:space="preserve">custom</w:t>
+            </w:r>
+          </w:p>
+        </w:tc>
+        <w:tc>
+          <w:tcPr>
+            <w:tcMar>
+              <w:top w:type="dxa" w:w="60"/>
+              <w:left w:type="dxa" w:w="100"/>
+              <w:bottom w:type="dxa" w:w="60"/>
+              <w:right w:type="dxa" w:w="100"/>
+            </w:tcMar>
+          </w:tcPr>
+          <w:p>
+            <w:pPr>
+              <w:jc w:val="left"/>
+            </w:pPr>
+            <w:r>
+              <w:t xml:space="preserve">只允許指定的供應商</w:t>
             </w:r>
           </w:p>
         </w:tc>
@@ -7501,67 +7447,322 @@
               <w:jc w:val="left"/>
             </w:pPr>
             <w:r>
-              <w:t xml:space="preserve">編輯</w:t>
-            </w:r>
-          </w:p>
-        </w:tc>
-        <w:tc>
-          <w:tcPr>
-            <w:tcMar>
-              <w:top w:type="dxa" w:w="60"/>
-              <w:left w:type="dxa" w:w="100"/>
-              <w:bottom w:type="dxa" w:w="60"/>
-              <w:right w:type="dxa" w:w="100"/>
-            </w:tcMar>
-          </w:tcPr>
-          <w:p>
-            <w:pPr>
-              <w:jc w:val="left"/>
-            </w:pPr>
-            <w:r>
-              <w:rPr>
-                <w:rFonts w:ascii="Consolas" w:cs="Consolas" w:eastAsia="Consolas" w:hAnsi="Consolas"/>
-                <w:shd w:fill="F3F5F7" w:color="auto" w:val="clear"/>
-              </w:rPr>
-              <w:t xml:space="preserve">Ctrl+B</w:t>
-            </w:r>
-            <w:r>
-              <w:t xml:space="preserve"> </w:t>
-            </w:r>
-            <w:r>
-              <w:rPr>
-                <w:rFonts w:ascii="Consolas" w:cs="Consolas" w:eastAsia="Consolas" w:hAnsi="Consolas"/>
-                <w:shd w:fill="F3F5F7" w:color="auto" w:val="clear"/>
-              </w:rPr>
-              <w:t xml:space="preserve">Ctrl+I</w:t>
-            </w:r>
-            <w:r>
-              <w:t xml:space="preserve"> </w:t>
-            </w:r>
-            <w:r>
-              <w:rPr>
-                <w:rFonts w:ascii="Consolas" w:cs="Consolas" w:eastAsia="Consolas" w:hAnsi="Consolas"/>
-                <w:shd w:fill="F3F5F7" w:color="auto" w:val="clear"/>
-              </w:rPr>
-              <w:t xml:space="preserve">Ctrl+Shift+X</w:t>
-            </w:r>
-          </w:p>
-        </w:tc>
-        <w:tc>
-          <w:tcPr>
-            <w:tcMar>
-              <w:top w:type="dxa" w:w="60"/>
-              <w:left w:type="dxa" w:w="100"/>
-              <w:bottom w:type="dxa" w:w="60"/>
-              <w:right w:type="dxa" w:w="100"/>
-            </w:tcMar>
-          </w:tcPr>
-          <w:p>
-            <w:pPr>
-              <w:jc w:val="left"/>
-            </w:pPr>
-            <w:r>
-              <w:t xml:space="preserve">粗體 / 斜體 / 刪除線</w:t>
+              <w:rPr>
+                <w:rFonts w:ascii="Consolas" w:cs="Consolas" w:eastAsia="Consolas" w:hAnsi="Consolas"/>
+                <w:shd w:fill="F3F5F7" w:color="auto" w:val="clear"/>
+              </w:rPr>
+              <w:t xml:space="preserve">CustomBaseURL</w:t>
+            </w:r>
+          </w:p>
+        </w:tc>
+        <w:tc>
+          <w:tcPr>
+            <w:tcMar>
+              <w:top w:type="dxa" w:w="60"/>
+              <w:left w:type="dxa" w:w="100"/>
+              <w:bottom w:type="dxa" w:w="60"/>
+              <w:right w:type="dxa" w:w="100"/>
+            </w:tcMar>
+          </w:tcPr>
+          <w:p>
+            <w:pPr>
+              <w:jc w:val="left"/>
+            </w:pPr>
+            <w:r>
+              <w:t xml:space="preserve">字串</w:t>
+            </w:r>
+          </w:p>
+        </w:tc>
+        <w:tc>
+          <w:tcPr>
+            <w:tcMar>
+              <w:top w:type="dxa" w:w="60"/>
+              <w:left w:type="dxa" w:w="100"/>
+              <w:bottom w:type="dxa" w:w="60"/>
+              <w:right w:type="dxa" w:w="100"/>
+            </w:tcMar>
+          </w:tcPr>
+          <w:p>
+            <w:pPr>
+              <w:jc w:val="left"/>
+            </w:pPr>
+            <w:r>
+              <w:t xml:space="preserve">鎖定服務網址，使用者不能改</w:t>
+            </w:r>
+          </w:p>
+        </w:tc>
+      </w:tr>
+    </w:tbl>
+    <w:p/>
+    <w:p>
+      <w:pPr>
+        <w:pStyle w:val="Heading2"/>
+      </w:pPr>
+      <w:r>
+        <w:t xml:space="preserve">16. 外觀與介面語言</w:t>
+      </w:r>
+    </w:p>
+    <w:p>
+      <w:r>
+        <w:drawing>
+          <wp:inline distT="0" distB="0" distL="0" distR="0">
+            <wp:extent cx="5715000" cy="3657600"/>
+            <wp:effectExtent t="0" r="0" b="0" l="0"/>
+            <wp:docPr id="1" name="" descr="" title=""/>
+            <wp:cNvGraphicFramePr>
+              <a:graphicFrameLocks xmlns:a="http://schemas.openxmlformats.org/drawingml/2006/main" noChangeAspect="1"/>
+            </wp:cNvGraphicFramePr>
+            <a:graphic xmlns:a="http://schemas.openxmlformats.org/drawingml/2006/main">
+              <a:graphicData uri="http://schemas.openxmlformats.org/drawingml/2006/picture">
+                <pic:pic xmlns:pic="http://schemas.openxmlformats.org/drawingml/2006/picture">
+                  <pic:nvPicPr>
+                    <pic:cNvPr id="0" name="" descr=""/>
+                    <pic:cNvPicPr>
+                      <a:picLocks noChangeAspect="1" noChangeArrowheads="1"/>
+                    </pic:cNvPicPr>
+                  </pic:nvPicPr>
+                  <pic:blipFill>
+                    <a:blip r:embed="rId32" cstate="none"/>
+                    <a:srcRect/>
+                    <a:stretch>
+                      <a:fillRect/>
+                    </a:stretch>
+                  </pic:blipFill>
+                  <pic:spPr bwMode="auto">
+                    <a:xfrm>
+                      <a:off x="0" y="0"/>
+                      <a:ext cx="5715000" cy="3657600"/>
+                    </a:xfrm>
+                    <a:prstGeom prst="rect">
+                      <a:avLst/>
+                    </a:prstGeom>
+                  </pic:spPr>
+                </pic:pic>
+              </a:graphicData>
+            </a:graphic>
+          </wp:inline>
+        </w:drawing>
+      </w:r>
+    </w:p>
+    <w:p>
+      <w:pPr>
+        <w:pStyle w:val="ListParagraph"/>
+        <w:numPr>
+          <w:ilvl w:val="0"/>
+          <w:numId w:val="1"/>
+        </w:numPr>
+      </w:pPr>
+      <w:r>
+        <w:t xml:space="preserve">工具列的主題按鈕在「跟隨系統 → 淺色 → 深色」之間切換，</w:t>
+      </w:r>
+      <w:r>
+        <w:rPr>
+          <w:b/>
+          <w:bCs/>
+        </w:rPr>
+        <w:t xml:space="preserve">標題列與圖表顏色都會跟著變</w:t>
+      </w:r>
+      <w:r>
+        <w:t xml:space="preserve">。</w:t>
+      </w:r>
+    </w:p>
+    <w:p>
+      <w:pPr>
+        <w:pStyle w:val="ListParagraph"/>
+        <w:numPr>
+          <w:ilvl w:val="0"/>
+          <w:numId w:val="1"/>
+        </w:numPr>
+      </w:pPr>
+      <w:r>
+        <w:t xml:space="preserve">右上角的語言選單可切換</w:t>
+      </w:r>
+      <w:r>
+        <w:rPr>
+          <w:b/>
+          <w:bCs/>
+        </w:rPr>
+        <w:t xml:space="preserve">繁體中文 / English</w:t>
+      </w:r>
+      <w:r>
+        <w:t xml:space="preserve">，整個介面（包含 AI 助手與它給模型的指示）都會跟著換。</w:t>
+      </w:r>
+    </w:p>
+    <w:p>
+      <w:r>
+        <w:drawing>
+          <wp:inline distT="0" distB="0" distL="0" distR="0">
+            <wp:extent cx="5715000" cy="3657600"/>
+            <wp:effectExtent t="0" r="0" b="0" l="0"/>
+            <wp:docPr id="1" name="" descr="" title=""/>
+            <wp:cNvGraphicFramePr>
+              <a:graphicFrameLocks xmlns:a="http://schemas.openxmlformats.org/drawingml/2006/main" noChangeAspect="1"/>
+            </wp:cNvGraphicFramePr>
+            <a:graphic xmlns:a="http://schemas.openxmlformats.org/drawingml/2006/main">
+              <a:graphicData uri="http://schemas.openxmlformats.org/drawingml/2006/picture">
+                <pic:pic xmlns:pic="http://schemas.openxmlformats.org/drawingml/2006/picture">
+                  <pic:nvPicPr>
+                    <pic:cNvPr id="0" name="" descr=""/>
+                    <pic:cNvPicPr>
+                      <a:picLocks noChangeAspect="1" noChangeArrowheads="1"/>
+                    </pic:cNvPicPr>
+                  </pic:nvPicPr>
+                  <pic:blipFill>
+                    <a:blip r:embed="rId33" cstate="none"/>
+                    <a:srcRect/>
+                    <a:stretch>
+                      <a:fillRect/>
+                    </a:stretch>
+                  </pic:blipFill>
+                  <pic:spPr bwMode="auto">
+                    <a:xfrm>
+                      <a:off x="0" y="0"/>
+                      <a:ext cx="5715000" cy="3657600"/>
+                    </a:xfrm>
+                    <a:prstGeom prst="rect">
+                      <a:avLst/>
+                    </a:prstGeom>
+                  </pic:spPr>
+                </pic:pic>
+              </a:graphicData>
+            </a:graphic>
+          </wp:inline>
+        </w:drawing>
+      </w:r>
+    </w:p>
+    <w:p>
+      <w:pPr>
+        <w:pStyle w:val="Heading2"/>
+      </w:pPr>
+      <w:r>
+        <w:t xml:space="preserve">17. 設為預設程式</w:t>
+      </w:r>
+    </w:p>
+    <w:p>
+      <w:r>
+        <w:t xml:space="preserve">狀態列的「設為預設程式」可以隨時把 DocSmith 設成 </w:t>
+      </w:r>
+      <w:r>
+        <w:rPr>
+          <w:rFonts w:ascii="Consolas" w:cs="Consolas" w:eastAsia="Consolas" w:hAnsi="Consolas"/>
+          <w:shd w:fill="F3F5F7" w:color="auto" w:val="clear"/>
+        </w:rPr>
+        <w:t xml:space="preserve">.md</w:t>
+      </w:r>
+      <w:r>
+        <w:t xml:space="preserve"> 檔的預設開啟程式；程式也會在 </w:t>
+      </w:r>
+      <w:r>
+        <w:rPr>
+          <w:rFonts w:ascii="Consolas" w:cs="Consolas" w:eastAsia="Consolas" w:hAnsi="Consolas"/>
+          <w:shd w:fill="F3F5F7" w:color="auto" w:val="clear"/>
+        </w:rPr>
+        <w:t xml:space="preserve">HKCU\Software\Classes</w:t>
+      </w:r>
+      <w:r>
+        <w:t xml:space="preserve"> 註冊自己支援的副檔名，因此在檔案總管對檔案按右鍵 →「開啟方式」就能選到 DocSmith。</w:t>
+      </w:r>
+    </w:p>
+    <w:p>
+      <w:r>
+        <w:t xml:space="preserve">不需要管理員權限，也不會動到其他使用者的設定。</w:t>
+      </w:r>
+    </w:p>
+    <w:p>
+      <w:pPr>
+        <w:pStyle w:val="Heading2"/>
+      </w:pPr>
+      <w:r>
+        <w:t xml:space="preserve">18. 快捷鍵一覽</w:t>
+      </w:r>
+    </w:p>
+    <w:tbl>
+      <w:tblPr>
+        <w:tblW w:type="pct" w:w="100%"/>
+        <w:tblBorders>
+          <w:top w:val="single" w:color="D0D7DE" w:sz="4"/>
+          <w:left w:val="single" w:color="D0D7DE" w:sz="4"/>
+          <w:bottom w:val="single" w:color="D0D7DE" w:sz="4"/>
+          <w:right w:val="single" w:color="D0D7DE" w:sz="4"/>
+          <w:insideH w:val="single" w:color="D0D7DE" w:sz="4"/>
+          <w:insideV w:val="single" w:color="D0D7DE" w:sz="4"/>
+        </w:tblBorders>
+      </w:tblPr>
+      <w:tblGrid>
+        <w:gridCol w:w="100"/>
+        <w:gridCol w:w="100"/>
+        <w:gridCol w:w="100"/>
+      </w:tblGrid>
+      <w:tr>
+        <w:trPr>
+          <w:tblHeader/>
+        </w:trPr>
+        <w:tc>
+          <w:tcPr>
+            <w:shd w:fill="F6F8FA" w:color="auto" w:val="clear"/>
+            <w:tcMar>
+              <w:top w:type="dxa" w:w="60"/>
+              <w:left w:type="dxa" w:w="100"/>
+              <w:bottom w:type="dxa" w:w="60"/>
+              <w:right w:type="dxa" w:w="100"/>
+            </w:tcMar>
+          </w:tcPr>
+          <w:p>
+            <w:pPr>
+              <w:jc w:val="left"/>
+            </w:pPr>
+            <w:r>
+              <w:rPr>
+                <w:b/>
+                <w:bCs/>
+              </w:rPr>
+              <w:t xml:space="preserve">分類</w:t>
+            </w:r>
+          </w:p>
+        </w:tc>
+        <w:tc>
+          <w:tcPr>
+            <w:shd w:fill="F6F8FA" w:color="auto" w:val="clear"/>
+            <w:tcMar>
+              <w:top w:type="dxa" w:w="60"/>
+              <w:left w:type="dxa" w:w="100"/>
+              <w:bottom w:type="dxa" w:w="60"/>
+              <w:right w:type="dxa" w:w="100"/>
+            </w:tcMar>
+          </w:tcPr>
+          <w:p>
+            <w:pPr>
+              <w:jc w:val="left"/>
+            </w:pPr>
+            <w:r>
+              <w:rPr>
+                <w:b/>
+                <w:bCs/>
+              </w:rPr>
+              <w:t xml:space="preserve">快捷鍵</w:t>
+            </w:r>
+          </w:p>
+        </w:tc>
+        <w:tc>
+          <w:tcPr>
+            <w:shd w:fill="F6F8FA" w:color="auto" w:val="clear"/>
+            <w:tcMar>
+              <w:top w:type="dxa" w:w="60"/>
+              <w:left w:type="dxa" w:w="100"/>
+              <w:bottom w:type="dxa" w:w="60"/>
+              <w:right w:type="dxa" w:w="100"/>
+            </w:tcMar>
+          </w:tcPr>
+          <w:p>
+            <w:pPr>
+              <w:jc w:val="left"/>
+            </w:pPr>
+            <w:r>
+              <w:rPr>
+                <w:b/>
+                <w:bCs/>
+              </w:rPr>
+              <w:t xml:space="preserve">作用</w:t>
             </w:r>
           </w:p>
         </w:tc>
@@ -7584,67 +7785,77 @@
               <w:jc w:val="left"/>
             </w:pPr>
             <w:r>
-              <w:t xml:space="preserve">編輯</w:t>
-            </w:r>
-          </w:p>
-        </w:tc>
-        <w:tc>
-          <w:tcPr>
-            <w:tcMar>
-              <w:top w:type="dxa" w:w="60"/>
-              <w:left w:type="dxa" w:w="100"/>
-              <w:bottom w:type="dxa" w:w="60"/>
-              <w:right w:type="dxa" w:w="100"/>
-            </w:tcMar>
-          </w:tcPr>
-          <w:p>
-            <w:pPr>
-              <w:jc w:val="left"/>
-            </w:pPr>
-            <w:r>
-              <w:rPr>
-                <w:rFonts w:ascii="Consolas" w:cs="Consolas" w:eastAsia="Consolas" w:hAnsi="Consolas"/>
-                <w:shd w:fill="F3F5F7" w:color="auto" w:val="clear"/>
-              </w:rPr>
-              <w:t xml:space="preserve">Ctrl+1</w:t>
-            </w:r>
-            <w:r>
-              <w:t xml:space="preserve"> </w:t>
-            </w:r>
-            <w:r>
-              <w:rPr>
-                <w:rFonts w:ascii="Consolas" w:cs="Consolas" w:eastAsia="Consolas" w:hAnsi="Consolas"/>
-                <w:shd w:fill="F3F5F7" w:color="auto" w:val="clear"/>
-              </w:rPr>
-              <w:t xml:space="preserve">Ctrl+2</w:t>
-            </w:r>
-            <w:r>
-              <w:t xml:space="preserve"> </w:t>
-            </w:r>
-            <w:r>
-              <w:rPr>
-                <w:rFonts w:ascii="Consolas" w:cs="Consolas" w:eastAsia="Consolas" w:hAnsi="Consolas"/>
-                <w:shd w:fill="F3F5F7" w:color="auto" w:val="clear"/>
-              </w:rPr>
-              <w:t xml:space="preserve">Ctrl+3</w:t>
-            </w:r>
-          </w:p>
-        </w:tc>
-        <w:tc>
-          <w:tcPr>
-            <w:tcMar>
-              <w:top w:type="dxa" w:w="60"/>
-              <w:left w:type="dxa" w:w="100"/>
-              <w:bottom w:type="dxa" w:w="60"/>
-              <w:right w:type="dxa" w:w="100"/>
-            </w:tcMar>
-          </w:tcPr>
-          <w:p>
-            <w:pPr>
-              <w:jc w:val="left"/>
-            </w:pPr>
-            <w:r>
-              <w:t xml:space="preserve">標題 1 / 2 / 3</w:t>
+              <w:t xml:space="preserve">檔案</w:t>
+            </w:r>
+          </w:p>
+        </w:tc>
+        <w:tc>
+          <w:tcPr>
+            <w:tcMar>
+              <w:top w:type="dxa" w:w="60"/>
+              <w:left w:type="dxa" w:w="100"/>
+              <w:bottom w:type="dxa" w:w="60"/>
+              <w:right w:type="dxa" w:w="100"/>
+            </w:tcMar>
+          </w:tcPr>
+          <w:p>
+            <w:pPr>
+              <w:jc w:val="left"/>
+            </w:pPr>
+            <w:r>
+              <w:rPr>
+                <w:rFonts w:ascii="Consolas" w:cs="Consolas" w:eastAsia="Consolas" w:hAnsi="Consolas"/>
+                <w:shd w:fill="F3F5F7" w:color="auto" w:val="clear"/>
+              </w:rPr>
+              <w:t xml:space="preserve">Ctrl+N</w:t>
+            </w:r>
+            <w:r>
+              <w:t xml:space="preserve"> / </w:t>
+            </w:r>
+            <w:r>
+              <w:rPr>
+                <w:rFonts w:ascii="Consolas" w:cs="Consolas" w:eastAsia="Consolas" w:hAnsi="Consolas"/>
+                <w:shd w:fill="F3F5F7" w:color="auto" w:val="clear"/>
+              </w:rPr>
+              <w:t xml:space="preserve">Ctrl+O</w:t>
+            </w:r>
+            <w:r>
+              <w:t xml:space="preserve"> / </w:t>
+            </w:r>
+            <w:r>
+              <w:rPr>
+                <w:rFonts w:ascii="Consolas" w:cs="Consolas" w:eastAsia="Consolas" w:hAnsi="Consolas"/>
+                <w:shd w:fill="F3F5F7" w:color="auto" w:val="clear"/>
+              </w:rPr>
+              <w:t xml:space="preserve">Ctrl+S</w:t>
+            </w:r>
+            <w:r>
+              <w:t xml:space="preserve"> / </w:t>
+            </w:r>
+            <w:r>
+              <w:rPr>
+                <w:rFonts w:ascii="Consolas" w:cs="Consolas" w:eastAsia="Consolas" w:hAnsi="Consolas"/>
+                <w:shd w:fill="F3F5F7" w:color="auto" w:val="clear"/>
+              </w:rPr>
+              <w:t xml:space="preserve">Ctrl+Shift+S</w:t>
+            </w:r>
+          </w:p>
+        </w:tc>
+        <w:tc>
+          <w:tcPr>
+            <w:tcMar>
+              <w:top w:type="dxa" w:w="60"/>
+              <w:left w:type="dxa" w:w="100"/>
+              <w:bottom w:type="dxa" w:w="60"/>
+              <w:right w:type="dxa" w:w="100"/>
+            </w:tcMar>
+          </w:tcPr>
+          <w:p>
+            <w:pPr>
+              <w:jc w:val="left"/>
+            </w:pPr>
+            <w:r>
+              <w:t xml:space="preserve">新增分頁 / 開啟 / 儲存 / 另存新檔</w:t>
             </w:r>
           </w:p>
         </w:tc>
@@ -7667,29 +7878,29 @@
               <w:jc w:val="left"/>
             </w:pPr>
             <w:r>
-              <w:t xml:space="preserve">編輯</w:t>
-            </w:r>
-          </w:p>
-        </w:tc>
-        <w:tc>
-          <w:tcPr>
-            <w:tcMar>
-              <w:top w:type="dxa" w:w="60"/>
-              <w:left w:type="dxa" w:w="100"/>
-              <w:bottom w:type="dxa" w:w="60"/>
-              <w:right w:type="dxa" w:w="100"/>
-            </w:tcMar>
-          </w:tcPr>
-          <w:p>
-            <w:pPr>
-              <w:jc w:val="left"/>
-            </w:pPr>
-            <w:r>
-              <w:rPr>
-                <w:rFonts w:ascii="Consolas" w:cs="Consolas" w:eastAsia="Consolas" w:hAnsi="Consolas"/>
-                <w:shd w:fill="F3F5F7" w:color="auto" w:val="clear"/>
-              </w:rPr>
-              <w:t xml:space="preserve">Ctrl+E</w:t>
+              <w:t xml:space="preserve">分頁</w:t>
+            </w:r>
+          </w:p>
+        </w:tc>
+        <w:tc>
+          <w:tcPr>
+            <w:tcMar>
+              <w:top w:type="dxa" w:w="60"/>
+              <w:left w:type="dxa" w:w="100"/>
+              <w:bottom w:type="dxa" w:w="60"/>
+              <w:right w:type="dxa" w:w="100"/>
+            </w:tcMar>
+          </w:tcPr>
+          <w:p>
+            <w:pPr>
+              <w:jc w:val="left"/>
+            </w:pPr>
+            <w:r>
+              <w:rPr>
+                <w:rFonts w:ascii="Consolas" w:cs="Consolas" w:eastAsia="Consolas" w:hAnsi="Consolas"/>
+                <w:shd w:fill="F3F5F7" w:color="auto" w:val="clear"/>
+              </w:rPr>
+              <w:t xml:space="preserve">Ctrl+W</w:t>
             </w:r>
             <w:r>
               <w:t xml:space="preserve"> / </w:t>
@@ -7699,35 +7910,25 @@
                 <w:rFonts w:ascii="Consolas" w:cs="Consolas" w:eastAsia="Consolas" w:hAnsi="Consolas"/>
                 <w:shd w:fill="F3F5F7" w:color="auto" w:val="clear"/>
               </w:rPr>
-              <w:t xml:space="preserve">Ctrl+Shift+E</w:t>
-            </w:r>
-            <w:r>
-              <w:t xml:space="preserve"> / </w:t>
-            </w:r>
-            <w:r>
-              <w:rPr>
-                <w:rFonts w:ascii="Consolas" w:cs="Consolas" w:eastAsia="Consolas" w:hAnsi="Consolas"/>
-                <w:shd w:fill="F3F5F7" w:color="auto" w:val="clear"/>
-              </w:rPr>
-              <w:t xml:space="preserve">Ctrl+K</w:t>
-            </w:r>
-          </w:p>
-        </w:tc>
-        <w:tc>
-          <w:tcPr>
-            <w:tcMar>
-              <w:top w:type="dxa" w:w="60"/>
-              <w:left w:type="dxa" w:w="100"/>
-              <w:bottom w:type="dxa" w:w="60"/>
-              <w:right w:type="dxa" w:w="100"/>
-            </w:tcMar>
-          </w:tcPr>
-          <w:p>
-            <w:pPr>
-              <w:jc w:val="left"/>
-            </w:pPr>
-            <w:r>
-              <w:t xml:space="preserve">行內程式碼 / 程式碼區塊 / 連結</w:t>
+              <w:t xml:space="preserve">Ctrl+Tab</w:t>
+            </w:r>
+          </w:p>
+        </w:tc>
+        <w:tc>
+          <w:tcPr>
+            <w:tcMar>
+              <w:top w:type="dxa" w:w="60"/>
+              <w:left w:type="dxa" w:w="100"/>
+              <w:bottom w:type="dxa" w:w="60"/>
+              <w:right w:type="dxa" w:w="100"/>
+            </w:tcMar>
+          </w:tcPr>
+          <w:p>
+            <w:pPr>
+              <w:jc w:val="left"/>
+            </w:pPr>
+            <w:r>
+              <w:t xml:space="preserve">關閉 / 切換下一個</w:t>
             </w:r>
           </w:p>
         </w:tc>
@@ -7750,47 +7951,67 @@
               <w:jc w:val="left"/>
             </w:pPr>
             <w:r>
-              <w:t xml:space="preserve">排版</w:t>
-            </w:r>
-          </w:p>
-        </w:tc>
-        <w:tc>
-          <w:tcPr>
-            <w:tcMar>
-              <w:top w:type="dxa" w:w="60"/>
-              <w:left w:type="dxa" w:w="100"/>
-              <w:bottom w:type="dxa" w:w="60"/>
-              <w:right w:type="dxa" w:w="100"/>
-            </w:tcMar>
-          </w:tcPr>
-          <w:p>
-            <w:pPr>
-              <w:jc w:val="left"/>
-            </w:pPr>
-            <w:r>
-              <w:rPr>
-                <w:rFonts w:ascii="Consolas" w:cs="Consolas" w:eastAsia="Consolas" w:hAnsi="Consolas"/>
-                <w:shd w:fill="F3F5F7" w:color="auto" w:val="clear"/>
-              </w:rPr>
-              <w:t xml:space="preserve">Shift+Alt+F</w:t>
-            </w:r>
-          </w:p>
-        </w:tc>
-        <w:tc>
-          <w:tcPr>
-            <w:tcMar>
-              <w:top w:type="dxa" w:w="60"/>
-              <w:left w:type="dxa" w:w="100"/>
-              <w:bottom w:type="dxa" w:w="60"/>
-              <w:right w:type="dxa" w:w="100"/>
-            </w:tcMar>
-          </w:tcPr>
-          <w:p>
-            <w:pPr>
-              <w:jc w:val="left"/>
-            </w:pPr>
-            <w:r>
-              <w:t xml:space="preserve">自動排版</w:t>
+              <w:t xml:space="preserve">編輯</w:t>
+            </w:r>
+          </w:p>
+        </w:tc>
+        <w:tc>
+          <w:tcPr>
+            <w:tcMar>
+              <w:top w:type="dxa" w:w="60"/>
+              <w:left w:type="dxa" w:w="100"/>
+              <w:bottom w:type="dxa" w:w="60"/>
+              <w:right w:type="dxa" w:w="100"/>
+            </w:tcMar>
+          </w:tcPr>
+          <w:p>
+            <w:pPr>
+              <w:jc w:val="left"/>
+            </w:pPr>
+            <w:r>
+              <w:rPr>
+                <w:rFonts w:ascii="Consolas" w:cs="Consolas" w:eastAsia="Consolas" w:hAnsi="Consolas"/>
+                <w:shd w:fill="F3F5F7" w:color="auto" w:val="clear"/>
+              </w:rPr>
+              <w:t xml:space="preserve">Ctrl+B</w:t>
+            </w:r>
+            <w:r>
+              <w:t xml:space="preserve"> </w:t>
+            </w:r>
+            <w:r>
+              <w:rPr>
+                <w:rFonts w:ascii="Consolas" w:cs="Consolas" w:eastAsia="Consolas" w:hAnsi="Consolas"/>
+                <w:shd w:fill="F3F5F7" w:color="auto" w:val="clear"/>
+              </w:rPr>
+              <w:t xml:space="preserve">Ctrl+I</w:t>
+            </w:r>
+            <w:r>
+              <w:t xml:space="preserve"> </w:t>
+            </w:r>
+            <w:r>
+              <w:rPr>
+                <w:rFonts w:ascii="Consolas" w:cs="Consolas" w:eastAsia="Consolas" w:hAnsi="Consolas"/>
+                <w:shd w:fill="F3F5F7" w:color="auto" w:val="clear"/>
+              </w:rPr>
+              <w:t xml:space="preserve">Ctrl+Shift+X</w:t>
+            </w:r>
+          </w:p>
+        </w:tc>
+        <w:tc>
+          <w:tcPr>
+            <w:tcMar>
+              <w:top w:type="dxa" w:w="60"/>
+              <w:left w:type="dxa" w:w="100"/>
+              <w:bottom w:type="dxa" w:w="60"/>
+              <w:right w:type="dxa" w:w="100"/>
+            </w:tcMar>
+          </w:tcPr>
+          <w:p>
+            <w:pPr>
+              <w:jc w:val="left"/>
+            </w:pPr>
+            <w:r>
+              <w:t xml:space="preserve">粗體 / 斜體 / 刪除線</w:t>
             </w:r>
           </w:p>
         </w:tc>
@@ -7813,57 +8034,67 @@
               <w:jc w:val="left"/>
             </w:pPr>
             <w:r>
-              <w:t xml:space="preserve">面板</w:t>
-            </w:r>
-          </w:p>
-        </w:tc>
-        <w:tc>
-          <w:tcPr>
-            <w:tcMar>
-              <w:top w:type="dxa" w:w="60"/>
-              <w:left w:type="dxa" w:w="100"/>
-              <w:bottom w:type="dxa" w:w="60"/>
-              <w:right w:type="dxa" w:w="100"/>
-            </w:tcMar>
-          </w:tcPr>
-          <w:p>
-            <w:pPr>
-              <w:jc w:val="left"/>
-            </w:pPr>
-            <w:r>
-              <w:rPr>
-                <w:rFonts w:ascii="Consolas" w:cs="Consolas" w:eastAsia="Consolas" w:hAnsi="Consolas"/>
-                <w:shd w:fill="F3F5F7" w:color="auto" w:val="clear"/>
-              </w:rPr>
-              <w:t xml:space="preserve">Ctrl+Shift+F</w:t>
-            </w:r>
-            <w:r>
-              <w:t xml:space="preserve"> / </w:t>
-            </w:r>
-            <w:r>
-              <w:rPr>
-                <w:rFonts w:ascii="Consolas" w:cs="Consolas" w:eastAsia="Consolas" w:hAnsi="Consolas"/>
-                <w:shd w:fill="F3F5F7" w:color="auto" w:val="clear"/>
-              </w:rPr>
-              <w:t xml:space="preserve">Ctrl+Shift+A</w:t>
-            </w:r>
-          </w:p>
-        </w:tc>
-        <w:tc>
-          <w:tcPr>
-            <w:tcMar>
-              <w:top w:type="dxa" w:w="60"/>
-              <w:left w:type="dxa" w:w="100"/>
-              <w:bottom w:type="dxa" w:w="60"/>
-              <w:right w:type="dxa" w:w="100"/>
-            </w:tcMar>
-          </w:tcPr>
-          <w:p>
-            <w:pPr>
-              <w:jc w:val="left"/>
-            </w:pPr>
-            <w:r>
-              <w:t xml:space="preserve">搜尋 / AI 助手</w:t>
+              <w:t xml:space="preserve">編輯</w:t>
+            </w:r>
+          </w:p>
+        </w:tc>
+        <w:tc>
+          <w:tcPr>
+            <w:tcMar>
+              <w:top w:type="dxa" w:w="60"/>
+              <w:left w:type="dxa" w:w="100"/>
+              <w:bottom w:type="dxa" w:w="60"/>
+              <w:right w:type="dxa" w:w="100"/>
+            </w:tcMar>
+          </w:tcPr>
+          <w:p>
+            <w:pPr>
+              <w:jc w:val="left"/>
+            </w:pPr>
+            <w:r>
+              <w:rPr>
+                <w:rFonts w:ascii="Consolas" w:cs="Consolas" w:eastAsia="Consolas" w:hAnsi="Consolas"/>
+                <w:shd w:fill="F3F5F7" w:color="auto" w:val="clear"/>
+              </w:rPr>
+              <w:t xml:space="preserve">Ctrl+1</w:t>
+            </w:r>
+            <w:r>
+              <w:t xml:space="preserve"> </w:t>
+            </w:r>
+            <w:r>
+              <w:rPr>
+                <w:rFonts w:ascii="Consolas" w:cs="Consolas" w:eastAsia="Consolas" w:hAnsi="Consolas"/>
+                <w:shd w:fill="F3F5F7" w:color="auto" w:val="clear"/>
+              </w:rPr>
+              <w:t xml:space="preserve">Ctrl+2</w:t>
+            </w:r>
+            <w:r>
+              <w:t xml:space="preserve"> </w:t>
+            </w:r>
+            <w:r>
+              <w:rPr>
+                <w:rFonts w:ascii="Consolas" w:cs="Consolas" w:eastAsia="Consolas" w:hAnsi="Consolas"/>
+                <w:shd w:fill="F3F5F7" w:color="auto" w:val="clear"/>
+              </w:rPr>
+              <w:t xml:space="preserve">Ctrl+3</w:t>
+            </w:r>
+          </w:p>
+        </w:tc>
+        <w:tc>
+          <w:tcPr>
+            <w:tcMar>
+              <w:top w:type="dxa" w:w="60"/>
+              <w:left w:type="dxa" w:w="100"/>
+              <w:bottom w:type="dxa" w:w="60"/>
+              <w:right w:type="dxa" w:w="100"/>
+            </w:tcMar>
+          </w:tcPr>
+          <w:p>
+            <w:pPr>
+              <w:jc w:val="left"/>
+            </w:pPr>
+            <w:r>
+              <w:t xml:space="preserve">標題 1 / 2 / 3</w:t>
             </w:r>
           </w:p>
         </w:tc>
@@ -7886,29 +8117,29 @@
               <w:jc w:val="left"/>
             </w:pPr>
             <w:r>
-              <w:t xml:space="preserve">閱讀</w:t>
-            </w:r>
-          </w:p>
-        </w:tc>
-        <w:tc>
-          <w:tcPr>
-            <w:tcMar>
-              <w:top w:type="dxa" w:w="60"/>
-              <w:left w:type="dxa" w:w="100"/>
-              <w:bottom w:type="dxa" w:w="60"/>
-              <w:right w:type="dxa" w:w="100"/>
-            </w:tcMar>
-          </w:tcPr>
-          <w:p>
-            <w:pPr>
-              <w:jc w:val="left"/>
-            </w:pPr>
-            <w:r>
-              <w:rPr>
-                <w:rFonts w:ascii="Consolas" w:cs="Consolas" w:eastAsia="Consolas" w:hAnsi="Consolas"/>
-                <w:shd w:fill="F3F5F7" w:color="auto" w:val="clear"/>
-              </w:rPr>
-              <w:t xml:space="preserve">Ctrl+F</w:t>
+              <w:t xml:space="preserve">編輯</w:t>
+            </w:r>
+          </w:p>
+        </w:tc>
+        <w:tc>
+          <w:tcPr>
+            <w:tcMar>
+              <w:top w:type="dxa" w:w="60"/>
+              <w:left w:type="dxa" w:w="100"/>
+              <w:bottom w:type="dxa" w:w="60"/>
+              <w:right w:type="dxa" w:w="100"/>
+            </w:tcMar>
+          </w:tcPr>
+          <w:p>
+            <w:pPr>
+              <w:jc w:val="left"/>
+            </w:pPr>
+            <w:r>
+              <w:rPr>
+                <w:rFonts w:ascii="Consolas" w:cs="Consolas" w:eastAsia="Consolas" w:hAnsi="Consolas"/>
+                <w:shd w:fill="F3F5F7" w:color="auto" w:val="clear"/>
+              </w:rPr>
+              <w:t xml:space="preserve">Ctrl+E</w:t>
             </w:r>
             <w:r>
               <w:t xml:space="preserve"> / </w:t>
@@ -7918,7 +8149,7 @@
                 <w:rFonts w:ascii="Consolas" w:cs="Consolas" w:eastAsia="Consolas" w:hAnsi="Consolas"/>
                 <w:shd w:fill="F3F5F7" w:color="auto" w:val="clear"/>
               </w:rPr>
-              <w:t xml:space="preserve">Ctrl++</w:t>
+              <w:t xml:space="preserve">Ctrl+Shift+E</w:t>
             </w:r>
             <w:r>
               <w:t xml:space="preserve"> / </w:t>
@@ -7928,25 +8159,25 @@
                 <w:rFonts w:ascii="Consolas" w:cs="Consolas" w:eastAsia="Consolas" w:hAnsi="Consolas"/>
                 <w:shd w:fill="F3F5F7" w:color="auto" w:val="clear"/>
               </w:rPr>
-              <w:t xml:space="preserve">Ctrl+-</w:t>
-            </w:r>
-          </w:p>
-        </w:tc>
-        <w:tc>
-          <w:tcPr>
-            <w:tcMar>
-              <w:top w:type="dxa" w:w="60"/>
-              <w:left w:type="dxa" w:w="100"/>
-              <w:bottom w:type="dxa" w:w="60"/>
-              <w:right w:type="dxa" w:w="100"/>
-            </w:tcMar>
-          </w:tcPr>
-          <w:p>
-            <w:pPr>
-              <w:jc w:val="left"/>
-            </w:pPr>
-            <w:r>
-              <w:t xml:space="preserve">搜尋 / 放大 / 縮小</w:t>
+              <w:t xml:space="preserve">Ctrl+K</w:t>
+            </w:r>
+          </w:p>
+        </w:tc>
+        <w:tc>
+          <w:tcPr>
+            <w:tcMar>
+              <w:top w:type="dxa" w:w="60"/>
+              <w:left w:type="dxa" w:w="100"/>
+              <w:bottom w:type="dxa" w:w="60"/>
+              <w:right w:type="dxa" w:w="100"/>
+            </w:tcMar>
+          </w:tcPr>
+          <w:p>
+            <w:pPr>
+              <w:jc w:val="left"/>
+            </w:pPr>
+            <w:r>
+              <w:t xml:space="preserve">行內程式碼 / 程式碼區塊 / 連結</w:t>
             </w:r>
           </w:p>
         </w:tc>
@@ -7969,60 +8200,47 @@
               <w:jc w:val="left"/>
             </w:pPr>
             <w:r>
-              <w:t xml:space="preserve">閱讀</w:t>
-            </w:r>
-          </w:p>
-        </w:tc>
-        <w:tc>
-          <w:tcPr>
-            <w:tcMar>
-              <w:top w:type="dxa" w:w="60"/>
-              <w:left w:type="dxa" w:w="100"/>
-              <w:bottom w:type="dxa" w:w="60"/>
-              <w:right w:type="dxa" w:w="100"/>
-            </w:tcMar>
-          </w:tcPr>
-          <w:p>
-            <w:pPr>
-              <w:jc w:val="left"/>
-            </w:pPr>
-            <w:r>
-              <w:t xml:space="preserve">方向鍵、</w:t>
-            </w:r>
-            <w:r>
-              <w:rPr>
-                <w:rFonts w:ascii="Consolas" w:cs="Consolas" w:eastAsia="Consolas" w:hAnsi="Consolas"/>
-                <w:shd w:fill="F3F5F7" w:color="auto" w:val="clear"/>
-              </w:rPr>
-              <w:t xml:space="preserve">PageUp</w:t>
-            </w:r>
-            <w:r>
-              <w:t xml:space="preserve"> </w:t>
-            </w:r>
-            <w:r>
-              <w:rPr>
-                <w:rFonts w:ascii="Consolas" w:cs="Consolas" w:eastAsia="Consolas" w:hAnsi="Consolas"/>
-                <w:shd w:fill="F3F5F7" w:color="auto" w:val="clear"/>
-              </w:rPr>
-              <w:t xml:space="preserve">PageDown</w:t>
-            </w:r>
-          </w:p>
-        </w:tc>
-        <w:tc>
-          <w:tcPr>
-            <w:tcMar>
-              <w:top w:type="dxa" w:w="60"/>
-              <w:left w:type="dxa" w:w="100"/>
-              <w:bottom w:type="dxa" w:w="60"/>
-              <w:right w:type="dxa" w:w="100"/>
-            </w:tcMar>
-          </w:tcPr>
-          <w:p>
-            <w:pPr>
-              <w:jc w:val="left"/>
-            </w:pPr>
-            <w:r>
-              <w:t xml:space="preserve">翻頁</w:t>
+              <w:t xml:space="preserve">排版</w:t>
+            </w:r>
+          </w:p>
+        </w:tc>
+        <w:tc>
+          <w:tcPr>
+            <w:tcMar>
+              <w:top w:type="dxa" w:w="60"/>
+              <w:left w:type="dxa" w:w="100"/>
+              <w:bottom w:type="dxa" w:w="60"/>
+              <w:right w:type="dxa" w:w="100"/>
+            </w:tcMar>
+          </w:tcPr>
+          <w:p>
+            <w:pPr>
+              <w:jc w:val="left"/>
+            </w:pPr>
+            <w:r>
+              <w:rPr>
+                <w:rFonts w:ascii="Consolas" w:cs="Consolas" w:eastAsia="Consolas" w:hAnsi="Consolas"/>
+                <w:shd w:fill="F3F5F7" w:color="auto" w:val="clear"/>
+              </w:rPr>
+              <w:t xml:space="preserve">Shift+Alt+F</w:t>
+            </w:r>
+          </w:p>
+        </w:tc>
+        <w:tc>
+          <w:tcPr>
+            <w:tcMar>
+              <w:top w:type="dxa" w:w="60"/>
+              <w:left w:type="dxa" w:w="100"/>
+              <w:bottom w:type="dxa" w:w="60"/>
+              <w:right w:type="dxa" w:w="100"/>
+            </w:tcMar>
+          </w:tcPr>
+          <w:p>
+            <w:pPr>
+              <w:jc w:val="left"/>
+            </w:pPr>
+            <w:r>
+              <w:t xml:space="preserve">自動排版</w:t>
             </w:r>
           </w:p>
         </w:tc>
@@ -8045,6 +8263,238 @@
               <w:jc w:val="left"/>
             </w:pPr>
             <w:r>
+              <w:t xml:space="preserve">面板</w:t>
+            </w:r>
+          </w:p>
+        </w:tc>
+        <w:tc>
+          <w:tcPr>
+            <w:tcMar>
+              <w:top w:type="dxa" w:w="60"/>
+              <w:left w:type="dxa" w:w="100"/>
+              <w:bottom w:type="dxa" w:w="60"/>
+              <w:right w:type="dxa" w:w="100"/>
+            </w:tcMar>
+          </w:tcPr>
+          <w:p>
+            <w:pPr>
+              <w:jc w:val="left"/>
+            </w:pPr>
+            <w:r>
+              <w:rPr>
+                <w:rFonts w:ascii="Consolas" w:cs="Consolas" w:eastAsia="Consolas" w:hAnsi="Consolas"/>
+                <w:shd w:fill="F3F5F7" w:color="auto" w:val="clear"/>
+              </w:rPr>
+              <w:t xml:space="preserve">Ctrl+Shift+F</w:t>
+            </w:r>
+            <w:r>
+              <w:t xml:space="preserve"> / </w:t>
+            </w:r>
+            <w:r>
+              <w:rPr>
+                <w:rFonts w:ascii="Consolas" w:cs="Consolas" w:eastAsia="Consolas" w:hAnsi="Consolas"/>
+                <w:shd w:fill="F3F5F7" w:color="auto" w:val="clear"/>
+              </w:rPr>
+              <w:t xml:space="preserve">Ctrl+Shift+A</w:t>
+            </w:r>
+          </w:p>
+        </w:tc>
+        <w:tc>
+          <w:tcPr>
+            <w:tcMar>
+              <w:top w:type="dxa" w:w="60"/>
+              <w:left w:type="dxa" w:w="100"/>
+              <w:bottom w:type="dxa" w:w="60"/>
+              <w:right w:type="dxa" w:w="100"/>
+            </w:tcMar>
+          </w:tcPr>
+          <w:p>
+            <w:pPr>
+              <w:jc w:val="left"/>
+            </w:pPr>
+            <w:r>
+              <w:t xml:space="preserve">搜尋 / AI 助手</w:t>
+            </w:r>
+          </w:p>
+        </w:tc>
+      </w:tr>
+      <w:tr>
+        <w:trPr>
+          <w:tblHeader w:val="false"/>
+        </w:trPr>
+        <w:tc>
+          <w:tcPr>
+            <w:tcMar>
+              <w:top w:type="dxa" w:w="60"/>
+              <w:left w:type="dxa" w:w="100"/>
+              <w:bottom w:type="dxa" w:w="60"/>
+              <w:right w:type="dxa" w:w="100"/>
+            </w:tcMar>
+          </w:tcPr>
+          <w:p>
+            <w:pPr>
+              <w:jc w:val="left"/>
+            </w:pPr>
+            <w:r>
+              <w:t xml:space="preserve">閱讀</w:t>
+            </w:r>
+          </w:p>
+        </w:tc>
+        <w:tc>
+          <w:tcPr>
+            <w:tcMar>
+              <w:top w:type="dxa" w:w="60"/>
+              <w:left w:type="dxa" w:w="100"/>
+              <w:bottom w:type="dxa" w:w="60"/>
+              <w:right w:type="dxa" w:w="100"/>
+            </w:tcMar>
+          </w:tcPr>
+          <w:p>
+            <w:pPr>
+              <w:jc w:val="left"/>
+            </w:pPr>
+            <w:r>
+              <w:rPr>
+                <w:rFonts w:ascii="Consolas" w:cs="Consolas" w:eastAsia="Consolas" w:hAnsi="Consolas"/>
+                <w:shd w:fill="F3F5F7" w:color="auto" w:val="clear"/>
+              </w:rPr>
+              <w:t xml:space="preserve">Ctrl+F</w:t>
+            </w:r>
+            <w:r>
+              <w:t xml:space="preserve"> / </w:t>
+            </w:r>
+            <w:r>
+              <w:rPr>
+                <w:rFonts w:ascii="Consolas" w:cs="Consolas" w:eastAsia="Consolas" w:hAnsi="Consolas"/>
+                <w:shd w:fill="F3F5F7" w:color="auto" w:val="clear"/>
+              </w:rPr>
+              <w:t xml:space="preserve">Ctrl++</w:t>
+            </w:r>
+            <w:r>
+              <w:t xml:space="preserve"> / </w:t>
+            </w:r>
+            <w:r>
+              <w:rPr>
+                <w:rFonts w:ascii="Consolas" w:cs="Consolas" w:eastAsia="Consolas" w:hAnsi="Consolas"/>
+                <w:shd w:fill="F3F5F7" w:color="auto" w:val="clear"/>
+              </w:rPr>
+              <w:t xml:space="preserve">Ctrl+-</w:t>
+            </w:r>
+          </w:p>
+        </w:tc>
+        <w:tc>
+          <w:tcPr>
+            <w:tcMar>
+              <w:top w:type="dxa" w:w="60"/>
+              <w:left w:type="dxa" w:w="100"/>
+              <w:bottom w:type="dxa" w:w="60"/>
+              <w:right w:type="dxa" w:w="100"/>
+            </w:tcMar>
+          </w:tcPr>
+          <w:p>
+            <w:pPr>
+              <w:jc w:val="left"/>
+            </w:pPr>
+            <w:r>
+              <w:t xml:space="preserve">搜尋 / 放大 / 縮小</w:t>
+            </w:r>
+          </w:p>
+        </w:tc>
+      </w:tr>
+      <w:tr>
+        <w:trPr>
+          <w:tblHeader w:val="false"/>
+        </w:trPr>
+        <w:tc>
+          <w:tcPr>
+            <w:tcMar>
+              <w:top w:type="dxa" w:w="60"/>
+              <w:left w:type="dxa" w:w="100"/>
+              <w:bottom w:type="dxa" w:w="60"/>
+              <w:right w:type="dxa" w:w="100"/>
+            </w:tcMar>
+          </w:tcPr>
+          <w:p>
+            <w:pPr>
+              <w:jc w:val="left"/>
+            </w:pPr>
+            <w:r>
+              <w:t xml:space="preserve">閱讀</w:t>
+            </w:r>
+          </w:p>
+        </w:tc>
+        <w:tc>
+          <w:tcPr>
+            <w:tcMar>
+              <w:top w:type="dxa" w:w="60"/>
+              <w:left w:type="dxa" w:w="100"/>
+              <w:bottom w:type="dxa" w:w="60"/>
+              <w:right w:type="dxa" w:w="100"/>
+            </w:tcMar>
+          </w:tcPr>
+          <w:p>
+            <w:pPr>
+              <w:jc w:val="left"/>
+            </w:pPr>
+            <w:r>
+              <w:t xml:space="preserve">方向鍵、</w:t>
+            </w:r>
+            <w:r>
+              <w:rPr>
+                <w:rFonts w:ascii="Consolas" w:cs="Consolas" w:eastAsia="Consolas" w:hAnsi="Consolas"/>
+                <w:shd w:fill="F3F5F7" w:color="auto" w:val="clear"/>
+              </w:rPr>
+              <w:t xml:space="preserve">PageUp</w:t>
+            </w:r>
+            <w:r>
+              <w:t xml:space="preserve"> </w:t>
+            </w:r>
+            <w:r>
+              <w:rPr>
+                <w:rFonts w:ascii="Consolas" w:cs="Consolas" w:eastAsia="Consolas" w:hAnsi="Consolas"/>
+                <w:shd w:fill="F3F5F7" w:color="auto" w:val="clear"/>
+              </w:rPr>
+              <w:t xml:space="preserve">PageDown</w:t>
+            </w:r>
+          </w:p>
+        </w:tc>
+        <w:tc>
+          <w:tcPr>
+            <w:tcMar>
+              <w:top w:type="dxa" w:w="60"/>
+              <w:left w:type="dxa" w:w="100"/>
+              <w:bottom w:type="dxa" w:w="60"/>
+              <w:right w:type="dxa" w:w="100"/>
+            </w:tcMar>
+          </w:tcPr>
+          <w:p>
+            <w:pPr>
+              <w:jc w:val="left"/>
+            </w:pPr>
+            <w:r>
+              <w:t xml:space="preserve">翻頁</w:t>
+            </w:r>
+          </w:p>
+        </w:tc>
+      </w:tr>
+      <w:tr>
+        <w:trPr>
+          <w:tblHeader w:val="false"/>
+        </w:trPr>
+        <w:tc>
+          <w:tcPr>
+            <w:tcMar>
+              <w:top w:type="dxa" w:w="60"/>
+              <w:left w:type="dxa" w:w="100"/>
+              <w:bottom w:type="dxa" w:w="60"/>
+              <w:right w:type="dxa" w:w="100"/>
+            </w:tcMar>
+          </w:tcPr>
+          <w:p>
+            <w:pPr>
+              <w:jc w:val="left"/>
+            </w:pPr>
+            <w:r>
               <w:t xml:space="preserve">通用</w:t>
             </w:r>
           </w:p>
@@ -8156,7 +8606,7 @@
         <w:t xml:space="preserve"> 停用了 AI 功能（見 </w:t>
       </w:r>
       <w:r>
-        <w:t xml:space="preserve">15.5</w:t>
+        <w:t xml:space="preserve">15.7</w:t>
       </w:r>
       <w:r>
         <w:t xml:space="preserve">）。</w:t>

--- a/docs/manual/DocSmith 操作手冊.docx
+++ b/docs/manual/DocSmith 操作手冊.docx
@@ -21,12 +21,12 @@
         <w:rPr>
           <w:color w:val="57606A"/>
         </w:rPr>
-        <w:t xml:space="preserve">適用版本：v2.0（實驗版） ｜ 適用系統：Windows 10 / 11 ｜ 只有一個執行檔，不需安裝</w:t>
-      </w:r>
-    </w:p>
-    <w:p>
-      <w:r>
-        <w:t xml:space="preserve">DocSmith（「匠」）是一套</w:t>
+        <w:t xml:space="preserve">適用版本：v1.0 以上 ｜ 適用系統：Windows 10 / 11 ｜ 只有一個執行檔，不需安裝</w:t>
+      </w:r>
+    </w:p>
+    <w:p>
+      <w:r>
+        <w:t xml:space="preserve">DocSmith（文匠）是一套</w:t>
       </w:r>
       <w:r>
         <w:rPr>
@@ -302,6 +302,18 @@
         </w:numPr>
       </w:pPr>
       <w:r>
+        <w:t xml:space="preserve">自動更新</w:t>
+      </w:r>
+    </w:p>
+    <w:p>
+      <w:pPr>
+        <w:pStyle w:val="ListParagraph"/>
+        <w:numPr>
+          <w:ilvl w:val="0"/>
+          <w:numId w:val="2"/>
+        </w:numPr>
+      </w:pPr>
+      <w:r>
         <w:t xml:space="preserve">快捷鍵一覽</w:t>
       </w:r>
     </w:p>
@@ -7673,7 +7685,90 @@
         <w:pStyle w:val="Heading2"/>
       </w:pPr>
       <w:r>
-        <w:t xml:space="preserve">18. 快捷鍵一覽</w:t>
+        <w:t xml:space="preserve">18. 自動更新</w:t>
+      </w:r>
+    </w:p>
+    <w:p>
+      <w:r>
+        <w:t xml:space="preserve">DocSmith 啟動時會到 GitHub 看看有沒有新版本：</w:t>
+      </w:r>
+    </w:p>
+    <w:p>
+      <w:pPr>
+        <w:pStyle w:val="ListParagraph"/>
+        <w:numPr>
+          <w:ilvl w:val="0"/>
+          <w:numId w:val="1"/>
+        </w:numPr>
+      </w:pPr>
+      <w:r>
+        <w:t xml:space="preserve">有新版時，</w:t>
+      </w:r>
+      <w:r>
+        <w:rPr>
+          <w:b/>
+          <w:bCs/>
+        </w:rPr>
+        <w:t xml:space="preserve">右下角</w:t>
+      </w:r>
+      <w:r>
+        <w:t xml:space="preserve">會出現提示，寫明版本號與更新內容，你決定要不要更新</w:t>
+      </w:r>
+    </w:p>
+    <w:p>
+      <w:pPr>
+        <w:pStyle w:val="ListParagraph"/>
+        <w:numPr>
+          <w:ilvl w:val="0"/>
+          <w:numId w:val="1"/>
+        </w:numPr>
+      </w:pPr>
+      <w:r>
+        <w:t xml:space="preserve">按「立即更新」後會自動下載、驗證檔案（SHA-256），然後重新啟動成新版本；你開著的分頁會照常還原</w:t>
+      </w:r>
+    </w:p>
+    <w:p>
+      <w:pPr>
+        <w:pStyle w:val="ListParagraph"/>
+        <w:numPr>
+          <w:ilvl w:val="0"/>
+          <w:numId w:val="1"/>
+        </w:numPr>
+      </w:pPr>
+      <w:r>
+        <w:rPr>
+          <w:b/>
+          <w:bCs/>
+        </w:rPr>
+        <w:t xml:space="preserve">沒有網路時完全不會出現任何提示</w:t>
+      </w:r>
+      <w:r>
+        <w:t xml:space="preserve">，也不會拖慢啟動</w:t>
+      </w:r>
+    </w:p>
+    <w:p>
+      <w:pPr>
+        <w:pStyle w:val="ListParagraph"/>
+        <w:numPr>
+          <w:ilvl w:val="0"/>
+          <w:numId w:val="1"/>
+        </w:numPr>
+      </w:pPr>
+      <w:r>
+        <w:t xml:space="preserve">不想更新就按「稍後」，下次啟動再問</w:t>
+      </w:r>
+    </w:p>
+    <w:p>
+      <w:r>
+        <w:t xml:space="preserve">更新檔只會從本專案的 GitHub 位置下載，下載後會比對雜湊值，不符就不會安裝。</w:t>
+      </w:r>
+    </w:p>
+    <w:p>
+      <w:pPr>
+        <w:pStyle w:val="Heading2"/>
+      </w:pPr>
+      <w:r>
+        <w:t xml:space="preserve">19. 快捷鍵一覽</w:t>
       </w:r>
     </w:p>
     <w:tbl>
@@ -8557,7 +8652,7 @@
         <w:pStyle w:val="Heading2"/>
       </w:pPr>
       <w:r>
-        <w:t xml:space="preserve">19. 常見問題</w:t>
+        <w:t xml:space="preserve">20. 常見問題</w:t>
       </w:r>
     </w:p>
     <w:p>
@@ -8694,10 +8789,20 @@
           <w:b/>
           <w:bCs/>
         </w:rPr>
-        <w:t xml:space="preserve">Q：這個版本會自動更新嗎？</w:t>
-      </w:r>
-      <w:r>
-        <w:t xml:space="preserve"> A：這是實驗版，沒有設定更新來源，因此不會出現更新提示，也不會連外查版本。</w:t>
+        <w:t xml:space="preserve">Q：更新會不會在我不知情的時候發生？</w:t>
+      </w:r>
+      <w:r>
+        <w:t xml:space="preserve"> A：不會。程式只會在有新版時於右下角提示，</w:t>
+      </w:r>
+      <w:r>
+        <w:rPr>
+          <w:b/>
+          <w:bCs/>
+        </w:rPr>
+        <w:t xml:space="preserve">按了「立即更新」才會下載安裝</w:t>
+      </w:r>
+      <w:r>
+        <w:t xml:space="preserve">；離線時完全不提示。</w:t>
       </w:r>
     </w:p>
     <w:sectPr>

--- a/docs/manual/DocSmith 操作手冊.docx
+++ b/docs/manual/DocSmith 操作手冊.docx
@@ -1093,7 +1093,17 @@
               <w:jc w:val="left"/>
             </w:pPr>
             <w:r>
-              <w:t xml:space="preserve">檔案路徑、文件類型、編碼、換行、游標位置；PDF / 電子書會顯示頁數或閱讀進度</w:t>
+              <w:t xml:space="preserve">檔案路徑、文件類型、編碼、換行、游標位置；PDF / 電子書會顯示頁數或閱讀進度。右側的 </w:t>
+            </w:r>
+            <w:r>
+              <w:rPr>
+                <w:b/>
+                <w:bCs/>
+              </w:rPr>
+              <w:t xml:space="preserve">v1.0.0</w:t>
+            </w:r>
+            <w:r>
+              <w:t xml:space="preserve"> 是目前版本，點一下可看「關於」並手動檢查更新</w:t>
             </w:r>
           </w:p>
         </w:tc>
@@ -7690,7 +7700,32 @@
     </w:p>
     <w:p>
       <w:r>
-        <w:t xml:space="preserve">DocSmith 啟動時會到 GitHub 看看有沒有新版本：</w:t>
+        <w:t xml:space="preserve">狀態列右側會顯示目前版本（例如 </w:t>
+      </w:r>
+      <w:r>
+        <w:rPr>
+          <w:rFonts w:ascii="Consolas" w:cs="Consolas" w:eastAsia="Consolas" w:hAnsi="Consolas"/>
+          <w:shd w:fill="F3F5F7" w:color="auto" w:val="clear"/>
+        </w:rPr>
+        <w:t xml:space="preserve">v1.0.0</w:t>
+      </w:r>
+      <w:r>
+        <w:t xml:space="preserve">），點一下打開「關於」，裡面可以</w:t>
+      </w:r>
+      <w:r>
+        <w:rPr>
+          <w:b/>
+          <w:bCs/>
+        </w:rPr>
+        <w:t xml:space="preserve">手動檢查更新</w:t>
+      </w:r>
+      <w:r>
+        <w:t xml:space="preserve">或開啟專案頁面。</w:t>
+      </w:r>
+    </w:p>
+    <w:p>
+      <w:r>
+        <w:t xml:space="preserve">DocSmith 啟動時也會自動到 GitHub 看看有沒有新版本：</w:t>
       </w:r>
     </w:p>
     <w:p>

--- a/docs/manual/DocSmith 操作手冊.docx
+++ b/docs/manual/DocSmith 操作手冊.docx
@@ -615,6 +615,7 @@
       <w:tblGrid>
         <w:gridCol w:w="100"/>
         <w:gridCol w:w="100"/>
+        <w:gridCol w:w="100"/>
       </w:tblGrid>
       <w:tr>
         <w:trPr>
@@ -639,6 +640,29 @@
                 <w:b/>
                 <w:bCs/>
               </w:rPr>
+              <w:t xml:space="preserve">#</w:t>
+            </w:r>
+          </w:p>
+        </w:tc>
+        <w:tc>
+          <w:tcPr>
+            <w:shd w:fill="F6F8FA" w:color="auto" w:val="clear"/>
+            <w:tcMar>
+              <w:top w:type="dxa" w:w="60"/>
+              <w:left w:type="dxa" w:w="100"/>
+              <w:bottom w:type="dxa" w:w="60"/>
+              <w:right w:type="dxa" w:w="100"/>
+            </w:tcMar>
+          </w:tcPr>
+          <w:p>
+            <w:pPr>
+              <w:jc w:val="left"/>
+            </w:pPr>
+            <w:r>
+              <w:rPr>
+                <w:b/>
+                <w:bCs/>
+              </w:rPr>
               <w:t xml:space="preserve">區塊</w:t>
             </w:r>
           </w:p>
@@ -685,6 +709,24 @@
               <w:jc w:val="left"/>
             </w:pPr>
             <w:r>
+              <w:t xml:space="preserve">1</w:t>
+            </w:r>
+          </w:p>
+        </w:tc>
+        <w:tc>
+          <w:tcPr>
+            <w:tcMar>
+              <w:top w:type="dxa" w:w="60"/>
+              <w:left w:type="dxa" w:w="100"/>
+              <w:bottom w:type="dxa" w:w="60"/>
+              <w:right w:type="dxa" w:w="100"/>
+            </w:tcMar>
+          </w:tcPr>
+          <w:p>
+            <w:pPr>
+              <w:jc w:val="left"/>
+            </w:pPr>
+            <w:r>
               <w:rPr>
                 <w:b/>
                 <w:bCs/>
@@ -730,6 +772,24 @@
               <w:jc w:val="left"/>
             </w:pPr>
             <w:r>
+              <w:t xml:space="preserve">2</w:t>
+            </w:r>
+          </w:p>
+        </w:tc>
+        <w:tc>
+          <w:tcPr>
+            <w:tcMar>
+              <w:top w:type="dxa" w:w="60"/>
+              <w:left w:type="dxa" w:w="100"/>
+              <w:bottom w:type="dxa" w:w="60"/>
+              <w:right w:type="dxa" w:w="100"/>
+            </w:tcMar>
+          </w:tcPr>
+          <w:p>
+            <w:pPr>
+              <w:jc w:val="left"/>
+            </w:pPr>
+            <w:r>
               <w:rPr>
                 <w:b/>
                 <w:bCs/>
@@ -775,6 +835,24 @@
               <w:jc w:val="left"/>
             </w:pPr>
             <w:r>
+              <w:t xml:space="preserve">3</w:t>
+            </w:r>
+          </w:p>
+        </w:tc>
+        <w:tc>
+          <w:tcPr>
+            <w:tcMar>
+              <w:top w:type="dxa" w:w="60"/>
+              <w:left w:type="dxa" w:w="100"/>
+              <w:bottom w:type="dxa" w:w="60"/>
+              <w:right w:type="dxa" w:w="100"/>
+            </w:tcMar>
+          </w:tcPr>
+          <w:p>
+            <w:pPr>
+              <w:jc w:val="left"/>
+            </w:pPr>
+            <w:r>
               <w:rPr>
                 <w:b/>
                 <w:bCs/>
@@ -823,6 +901,24 @@
               <w:jc w:val="left"/>
             </w:pPr>
             <w:r>
+              <w:t xml:space="preserve">4</w:t>
+            </w:r>
+          </w:p>
+        </w:tc>
+        <w:tc>
+          <w:tcPr>
+            <w:tcMar>
+              <w:top w:type="dxa" w:w="60"/>
+              <w:left w:type="dxa" w:w="100"/>
+              <w:bottom w:type="dxa" w:w="60"/>
+              <w:right w:type="dxa" w:w="100"/>
+            </w:tcMar>
+          </w:tcPr>
+          <w:p>
+            <w:pPr>
+              <w:jc w:val="left"/>
+            </w:pPr>
+            <w:r>
               <w:rPr>
                 <w:b/>
                 <w:bCs/>
@@ -868,6 +964,24 @@
               <w:jc w:val="left"/>
             </w:pPr>
             <w:r>
+              <w:t xml:space="preserve">5</w:t>
+            </w:r>
+          </w:p>
+        </w:tc>
+        <w:tc>
+          <w:tcPr>
+            <w:tcMar>
+              <w:top w:type="dxa" w:w="60"/>
+              <w:left w:type="dxa" w:w="100"/>
+              <w:bottom w:type="dxa" w:w="60"/>
+              <w:right w:type="dxa" w:w="100"/>
+            </w:tcMar>
+          </w:tcPr>
+          <w:p>
+            <w:pPr>
+              <w:jc w:val="left"/>
+            </w:pPr>
+            <w:r>
               <w:rPr>
                 <w:b/>
                 <w:bCs/>
@@ -923,29 +1037,47 @@
               <w:jc w:val="left"/>
             </w:pPr>
             <w:r>
+              <w:t xml:space="preserve">6</w:t>
+            </w:r>
+          </w:p>
+        </w:tc>
+        <w:tc>
+          <w:tcPr>
+            <w:tcMar>
+              <w:top w:type="dxa" w:w="60"/>
+              <w:left w:type="dxa" w:w="100"/>
+              <w:bottom w:type="dxa" w:w="60"/>
+              <w:right w:type="dxa" w:w="100"/>
+            </w:tcMar>
+          </w:tcPr>
+          <w:p>
+            <w:pPr>
+              <w:jc w:val="left"/>
+            </w:pPr>
+            <w:r>
               <w:rPr>
                 <w:b/>
                 <w:bCs/>
               </w:rPr>
-              <w:t xml:space="preserve">編輯區 / 預覽區</w:t>
-            </w:r>
-          </w:p>
-        </w:tc>
-        <w:tc>
-          <w:tcPr>
-            <w:tcMar>
-              <w:top w:type="dxa" w:w="60"/>
-              <w:left w:type="dxa" w:w="100"/>
-              <w:bottom w:type="dxa" w:w="60"/>
-              <w:right w:type="dxa" w:w="100"/>
-            </w:tcMar>
-          </w:tcPr>
-          <w:p>
-            <w:pPr>
-              <w:jc w:val="left"/>
-            </w:pPr>
-            <w:r>
-              <w:t xml:space="preserve">左邊寫 Markdown，右邊即時排版；中間分隔線可拖曳</w:t>
+              <w:t xml:space="preserve">編輯區</w:t>
+            </w:r>
+          </w:p>
+        </w:tc>
+        <w:tc>
+          <w:tcPr>
+            <w:tcMar>
+              <w:top w:type="dxa" w:w="60"/>
+              <w:left w:type="dxa" w:w="100"/>
+              <w:bottom w:type="dxa" w:w="60"/>
+              <w:right w:type="dxa" w:w="100"/>
+            </w:tcMar>
+          </w:tcPr>
+          <w:p>
+            <w:pPr>
+              <w:jc w:val="left"/>
+            </w:pPr>
+            <w:r>
+              <w:t xml:space="preserve">左邊寫 Markdown；和預覽區中間的分隔線可拖曳</w:t>
             </w:r>
           </w:p>
         </w:tc>
@@ -968,29 +1100,47 @@
               <w:jc w:val="left"/>
             </w:pPr>
             <w:r>
+              <w:t xml:space="preserve">7</w:t>
+            </w:r>
+          </w:p>
+        </w:tc>
+        <w:tc>
+          <w:tcPr>
+            <w:tcMar>
+              <w:top w:type="dxa" w:w="60"/>
+              <w:left w:type="dxa" w:w="100"/>
+              <w:bottom w:type="dxa" w:w="60"/>
+              <w:right w:type="dxa" w:w="100"/>
+            </w:tcMar>
+          </w:tcPr>
+          <w:p>
+            <w:pPr>
+              <w:jc w:val="left"/>
+            </w:pPr>
+            <w:r>
               <w:rPr>
                 <w:b/>
                 <w:bCs/>
               </w:rPr>
-              <w:t xml:space="preserve">閱讀區</w:t>
-            </w:r>
-          </w:p>
-        </w:tc>
-        <w:tc>
-          <w:tcPr>
-            <w:tcMar>
-              <w:top w:type="dxa" w:w="60"/>
-              <w:left w:type="dxa" w:w="100"/>
-              <w:bottom w:type="dxa" w:w="60"/>
-              <w:right w:type="dxa" w:w="100"/>
-            </w:tcMar>
-          </w:tcPr>
-          <w:p>
-            <w:pPr>
-              <w:jc w:val="left"/>
-            </w:pPr>
-            <w:r>
-              <w:t xml:space="preserve">開啟 PDF 或電子書時，取代編輯區的唯讀閱讀器</w:t>
+              <w:t xml:space="preserve">預覽區</w:t>
+            </w:r>
+          </w:p>
+        </w:tc>
+        <w:tc>
+          <w:tcPr>
+            <w:tcMar>
+              <w:top w:type="dxa" w:w="60"/>
+              <w:left w:type="dxa" w:w="100"/>
+              <w:bottom w:type="dxa" w:w="60"/>
+              <w:right w:type="dxa" w:w="100"/>
+            </w:tcMar>
+          </w:tcPr>
+          <w:p>
+            <w:pPr>
+              <w:jc w:val="left"/>
+            </w:pPr>
+            <w:r>
+              <w:t xml:space="preserve">右邊即時排版</w:t>
             </w:r>
           </w:p>
         </w:tc>
@@ -1013,6 +1163,24 @@
               <w:jc w:val="left"/>
             </w:pPr>
             <w:r>
+              <w:t xml:space="preserve">8</w:t>
+            </w:r>
+          </w:p>
+        </w:tc>
+        <w:tc>
+          <w:tcPr>
+            <w:tcMar>
+              <w:top w:type="dxa" w:w="60"/>
+              <w:left w:type="dxa" w:w="100"/>
+              <w:bottom w:type="dxa" w:w="60"/>
+              <w:right w:type="dxa" w:w="100"/>
+            </w:tcMar>
+          </w:tcPr>
+          <w:p>
+            <w:pPr>
+              <w:jc w:val="left"/>
+            </w:pPr>
+            <w:r>
               <w:rPr>
                 <w:b/>
                 <w:bCs/>
@@ -1071,6 +1239,24 @@
               <w:jc w:val="left"/>
             </w:pPr>
             <w:r>
+              <w:t xml:space="preserve">9</w:t>
+            </w:r>
+          </w:p>
+        </w:tc>
+        <w:tc>
+          <w:tcPr>
+            <w:tcMar>
+              <w:top w:type="dxa" w:w="60"/>
+              <w:left w:type="dxa" w:w="100"/>
+              <w:bottom w:type="dxa" w:w="60"/>
+              <w:right w:type="dxa" w:w="100"/>
+            </w:tcMar>
+          </w:tcPr>
+          <w:p>
+            <w:pPr>
+              <w:jc w:val="left"/>
+            </w:pPr>
+            <w:r>
               <w:rPr>
                 <w:b/>
                 <w:bCs/>
@@ -1093,23 +1279,28 @@
               <w:jc w:val="left"/>
             </w:pPr>
             <w:r>
-              <w:t xml:space="preserve">檔案路徑、文件類型、編碼、換行、游標位置；PDF / 電子書會顯示頁數或閱讀進度。右側的 </w:t>
-            </w:r>
-            <w:r>
-              <w:rPr>
-                <w:b/>
-                <w:bCs/>
-              </w:rPr>
-              <w:t xml:space="preserve">v1.0.0</w:t>
-            </w:r>
-            <w:r>
-              <w:t xml:space="preserve"> 是目前版本，點一下可看「關於」並手動檢查更新</w:t>
+              <w:t xml:space="preserve">檔案路徑、文件類型、編碼、換行、游標位置；PDF / 電子書會顯示頁數或閱讀進度。右側是目前的版本號，點一下可看「關於」並手動檢查更新</w:t>
             </w:r>
           </w:p>
         </w:tc>
       </w:tr>
     </w:tbl>
     <w:p/>
+    <w:p>
+      <w:r>
+        <w:t xml:space="preserve">開啟 PDF 或電子書時，編輯區和預覽區（6、7）會換成唯讀的</w:t>
+      </w:r>
+      <w:r>
+        <w:rPr>
+          <w:b/>
+          <w:bCs/>
+        </w:rPr>
+        <w:t xml:space="preserve">閱讀區</w:t>
+      </w:r>
+      <w:r>
+        <w:t xml:space="preserve">。</w:t>
+      </w:r>
+    </w:p>
     <w:p>
       <w:pPr>
         <w:pStyle w:val="Heading2"/>

--- a/docs/manual/DocSmith 操作手冊.docx
+++ b/docs/manual/DocSmith 操作手冊.docx
@@ -1451,6 +1451,16 @@
               </w:rPr>
               <w:t xml:space="preserve">Ctrl+Shift+S</w:t>
             </w:r>
+            <w:r>
+              <w:t xml:space="preserve">、重新載入 </w:t>
+            </w:r>
+            <w:r>
+              <w:rPr>
+                <w:rFonts w:ascii="Consolas" w:cs="Consolas" w:eastAsia="Consolas" w:hAnsi="Consolas"/>
+                <w:shd w:fill="F3F5F7" w:color="auto" w:val="clear"/>
+              </w:rPr>
+              <w:t xml:space="preserve">F5</w:t>
+            </w:r>
           </w:p>
         </w:tc>
       </w:tr>
@@ -2552,11 +2562,86 @@
       </w:r>
     </w:p>
     <w:p>
-      <w:pPr>
-        <w:pStyle w:val="Heading2"/>
-      </w:pPr>
-      <w:r>
-        <w:t xml:space="preserve">5. 分頁與工作階段還原</w:t>
+      <w:r>
+        <w:rPr>
+          <w:b/>
+          <w:bCs/>
+        </w:rPr>
+        <w:t xml:space="preserve">重新載入</w:t>
+      </w:r>
+      <w:r>
+        <w:t xml:space="preserve">（v1.2 起）：檔案在 DocSmith 開著時被其他程式改過（另一個編輯器、Git 切換分支、重新產生的 PDF），按工具列的「重新載入」或 </w:t>
+      </w:r>
+      <w:r>
+        <w:rPr>
+          <w:rFonts w:ascii="Consolas" w:cs="Consolas" w:eastAsia="Consolas" w:hAnsi="Consolas"/>
+          <w:shd w:fill="F3F5F7" w:color="auto" w:val="clear"/>
+        </w:rPr>
+        <w:t xml:space="preserve">F5</w:t>
+      </w:r>
+      <w:r>
+        <w:t xml:space="preserve">（</w:t>
+      </w:r>
+      <w:r>
+        <w:rPr>
+          <w:rFonts w:ascii="Consolas" w:cs="Consolas" w:eastAsia="Consolas" w:hAnsi="Consolas"/>
+          <w:shd w:fill="F3F5F7" w:color="auto" w:val="clear"/>
+        </w:rPr>
+        <w:t xml:space="preserve">Ctrl+R</w:t>
+      </w:r>
+      <w:r>
+        <w:t xml:space="preserve"> 也可以）就會從磁碟重讀目前的分頁。</w:t>
+      </w:r>
+    </w:p>
+    <w:p>
+      <w:pPr>
+        <w:pStyle w:val="ListParagraph"/>
+        <w:numPr>
+          <w:ilvl w:val="0"/>
+          <w:numId w:val="1"/>
+        </w:numPr>
+      </w:pPr>
+      <w:r>
+        <w:t xml:space="preserve">Markdown / 文字檔只更新有變動的地方，游標與捲動位置不會跳；想反悔可以按 </w:t>
+      </w:r>
+      <w:r>
+        <w:rPr>
+          <w:rFonts w:ascii="Consolas" w:cs="Consolas" w:eastAsia="Consolas" w:hAnsi="Consolas"/>
+          <w:shd w:fill="F3F5F7" w:color="auto" w:val="clear"/>
+        </w:rPr>
+        <w:t xml:space="preserve">Ctrl+Z</w:t>
+      </w:r>
+      <w:r>
+        <w:t xml:space="preserve"> 回到重讀前的內容。</w:t>
+      </w:r>
+    </w:p>
+    <w:p>
+      <w:pPr>
+        <w:pStyle w:val="ListParagraph"/>
+        <w:numPr>
+          <w:ilvl w:val="0"/>
+          <w:numId w:val="1"/>
+        </w:numPr>
+      </w:pPr>
+      <w:r>
+        <w:t xml:space="preserve">有未存檔的變更時會先確認，避免不小心丟掉。</w:t>
+      </w:r>
+    </w:p>
+    <w:p>
+      <w:pPr>
+        <w:pStyle w:val="ListParagraph"/>
+        <w:numPr>
+          <w:ilvl w:val="0"/>
+          <w:numId w:val="1"/>
+        </w:numPr>
+      </w:pPr>
+      <w:r>
+        <w:t xml:space="preserve">PDF 停在原本的頁數與縮放，電子書回到原本的閱讀位置。</w:t>
+      </w:r>
+    </w:p>
+    <w:p>
+      <w:r>
+        <w:t xml:space="preserve">DocSmith 也會自己發現檔案被改過：視窗在前景時，目前的分頁一被其他程式修改就會跳出提示；從別的程式切回來時也會馬上檢查。</w:t>
       </w:r>
     </w:p>
     <w:p>
@@ -2602,91 +2687,19 @@
       </w:r>
     </w:p>
     <w:p>
-      <w:pPr>
-        <w:pStyle w:val="ListParagraph"/>
-        <w:numPr>
-          <w:ilvl w:val="0"/>
-          <w:numId w:val="1"/>
-        </w:numPr>
-      </w:pPr>
-      <w:r>
-        <w:rPr>
-          <w:rFonts w:ascii="Consolas" w:cs="Consolas" w:eastAsia="Consolas" w:hAnsi="Consolas"/>
-          <w:shd w:fill="F3F5F7" w:color="auto" w:val="clear"/>
-        </w:rPr>
-        <w:t xml:space="preserve">Ctrl+N</w:t>
-      </w:r>
-      <w:r>
-        <w:t xml:space="preserve"> 新增、</w:t>
-      </w:r>
-      <w:r>
-        <w:rPr>
-          <w:rFonts w:ascii="Consolas" w:cs="Consolas" w:eastAsia="Consolas" w:hAnsi="Consolas"/>
-          <w:shd w:fill="F3F5F7" w:color="auto" w:val="clear"/>
-        </w:rPr>
-        <w:t xml:space="preserve">Ctrl+W</w:t>
-      </w:r>
-      <w:r>
-        <w:t xml:space="preserve"> 關閉、</w:t>
-      </w:r>
-      <w:r>
-        <w:rPr>
-          <w:rFonts w:ascii="Consolas" w:cs="Consolas" w:eastAsia="Consolas" w:hAnsi="Consolas"/>
-          <w:shd w:fill="F3F5F7" w:color="auto" w:val="clear"/>
-        </w:rPr>
-        <w:t xml:space="preserve">Ctrl+Tab</w:t>
-      </w:r>
-      <w:r>
-        <w:t xml:space="preserve"> 切換下一個分頁。</w:t>
-      </w:r>
-    </w:p>
-    <w:p>
-      <w:pPr>
-        <w:pStyle w:val="ListParagraph"/>
-        <w:numPr>
-          <w:ilvl w:val="0"/>
-          <w:numId w:val="1"/>
-        </w:numPr>
-      </w:pPr>
-      <w:r>
-        <w:t xml:space="preserve">有未儲存變更的分頁，名稱旁會有一個點；關閉時會問要不要存。</w:t>
-      </w:r>
-    </w:p>
-    <w:p>
-      <w:pPr>
-        <w:pStyle w:val="ListParagraph"/>
-        <w:numPr>
-          <w:ilvl w:val="0"/>
-          <w:numId w:val="1"/>
-        </w:numPr>
-      </w:pPr>
-      <w:r>
-        <w:rPr>
-          <w:b/>
-          <w:bCs/>
-        </w:rPr>
-        <w:t xml:space="preserve">關掉程式再開，上次開的分頁會自動回來</w:t>
-      </w:r>
-      <w:r>
-        <w:t xml:space="preserve">（包含游標位置、檢視模式、PDF 頁數與電子書進度）。</w:t>
-      </w:r>
-    </w:p>
-    <w:p>
-      <w:pPr>
-        <w:pStyle w:val="ListParagraph"/>
-        <w:numPr>
-          <w:ilvl w:val="0"/>
-          <w:numId w:val="1"/>
-        </w:numPr>
-      </w:pPr>
-      <w:r>
-        <w:t xml:space="preserve">如果程式被強制關閉，下次啟動會問要不要還原未存檔的內容：</w:t>
-      </w:r>
-    </w:p>
-    <w:p>
-      <w:pPr>
-        <w:ind w:left="720"/>
-      </w:pPr>
+      <w:r>
+        <w:t xml:space="preserve">選「保留目前內容」就不會再為同一次修改提示；只是修改時間變了、內容沒變時也不會打擾你。背景分頁的檔案被改過，會在切換到那個分頁時才提示。</w:t>
+      </w:r>
+    </w:p>
+    <w:p>
+      <w:pPr>
+        <w:pStyle w:val="Heading2"/>
+      </w:pPr>
+      <w:r>
+        <w:t xml:space="preserve">5. 分頁與工作階段還原</w:t>
+      </w:r>
+    </w:p>
+    <w:p>
       <w:r>
         <w:drawing>
           <wp:inline distT="0" distB="0" distL="0" distR="0">
@@ -2730,30 +2743,90 @@
     </w:p>
     <w:p>
       <w:pPr>
-        <w:pStyle w:val="Heading2"/>
-      </w:pPr>
-      <w:r>
-        <w:t xml:space="preserve">6. 側邊面板：檔案總管、大綱、搜尋</w:t>
-      </w:r>
-    </w:p>
-    <w:p>
-      <w:r>
-        <w:t xml:space="preserve">最左邊的活動列有三個按鈕：</w:t>
-      </w:r>
-    </w:p>
-    <w:p>
+        <w:pStyle w:val="ListParagraph"/>
+        <w:numPr>
+          <w:ilvl w:val="0"/>
+          <w:numId w:val="1"/>
+        </w:numPr>
+      </w:pPr>
+      <w:r>
+        <w:rPr>
+          <w:rFonts w:ascii="Consolas" w:cs="Consolas" w:eastAsia="Consolas" w:hAnsi="Consolas"/>
+          <w:shd w:fill="F3F5F7" w:color="auto" w:val="clear"/>
+        </w:rPr>
+        <w:t xml:space="preserve">Ctrl+N</w:t>
+      </w:r>
+      <w:r>
+        <w:t xml:space="preserve"> 新增、</w:t>
+      </w:r>
+      <w:r>
+        <w:rPr>
+          <w:rFonts w:ascii="Consolas" w:cs="Consolas" w:eastAsia="Consolas" w:hAnsi="Consolas"/>
+          <w:shd w:fill="F3F5F7" w:color="auto" w:val="clear"/>
+        </w:rPr>
+        <w:t xml:space="preserve">Ctrl+W</w:t>
+      </w:r>
+      <w:r>
+        <w:t xml:space="preserve"> 關閉、</w:t>
+      </w:r>
+      <w:r>
+        <w:rPr>
+          <w:rFonts w:ascii="Consolas" w:cs="Consolas" w:eastAsia="Consolas" w:hAnsi="Consolas"/>
+          <w:shd w:fill="F3F5F7" w:color="auto" w:val="clear"/>
+        </w:rPr>
+        <w:t xml:space="preserve">Ctrl+Tab</w:t>
+      </w:r>
+      <w:r>
+        <w:t xml:space="preserve"> 切換下一個分頁。</w:t>
+      </w:r>
+    </w:p>
+    <w:p>
+      <w:pPr>
+        <w:pStyle w:val="ListParagraph"/>
+        <w:numPr>
+          <w:ilvl w:val="0"/>
+          <w:numId w:val="1"/>
+        </w:numPr>
+      </w:pPr>
+      <w:r>
+        <w:t xml:space="preserve">有未儲存變更的分頁，名稱旁會有一個點；關閉時會問要不要存。</w:t>
+      </w:r>
+    </w:p>
+    <w:p>
+      <w:pPr>
+        <w:pStyle w:val="ListParagraph"/>
+        <w:numPr>
+          <w:ilvl w:val="0"/>
+          <w:numId w:val="1"/>
+        </w:numPr>
+      </w:pPr>
       <w:r>
         <w:rPr>
           <w:b/>
           <w:bCs/>
         </w:rPr>
-        <w:t xml:space="preserve">檔案總管</w:t>
-      </w:r>
-      <w:r>
-        <w:t xml:space="preserve">：開啟一個資料夾後，可以直接在裡面瀏覽、點兩下開檔。資料夾也會記住，下次啟動還在。</w:t>
-      </w:r>
-    </w:p>
-    <w:p>
+        <w:t xml:space="preserve">關掉程式再開，上次開的分頁會自動回來</w:t>
+      </w:r>
+      <w:r>
+        <w:t xml:space="preserve">（包含游標位置、檢視模式、PDF 頁數與電子書進度）。</w:t>
+      </w:r>
+    </w:p>
+    <w:p>
+      <w:pPr>
+        <w:pStyle w:val="ListParagraph"/>
+        <w:numPr>
+          <w:ilvl w:val="0"/>
+          <w:numId w:val="1"/>
+        </w:numPr>
+      </w:pPr>
+      <w:r>
+        <w:t xml:space="preserve">如果程式被強制關閉，下次啟動會問要不要還原未存檔的內容：</w:t>
+      </w:r>
+    </w:p>
+    <w:p>
+      <w:pPr>
+        <w:ind w:left="720"/>
+      </w:pPr>
       <w:r>
         <w:drawing>
           <wp:inline distT="0" distB="0" distL="0" distR="0">
@@ -2796,15 +2869,28 @@
       </w:r>
     </w:p>
     <w:p>
+      <w:pPr>
+        <w:pStyle w:val="Heading2"/>
+      </w:pPr>
+      <w:r>
+        <w:t xml:space="preserve">6. 側邊面板：檔案總管、大綱、搜尋</w:t>
+      </w:r>
+    </w:p>
+    <w:p>
+      <w:r>
+        <w:t xml:space="preserve">最左邊的活動列有三個按鈕：</w:t>
+      </w:r>
+    </w:p>
+    <w:p>
       <w:r>
         <w:rPr>
           <w:b/>
           <w:bCs/>
         </w:rPr>
-        <w:t xml:space="preserve">大綱</w:t>
-      </w:r>
-      <w:r>
-        <w:t xml:space="preserve">：列出目前 Markdown 文件的標題層級，點一下跳到該段；PDF 和電子書則顯示書本目錄。</w:t>
+        <w:t xml:space="preserve">檔案總管</w:t>
+      </w:r>
+      <w:r>
+        <w:t xml:space="preserve">：開啟一個資料夾後，可以直接在裡面瀏覽、點兩下開檔。資料夾也會記住，下次啟動還在。</w:t>
       </w:r>
     </w:p>
     <w:p>
@@ -2855,20 +2941,10 @@
           <w:b/>
           <w:bCs/>
         </w:rPr>
-        <w:t xml:space="preserve">搜尋</w:t>
-      </w:r>
-      <w:r>
-        <w:t xml:space="preserve"> </w:t>
-      </w:r>
-      <w:r>
-        <w:rPr>
-          <w:rFonts w:ascii="Consolas" w:cs="Consolas" w:eastAsia="Consolas" w:hAnsi="Consolas"/>
-          <w:shd w:fill="F3F5F7" w:color="auto" w:val="clear"/>
-        </w:rPr>
-        <w:t xml:space="preserve">Ctrl+Shift+F</w:t>
-      </w:r>
-      <w:r>
-        <w:t xml:space="preserve">：搜尋所有開啟的分頁，開了資料夾就連資料夾裡的檔案一起搜。可切換「區分大小寫」「全字比對」「規則運算式」，點結果直接跳到那一行。</w:t>
+        <w:t xml:space="preserve">大綱</w:t>
+      </w:r>
+      <w:r>
+        <w:t xml:space="preserve">：列出目前 Markdown 文件的標題層級，點一下跳到該段；PDF 和電子書則顯示書本目錄。</w:t>
       </w:r>
     </w:p>
     <w:p>
@@ -2914,16 +2990,25 @@
       </w:r>
     </w:p>
     <w:p>
-      <w:pPr>
-        <w:pStyle w:val="Heading2"/>
-      </w:pPr>
-      <w:r>
-        <w:t xml:space="preserve">7. 撰寫 Markdown</w:t>
-      </w:r>
-    </w:p>
-    <w:p>
-      <w:r>
-        <w:t xml:space="preserve">左邊寫、右邊即時看結果。編輯器支援語法上色、自動縮排、清單自動延續、括號配對；預覽支援表格、任務清單、程式碼高亮、刪除線。</w:t>
+      <w:r>
+        <w:rPr>
+          <w:b/>
+          <w:bCs/>
+        </w:rPr>
+        <w:t xml:space="preserve">搜尋</w:t>
+      </w:r>
+      <w:r>
+        <w:t xml:space="preserve"> </w:t>
+      </w:r>
+      <w:r>
+        <w:rPr>
+          <w:rFonts w:ascii="Consolas" w:cs="Consolas" w:eastAsia="Consolas" w:hAnsi="Consolas"/>
+          <w:shd w:fill="F3F5F7" w:color="auto" w:val="clear"/>
+        </w:rPr>
+        <w:t xml:space="preserve">Ctrl+Shift+F</w:t>
+      </w:r>
+      <w:r>
+        <w:t xml:space="preserve">：搜尋所有開啟的分頁，開了資料夾就連資料夾裡的檔案一起搜。可切換「區分大小寫」「全字比對」「規則運算式」，點結果直接跳到那一行。</w:t>
       </w:r>
     </w:p>
     <w:p>
@@ -2969,114 +3054,16 @@
       </w:r>
     </w:p>
     <w:p>
-      <w:r>
-        <w:t xml:space="preserve">小技巧：</w:t>
-      </w:r>
-    </w:p>
-    <w:p>
-      <w:pPr>
-        <w:pStyle w:val="ListParagraph"/>
-        <w:numPr>
-          <w:ilvl w:val="0"/>
-          <w:numId w:val="1"/>
-        </w:numPr>
-      </w:pPr>
-      <w:r>
-        <w:t xml:space="preserve">選取文字後按 </w:t>
-      </w:r>
-      <w:r>
-        <w:rPr>
-          <w:rFonts w:ascii="Consolas" w:cs="Consolas" w:eastAsia="Consolas" w:hAnsi="Consolas"/>
-          <w:shd w:fill="F3F5F7" w:color="auto" w:val="clear"/>
-        </w:rPr>
-        <w:t xml:space="preserve">Ctrl+B</w:t>
-      </w:r>
-      <w:r>
-        <w:t xml:space="preserve"> / </w:t>
-      </w:r>
-      <w:r>
-        <w:rPr>
-          <w:rFonts w:ascii="Consolas" w:cs="Consolas" w:eastAsia="Consolas" w:hAnsi="Consolas"/>
-          <w:shd w:fill="F3F5F7" w:color="auto" w:val="clear"/>
-        </w:rPr>
-        <w:t xml:space="preserve">Ctrl+I</w:t>
-      </w:r>
-      <w:r>
-        <w:t xml:space="preserve"> / </w:t>
-      </w:r>
-      <w:r>
-        <w:rPr>
-          <w:rFonts w:ascii="Consolas" w:cs="Consolas" w:eastAsia="Consolas" w:hAnsi="Consolas"/>
-          <w:shd w:fill="F3F5F7" w:color="auto" w:val="clear"/>
-        </w:rPr>
-        <w:t xml:space="preserve">Ctrl+K</w:t>
-      </w:r>
-      <w:r>
-        <w:t xml:space="preserve">，會</w:t>
-      </w:r>
-      <w:r>
-        <w:rPr>
-          <w:b/>
-          <w:bCs/>
-        </w:rPr>
-        <w:t xml:space="preserve">包住選取範圍</w:t>
-      </w:r>
-      <w:r>
-        <w:t xml:space="preserve">而不是取代它。</w:t>
-      </w:r>
-    </w:p>
-    <w:p>
-      <w:pPr>
-        <w:pStyle w:val="ListParagraph"/>
-        <w:numPr>
-          <w:ilvl w:val="0"/>
-          <w:numId w:val="1"/>
-        </w:numPr>
-      </w:pPr>
-      <w:r>
-        <w:t xml:space="preserve">「表格」按鈕會插入一個 3 欄的表格骨架，直接改欄位名稱就好。</w:t>
-      </w:r>
-    </w:p>
-    <w:p>
-      <w:pPr>
-        <w:pStyle w:val="ListParagraph"/>
-        <w:numPr>
-          <w:ilvl w:val="0"/>
-          <w:numId w:val="1"/>
-        </w:numPr>
-      </w:pPr>
-      <w:r>
-        <w:t xml:space="preserve">預覽區會跟著編輯區滾動（滾動同步）。</w:t>
-      </w:r>
-    </w:p>
-    <w:p>
       <w:pPr>
         <w:pStyle w:val="Heading2"/>
       </w:pPr>
       <w:r>
-        <w:t xml:space="preserve">8. 圖表與數學公式</w:t>
-      </w:r>
-    </w:p>
-    <w:p>
-      <w:r>
-        <w:rPr>
-          <w:b/>
-          <w:bCs/>
-        </w:rPr>
-        <w:t xml:space="preserve">Mermaid 圖表</w:t>
-      </w:r>
-      <w:r>
-        <w:t xml:space="preserve">：用 </w:t>
-      </w:r>
-      <w:r>
-        <w:rPr>
-          <w:rFonts w:ascii="Consolas" w:cs="Consolas" w:eastAsia="Consolas" w:hAnsi="Consolas"/>
-          <w:shd w:fill="F3F5F7" w:color="auto" w:val="clear"/>
-        </w:rPr>
-        <w:t xml:space="preserve">```mermaid</w:t>
-      </w:r>
-      <w:r>
-        <w:t xml:space="preserve"> 包起來，預覽區就會畫出圖。圖表顏色會跟著主題走。</w:t>
+        <w:t xml:space="preserve">7. 撰寫 Markdown</w:t>
+      </w:r>
+    </w:p>
+    <w:p>
+      <w:r>
+        <w:t xml:space="preserve">左邊寫、右邊即時看結果。編輯器支援語法上色、自動縮排、清單自動延續、括號配對；預覽支援表格、任務清單、程式碼高亮、刪除線。</w:t>
       </w:r>
     </w:p>
     <w:p>
@@ -3122,125 +3109,114 @@
       </w:r>
     </w:p>
     <w:p>
-      <w:pPr>
-        <w:shd w:fill="F3F5F7" w:color="auto" w:val="clear"/>
-        <w:spacing w:after="0" w:before="120" w:line="260"/>
-      </w:pPr>
+      <w:r>
+        <w:t xml:space="preserve">小技巧：</w:t>
+      </w:r>
+    </w:p>
+    <w:p>
+      <w:pPr>
+        <w:pStyle w:val="ListParagraph"/>
+        <w:numPr>
+          <w:ilvl w:val="0"/>
+          <w:numId w:val="1"/>
+        </w:numPr>
+      </w:pPr>
+      <w:r>
+        <w:t xml:space="preserve">選取文字後按 </w:t>
+      </w:r>
       <w:r>
         <w:rPr>
           <w:rFonts w:ascii="Consolas" w:cs="Consolas" w:eastAsia="Consolas" w:hAnsi="Consolas"/>
-          <w:color w:val="1F2328"/>
-          <w:sz w:val="19"/>
-          <w:szCs w:val="19"/>
-        </w:rPr>
-        <w:t xml:space="preserve">```mermaid</w:t>
-      </w:r>
-    </w:p>
-    <w:p>
-      <w:pPr>
-        <w:shd w:fill="F3F5F7" w:color="auto" w:val="clear"/>
-        <w:spacing w:after="0" w:before="0" w:line="260"/>
-      </w:pPr>
+          <w:shd w:fill="F3F5F7" w:color="auto" w:val="clear"/>
+        </w:rPr>
+        <w:t xml:space="preserve">Ctrl+B</w:t>
+      </w:r>
+      <w:r>
+        <w:t xml:space="preserve"> / </w:t>
+      </w:r>
       <w:r>
         <w:rPr>
           <w:rFonts w:ascii="Consolas" w:cs="Consolas" w:eastAsia="Consolas" w:hAnsi="Consolas"/>
-          <w:color w:val="1F2328"/>
-          <w:sz w:val="19"/>
-          <w:szCs w:val="19"/>
-        </w:rPr>
-        <w:t xml:space="preserve">flowchart LR</w:t>
-      </w:r>
-    </w:p>
-    <w:p>
-      <w:pPr>
-        <w:shd w:fill="F3F5F7" w:color="auto" w:val="clear"/>
-        <w:spacing w:after="0" w:before="0" w:line="260"/>
-      </w:pPr>
+          <w:shd w:fill="F3F5F7" w:color="auto" w:val="clear"/>
+        </w:rPr>
+        <w:t xml:space="preserve">Ctrl+I</w:t>
+      </w:r>
+      <w:r>
+        <w:t xml:space="preserve"> / </w:t>
+      </w:r>
       <w:r>
         <w:rPr>
           <w:rFonts w:ascii="Consolas" w:cs="Consolas" w:eastAsia="Consolas" w:hAnsi="Consolas"/>
-          <w:color w:val="1F2328"/>
-          <w:sz w:val="19"/>
-          <w:szCs w:val="19"/>
-        </w:rPr>
-        <w:t xml:space="preserve">  A[收件] --&gt; B{檢查}</w:t>
-      </w:r>
-    </w:p>
-    <w:p>
-      <w:pPr>
-        <w:shd w:fill="F3F5F7" w:color="auto" w:val="clear"/>
-        <w:spacing w:after="0" w:before="0" w:line="260"/>
-      </w:pPr>
-      <w:r>
-        <w:rPr>
-          <w:rFonts w:ascii="Consolas" w:cs="Consolas" w:eastAsia="Consolas" w:hAnsi="Consolas"/>
-          <w:color w:val="1F2328"/>
-          <w:sz w:val="19"/>
-          <w:szCs w:val="19"/>
-        </w:rPr>
-        <w:t xml:space="preserve">  B --&gt;|通過| C[入庫]</w:t>
-      </w:r>
-    </w:p>
-    <w:p>
-      <w:pPr>
-        <w:shd w:fill="F3F5F7" w:color="auto" w:val="clear"/>
-        <w:spacing w:after="0" w:before="0" w:line="260"/>
-      </w:pPr>
-      <w:r>
-        <w:rPr>
-          <w:rFonts w:ascii="Consolas" w:cs="Consolas" w:eastAsia="Consolas" w:hAnsi="Consolas"/>
-          <w:color w:val="1F2328"/>
-          <w:sz w:val="19"/>
-          <w:szCs w:val="19"/>
-        </w:rPr>
-        <w:t xml:space="preserve">  B --&gt;|退回| D[通知供應商]</w:t>
-      </w:r>
-    </w:p>
-    <w:p>
-      <w:pPr>
-        <w:shd w:fill="F3F5F7" w:color="auto" w:val="clear"/>
-        <w:spacing w:after="160" w:before="0" w:line="260"/>
-      </w:pPr>
-      <w:r>
-        <w:rPr>
-          <w:rFonts w:ascii="Consolas" w:cs="Consolas" w:eastAsia="Consolas" w:hAnsi="Consolas"/>
-          <w:color w:val="1F2328"/>
-          <w:sz w:val="19"/>
-          <w:szCs w:val="19"/>
-        </w:rPr>
-        <w:t xml:space="preserve">```</w:t>
-      </w:r>
-    </w:p>
-    <w:p>
+          <w:shd w:fill="F3F5F7" w:color="auto" w:val="clear"/>
+        </w:rPr>
+        <w:t xml:space="preserve">Ctrl+K</w:t>
+      </w:r>
+      <w:r>
+        <w:t xml:space="preserve">，會</w:t>
+      </w:r>
       <w:r>
         <w:rPr>
           <w:b/>
           <w:bCs/>
         </w:rPr>
-        <w:t xml:space="preserve">數學公式</w:t>
-      </w:r>
-      <w:r>
-        <w:t xml:space="preserve">：行內用 </w:t>
+        <w:t xml:space="preserve">包住選取範圍</w:t>
+      </w:r>
+      <w:r>
+        <w:t xml:space="preserve">而不是取代它。</w:t>
+      </w:r>
+    </w:p>
+    <w:p>
+      <w:pPr>
+        <w:pStyle w:val="ListParagraph"/>
+        <w:numPr>
+          <w:ilvl w:val="0"/>
+          <w:numId w:val="1"/>
+        </w:numPr>
+      </w:pPr>
+      <w:r>
+        <w:t xml:space="preserve">「表格」按鈕會插入一個 3 欄的表格骨架，直接改欄位名稱就好。</w:t>
+      </w:r>
+    </w:p>
+    <w:p>
+      <w:pPr>
+        <w:pStyle w:val="ListParagraph"/>
+        <w:numPr>
+          <w:ilvl w:val="0"/>
+          <w:numId w:val="1"/>
+        </w:numPr>
+      </w:pPr>
+      <w:r>
+        <w:t xml:space="preserve">預覽區會跟著編輯區滾動（滾動同步）。</w:t>
+      </w:r>
+    </w:p>
+    <w:p>
+      <w:pPr>
+        <w:pStyle w:val="Heading2"/>
+      </w:pPr>
+      <w:r>
+        <w:t xml:space="preserve">8. 圖表與數學公式</w:t>
+      </w:r>
+    </w:p>
+    <w:p>
+      <w:r>
+        <w:rPr>
+          <w:b/>
+          <w:bCs/>
+        </w:rPr>
+        <w:t xml:space="preserve">Mermaid 圖表</w:t>
+      </w:r>
+      <w:r>
+        <w:t xml:space="preserve">：用 </w:t>
       </w:r>
       <w:r>
         <w:rPr>
           <w:rFonts w:ascii="Consolas" w:cs="Consolas" w:eastAsia="Consolas" w:hAnsi="Consolas"/>
           <w:shd w:fill="F3F5F7" w:color="auto" w:val="clear"/>
         </w:rPr>
-        <w:t xml:space="preserve">$...$</w:t>
-      </w:r>
-      <w:r>
-        <w:t xml:space="preserve">，獨立一行用 </w:t>
-      </w:r>
-      <w:r>
-        <w:rPr>
-          <w:rFonts w:ascii="Consolas" w:cs="Consolas" w:eastAsia="Consolas" w:hAnsi="Consolas"/>
-          <w:shd w:fill="F3F5F7" w:color="auto" w:val="clear"/>
-        </w:rPr>
-        <w:t xml:space="preserve">$$...$$</w:t>
-      </w:r>
-      <w:r>
-        <w:t xml:space="preserve">（KaTeX）。</w:t>
+        <w:t xml:space="preserve">```mermaid</w:t>
+      </w:r>
+      <w:r>
+        <w:t xml:space="preserve"> 包起來，預覽區就會畫出圖。圖表顏色會跟著主題走。</w:t>
       </w:r>
     </w:p>
     <w:p>
@@ -3297,19 +3273,7 @@
           <w:sz w:val="19"/>
           <w:szCs w:val="19"/>
         </w:rPr>
-        <w:t xml:space="preserve">質能等價：$E = mc^2$</w:t>
-      </w:r>
-    </w:p>
-    <w:p>
-      <w:pPr>
-        <w:shd w:fill="F3F5F7" w:color="auto" w:val="clear"/>
-        <w:spacing w:after="0" w:before="0" w:line="260"/>
-      </w:pPr>
-      <w:r>
-        <w:rPr>
-          <w:rFonts w:ascii="Consolas" w:cs="Consolas" w:eastAsia="Consolas" w:hAnsi="Consolas"/>
-        </w:rPr>
-        <w:t xml:space="preserve"/>
+        <w:t xml:space="preserve">```mermaid</w:t>
       </w:r>
     </w:p>
     <w:p>
@@ -3324,7 +3288,7 @@
           <w:sz w:val="19"/>
           <w:szCs w:val="19"/>
         </w:rPr>
-        <w:t xml:space="preserve">$$</w:t>
+        <w:t xml:space="preserve">flowchart LR</w:t>
       </w:r>
     </w:p>
     <w:p>
@@ -3339,8 +3303,14 @@
           <w:sz w:val="19"/>
           <w:szCs w:val="19"/>
         </w:rPr>
-        <w:t xml:space="preserve">\int</w:t>
-      </w:r>
+        <w:t xml:space="preserve">  A[收件] --&gt; B{檢查}</w:t>
+      </w:r>
+    </w:p>
+    <w:p>
+      <w:pPr>
+        <w:shd w:fill="F3F5F7" w:color="auto" w:val="clear"/>
+        <w:spacing w:after="0" w:before="0" w:line="260"/>
+      </w:pPr>
       <w:r>
         <w:rPr>
           <w:rFonts w:ascii="Consolas" w:cs="Consolas" w:eastAsia="Consolas" w:hAnsi="Consolas"/>
@@ -3348,13 +3318,13 @@
           <w:sz w:val="19"/>
           <w:szCs w:val="19"/>
         </w:rPr>
-        <w:t xml:space="preserve">_{0}^{\infty} e^{-x^2}\,dx = \frac{\sqrt{\pi}}{2}</w:t>
+        <w:t xml:space="preserve">  B --&gt;|通過| C[入庫]</w:t>
       </w:r>
     </w:p>
     <w:p>
       <w:pPr>
         <w:shd w:fill="F3F5F7" w:color="auto" w:val="clear"/>
-        <w:spacing w:after="160" w:before="0" w:line="260"/>
+        <w:spacing w:after="0" w:before="0" w:line="260"/>
       </w:pPr>
       <w:r>
         <w:rPr>
@@ -3363,25 +3333,54 @@
           <w:sz w:val="19"/>
           <w:szCs w:val="19"/>
         </w:rPr>
-        <w:t xml:space="preserve">$$</w:t>
-      </w:r>
-    </w:p>
-    <w:p>
-      <w:r>
-        <w:t xml:space="preserve">匯出 PDF / Word 時，圖表與公式都會一起帶過去。</w:t>
-      </w:r>
-    </w:p>
-    <w:p>
-      <w:pPr>
-        <w:pStyle w:val="Heading2"/>
-      </w:pPr>
-      <w:r>
-        <w:t xml:space="preserve">9. 程式碼與純文字檔</w:t>
-      </w:r>
-    </w:p>
-    <w:p>
-      <w:r>
-        <w:t xml:space="preserve">開啟程式碼檔會用單欄編輯器（沒有預覽），依副檔名上色，狀態列顯示語言。支援常見的語言：Python、Go、JavaScript / TypeScript、C / C++ / C#、Java、Rust、SQL、YAML、JSON、XML、Shell、PowerShell、Dockerfile 等。</w:t>
+        <w:t xml:space="preserve">  B --&gt;|退回| D[通知供應商]</w:t>
+      </w:r>
+    </w:p>
+    <w:p>
+      <w:pPr>
+        <w:shd w:fill="F3F5F7" w:color="auto" w:val="clear"/>
+        <w:spacing w:after="160" w:before="0" w:line="260"/>
+      </w:pPr>
+      <w:r>
+        <w:rPr>
+          <w:rFonts w:ascii="Consolas" w:cs="Consolas" w:eastAsia="Consolas" w:hAnsi="Consolas"/>
+          <w:color w:val="1F2328"/>
+          <w:sz w:val="19"/>
+          <w:szCs w:val="19"/>
+        </w:rPr>
+        <w:t xml:space="preserve">```</w:t>
+      </w:r>
+    </w:p>
+    <w:p>
+      <w:r>
+        <w:rPr>
+          <w:b/>
+          <w:bCs/>
+        </w:rPr>
+        <w:t xml:space="preserve">數學公式</w:t>
+      </w:r>
+      <w:r>
+        <w:t xml:space="preserve">：行內用 </w:t>
+      </w:r>
+      <w:r>
+        <w:rPr>
+          <w:rFonts w:ascii="Consolas" w:cs="Consolas" w:eastAsia="Consolas" w:hAnsi="Consolas"/>
+          <w:shd w:fill="F3F5F7" w:color="auto" w:val="clear"/>
+        </w:rPr>
+        <w:t xml:space="preserve">$...$</w:t>
+      </w:r>
+      <w:r>
+        <w:t xml:space="preserve">，獨立一行用 </w:t>
+      </w:r>
+      <w:r>
+        <w:rPr>
+          <w:rFonts w:ascii="Consolas" w:cs="Consolas" w:eastAsia="Consolas" w:hAnsi="Consolas"/>
+          <w:shd w:fill="F3F5F7" w:color="auto" w:val="clear"/>
+        </w:rPr>
+        <w:t xml:space="preserve">$$...$$</w:t>
+      </w:r>
+      <w:r>
+        <w:t xml:space="preserve">（KaTeX）。</w:t>
       </w:r>
     </w:p>
     <w:p>
@@ -3427,14 +3426,89 @@
       </w:r>
     </w:p>
     <w:p>
-      <w:r>
-        <w:t xml:space="preserve">配合右側的 AI 助手，可以直接請它加註解、找錯、或產生這份程式的說明文件（見 </w:t>
-      </w:r>
-      <w:r>
-        <w:t xml:space="preserve">第 15 節</w:t>
-      </w:r>
-      <w:r>
-        <w:t xml:space="preserve">）。</w:t>
+      <w:pPr>
+        <w:shd w:fill="F3F5F7" w:color="auto" w:val="clear"/>
+        <w:spacing w:after="0" w:before="120" w:line="260"/>
+      </w:pPr>
+      <w:r>
+        <w:rPr>
+          <w:rFonts w:ascii="Consolas" w:cs="Consolas" w:eastAsia="Consolas" w:hAnsi="Consolas"/>
+          <w:color w:val="1F2328"/>
+          <w:sz w:val="19"/>
+          <w:szCs w:val="19"/>
+        </w:rPr>
+        <w:t xml:space="preserve">質能等價：$E = mc^2$</w:t>
+      </w:r>
+    </w:p>
+    <w:p>
+      <w:pPr>
+        <w:shd w:fill="F3F5F7" w:color="auto" w:val="clear"/>
+        <w:spacing w:after="0" w:before="0" w:line="260"/>
+      </w:pPr>
+      <w:r>
+        <w:rPr>
+          <w:rFonts w:ascii="Consolas" w:cs="Consolas" w:eastAsia="Consolas" w:hAnsi="Consolas"/>
+        </w:rPr>
+        <w:t xml:space="preserve"/>
+      </w:r>
+    </w:p>
+    <w:p>
+      <w:pPr>
+        <w:shd w:fill="F3F5F7" w:color="auto" w:val="clear"/>
+        <w:spacing w:after="0" w:before="0" w:line="260"/>
+      </w:pPr>
+      <w:r>
+        <w:rPr>
+          <w:rFonts w:ascii="Consolas" w:cs="Consolas" w:eastAsia="Consolas" w:hAnsi="Consolas"/>
+          <w:color w:val="1F2328"/>
+          <w:sz w:val="19"/>
+          <w:szCs w:val="19"/>
+        </w:rPr>
+        <w:t xml:space="preserve">$$</w:t>
+      </w:r>
+    </w:p>
+    <w:p>
+      <w:pPr>
+        <w:shd w:fill="F3F5F7" w:color="auto" w:val="clear"/>
+        <w:spacing w:after="0" w:before="0" w:line="260"/>
+      </w:pPr>
+      <w:r>
+        <w:rPr>
+          <w:rFonts w:ascii="Consolas" w:cs="Consolas" w:eastAsia="Consolas" w:hAnsi="Consolas"/>
+          <w:color w:val="1F2328"/>
+          <w:sz w:val="19"/>
+          <w:szCs w:val="19"/>
+        </w:rPr>
+        <w:t xml:space="preserve">\int</w:t>
+      </w:r>
+      <w:r>
+        <w:rPr>
+          <w:rFonts w:ascii="Consolas" w:cs="Consolas" w:eastAsia="Consolas" w:hAnsi="Consolas"/>
+          <w:color w:val="1F2328"/>
+          <w:sz w:val="19"/>
+          <w:szCs w:val="19"/>
+        </w:rPr>
+        <w:t xml:space="preserve">_{0}^{\infty} e^{-x^2}\,dx = \frac{\sqrt{\pi}}{2}</w:t>
+      </w:r>
+    </w:p>
+    <w:p>
+      <w:pPr>
+        <w:shd w:fill="F3F5F7" w:color="auto" w:val="clear"/>
+        <w:spacing w:after="160" w:before="0" w:line="260"/>
+      </w:pPr>
+      <w:r>
+        <w:rPr>
+          <w:rFonts w:ascii="Consolas" w:cs="Consolas" w:eastAsia="Consolas" w:hAnsi="Consolas"/>
+          <w:color w:val="1F2328"/>
+          <w:sz w:val="19"/>
+          <w:szCs w:val="19"/>
+        </w:rPr>
+        <w:t xml:space="preserve">$$</w:t>
+      </w:r>
+    </w:p>
+    <w:p>
+      <w:r>
+        <w:t xml:space="preserve">匯出 PDF / Word 時，圖表與公式都會一起帶過去。</w:t>
       </w:r>
     </w:p>
     <w:p>
@@ -3442,472 +3516,14 @@
         <w:pStyle w:val="Heading2"/>
       </w:pPr>
       <w:r>
-        <w:t xml:space="preserve">10. 自動排版</w:t>
-      </w:r>
-    </w:p>
-    <w:p>
-      <w:r>
-        <w:t xml:space="preserve">按 </w:t>
-      </w:r>
-      <w:r>
-        <w:rPr>
-          <w:rFonts w:ascii="Consolas" w:cs="Consolas" w:eastAsia="Consolas" w:hAnsi="Consolas"/>
-          <w:shd w:fill="F3F5F7" w:color="auto" w:val="clear"/>
-        </w:rPr>
-        <w:t xml:space="preserve">Shift+Alt+F</w:t>
-      </w:r>
-      <w:r>
-        <w:t xml:space="preserve"> 或工具列的排版按鈕，DocSmith 會</w:t>
-      </w:r>
-      <w:r>
-        <w:rPr>
-          <w:b/>
-          <w:bCs/>
-        </w:rPr>
-        <w:t xml:space="preserve">依文件類型挑對應的排版工具</w:t>
-      </w:r>
-      <w:r>
-        <w:t xml:space="preserve">：</w:t>
-      </w:r>
-    </w:p>
-    <w:tbl>
-      <w:tblPr>
-        <w:tblW w:type="pct" w:w="100%"/>
-        <w:tblBorders>
-          <w:top w:val="single" w:color="D0D7DE" w:sz="4"/>
-          <w:left w:val="single" w:color="D0D7DE" w:sz="4"/>
-          <w:bottom w:val="single" w:color="D0D7DE" w:sz="4"/>
-          <w:right w:val="single" w:color="D0D7DE" w:sz="4"/>
-          <w:insideH w:val="single" w:color="D0D7DE" w:sz="4"/>
-          <w:insideV w:val="single" w:color="D0D7DE" w:sz="4"/>
-        </w:tblBorders>
-      </w:tblPr>
-      <w:tblGrid>
-        <w:gridCol w:w="100"/>
-        <w:gridCol w:w="100"/>
-      </w:tblGrid>
-      <w:tr>
-        <w:trPr>
-          <w:tblHeader/>
-        </w:trPr>
-        <w:tc>
-          <w:tcPr>
-            <w:shd w:fill="F6F8FA" w:color="auto" w:val="clear"/>
-            <w:tcMar>
-              <w:top w:type="dxa" w:w="60"/>
-              <w:left w:type="dxa" w:w="100"/>
-              <w:bottom w:type="dxa" w:w="60"/>
-              <w:right w:type="dxa" w:w="100"/>
-            </w:tcMar>
-          </w:tcPr>
-          <w:p>
-            <w:pPr>
-              <w:jc w:val="left"/>
-            </w:pPr>
-            <w:r>
-              <w:rPr>
-                <w:b/>
-                <w:bCs/>
-              </w:rPr>
-              <w:t xml:space="preserve">文件類型</w:t>
-            </w:r>
-          </w:p>
-        </w:tc>
-        <w:tc>
-          <w:tcPr>
-            <w:shd w:fill="F6F8FA" w:color="auto" w:val="clear"/>
-            <w:tcMar>
-              <w:top w:type="dxa" w:w="60"/>
-              <w:left w:type="dxa" w:w="100"/>
-              <w:bottom w:type="dxa" w:w="60"/>
-              <w:right w:type="dxa" w:w="100"/>
-            </w:tcMar>
-          </w:tcPr>
-          <w:p>
-            <w:pPr>
-              <w:jc w:val="left"/>
-            </w:pPr>
-            <w:r>
-              <w:rPr>
-                <w:b/>
-                <w:bCs/>
-              </w:rPr>
-              <w:t xml:space="preserve">使用的工具</w:t>
-            </w:r>
-          </w:p>
-        </w:tc>
-      </w:tr>
-      <w:tr>
-        <w:trPr>
-          <w:tblHeader w:val="false"/>
-        </w:trPr>
-        <w:tc>
-          <w:tcPr>
-            <w:tcMar>
-              <w:top w:type="dxa" w:w="60"/>
-              <w:left w:type="dxa" w:w="100"/>
-              <w:bottom w:type="dxa" w:w="60"/>
-              <w:right w:type="dxa" w:w="100"/>
-            </w:tcMar>
-          </w:tcPr>
-          <w:p>
-            <w:pPr>
-              <w:jc w:val="left"/>
-            </w:pPr>
-            <w:r>
-              <w:t xml:space="preserve">Markdown</w:t>
-            </w:r>
-          </w:p>
-        </w:tc>
-        <w:tc>
-          <w:tcPr>
-            <w:tcMar>
-              <w:top w:type="dxa" w:w="60"/>
-              <w:left w:type="dxa" w:w="100"/>
-              <w:bottom w:type="dxa" w:w="60"/>
-              <w:right w:type="dxa" w:w="100"/>
-            </w:tcMar>
-          </w:tcPr>
-          <w:p>
-            <w:pPr>
-              <w:jc w:val="left"/>
-            </w:pPr>
-            <w:r>
-              <w:t xml:space="preserve">Prettier ＋ 中英文之間自動補空格</w:t>
-            </w:r>
-          </w:p>
-        </w:tc>
-      </w:tr>
-      <w:tr>
-        <w:trPr>
-          <w:tblHeader w:val="false"/>
-        </w:trPr>
-        <w:tc>
-          <w:tcPr>
-            <w:tcMar>
-              <w:top w:type="dxa" w:w="60"/>
-              <w:left w:type="dxa" w:w="100"/>
-              <w:bottom w:type="dxa" w:w="60"/>
-              <w:right w:type="dxa" w:w="100"/>
-            </w:tcMar>
-          </w:tcPr>
-          <w:p>
-            <w:pPr>
-              <w:jc w:val="left"/>
-            </w:pPr>
-            <w:r>
-              <w:t xml:space="preserve">JavaScript / TypeScript / JSX / CSS / SCSS / HTML / YAML / GraphQL</w:t>
-            </w:r>
-          </w:p>
-        </w:tc>
-        <w:tc>
-          <w:tcPr>
-            <w:tcMar>
-              <w:top w:type="dxa" w:w="60"/>
-              <w:left w:type="dxa" w:w="100"/>
-              <w:bottom w:type="dxa" w:w="60"/>
-              <w:right w:type="dxa" w:w="100"/>
-            </w:tcMar>
-          </w:tcPr>
-          <w:p>
-            <w:pPr>
-              <w:jc w:val="left"/>
-            </w:pPr>
-            <w:r>
-              <w:t xml:space="preserve">Prettier</w:t>
-            </w:r>
-          </w:p>
-        </w:tc>
-      </w:tr>
-      <w:tr>
-        <w:trPr>
-          <w:tblHeader w:val="false"/>
-        </w:trPr>
-        <w:tc>
-          <w:tcPr>
-            <w:tcMar>
-              <w:top w:type="dxa" w:w="60"/>
-              <w:left w:type="dxa" w:w="100"/>
-              <w:bottom w:type="dxa" w:w="60"/>
-              <w:right w:type="dxa" w:w="100"/>
-            </w:tcMar>
-          </w:tcPr>
-          <w:p>
-            <w:pPr>
-              <w:jc w:val="left"/>
-            </w:pPr>
-            <w:r>
-              <w:t xml:space="preserve">JSON</w:t>
-            </w:r>
-          </w:p>
-        </w:tc>
-        <w:tc>
-          <w:tcPr>
-            <w:tcMar>
-              <w:top w:type="dxa" w:w="60"/>
-              <w:left w:type="dxa" w:w="100"/>
-              <w:bottom w:type="dxa" w:w="60"/>
-              <w:right w:type="dxa" w:w="100"/>
-            </w:tcMar>
-          </w:tcPr>
-          <w:p>
-            <w:pPr>
-              <w:jc w:val="left"/>
-            </w:pPr>
-            <w:r>
-              <w:t xml:space="preserve">標準 2 空格縮排</w:t>
-            </w:r>
-          </w:p>
-        </w:tc>
-      </w:tr>
-      <w:tr>
-        <w:trPr>
-          <w:tblHeader w:val="false"/>
-        </w:trPr>
-        <w:tc>
-          <w:tcPr>
-            <w:tcMar>
-              <w:top w:type="dxa" w:w="60"/>
-              <w:left w:type="dxa" w:w="100"/>
-              <w:bottom w:type="dxa" w:w="60"/>
-              <w:right w:type="dxa" w:w="100"/>
-            </w:tcMar>
-          </w:tcPr>
-          <w:p>
-            <w:pPr>
-              <w:jc w:val="left"/>
-            </w:pPr>
-            <w:r>
-              <w:t xml:space="preserve">Python</w:t>
-            </w:r>
-          </w:p>
-        </w:tc>
-        <w:tc>
-          <w:tcPr>
-            <w:tcMar>
-              <w:top w:type="dxa" w:w="60"/>
-              <w:left w:type="dxa" w:w="100"/>
-              <w:bottom w:type="dxa" w:w="60"/>
-              <w:right w:type="dxa" w:w="100"/>
-            </w:tcMar>
-          </w:tcPr>
-          <w:p>
-            <w:pPr>
-              <w:jc w:val="left"/>
-            </w:pPr>
-            <w:r>
-              <w:t xml:space="preserve">Ruff</w:t>
-            </w:r>
-          </w:p>
-        </w:tc>
-      </w:tr>
-      <w:tr>
-        <w:trPr>
-          <w:tblHeader w:val="false"/>
-        </w:trPr>
-        <w:tc>
-          <w:tcPr>
-            <w:tcMar>
-              <w:top w:type="dxa" w:w="60"/>
-              <w:left w:type="dxa" w:w="100"/>
-              <w:bottom w:type="dxa" w:w="60"/>
-              <w:right w:type="dxa" w:w="100"/>
-            </w:tcMar>
-          </w:tcPr>
-          <w:p>
-            <w:pPr>
-              <w:jc w:val="left"/>
-            </w:pPr>
-            <w:r>
-              <w:t xml:space="preserve">Go</w:t>
-            </w:r>
-          </w:p>
-        </w:tc>
-        <w:tc>
-          <w:tcPr>
-            <w:tcMar>
-              <w:top w:type="dxa" w:w="60"/>
-              <w:left w:type="dxa" w:w="100"/>
-              <w:bottom w:type="dxa" w:w="60"/>
-              <w:right w:type="dxa" w:w="100"/>
-            </w:tcMar>
-          </w:tcPr>
-          <w:p>
-            <w:pPr>
-              <w:jc w:val="left"/>
-            </w:pPr>
-            <w:r>
-              <w:t xml:space="preserve">gofmt</w:t>
-            </w:r>
-          </w:p>
-        </w:tc>
-      </w:tr>
-      <w:tr>
-        <w:trPr>
-          <w:tblHeader w:val="false"/>
-        </w:trPr>
-        <w:tc>
-          <w:tcPr>
-            <w:tcMar>
-              <w:top w:type="dxa" w:w="60"/>
-              <w:left w:type="dxa" w:w="100"/>
-              <w:bottom w:type="dxa" w:w="60"/>
-              <w:right w:type="dxa" w:w="100"/>
-            </w:tcMar>
-          </w:tcPr>
-          <w:p>
-            <w:pPr>
-              <w:jc w:val="left"/>
-            </w:pPr>
-            <w:r>
-              <w:t xml:space="preserve">C / C++ / C# / Java</w:t>
-            </w:r>
-          </w:p>
-        </w:tc>
-        <w:tc>
-          <w:tcPr>
-            <w:tcMar>
-              <w:top w:type="dxa" w:w="60"/>
-              <w:left w:type="dxa" w:w="100"/>
-              <w:bottom w:type="dxa" w:w="60"/>
-              <w:right w:type="dxa" w:w="100"/>
-            </w:tcMar>
-          </w:tcPr>
-          <w:p>
-            <w:pPr>
-              <w:jc w:val="left"/>
-            </w:pPr>
-            <w:r>
-              <w:t xml:space="preserve">clang-format</w:t>
-            </w:r>
-          </w:p>
-        </w:tc>
-      </w:tr>
-      <w:tr>
-        <w:trPr>
-          <w:tblHeader w:val="false"/>
-        </w:trPr>
-        <w:tc>
-          <w:tcPr>
-            <w:tcMar>
-              <w:top w:type="dxa" w:w="60"/>
-              <w:left w:type="dxa" w:w="100"/>
-              <w:bottom w:type="dxa" w:w="60"/>
-              <w:right w:type="dxa" w:w="100"/>
-            </w:tcMar>
-          </w:tcPr>
-          <w:p>
-            <w:pPr>
-              <w:jc w:val="left"/>
-            </w:pPr>
-            <w:r>
-              <w:t xml:space="preserve">SQL</w:t>
-            </w:r>
-          </w:p>
-        </w:tc>
-        <w:tc>
-          <w:tcPr>
-            <w:tcMar>
-              <w:top w:type="dxa" w:w="60"/>
-              <w:left w:type="dxa" w:w="100"/>
-              <w:bottom w:type="dxa" w:w="60"/>
-              <w:right w:type="dxa" w:w="100"/>
-            </w:tcMar>
-          </w:tcPr>
-          <w:p>
-            <w:pPr>
-              <w:jc w:val="left"/>
-            </w:pPr>
-            <w:r>
-              <w:t xml:space="preserve">sql-formatter</w:t>
-            </w:r>
-          </w:p>
-        </w:tc>
-      </w:tr>
-      <w:tr>
-        <w:trPr>
-          <w:tblHeader w:val="false"/>
-        </w:trPr>
-        <w:tc>
-          <w:tcPr>
-            <w:tcMar>
-              <w:top w:type="dxa" w:w="60"/>
-              <w:left w:type="dxa" w:w="100"/>
-              <w:bottom w:type="dxa" w:w="60"/>
-              <w:right w:type="dxa" w:w="100"/>
-            </w:tcMar>
-          </w:tcPr>
-          <w:p>
-            <w:pPr>
-              <w:jc w:val="left"/>
-            </w:pPr>
-            <w:r>
-              <w:t xml:space="preserve">XML</w:t>
-            </w:r>
-          </w:p>
-        </w:tc>
-        <w:tc>
-          <w:tcPr>
-            <w:tcMar>
-              <w:top w:type="dxa" w:w="60"/>
-              <w:left w:type="dxa" w:w="100"/>
-              <w:bottom w:type="dxa" w:w="60"/>
-              <w:right w:type="dxa" w:w="100"/>
-            </w:tcMar>
-          </w:tcPr>
-          <w:p>
-            <w:pPr>
-              <w:jc w:val="left"/>
-            </w:pPr>
-            <w:r>
-              <w:t xml:space="preserve">xml-formatter</w:t>
-            </w:r>
-          </w:p>
-        </w:tc>
-      </w:tr>
-      <w:tr>
-        <w:trPr>
-          <w:tblHeader w:val="false"/>
-        </w:trPr>
-        <w:tc>
-          <w:tcPr>
-            <w:tcMar>
-              <w:top w:type="dxa" w:w="60"/>
-              <w:left w:type="dxa" w:w="100"/>
-              <w:bottom w:type="dxa" w:w="60"/>
-              <w:right w:type="dxa" w:w="100"/>
-            </w:tcMar>
-          </w:tcPr>
-          <w:p>
-            <w:pPr>
-              <w:jc w:val="left"/>
-            </w:pPr>
-            <w:r>
-              <w:t xml:space="preserve">純文字</w:t>
-            </w:r>
-          </w:p>
-        </w:tc>
-        <w:tc>
-          <w:tcPr>
-            <w:tcMar>
-              <w:top w:type="dxa" w:w="60"/>
-              <w:left w:type="dxa" w:w="100"/>
-              <w:bottom w:type="dxa" w:w="60"/>
-              <w:right w:type="dxa" w:w="100"/>
-            </w:tcMar>
-          </w:tcPr>
-          <w:p>
-            <w:pPr>
-              <w:jc w:val="left"/>
-            </w:pPr>
-            <w:r>
-              <w:t xml:space="preserve">去掉行尾空白、統一空行</w:t>
-            </w:r>
-          </w:p>
-        </w:tc>
-      </w:tr>
-    </w:tbl>
-    <w:p/>
+        <w:t xml:space="preserve">9. 程式碼與純文字檔</w:t>
+      </w:r>
+    </w:p>
+    <w:p>
+      <w:r>
+        <w:t xml:space="preserve">開啟程式碼檔會用單欄編輯器（沒有預覽），依副檔名上色，狀態列顯示語言。支援常見的語言：Python、Go、JavaScript / TypeScript、C / C++ / C#、Java、Rust、SQL、YAML、JSON、XML、Shell、PowerShell、Dockerfile 等。</w:t>
+      </w:r>
+    </w:p>
     <w:p>
       <w:r>
         <w:drawing>
@@ -3952,58 +3568,486 @@
     </w:p>
     <w:p>
       <w:r>
-        <w:t xml:space="preserve">排版後狀態列會顯示用了哪個工具，而且</w:t>
+        <w:t xml:space="preserve">配合右側的 AI 助手，可以直接請它加註解、找錯、或產生這份程式的說明文件（見 </w:t>
+      </w:r>
+      <w:r>
+        <w:t xml:space="preserve">第 15 節</w:t>
+      </w:r>
+      <w:r>
+        <w:t xml:space="preserve">）。</w:t>
+      </w:r>
+    </w:p>
+    <w:p>
+      <w:pPr>
+        <w:pStyle w:val="Heading2"/>
+      </w:pPr>
+      <w:r>
+        <w:t xml:space="preserve">10. 自動排版</w:t>
+      </w:r>
+    </w:p>
+    <w:p>
+      <w:r>
+        <w:t xml:space="preserve">按 </w:t>
+      </w:r>
+      <w:r>
+        <w:rPr>
+          <w:rFonts w:ascii="Consolas" w:cs="Consolas" w:eastAsia="Consolas" w:hAnsi="Consolas"/>
+          <w:shd w:fill="F3F5F7" w:color="auto" w:val="clear"/>
+        </w:rPr>
+        <w:t xml:space="preserve">Shift+Alt+F</w:t>
+      </w:r>
+      <w:r>
+        <w:t xml:space="preserve"> 或工具列的排版按鈕，DocSmith 會</w:t>
       </w:r>
       <w:r>
         <w:rPr>
           <w:b/>
           <w:bCs/>
         </w:rPr>
-        <w:t xml:space="preserve">可以按 </w:t>
-      </w:r>
-      <w:r>
-        <w:rPr>
-          <w:rFonts w:ascii="Consolas" w:cs="Consolas" w:eastAsia="Consolas" w:hAnsi="Consolas"/>
-          <w:b/>
-          <w:bCs/>
-          <w:shd w:fill="F3F5F7" w:color="auto" w:val="clear"/>
-        </w:rPr>
-        <w:t xml:space="preserve">Ctrl+Z</w:t>
-      </w:r>
-      <w:r>
-        <w:rPr>
-          <w:b/>
-          <w:bCs/>
-        </w:rPr>
-        <w:t xml:space="preserve"> 復原</w:t>
-      </w:r>
-      <w:r>
-        <w:t xml:space="preserve">。不支援的類型會直接告訴你，不會亂改內容。</w:t>
-      </w:r>
-    </w:p>
-    <w:p>
-      <w:pPr>
-        <w:pStyle w:val="Heading2"/>
-      </w:pPr>
-      <w:r>
-        <w:t xml:space="preserve">11. PDF 閱讀器</w:t>
-      </w:r>
-    </w:p>
-    <w:p>
-      <w:r>
-        <w:t xml:space="preserve">開啟 </w:t>
-      </w:r>
-      <w:r>
-        <w:rPr>
-          <w:rFonts w:ascii="Consolas" w:cs="Consolas" w:eastAsia="Consolas" w:hAnsi="Consolas"/>
-          <w:shd w:fill="F3F5F7" w:color="auto" w:val="clear"/>
-        </w:rPr>
-        <w:t xml:space="preserve">.pdf</w:t>
-      </w:r>
-      <w:r>
-        <w:t xml:space="preserve"> 會進入閱讀器：連續捲動、縮圖側欄、書籤目錄、文字選取與複製、全文搜尋。</w:t>
-      </w:r>
-    </w:p>
+        <w:t xml:space="preserve">依文件類型挑對應的排版工具</w:t>
+      </w:r>
+      <w:r>
+        <w:t xml:space="preserve">：</w:t>
+      </w:r>
+    </w:p>
+    <w:tbl>
+      <w:tblPr>
+        <w:tblW w:type="pct" w:w="100%"/>
+        <w:tblBorders>
+          <w:top w:val="single" w:color="D0D7DE" w:sz="4"/>
+          <w:left w:val="single" w:color="D0D7DE" w:sz="4"/>
+          <w:bottom w:val="single" w:color="D0D7DE" w:sz="4"/>
+          <w:right w:val="single" w:color="D0D7DE" w:sz="4"/>
+          <w:insideH w:val="single" w:color="D0D7DE" w:sz="4"/>
+          <w:insideV w:val="single" w:color="D0D7DE" w:sz="4"/>
+        </w:tblBorders>
+      </w:tblPr>
+      <w:tblGrid>
+        <w:gridCol w:w="100"/>
+        <w:gridCol w:w="100"/>
+      </w:tblGrid>
+      <w:tr>
+        <w:trPr>
+          <w:tblHeader/>
+        </w:trPr>
+        <w:tc>
+          <w:tcPr>
+            <w:shd w:fill="F6F8FA" w:color="auto" w:val="clear"/>
+            <w:tcMar>
+              <w:top w:type="dxa" w:w="60"/>
+              <w:left w:type="dxa" w:w="100"/>
+              <w:bottom w:type="dxa" w:w="60"/>
+              <w:right w:type="dxa" w:w="100"/>
+            </w:tcMar>
+          </w:tcPr>
+          <w:p>
+            <w:pPr>
+              <w:jc w:val="left"/>
+            </w:pPr>
+            <w:r>
+              <w:rPr>
+                <w:b/>
+                <w:bCs/>
+              </w:rPr>
+              <w:t xml:space="preserve">文件類型</w:t>
+            </w:r>
+          </w:p>
+        </w:tc>
+        <w:tc>
+          <w:tcPr>
+            <w:shd w:fill="F6F8FA" w:color="auto" w:val="clear"/>
+            <w:tcMar>
+              <w:top w:type="dxa" w:w="60"/>
+              <w:left w:type="dxa" w:w="100"/>
+              <w:bottom w:type="dxa" w:w="60"/>
+              <w:right w:type="dxa" w:w="100"/>
+            </w:tcMar>
+          </w:tcPr>
+          <w:p>
+            <w:pPr>
+              <w:jc w:val="left"/>
+            </w:pPr>
+            <w:r>
+              <w:rPr>
+                <w:b/>
+                <w:bCs/>
+              </w:rPr>
+              <w:t xml:space="preserve">使用的工具</w:t>
+            </w:r>
+          </w:p>
+        </w:tc>
+      </w:tr>
+      <w:tr>
+        <w:trPr>
+          <w:tblHeader w:val="false"/>
+        </w:trPr>
+        <w:tc>
+          <w:tcPr>
+            <w:tcMar>
+              <w:top w:type="dxa" w:w="60"/>
+              <w:left w:type="dxa" w:w="100"/>
+              <w:bottom w:type="dxa" w:w="60"/>
+              <w:right w:type="dxa" w:w="100"/>
+            </w:tcMar>
+          </w:tcPr>
+          <w:p>
+            <w:pPr>
+              <w:jc w:val="left"/>
+            </w:pPr>
+            <w:r>
+              <w:t xml:space="preserve">Markdown</w:t>
+            </w:r>
+          </w:p>
+        </w:tc>
+        <w:tc>
+          <w:tcPr>
+            <w:tcMar>
+              <w:top w:type="dxa" w:w="60"/>
+              <w:left w:type="dxa" w:w="100"/>
+              <w:bottom w:type="dxa" w:w="60"/>
+              <w:right w:type="dxa" w:w="100"/>
+            </w:tcMar>
+          </w:tcPr>
+          <w:p>
+            <w:pPr>
+              <w:jc w:val="left"/>
+            </w:pPr>
+            <w:r>
+              <w:t xml:space="preserve">Prettier ＋ 中英文之間自動補空格</w:t>
+            </w:r>
+          </w:p>
+        </w:tc>
+      </w:tr>
+      <w:tr>
+        <w:trPr>
+          <w:tblHeader w:val="false"/>
+        </w:trPr>
+        <w:tc>
+          <w:tcPr>
+            <w:tcMar>
+              <w:top w:type="dxa" w:w="60"/>
+              <w:left w:type="dxa" w:w="100"/>
+              <w:bottom w:type="dxa" w:w="60"/>
+              <w:right w:type="dxa" w:w="100"/>
+            </w:tcMar>
+          </w:tcPr>
+          <w:p>
+            <w:pPr>
+              <w:jc w:val="left"/>
+            </w:pPr>
+            <w:r>
+              <w:t xml:space="preserve">JavaScript / TypeScript / JSX / CSS / SCSS / HTML / YAML / GraphQL</w:t>
+            </w:r>
+          </w:p>
+        </w:tc>
+        <w:tc>
+          <w:tcPr>
+            <w:tcMar>
+              <w:top w:type="dxa" w:w="60"/>
+              <w:left w:type="dxa" w:w="100"/>
+              <w:bottom w:type="dxa" w:w="60"/>
+              <w:right w:type="dxa" w:w="100"/>
+            </w:tcMar>
+          </w:tcPr>
+          <w:p>
+            <w:pPr>
+              <w:jc w:val="left"/>
+            </w:pPr>
+            <w:r>
+              <w:t xml:space="preserve">Prettier</w:t>
+            </w:r>
+          </w:p>
+        </w:tc>
+      </w:tr>
+      <w:tr>
+        <w:trPr>
+          <w:tblHeader w:val="false"/>
+        </w:trPr>
+        <w:tc>
+          <w:tcPr>
+            <w:tcMar>
+              <w:top w:type="dxa" w:w="60"/>
+              <w:left w:type="dxa" w:w="100"/>
+              <w:bottom w:type="dxa" w:w="60"/>
+              <w:right w:type="dxa" w:w="100"/>
+            </w:tcMar>
+          </w:tcPr>
+          <w:p>
+            <w:pPr>
+              <w:jc w:val="left"/>
+            </w:pPr>
+            <w:r>
+              <w:t xml:space="preserve">JSON</w:t>
+            </w:r>
+          </w:p>
+        </w:tc>
+        <w:tc>
+          <w:tcPr>
+            <w:tcMar>
+              <w:top w:type="dxa" w:w="60"/>
+              <w:left w:type="dxa" w:w="100"/>
+              <w:bottom w:type="dxa" w:w="60"/>
+              <w:right w:type="dxa" w:w="100"/>
+            </w:tcMar>
+          </w:tcPr>
+          <w:p>
+            <w:pPr>
+              <w:jc w:val="left"/>
+            </w:pPr>
+            <w:r>
+              <w:t xml:space="preserve">標準 2 空格縮排</w:t>
+            </w:r>
+          </w:p>
+        </w:tc>
+      </w:tr>
+      <w:tr>
+        <w:trPr>
+          <w:tblHeader w:val="false"/>
+        </w:trPr>
+        <w:tc>
+          <w:tcPr>
+            <w:tcMar>
+              <w:top w:type="dxa" w:w="60"/>
+              <w:left w:type="dxa" w:w="100"/>
+              <w:bottom w:type="dxa" w:w="60"/>
+              <w:right w:type="dxa" w:w="100"/>
+            </w:tcMar>
+          </w:tcPr>
+          <w:p>
+            <w:pPr>
+              <w:jc w:val="left"/>
+            </w:pPr>
+            <w:r>
+              <w:t xml:space="preserve">Python</w:t>
+            </w:r>
+          </w:p>
+        </w:tc>
+        <w:tc>
+          <w:tcPr>
+            <w:tcMar>
+              <w:top w:type="dxa" w:w="60"/>
+              <w:left w:type="dxa" w:w="100"/>
+              <w:bottom w:type="dxa" w:w="60"/>
+              <w:right w:type="dxa" w:w="100"/>
+            </w:tcMar>
+          </w:tcPr>
+          <w:p>
+            <w:pPr>
+              <w:jc w:val="left"/>
+            </w:pPr>
+            <w:r>
+              <w:t xml:space="preserve">Ruff</w:t>
+            </w:r>
+          </w:p>
+        </w:tc>
+      </w:tr>
+      <w:tr>
+        <w:trPr>
+          <w:tblHeader w:val="false"/>
+        </w:trPr>
+        <w:tc>
+          <w:tcPr>
+            <w:tcMar>
+              <w:top w:type="dxa" w:w="60"/>
+              <w:left w:type="dxa" w:w="100"/>
+              <w:bottom w:type="dxa" w:w="60"/>
+              <w:right w:type="dxa" w:w="100"/>
+            </w:tcMar>
+          </w:tcPr>
+          <w:p>
+            <w:pPr>
+              <w:jc w:val="left"/>
+            </w:pPr>
+            <w:r>
+              <w:t xml:space="preserve">Go</w:t>
+            </w:r>
+          </w:p>
+        </w:tc>
+        <w:tc>
+          <w:tcPr>
+            <w:tcMar>
+              <w:top w:type="dxa" w:w="60"/>
+              <w:left w:type="dxa" w:w="100"/>
+              <w:bottom w:type="dxa" w:w="60"/>
+              <w:right w:type="dxa" w:w="100"/>
+            </w:tcMar>
+          </w:tcPr>
+          <w:p>
+            <w:pPr>
+              <w:jc w:val="left"/>
+            </w:pPr>
+            <w:r>
+              <w:t xml:space="preserve">gofmt</w:t>
+            </w:r>
+          </w:p>
+        </w:tc>
+      </w:tr>
+      <w:tr>
+        <w:trPr>
+          <w:tblHeader w:val="false"/>
+        </w:trPr>
+        <w:tc>
+          <w:tcPr>
+            <w:tcMar>
+              <w:top w:type="dxa" w:w="60"/>
+              <w:left w:type="dxa" w:w="100"/>
+              <w:bottom w:type="dxa" w:w="60"/>
+              <w:right w:type="dxa" w:w="100"/>
+            </w:tcMar>
+          </w:tcPr>
+          <w:p>
+            <w:pPr>
+              <w:jc w:val="left"/>
+            </w:pPr>
+            <w:r>
+              <w:t xml:space="preserve">C / C++ / C# / Java</w:t>
+            </w:r>
+          </w:p>
+        </w:tc>
+        <w:tc>
+          <w:tcPr>
+            <w:tcMar>
+              <w:top w:type="dxa" w:w="60"/>
+              <w:left w:type="dxa" w:w="100"/>
+              <w:bottom w:type="dxa" w:w="60"/>
+              <w:right w:type="dxa" w:w="100"/>
+            </w:tcMar>
+          </w:tcPr>
+          <w:p>
+            <w:pPr>
+              <w:jc w:val="left"/>
+            </w:pPr>
+            <w:r>
+              <w:t xml:space="preserve">clang-format</w:t>
+            </w:r>
+          </w:p>
+        </w:tc>
+      </w:tr>
+      <w:tr>
+        <w:trPr>
+          <w:tblHeader w:val="false"/>
+        </w:trPr>
+        <w:tc>
+          <w:tcPr>
+            <w:tcMar>
+              <w:top w:type="dxa" w:w="60"/>
+              <w:left w:type="dxa" w:w="100"/>
+              <w:bottom w:type="dxa" w:w="60"/>
+              <w:right w:type="dxa" w:w="100"/>
+            </w:tcMar>
+          </w:tcPr>
+          <w:p>
+            <w:pPr>
+              <w:jc w:val="left"/>
+            </w:pPr>
+            <w:r>
+              <w:t xml:space="preserve">SQL</w:t>
+            </w:r>
+          </w:p>
+        </w:tc>
+        <w:tc>
+          <w:tcPr>
+            <w:tcMar>
+              <w:top w:type="dxa" w:w="60"/>
+              <w:left w:type="dxa" w:w="100"/>
+              <w:bottom w:type="dxa" w:w="60"/>
+              <w:right w:type="dxa" w:w="100"/>
+            </w:tcMar>
+          </w:tcPr>
+          <w:p>
+            <w:pPr>
+              <w:jc w:val="left"/>
+            </w:pPr>
+            <w:r>
+              <w:t xml:space="preserve">sql-formatter</w:t>
+            </w:r>
+          </w:p>
+        </w:tc>
+      </w:tr>
+      <w:tr>
+        <w:trPr>
+          <w:tblHeader w:val="false"/>
+        </w:trPr>
+        <w:tc>
+          <w:tcPr>
+            <w:tcMar>
+              <w:top w:type="dxa" w:w="60"/>
+              <w:left w:type="dxa" w:w="100"/>
+              <w:bottom w:type="dxa" w:w="60"/>
+              <w:right w:type="dxa" w:w="100"/>
+            </w:tcMar>
+          </w:tcPr>
+          <w:p>
+            <w:pPr>
+              <w:jc w:val="left"/>
+            </w:pPr>
+            <w:r>
+              <w:t xml:space="preserve">XML</w:t>
+            </w:r>
+          </w:p>
+        </w:tc>
+        <w:tc>
+          <w:tcPr>
+            <w:tcMar>
+              <w:top w:type="dxa" w:w="60"/>
+              <w:left w:type="dxa" w:w="100"/>
+              <w:bottom w:type="dxa" w:w="60"/>
+              <w:right w:type="dxa" w:w="100"/>
+            </w:tcMar>
+          </w:tcPr>
+          <w:p>
+            <w:pPr>
+              <w:jc w:val="left"/>
+            </w:pPr>
+            <w:r>
+              <w:t xml:space="preserve">xml-formatter</w:t>
+            </w:r>
+          </w:p>
+        </w:tc>
+      </w:tr>
+      <w:tr>
+        <w:trPr>
+          <w:tblHeader w:val="false"/>
+        </w:trPr>
+        <w:tc>
+          <w:tcPr>
+            <w:tcMar>
+              <w:top w:type="dxa" w:w="60"/>
+              <w:left w:type="dxa" w:w="100"/>
+              <w:bottom w:type="dxa" w:w="60"/>
+              <w:right w:type="dxa" w:w="100"/>
+            </w:tcMar>
+          </w:tcPr>
+          <w:p>
+            <w:pPr>
+              <w:jc w:val="left"/>
+            </w:pPr>
+            <w:r>
+              <w:t xml:space="preserve">純文字</w:t>
+            </w:r>
+          </w:p>
+        </w:tc>
+        <w:tc>
+          <w:tcPr>
+            <w:tcMar>
+              <w:top w:type="dxa" w:w="60"/>
+              <w:left w:type="dxa" w:w="100"/>
+              <w:bottom w:type="dxa" w:w="60"/>
+              <w:right w:type="dxa" w:w="100"/>
+            </w:tcMar>
+          </w:tcPr>
+          <w:p>
+            <w:pPr>
+              <w:jc w:val="left"/>
+            </w:pPr>
+            <w:r>
+              <w:t xml:space="preserve">去掉行尾空白、統一空行</w:t>
+            </w:r>
+          </w:p>
+        </w:tc>
+      </w:tr>
+    </w:tbl>
+    <w:p/>
     <w:p>
       <w:r>
         <w:drawing>
@@ -4046,334 +4090,58 @@
         </w:drawing>
       </w:r>
     </w:p>
-    <w:tbl>
-      <w:tblPr>
-        <w:tblW w:type="pct" w:w="100%"/>
-        <w:tblBorders>
-          <w:top w:val="single" w:color="D0D7DE" w:sz="4"/>
-          <w:left w:val="single" w:color="D0D7DE" w:sz="4"/>
-          <w:bottom w:val="single" w:color="D0D7DE" w:sz="4"/>
-          <w:right w:val="single" w:color="D0D7DE" w:sz="4"/>
-          <w:insideH w:val="single" w:color="D0D7DE" w:sz="4"/>
-          <w:insideV w:val="single" w:color="D0D7DE" w:sz="4"/>
-        </w:tblBorders>
-      </w:tblPr>
-      <w:tblGrid>
-        <w:gridCol w:w="100"/>
-        <w:gridCol w:w="100"/>
-      </w:tblGrid>
-      <w:tr>
-        <w:trPr>
-          <w:tblHeader/>
-        </w:trPr>
-        <w:tc>
-          <w:tcPr>
-            <w:shd w:fill="F6F8FA" w:color="auto" w:val="clear"/>
-            <w:tcMar>
-              <w:top w:type="dxa" w:w="60"/>
-              <w:left w:type="dxa" w:w="100"/>
-              <w:bottom w:type="dxa" w:w="60"/>
-              <w:right w:type="dxa" w:w="100"/>
-            </w:tcMar>
-          </w:tcPr>
-          <w:p>
-            <w:pPr>
-              <w:jc w:val="left"/>
-            </w:pPr>
-            <w:r>
-              <w:rPr>
-                <w:b/>
-                <w:bCs/>
-              </w:rPr>
-              <w:t xml:space="preserve">操作</w:t>
-            </w:r>
-          </w:p>
-        </w:tc>
-        <w:tc>
-          <w:tcPr>
-            <w:shd w:fill="F6F8FA" w:color="auto" w:val="clear"/>
-            <w:tcMar>
-              <w:top w:type="dxa" w:w="60"/>
-              <w:left w:type="dxa" w:w="100"/>
-              <w:bottom w:type="dxa" w:w="60"/>
-              <w:right w:type="dxa" w:w="100"/>
-            </w:tcMar>
-          </w:tcPr>
-          <w:p>
-            <w:pPr>
-              <w:jc w:val="left"/>
-            </w:pPr>
-            <w:r>
-              <w:rPr>
-                <w:b/>
-                <w:bCs/>
-              </w:rPr>
-              <w:t xml:space="preserve">方式</w:t>
-            </w:r>
-          </w:p>
-        </w:tc>
-      </w:tr>
-      <w:tr>
-        <w:trPr>
-          <w:tblHeader w:val="false"/>
-        </w:trPr>
-        <w:tc>
-          <w:tcPr>
-            <w:tcMar>
-              <w:top w:type="dxa" w:w="60"/>
-              <w:left w:type="dxa" w:w="100"/>
-              <w:bottom w:type="dxa" w:w="60"/>
-              <w:right w:type="dxa" w:w="100"/>
-            </w:tcMar>
-          </w:tcPr>
-          <w:p>
-            <w:pPr>
-              <w:jc w:val="left"/>
-            </w:pPr>
-            <w:r>
-              <w:t xml:space="preserve">翻頁</w:t>
-            </w:r>
-          </w:p>
-        </w:tc>
-        <w:tc>
-          <w:tcPr>
-            <w:tcMar>
-              <w:top w:type="dxa" w:w="60"/>
-              <w:left w:type="dxa" w:w="100"/>
-              <w:bottom w:type="dxa" w:w="60"/>
-              <w:right w:type="dxa" w:w="100"/>
-            </w:tcMar>
-          </w:tcPr>
-          <w:p>
-            <w:pPr>
-              <w:jc w:val="left"/>
-            </w:pPr>
-            <w:r>
-              <w:t xml:space="preserve">滑鼠滾輪、上 / 下一頁按鈕、直接輸入頁碼</w:t>
-            </w:r>
-          </w:p>
-        </w:tc>
-      </w:tr>
-      <w:tr>
-        <w:trPr>
-          <w:tblHeader w:val="false"/>
-        </w:trPr>
-        <w:tc>
-          <w:tcPr>
-            <w:tcMar>
-              <w:top w:type="dxa" w:w="60"/>
-              <w:left w:type="dxa" w:w="100"/>
-              <w:bottom w:type="dxa" w:w="60"/>
-              <w:right w:type="dxa" w:w="100"/>
-            </w:tcMar>
-          </w:tcPr>
-          <w:p>
-            <w:pPr>
-              <w:jc w:val="left"/>
-            </w:pPr>
-            <w:r>
-              <w:t xml:space="preserve">縮放</w:t>
-            </w:r>
-          </w:p>
-        </w:tc>
-        <w:tc>
-          <w:tcPr>
-            <w:tcMar>
-              <w:top w:type="dxa" w:w="60"/>
-              <w:left w:type="dxa" w:w="100"/>
-              <w:bottom w:type="dxa" w:w="60"/>
-              <w:right w:type="dxa" w:w="100"/>
-            </w:tcMar>
-          </w:tcPr>
-          <w:p>
-            <w:pPr>
-              <w:jc w:val="left"/>
-            </w:pPr>
-            <w:r>
-              <w:rPr>
-                <w:rFonts w:ascii="Consolas" w:cs="Consolas" w:eastAsia="Consolas" w:hAnsi="Consolas"/>
-                <w:shd w:fill="F3F5F7" w:color="auto" w:val="clear"/>
-              </w:rPr>
-              <w:t xml:space="preserve">Ctrl++</w:t>
-            </w:r>
-            <w:r>
-              <w:t xml:space="preserve"> / </w:t>
-            </w:r>
-            <w:r>
-              <w:rPr>
-                <w:rFonts w:ascii="Consolas" w:cs="Consolas" w:eastAsia="Consolas" w:hAnsi="Consolas"/>
-                <w:shd w:fill="F3F5F7" w:color="auto" w:val="clear"/>
-              </w:rPr>
-              <w:t xml:space="preserve">Ctrl+-</w:t>
-            </w:r>
-            <w:r>
-              <w:t xml:space="preserve">，或選「自動」「符合頁寬」「整頁」</w:t>
-            </w:r>
-          </w:p>
-        </w:tc>
-      </w:tr>
-      <w:tr>
-        <w:trPr>
-          <w:tblHeader w:val="false"/>
-        </w:trPr>
-        <w:tc>
-          <w:tcPr>
-            <w:tcMar>
-              <w:top w:type="dxa" w:w="60"/>
-              <w:left w:type="dxa" w:w="100"/>
-              <w:bottom w:type="dxa" w:w="60"/>
-              <w:right w:type="dxa" w:w="100"/>
-            </w:tcMar>
-          </w:tcPr>
-          <w:p>
-            <w:pPr>
-              <w:jc w:val="left"/>
-            </w:pPr>
-            <w:r>
-              <w:t xml:space="preserve">搜尋</w:t>
-            </w:r>
-          </w:p>
-        </w:tc>
-        <w:tc>
-          <w:tcPr>
-            <w:tcMar>
-              <w:top w:type="dxa" w:w="60"/>
-              <w:left w:type="dxa" w:w="100"/>
-              <w:bottom w:type="dxa" w:w="60"/>
-              <w:right w:type="dxa" w:w="100"/>
-            </w:tcMar>
-          </w:tcPr>
-          <w:p>
-            <w:pPr>
-              <w:jc w:val="left"/>
-            </w:pPr>
-            <w:r>
-              <w:rPr>
-                <w:rFonts w:ascii="Consolas" w:cs="Consolas" w:eastAsia="Consolas" w:hAnsi="Consolas"/>
-                <w:shd w:fill="F3F5F7" w:color="auto" w:val="clear"/>
-              </w:rPr>
-              <w:t xml:space="preserve">Ctrl+F</w:t>
-            </w:r>
-            <w:r>
-              <w:t xml:space="preserve">，</w:t>
-            </w:r>
-            <w:r>
-              <w:rPr>
-                <w:rFonts w:ascii="Consolas" w:cs="Consolas" w:eastAsia="Consolas" w:hAnsi="Consolas"/>
-                <w:shd w:fill="F3F5F7" w:color="auto" w:val="clear"/>
-              </w:rPr>
-              <w:t xml:space="preserve">Enter</w:t>
-            </w:r>
-            <w:r>
-              <w:t xml:space="preserve"> 下一個、</w:t>
-            </w:r>
-            <w:r>
-              <w:rPr>
-                <w:rFonts w:ascii="Consolas" w:cs="Consolas" w:eastAsia="Consolas" w:hAnsi="Consolas"/>
-                <w:shd w:fill="F3F5F7" w:color="auto" w:val="clear"/>
-              </w:rPr>
-              <w:t xml:space="preserve">Shift+Enter</w:t>
-            </w:r>
-            <w:r>
-              <w:t xml:space="preserve"> 上一個</w:t>
-            </w:r>
-          </w:p>
-        </w:tc>
-      </w:tr>
-      <w:tr>
-        <w:trPr>
-          <w:tblHeader w:val="false"/>
-        </w:trPr>
-        <w:tc>
-          <w:tcPr>
-            <w:tcMar>
-              <w:top w:type="dxa" w:w="60"/>
-              <w:left w:type="dxa" w:w="100"/>
-              <w:bottom w:type="dxa" w:w="60"/>
-              <w:right w:type="dxa" w:w="100"/>
-            </w:tcMar>
-          </w:tcPr>
-          <w:p>
-            <w:pPr>
-              <w:jc w:val="left"/>
-            </w:pPr>
-            <w:r>
-              <w:t xml:space="preserve">目錄</w:t>
-            </w:r>
-          </w:p>
-        </w:tc>
-        <w:tc>
-          <w:tcPr>
-            <w:tcMar>
-              <w:top w:type="dxa" w:w="60"/>
-              <w:left w:type="dxa" w:w="100"/>
-              <w:bottom w:type="dxa" w:w="60"/>
-              <w:right w:type="dxa" w:w="100"/>
-            </w:tcMar>
-          </w:tcPr>
-          <w:p>
-            <w:pPr>
-              <w:jc w:val="left"/>
-            </w:pPr>
-            <w:r>
-              <w:t xml:space="preserve">左側「大綱」面板顯示 PDF 書籤，點一下跳頁</w:t>
-            </w:r>
-          </w:p>
-        </w:tc>
-      </w:tr>
-      <w:tr>
-        <w:trPr>
-          <w:tblHeader w:val="false"/>
-        </w:trPr>
-        <w:tc>
-          <w:tcPr>
-            <w:tcMar>
-              <w:top w:type="dxa" w:w="60"/>
-              <w:left w:type="dxa" w:w="100"/>
-              <w:bottom w:type="dxa" w:w="60"/>
-              <w:right w:type="dxa" w:w="100"/>
-            </w:tcMar>
-          </w:tcPr>
-          <w:p>
-            <w:pPr>
-              <w:jc w:val="left"/>
-            </w:pPr>
-            <w:r>
-              <w:t xml:space="preserve">縮圖</w:t>
-            </w:r>
-          </w:p>
-        </w:tc>
-        <w:tc>
-          <w:tcPr>
-            <w:tcMar>
-              <w:top w:type="dxa" w:w="60"/>
-              <w:left w:type="dxa" w:w="100"/>
-              <w:bottom w:type="dxa" w:w="60"/>
-              <w:right w:type="dxa" w:w="100"/>
-            </w:tcMar>
-          </w:tcPr>
-          <w:p>
-            <w:pPr>
-              <w:jc w:val="left"/>
-            </w:pPr>
-            <w:r>
-              <w:t xml:space="preserve">工具列的縮圖按鈕</w:t>
-            </w:r>
-          </w:p>
-        </w:tc>
-      </w:tr>
-    </w:tbl>
-    <w:p/>
-    <w:p>
+    <w:p>
+      <w:r>
+        <w:t xml:space="preserve">排版後狀態列會顯示用了哪個工具，而且</w:t>
+      </w:r>
       <w:r>
         <w:rPr>
           <w:b/>
           <w:bCs/>
         </w:rPr>
-        <w:t xml:space="preserve">轉成 Markdown</w:t>
-      </w:r>
-      <w:r>
-        <w:t xml:space="preserve">：工具列的「轉為 Markdown」會把 PDF 的文字抽出來、整理成段落，開成一個新的 Markdown 分頁（原始 PDF 分頁不動）。</w:t>
+        <w:t xml:space="preserve">可以按 </w:t>
+      </w:r>
+      <w:r>
+        <w:rPr>
+          <w:rFonts w:ascii="Consolas" w:cs="Consolas" w:eastAsia="Consolas" w:hAnsi="Consolas"/>
+          <w:b/>
+          <w:bCs/>
+          <w:shd w:fill="F3F5F7" w:color="auto" w:val="clear"/>
+        </w:rPr>
+        <w:t xml:space="preserve">Ctrl+Z</w:t>
+      </w:r>
+      <w:r>
+        <w:rPr>
+          <w:b/>
+          <w:bCs/>
+        </w:rPr>
+        <w:t xml:space="preserve"> 復原</w:t>
+      </w:r>
+      <w:r>
+        <w:t xml:space="preserve">。不支援的類型會直接告訴你，不會亂改內容。</w:t>
+      </w:r>
+    </w:p>
+    <w:p>
+      <w:pPr>
+        <w:pStyle w:val="Heading2"/>
+      </w:pPr>
+      <w:r>
+        <w:t xml:space="preserve">11. PDF 閱讀器</w:t>
+      </w:r>
+    </w:p>
+    <w:p>
+      <w:r>
+        <w:t xml:space="preserve">開啟 </w:t>
+      </w:r>
+      <w:r>
+        <w:rPr>
+          <w:rFonts w:ascii="Consolas" w:cs="Consolas" w:eastAsia="Consolas" w:hAnsi="Consolas"/>
+          <w:shd w:fill="F3F5F7" w:color="auto" w:val="clear"/>
+        </w:rPr>
+        <w:t xml:space="preserve">.pdf</w:t>
+      </w:r>
+      <w:r>
+        <w:t xml:space="preserve"> 會進入閱讀器：連續捲動、縮圖側欄、書籤目錄、文字選取與複製、全文搜尋。</w:t>
       </w:r>
     </w:p>
     <w:p>
@@ -4418,41 +4186,334 @@
         </w:drawing>
       </w:r>
     </w:p>
-    <w:p>
-      <w:pPr>
-        <w:pBdr>
-          <w:left w:val="single" w:color="D0D7DE" w:sz="18" w:space="8"/>
-        </w:pBdr>
-        <w:ind w:left="400"/>
-      </w:pPr>
-      <w:r>
-        <w:rPr>
-          <w:color w:val="57606A"/>
-        </w:rPr>
-        <w:t xml:space="preserve">掃描件（純圖片的 PDF）沒有文字可抽，轉出來會是空的——這種情況需要 OCR，DocSmith 不做。</w:t>
-      </w:r>
-    </w:p>
-    <w:p>
-      <w:pPr>
-        <w:pStyle w:val="Heading2"/>
-      </w:pPr>
-      <w:r>
-        <w:t xml:space="preserve">12. 電子書閱讀器</w:t>
-      </w:r>
-    </w:p>
-    <w:p>
-      <w:r>
-        <w:t xml:space="preserve">支援 EPUB、MOBI、AZW / AZW3、FB2、CBZ（漫畫）。這是</w:t>
-      </w:r>
+    <w:tbl>
+      <w:tblPr>
+        <w:tblW w:type="pct" w:w="100%"/>
+        <w:tblBorders>
+          <w:top w:val="single" w:color="D0D7DE" w:sz="4"/>
+          <w:left w:val="single" w:color="D0D7DE" w:sz="4"/>
+          <w:bottom w:val="single" w:color="D0D7DE" w:sz="4"/>
+          <w:right w:val="single" w:color="D0D7DE" w:sz="4"/>
+          <w:insideH w:val="single" w:color="D0D7DE" w:sz="4"/>
+          <w:insideV w:val="single" w:color="D0D7DE" w:sz="4"/>
+        </w:tblBorders>
+      </w:tblPr>
+      <w:tblGrid>
+        <w:gridCol w:w="100"/>
+        <w:gridCol w:w="100"/>
+      </w:tblGrid>
+      <w:tr>
+        <w:trPr>
+          <w:tblHeader/>
+        </w:trPr>
+        <w:tc>
+          <w:tcPr>
+            <w:shd w:fill="F6F8FA" w:color="auto" w:val="clear"/>
+            <w:tcMar>
+              <w:top w:type="dxa" w:w="60"/>
+              <w:left w:type="dxa" w:w="100"/>
+              <w:bottom w:type="dxa" w:w="60"/>
+              <w:right w:type="dxa" w:w="100"/>
+            </w:tcMar>
+          </w:tcPr>
+          <w:p>
+            <w:pPr>
+              <w:jc w:val="left"/>
+            </w:pPr>
+            <w:r>
+              <w:rPr>
+                <w:b/>
+                <w:bCs/>
+              </w:rPr>
+              <w:t xml:space="preserve">操作</w:t>
+            </w:r>
+          </w:p>
+        </w:tc>
+        <w:tc>
+          <w:tcPr>
+            <w:shd w:fill="F6F8FA" w:color="auto" w:val="clear"/>
+            <w:tcMar>
+              <w:top w:type="dxa" w:w="60"/>
+              <w:left w:type="dxa" w:w="100"/>
+              <w:bottom w:type="dxa" w:w="60"/>
+              <w:right w:type="dxa" w:w="100"/>
+            </w:tcMar>
+          </w:tcPr>
+          <w:p>
+            <w:pPr>
+              <w:jc w:val="left"/>
+            </w:pPr>
+            <w:r>
+              <w:rPr>
+                <w:b/>
+                <w:bCs/>
+              </w:rPr>
+              <w:t xml:space="preserve">方式</w:t>
+            </w:r>
+          </w:p>
+        </w:tc>
+      </w:tr>
+      <w:tr>
+        <w:trPr>
+          <w:tblHeader w:val="false"/>
+        </w:trPr>
+        <w:tc>
+          <w:tcPr>
+            <w:tcMar>
+              <w:top w:type="dxa" w:w="60"/>
+              <w:left w:type="dxa" w:w="100"/>
+              <w:bottom w:type="dxa" w:w="60"/>
+              <w:right w:type="dxa" w:w="100"/>
+            </w:tcMar>
+          </w:tcPr>
+          <w:p>
+            <w:pPr>
+              <w:jc w:val="left"/>
+            </w:pPr>
+            <w:r>
+              <w:t xml:space="preserve">翻頁</w:t>
+            </w:r>
+          </w:p>
+        </w:tc>
+        <w:tc>
+          <w:tcPr>
+            <w:tcMar>
+              <w:top w:type="dxa" w:w="60"/>
+              <w:left w:type="dxa" w:w="100"/>
+              <w:bottom w:type="dxa" w:w="60"/>
+              <w:right w:type="dxa" w:w="100"/>
+            </w:tcMar>
+          </w:tcPr>
+          <w:p>
+            <w:pPr>
+              <w:jc w:val="left"/>
+            </w:pPr>
+            <w:r>
+              <w:t xml:space="preserve">滑鼠滾輪、上 / 下一頁按鈕、直接輸入頁碼</w:t>
+            </w:r>
+          </w:p>
+        </w:tc>
+      </w:tr>
+      <w:tr>
+        <w:trPr>
+          <w:tblHeader w:val="false"/>
+        </w:trPr>
+        <w:tc>
+          <w:tcPr>
+            <w:tcMar>
+              <w:top w:type="dxa" w:w="60"/>
+              <w:left w:type="dxa" w:w="100"/>
+              <w:bottom w:type="dxa" w:w="60"/>
+              <w:right w:type="dxa" w:w="100"/>
+            </w:tcMar>
+          </w:tcPr>
+          <w:p>
+            <w:pPr>
+              <w:jc w:val="left"/>
+            </w:pPr>
+            <w:r>
+              <w:t xml:space="preserve">縮放</w:t>
+            </w:r>
+          </w:p>
+        </w:tc>
+        <w:tc>
+          <w:tcPr>
+            <w:tcMar>
+              <w:top w:type="dxa" w:w="60"/>
+              <w:left w:type="dxa" w:w="100"/>
+              <w:bottom w:type="dxa" w:w="60"/>
+              <w:right w:type="dxa" w:w="100"/>
+            </w:tcMar>
+          </w:tcPr>
+          <w:p>
+            <w:pPr>
+              <w:jc w:val="left"/>
+            </w:pPr>
+            <w:r>
+              <w:rPr>
+                <w:rFonts w:ascii="Consolas" w:cs="Consolas" w:eastAsia="Consolas" w:hAnsi="Consolas"/>
+                <w:shd w:fill="F3F5F7" w:color="auto" w:val="clear"/>
+              </w:rPr>
+              <w:t xml:space="preserve">Ctrl++</w:t>
+            </w:r>
+            <w:r>
+              <w:t xml:space="preserve"> / </w:t>
+            </w:r>
+            <w:r>
+              <w:rPr>
+                <w:rFonts w:ascii="Consolas" w:cs="Consolas" w:eastAsia="Consolas" w:hAnsi="Consolas"/>
+                <w:shd w:fill="F3F5F7" w:color="auto" w:val="clear"/>
+              </w:rPr>
+              <w:t xml:space="preserve">Ctrl+-</w:t>
+            </w:r>
+            <w:r>
+              <w:t xml:space="preserve">，或選「自動」「符合頁寬」「整頁」</w:t>
+            </w:r>
+          </w:p>
+        </w:tc>
+      </w:tr>
+      <w:tr>
+        <w:trPr>
+          <w:tblHeader w:val="false"/>
+        </w:trPr>
+        <w:tc>
+          <w:tcPr>
+            <w:tcMar>
+              <w:top w:type="dxa" w:w="60"/>
+              <w:left w:type="dxa" w:w="100"/>
+              <w:bottom w:type="dxa" w:w="60"/>
+              <w:right w:type="dxa" w:w="100"/>
+            </w:tcMar>
+          </w:tcPr>
+          <w:p>
+            <w:pPr>
+              <w:jc w:val="left"/>
+            </w:pPr>
+            <w:r>
+              <w:t xml:space="preserve">搜尋</w:t>
+            </w:r>
+          </w:p>
+        </w:tc>
+        <w:tc>
+          <w:tcPr>
+            <w:tcMar>
+              <w:top w:type="dxa" w:w="60"/>
+              <w:left w:type="dxa" w:w="100"/>
+              <w:bottom w:type="dxa" w:w="60"/>
+              <w:right w:type="dxa" w:w="100"/>
+            </w:tcMar>
+          </w:tcPr>
+          <w:p>
+            <w:pPr>
+              <w:jc w:val="left"/>
+            </w:pPr>
+            <w:r>
+              <w:rPr>
+                <w:rFonts w:ascii="Consolas" w:cs="Consolas" w:eastAsia="Consolas" w:hAnsi="Consolas"/>
+                <w:shd w:fill="F3F5F7" w:color="auto" w:val="clear"/>
+              </w:rPr>
+              <w:t xml:space="preserve">Ctrl+F</w:t>
+            </w:r>
+            <w:r>
+              <w:t xml:space="preserve">，</w:t>
+            </w:r>
+            <w:r>
+              <w:rPr>
+                <w:rFonts w:ascii="Consolas" w:cs="Consolas" w:eastAsia="Consolas" w:hAnsi="Consolas"/>
+                <w:shd w:fill="F3F5F7" w:color="auto" w:val="clear"/>
+              </w:rPr>
+              <w:t xml:space="preserve">Enter</w:t>
+            </w:r>
+            <w:r>
+              <w:t xml:space="preserve"> 下一個、</w:t>
+            </w:r>
+            <w:r>
+              <w:rPr>
+                <w:rFonts w:ascii="Consolas" w:cs="Consolas" w:eastAsia="Consolas" w:hAnsi="Consolas"/>
+                <w:shd w:fill="F3F5F7" w:color="auto" w:val="clear"/>
+              </w:rPr>
+              <w:t xml:space="preserve">Shift+Enter</w:t>
+            </w:r>
+            <w:r>
+              <w:t xml:space="preserve"> 上一個</w:t>
+            </w:r>
+          </w:p>
+        </w:tc>
+      </w:tr>
+      <w:tr>
+        <w:trPr>
+          <w:tblHeader w:val="false"/>
+        </w:trPr>
+        <w:tc>
+          <w:tcPr>
+            <w:tcMar>
+              <w:top w:type="dxa" w:w="60"/>
+              <w:left w:type="dxa" w:w="100"/>
+              <w:bottom w:type="dxa" w:w="60"/>
+              <w:right w:type="dxa" w:w="100"/>
+            </w:tcMar>
+          </w:tcPr>
+          <w:p>
+            <w:pPr>
+              <w:jc w:val="left"/>
+            </w:pPr>
+            <w:r>
+              <w:t xml:space="preserve">目錄</w:t>
+            </w:r>
+          </w:p>
+        </w:tc>
+        <w:tc>
+          <w:tcPr>
+            <w:tcMar>
+              <w:top w:type="dxa" w:w="60"/>
+              <w:left w:type="dxa" w:w="100"/>
+              <w:bottom w:type="dxa" w:w="60"/>
+              <w:right w:type="dxa" w:w="100"/>
+            </w:tcMar>
+          </w:tcPr>
+          <w:p>
+            <w:pPr>
+              <w:jc w:val="left"/>
+            </w:pPr>
+            <w:r>
+              <w:t xml:space="preserve">左側「大綱」面板顯示 PDF 書籤，點一下跳頁</w:t>
+            </w:r>
+          </w:p>
+        </w:tc>
+      </w:tr>
+      <w:tr>
+        <w:trPr>
+          <w:tblHeader w:val="false"/>
+        </w:trPr>
+        <w:tc>
+          <w:tcPr>
+            <w:tcMar>
+              <w:top w:type="dxa" w:w="60"/>
+              <w:left w:type="dxa" w:w="100"/>
+              <w:bottom w:type="dxa" w:w="60"/>
+              <w:right w:type="dxa" w:w="100"/>
+            </w:tcMar>
+          </w:tcPr>
+          <w:p>
+            <w:pPr>
+              <w:jc w:val="left"/>
+            </w:pPr>
+            <w:r>
+              <w:t xml:space="preserve">縮圖</w:t>
+            </w:r>
+          </w:p>
+        </w:tc>
+        <w:tc>
+          <w:tcPr>
+            <w:tcMar>
+              <w:top w:type="dxa" w:w="60"/>
+              <w:left w:type="dxa" w:w="100"/>
+              <w:bottom w:type="dxa" w:w="60"/>
+              <w:right w:type="dxa" w:w="100"/>
+            </w:tcMar>
+          </w:tcPr>
+          <w:p>
+            <w:pPr>
+              <w:jc w:val="left"/>
+            </w:pPr>
+            <w:r>
+              <w:t xml:space="preserve">工具列的縮圖按鈕</w:t>
+            </w:r>
+          </w:p>
+        </w:tc>
+      </w:tr>
+    </w:tbl>
+    <w:p/>
+    <w:p>
       <w:r>
         <w:rPr>
           <w:b/>
           <w:bCs/>
         </w:rPr>
-        <w:t xml:space="preserve">真正的電子書排版</w:t>
-      </w:r>
-      <w:r>
-        <w:t xml:space="preserve">：分欄分頁、書本自己的字型與樣式、直排書也正常。</w:t>
+        <w:t xml:space="preserve">轉成 Markdown</w:t>
+      </w:r>
+      <w:r>
+        <w:t xml:space="preserve">：工具列的「轉為 Markdown」會把 PDF 的文字抽出來、整理成段落，開成一個新的 Markdown 分頁（原始 PDF 分頁不動）。</w:t>
       </w:r>
     </w:p>
     <w:p>
@@ -4497,370 +4558,48 @@
         </w:drawing>
       </w:r>
     </w:p>
-    <w:tbl>
-      <w:tblPr>
-        <w:tblW w:type="pct" w:w="100%"/>
-        <w:tblBorders>
-          <w:top w:val="single" w:color="D0D7DE" w:sz="4"/>
-          <w:left w:val="single" w:color="D0D7DE" w:sz="4"/>
-          <w:bottom w:val="single" w:color="D0D7DE" w:sz="4"/>
-          <w:right w:val="single" w:color="D0D7DE" w:sz="4"/>
-          <w:insideH w:val="single" w:color="D0D7DE" w:sz="4"/>
-          <w:insideV w:val="single" w:color="D0D7DE" w:sz="4"/>
-        </w:tblBorders>
-      </w:tblPr>
-      <w:tblGrid>
-        <w:gridCol w:w="100"/>
-        <w:gridCol w:w="100"/>
-      </w:tblGrid>
-      <w:tr>
-        <w:trPr>
-          <w:tblHeader/>
-        </w:trPr>
-        <w:tc>
-          <w:tcPr>
-            <w:shd w:fill="F6F8FA" w:color="auto" w:val="clear"/>
-            <w:tcMar>
-              <w:top w:type="dxa" w:w="60"/>
-              <w:left w:type="dxa" w:w="100"/>
-              <w:bottom w:type="dxa" w:w="60"/>
-              <w:right w:type="dxa" w:w="100"/>
-            </w:tcMar>
-          </w:tcPr>
-          <w:p>
-            <w:pPr>
-              <w:jc w:val="left"/>
-            </w:pPr>
-            <w:r>
-              <w:rPr>
-                <w:b/>
-                <w:bCs/>
-              </w:rPr>
-              <w:t xml:space="preserve">操作</w:t>
-            </w:r>
-          </w:p>
-        </w:tc>
-        <w:tc>
-          <w:tcPr>
-            <w:shd w:fill="F6F8FA" w:color="auto" w:val="clear"/>
-            <w:tcMar>
-              <w:top w:type="dxa" w:w="60"/>
-              <w:left w:type="dxa" w:w="100"/>
-              <w:bottom w:type="dxa" w:w="60"/>
-              <w:right w:type="dxa" w:w="100"/>
-            </w:tcMar>
-          </w:tcPr>
-          <w:p>
-            <w:pPr>
-              <w:jc w:val="left"/>
-            </w:pPr>
-            <w:r>
-              <w:rPr>
-                <w:b/>
-                <w:bCs/>
-              </w:rPr>
-              <w:t xml:space="preserve">方式</w:t>
-            </w:r>
-          </w:p>
-        </w:tc>
-      </w:tr>
-      <w:tr>
-        <w:trPr>
-          <w:tblHeader w:val="false"/>
-        </w:trPr>
-        <w:tc>
-          <w:tcPr>
-            <w:tcMar>
-              <w:top w:type="dxa" w:w="60"/>
-              <w:left w:type="dxa" w:w="100"/>
-              <w:bottom w:type="dxa" w:w="60"/>
-              <w:right w:type="dxa" w:w="100"/>
-            </w:tcMar>
-          </w:tcPr>
-          <w:p>
-            <w:pPr>
-              <w:jc w:val="left"/>
-            </w:pPr>
-            <w:r>
-              <w:t xml:space="preserve">翻頁</w:t>
-            </w:r>
-          </w:p>
-        </w:tc>
-        <w:tc>
-          <w:tcPr>
-            <w:tcMar>
-              <w:top w:type="dxa" w:w="60"/>
-              <w:left w:type="dxa" w:w="100"/>
-              <w:bottom w:type="dxa" w:w="60"/>
-              <w:right w:type="dxa" w:w="100"/>
-            </w:tcMar>
-          </w:tcPr>
-          <w:p>
-            <w:pPr>
-              <w:jc w:val="left"/>
-            </w:pPr>
-            <w:r>
-              <w:t xml:space="preserve">左右方向鍵、上下方向鍵、</w:t>
-            </w:r>
-            <w:r>
-              <w:rPr>
-                <w:rFonts w:ascii="Consolas" w:cs="Consolas" w:eastAsia="Consolas" w:hAnsi="Consolas"/>
-                <w:shd w:fill="F3F5F7" w:color="auto" w:val="clear"/>
-              </w:rPr>
-              <w:t xml:space="preserve">PageUp</w:t>
-            </w:r>
-            <w:r>
-              <w:t xml:space="preserve"> / </w:t>
-            </w:r>
-            <w:r>
-              <w:rPr>
-                <w:rFonts w:ascii="Consolas" w:cs="Consolas" w:eastAsia="Consolas" w:hAnsi="Consolas"/>
-                <w:shd w:fill="F3F5F7" w:color="auto" w:val="clear"/>
-              </w:rPr>
-              <w:t xml:space="preserve">PageDown</w:t>
-            </w:r>
-            <w:r>
-              <w:t xml:space="preserve">、滑鼠滾輪</w:t>
-            </w:r>
-          </w:p>
-        </w:tc>
-      </w:tr>
-      <w:tr>
-        <w:trPr>
-          <w:tblHeader w:val="false"/>
-        </w:trPr>
-        <w:tc>
-          <w:tcPr>
-            <w:tcMar>
-              <w:top w:type="dxa" w:w="60"/>
-              <w:left w:type="dxa" w:w="100"/>
-              <w:bottom w:type="dxa" w:w="60"/>
-              <w:right w:type="dxa" w:w="100"/>
-            </w:tcMar>
-          </w:tcPr>
-          <w:p>
-            <w:pPr>
-              <w:jc w:val="left"/>
-            </w:pPr>
-            <w:r>
-              <w:t xml:space="preserve">目錄</w:t>
-            </w:r>
-          </w:p>
-        </w:tc>
-        <w:tc>
-          <w:tcPr>
-            <w:tcMar>
-              <w:top w:type="dxa" w:w="60"/>
-              <w:left w:type="dxa" w:w="100"/>
-              <w:bottom w:type="dxa" w:w="60"/>
-              <w:right w:type="dxa" w:w="100"/>
-            </w:tcMar>
-          </w:tcPr>
-          <w:p>
-            <w:pPr>
-              <w:jc w:val="left"/>
-            </w:pPr>
-            <w:r>
-              <w:t xml:space="preserve">工具列「目錄」，或左側大綱面板</w:t>
-            </w:r>
-          </w:p>
-        </w:tc>
-      </w:tr>
-      <w:tr>
-        <w:trPr>
-          <w:tblHeader w:val="false"/>
-        </w:trPr>
-        <w:tc>
-          <w:tcPr>
-            <w:tcMar>
-              <w:top w:type="dxa" w:w="60"/>
-              <w:left w:type="dxa" w:w="100"/>
-              <w:bottom w:type="dxa" w:w="60"/>
-              <w:right w:type="dxa" w:w="100"/>
-            </w:tcMar>
-          </w:tcPr>
-          <w:p>
-            <w:pPr>
-              <w:jc w:val="left"/>
-            </w:pPr>
-            <w:r>
-              <w:t xml:space="preserve">字級 / 行距 / 字型</w:t>
-            </w:r>
-          </w:p>
-        </w:tc>
-        <w:tc>
-          <w:tcPr>
-            <w:tcMar>
-              <w:top w:type="dxa" w:w="60"/>
-              <w:left w:type="dxa" w:w="100"/>
-              <w:bottom w:type="dxa" w:w="60"/>
-              <w:right w:type="dxa" w:w="100"/>
-            </w:tcMar>
-          </w:tcPr>
-          <w:p>
-            <w:pPr>
-              <w:jc w:val="left"/>
-            </w:pPr>
-            <w:r>
-              <w:t xml:space="preserve">工具列的排版設定：</w:t>
-            </w:r>
-            <w:r>
-              <w:rPr>
-                <w:rFonts w:ascii="Consolas" w:cs="Consolas" w:eastAsia="Consolas" w:hAnsi="Consolas"/>
-                <w:shd w:fill="F3F5F7" w:color="auto" w:val="clear"/>
-              </w:rPr>
-              <w:t xml:space="preserve">Ctrl++</w:t>
-            </w:r>
-            <w:r>
-              <w:t xml:space="preserve"> / </w:t>
-            </w:r>
-            <w:r>
-              <w:rPr>
-                <w:rFonts w:ascii="Consolas" w:cs="Consolas" w:eastAsia="Consolas" w:hAnsi="Consolas"/>
-                <w:shd w:fill="F3F5F7" w:color="auto" w:val="clear"/>
-              </w:rPr>
-              <w:t xml:space="preserve">Ctrl+-</w:t>
-            </w:r>
-            <w:r>
-              <w:t xml:space="preserve">、行距、明體 / 黑體 / 書本原字型</w:t>
-            </w:r>
-          </w:p>
-        </w:tc>
-      </w:tr>
-      <w:tr>
-        <w:trPr>
-          <w:tblHeader w:val="false"/>
-        </w:trPr>
-        <w:tc>
-          <w:tcPr>
-            <w:tcMar>
-              <w:top w:type="dxa" w:w="60"/>
-              <w:left w:type="dxa" w:w="100"/>
-              <w:bottom w:type="dxa" w:w="60"/>
-              <w:right w:type="dxa" w:w="100"/>
-            </w:tcMar>
-          </w:tcPr>
-          <w:p>
-            <w:pPr>
-              <w:jc w:val="left"/>
-            </w:pPr>
-            <w:r>
-              <w:t xml:space="preserve">閱讀主題</w:t>
-            </w:r>
-          </w:p>
-        </w:tc>
-        <w:tc>
-          <w:tcPr>
-            <w:tcMar>
-              <w:top w:type="dxa" w:w="60"/>
-              <w:left w:type="dxa" w:w="100"/>
-              <w:bottom w:type="dxa" w:w="60"/>
-              <w:right w:type="dxa" w:w="100"/>
-            </w:tcMar>
-          </w:tcPr>
-          <w:p>
-            <w:pPr>
-              <w:jc w:val="left"/>
-            </w:pPr>
-            <w:r>
-              <w:t xml:space="preserve">白色、米色、深色</w:t>
-            </w:r>
-          </w:p>
-        </w:tc>
-      </w:tr>
-      <w:tr>
-        <w:trPr>
-          <w:tblHeader w:val="false"/>
-        </w:trPr>
-        <w:tc>
-          <w:tcPr>
-            <w:tcMar>
-              <w:top w:type="dxa" w:w="60"/>
-              <w:left w:type="dxa" w:w="100"/>
-              <w:bottom w:type="dxa" w:w="60"/>
-              <w:right w:type="dxa" w:w="100"/>
-            </w:tcMar>
-          </w:tcPr>
-          <w:p>
-            <w:pPr>
-              <w:jc w:val="left"/>
-            </w:pPr>
-            <w:r>
-              <w:t xml:space="preserve">書籤</w:t>
-            </w:r>
-          </w:p>
-        </w:tc>
-        <w:tc>
-          <w:tcPr>
-            <w:tcMar>
-              <w:top w:type="dxa" w:w="60"/>
-              <w:left w:type="dxa" w:w="100"/>
-              <w:bottom w:type="dxa" w:w="60"/>
-              <w:right w:type="dxa" w:w="100"/>
-            </w:tcMar>
-          </w:tcPr>
-          <w:p>
-            <w:pPr>
-              <w:jc w:val="left"/>
-            </w:pPr>
-            <w:r>
-              <w:t xml:space="preserve">工具列書籤按鈕加入目前位置，書籤清單可跳回</w:t>
-            </w:r>
-          </w:p>
-        </w:tc>
-      </w:tr>
-      <w:tr>
-        <w:trPr>
-          <w:tblHeader w:val="false"/>
-        </w:trPr>
-        <w:tc>
-          <w:tcPr>
-            <w:tcMar>
-              <w:top w:type="dxa" w:w="60"/>
-              <w:left w:type="dxa" w:w="100"/>
-              <w:bottom w:type="dxa" w:w="60"/>
-              <w:right w:type="dxa" w:w="100"/>
-            </w:tcMar>
-          </w:tcPr>
-          <w:p>
-            <w:pPr>
-              <w:jc w:val="left"/>
-            </w:pPr>
-            <w:r>
-              <w:t xml:space="preserve">全書搜尋</w:t>
-            </w:r>
-          </w:p>
-        </w:tc>
-        <w:tc>
-          <w:tcPr>
-            <w:tcMar>
-              <w:top w:type="dxa" w:w="60"/>
-              <w:left w:type="dxa" w:w="100"/>
-              <w:bottom w:type="dxa" w:w="60"/>
-              <w:right w:type="dxa" w:w="100"/>
-            </w:tcMar>
-          </w:tcPr>
-          <w:p>
-            <w:pPr>
-              <w:jc w:val="left"/>
-            </w:pPr>
-            <w:r>
-              <w:rPr>
-                <w:rFonts w:ascii="Consolas" w:cs="Consolas" w:eastAsia="Consolas" w:hAnsi="Consolas"/>
-                <w:shd w:fill="F3F5F7" w:color="auto" w:val="clear"/>
-              </w:rPr>
-              <w:t xml:space="preserve">Ctrl+F</w:t>
-            </w:r>
-          </w:p>
-        </w:tc>
-      </w:tr>
-    </w:tbl>
-    <w:p/>
+    <w:p>
+      <w:pPr>
+        <w:pBdr>
+          <w:left w:val="single" w:color="D0D7DE" w:sz="18" w:space="8"/>
+        </w:pBdr>
+        <w:ind w:left="400"/>
+      </w:pPr>
+      <w:r>
+        <w:rPr>
+          <w:color w:val="57606A"/>
+        </w:rPr>
+        <w:t xml:space="preserve">掃描件（純圖片的 PDF）沒有文字可抽，轉出來會是空的——這種情況需要 OCR，DocSmith 不做。</w:t>
+      </w:r>
+    </w:p>
+    <w:p>
+      <w:pPr>
+        <w:pStyle w:val="Heading2"/>
+      </w:pPr>
+      <w:r>
+        <w:t xml:space="preserve">12. 電子書閱讀器</w:t>
+      </w:r>
+    </w:p>
+    <w:p>
+      <w:r>
+        <w:t xml:space="preserve">支援 EPUB、MOBI、AZW / AZW3、FB2、CBZ（漫畫）。這是</w:t>
+      </w:r>
+      <w:r>
+        <w:rPr>
+          <w:b/>
+          <w:bCs/>
+        </w:rPr>
+        <w:t xml:space="preserve">真正的電子書排版</w:t>
+      </w:r>
+      <w:r>
+        <w:t xml:space="preserve">：分欄分頁、書本自己的字型與樣式、直排書也正常。</w:t>
+      </w:r>
+    </w:p>
     <w:p>
       <w:r>
         <w:drawing>
           <wp:inline distT="0" distB="0" distL="0" distR="0">
-            <wp:extent cx="5715000" cy="209550"/>
+            <wp:extent cx="5715000" cy="3657600"/>
             <wp:effectExtent t="0" r="0" b="0" l="0"/>
             <wp:docPr id="1" name="" descr="" title=""/>
             <wp:cNvGraphicFramePr>
@@ -4885,7 +4624,7 @@
                   <pic:spPr bwMode="auto">
                     <a:xfrm>
                       <a:off x="0" y="0"/>
-                      <a:ext cx="5715000" cy="209550"/>
+                      <a:ext cx="5715000" cy="3657600"/>
                     </a:xfrm>
                     <a:prstGeom prst="rect">
                       <a:avLst/>
@@ -4898,46 +4637,370 @@
         </w:drawing>
       </w:r>
     </w:p>
-    <w:p>
-      <w:r>
-        <w:rPr>
-          <w:b/>
-          <w:bCs/>
-        </w:rPr>
-        <w:t xml:space="preserve">閱讀位置、書籤、排版設定都會記住</w:t>
-      </w:r>
-      <w:r>
-        <w:t xml:space="preserve">：同一本書下次打開就回到上次讀到的地方。有 DRM 保護的電子書無法開啟（會明確告知）。</w:t>
-      </w:r>
-    </w:p>
-    <w:p>
-      <w:pPr>
-        <w:pStyle w:val="Heading2"/>
-      </w:pPr>
-      <w:r>
-        <w:t xml:space="preserve">13. 把其他文件轉成 Markdown</w:t>
-      </w:r>
-    </w:p>
-    <w:p>
-      <w:r>
-        <w:t xml:space="preserve">把 Word、Excel、PowerPoint、PDF、HTML、CSV 拖進視窗（或用「開啟」），DocSmith 會轉成 Markdown 並開成</w:t>
-      </w:r>
-      <w:r>
-        <w:rPr>
-          <w:b/>
-          <w:bCs/>
-        </w:rPr>
-        <w:t xml:space="preserve">未存檔的新分頁</w:t>
-      </w:r>
-      <w:r>
-        <w:t xml:space="preserve">，確認內容沒問題再存檔。</w:t>
-      </w:r>
-    </w:p>
+    <w:tbl>
+      <w:tblPr>
+        <w:tblW w:type="pct" w:w="100%"/>
+        <w:tblBorders>
+          <w:top w:val="single" w:color="D0D7DE" w:sz="4"/>
+          <w:left w:val="single" w:color="D0D7DE" w:sz="4"/>
+          <w:bottom w:val="single" w:color="D0D7DE" w:sz="4"/>
+          <w:right w:val="single" w:color="D0D7DE" w:sz="4"/>
+          <w:insideH w:val="single" w:color="D0D7DE" w:sz="4"/>
+          <w:insideV w:val="single" w:color="D0D7DE" w:sz="4"/>
+        </w:tblBorders>
+      </w:tblPr>
+      <w:tblGrid>
+        <w:gridCol w:w="100"/>
+        <w:gridCol w:w="100"/>
+      </w:tblGrid>
+      <w:tr>
+        <w:trPr>
+          <w:tblHeader/>
+        </w:trPr>
+        <w:tc>
+          <w:tcPr>
+            <w:shd w:fill="F6F8FA" w:color="auto" w:val="clear"/>
+            <w:tcMar>
+              <w:top w:type="dxa" w:w="60"/>
+              <w:left w:type="dxa" w:w="100"/>
+              <w:bottom w:type="dxa" w:w="60"/>
+              <w:right w:type="dxa" w:w="100"/>
+            </w:tcMar>
+          </w:tcPr>
+          <w:p>
+            <w:pPr>
+              <w:jc w:val="left"/>
+            </w:pPr>
+            <w:r>
+              <w:rPr>
+                <w:b/>
+                <w:bCs/>
+              </w:rPr>
+              <w:t xml:space="preserve">操作</w:t>
+            </w:r>
+          </w:p>
+        </w:tc>
+        <w:tc>
+          <w:tcPr>
+            <w:shd w:fill="F6F8FA" w:color="auto" w:val="clear"/>
+            <w:tcMar>
+              <w:top w:type="dxa" w:w="60"/>
+              <w:left w:type="dxa" w:w="100"/>
+              <w:bottom w:type="dxa" w:w="60"/>
+              <w:right w:type="dxa" w:w="100"/>
+            </w:tcMar>
+          </w:tcPr>
+          <w:p>
+            <w:pPr>
+              <w:jc w:val="left"/>
+            </w:pPr>
+            <w:r>
+              <w:rPr>
+                <w:b/>
+                <w:bCs/>
+              </w:rPr>
+              <w:t xml:space="preserve">方式</w:t>
+            </w:r>
+          </w:p>
+        </w:tc>
+      </w:tr>
+      <w:tr>
+        <w:trPr>
+          <w:tblHeader w:val="false"/>
+        </w:trPr>
+        <w:tc>
+          <w:tcPr>
+            <w:tcMar>
+              <w:top w:type="dxa" w:w="60"/>
+              <w:left w:type="dxa" w:w="100"/>
+              <w:bottom w:type="dxa" w:w="60"/>
+              <w:right w:type="dxa" w:w="100"/>
+            </w:tcMar>
+          </w:tcPr>
+          <w:p>
+            <w:pPr>
+              <w:jc w:val="left"/>
+            </w:pPr>
+            <w:r>
+              <w:t xml:space="preserve">翻頁</w:t>
+            </w:r>
+          </w:p>
+        </w:tc>
+        <w:tc>
+          <w:tcPr>
+            <w:tcMar>
+              <w:top w:type="dxa" w:w="60"/>
+              <w:left w:type="dxa" w:w="100"/>
+              <w:bottom w:type="dxa" w:w="60"/>
+              <w:right w:type="dxa" w:w="100"/>
+            </w:tcMar>
+          </w:tcPr>
+          <w:p>
+            <w:pPr>
+              <w:jc w:val="left"/>
+            </w:pPr>
+            <w:r>
+              <w:t xml:space="preserve">左右方向鍵、上下方向鍵、</w:t>
+            </w:r>
+            <w:r>
+              <w:rPr>
+                <w:rFonts w:ascii="Consolas" w:cs="Consolas" w:eastAsia="Consolas" w:hAnsi="Consolas"/>
+                <w:shd w:fill="F3F5F7" w:color="auto" w:val="clear"/>
+              </w:rPr>
+              <w:t xml:space="preserve">PageUp</w:t>
+            </w:r>
+            <w:r>
+              <w:t xml:space="preserve"> / </w:t>
+            </w:r>
+            <w:r>
+              <w:rPr>
+                <w:rFonts w:ascii="Consolas" w:cs="Consolas" w:eastAsia="Consolas" w:hAnsi="Consolas"/>
+                <w:shd w:fill="F3F5F7" w:color="auto" w:val="clear"/>
+              </w:rPr>
+              <w:t xml:space="preserve">PageDown</w:t>
+            </w:r>
+            <w:r>
+              <w:t xml:space="preserve">、滑鼠滾輪</w:t>
+            </w:r>
+          </w:p>
+        </w:tc>
+      </w:tr>
+      <w:tr>
+        <w:trPr>
+          <w:tblHeader w:val="false"/>
+        </w:trPr>
+        <w:tc>
+          <w:tcPr>
+            <w:tcMar>
+              <w:top w:type="dxa" w:w="60"/>
+              <w:left w:type="dxa" w:w="100"/>
+              <w:bottom w:type="dxa" w:w="60"/>
+              <w:right w:type="dxa" w:w="100"/>
+            </w:tcMar>
+          </w:tcPr>
+          <w:p>
+            <w:pPr>
+              <w:jc w:val="left"/>
+            </w:pPr>
+            <w:r>
+              <w:t xml:space="preserve">目錄</w:t>
+            </w:r>
+          </w:p>
+        </w:tc>
+        <w:tc>
+          <w:tcPr>
+            <w:tcMar>
+              <w:top w:type="dxa" w:w="60"/>
+              <w:left w:type="dxa" w:w="100"/>
+              <w:bottom w:type="dxa" w:w="60"/>
+              <w:right w:type="dxa" w:w="100"/>
+            </w:tcMar>
+          </w:tcPr>
+          <w:p>
+            <w:pPr>
+              <w:jc w:val="left"/>
+            </w:pPr>
+            <w:r>
+              <w:t xml:space="preserve">工具列「目錄」，或左側大綱面板</w:t>
+            </w:r>
+          </w:p>
+        </w:tc>
+      </w:tr>
+      <w:tr>
+        <w:trPr>
+          <w:tblHeader w:val="false"/>
+        </w:trPr>
+        <w:tc>
+          <w:tcPr>
+            <w:tcMar>
+              <w:top w:type="dxa" w:w="60"/>
+              <w:left w:type="dxa" w:w="100"/>
+              <w:bottom w:type="dxa" w:w="60"/>
+              <w:right w:type="dxa" w:w="100"/>
+            </w:tcMar>
+          </w:tcPr>
+          <w:p>
+            <w:pPr>
+              <w:jc w:val="left"/>
+            </w:pPr>
+            <w:r>
+              <w:t xml:space="preserve">字級 / 行距 / 字型</w:t>
+            </w:r>
+          </w:p>
+        </w:tc>
+        <w:tc>
+          <w:tcPr>
+            <w:tcMar>
+              <w:top w:type="dxa" w:w="60"/>
+              <w:left w:type="dxa" w:w="100"/>
+              <w:bottom w:type="dxa" w:w="60"/>
+              <w:right w:type="dxa" w:w="100"/>
+            </w:tcMar>
+          </w:tcPr>
+          <w:p>
+            <w:pPr>
+              <w:jc w:val="left"/>
+            </w:pPr>
+            <w:r>
+              <w:t xml:space="preserve">工具列的排版設定：</w:t>
+            </w:r>
+            <w:r>
+              <w:rPr>
+                <w:rFonts w:ascii="Consolas" w:cs="Consolas" w:eastAsia="Consolas" w:hAnsi="Consolas"/>
+                <w:shd w:fill="F3F5F7" w:color="auto" w:val="clear"/>
+              </w:rPr>
+              <w:t xml:space="preserve">Ctrl++</w:t>
+            </w:r>
+            <w:r>
+              <w:t xml:space="preserve"> / </w:t>
+            </w:r>
+            <w:r>
+              <w:rPr>
+                <w:rFonts w:ascii="Consolas" w:cs="Consolas" w:eastAsia="Consolas" w:hAnsi="Consolas"/>
+                <w:shd w:fill="F3F5F7" w:color="auto" w:val="clear"/>
+              </w:rPr>
+              <w:t xml:space="preserve">Ctrl+-</w:t>
+            </w:r>
+            <w:r>
+              <w:t xml:space="preserve">、行距、明體 / 黑體 / 書本原字型</w:t>
+            </w:r>
+          </w:p>
+        </w:tc>
+      </w:tr>
+      <w:tr>
+        <w:trPr>
+          <w:tblHeader w:val="false"/>
+        </w:trPr>
+        <w:tc>
+          <w:tcPr>
+            <w:tcMar>
+              <w:top w:type="dxa" w:w="60"/>
+              <w:left w:type="dxa" w:w="100"/>
+              <w:bottom w:type="dxa" w:w="60"/>
+              <w:right w:type="dxa" w:w="100"/>
+            </w:tcMar>
+          </w:tcPr>
+          <w:p>
+            <w:pPr>
+              <w:jc w:val="left"/>
+            </w:pPr>
+            <w:r>
+              <w:t xml:space="preserve">閱讀主題</w:t>
+            </w:r>
+          </w:p>
+        </w:tc>
+        <w:tc>
+          <w:tcPr>
+            <w:tcMar>
+              <w:top w:type="dxa" w:w="60"/>
+              <w:left w:type="dxa" w:w="100"/>
+              <w:bottom w:type="dxa" w:w="60"/>
+              <w:right w:type="dxa" w:w="100"/>
+            </w:tcMar>
+          </w:tcPr>
+          <w:p>
+            <w:pPr>
+              <w:jc w:val="left"/>
+            </w:pPr>
+            <w:r>
+              <w:t xml:space="preserve">白色、米色、深色</w:t>
+            </w:r>
+          </w:p>
+        </w:tc>
+      </w:tr>
+      <w:tr>
+        <w:trPr>
+          <w:tblHeader w:val="false"/>
+        </w:trPr>
+        <w:tc>
+          <w:tcPr>
+            <w:tcMar>
+              <w:top w:type="dxa" w:w="60"/>
+              <w:left w:type="dxa" w:w="100"/>
+              <w:bottom w:type="dxa" w:w="60"/>
+              <w:right w:type="dxa" w:w="100"/>
+            </w:tcMar>
+          </w:tcPr>
+          <w:p>
+            <w:pPr>
+              <w:jc w:val="left"/>
+            </w:pPr>
+            <w:r>
+              <w:t xml:space="preserve">書籤</w:t>
+            </w:r>
+          </w:p>
+        </w:tc>
+        <w:tc>
+          <w:tcPr>
+            <w:tcMar>
+              <w:top w:type="dxa" w:w="60"/>
+              <w:left w:type="dxa" w:w="100"/>
+              <w:bottom w:type="dxa" w:w="60"/>
+              <w:right w:type="dxa" w:w="100"/>
+            </w:tcMar>
+          </w:tcPr>
+          <w:p>
+            <w:pPr>
+              <w:jc w:val="left"/>
+            </w:pPr>
+            <w:r>
+              <w:t xml:space="preserve">工具列書籤按鈕加入目前位置，書籤清單可跳回</w:t>
+            </w:r>
+          </w:p>
+        </w:tc>
+      </w:tr>
+      <w:tr>
+        <w:trPr>
+          <w:tblHeader w:val="false"/>
+        </w:trPr>
+        <w:tc>
+          <w:tcPr>
+            <w:tcMar>
+              <w:top w:type="dxa" w:w="60"/>
+              <w:left w:type="dxa" w:w="100"/>
+              <w:bottom w:type="dxa" w:w="60"/>
+              <w:right w:type="dxa" w:w="100"/>
+            </w:tcMar>
+          </w:tcPr>
+          <w:p>
+            <w:pPr>
+              <w:jc w:val="left"/>
+            </w:pPr>
+            <w:r>
+              <w:t xml:space="preserve">全書搜尋</w:t>
+            </w:r>
+          </w:p>
+        </w:tc>
+        <w:tc>
+          <w:tcPr>
+            <w:tcMar>
+              <w:top w:type="dxa" w:w="60"/>
+              <w:left w:type="dxa" w:w="100"/>
+              <w:bottom w:type="dxa" w:w="60"/>
+              <w:right w:type="dxa" w:w="100"/>
+            </w:tcMar>
+          </w:tcPr>
+          <w:p>
+            <w:pPr>
+              <w:jc w:val="left"/>
+            </w:pPr>
+            <w:r>
+              <w:rPr>
+                <w:rFonts w:ascii="Consolas" w:cs="Consolas" w:eastAsia="Consolas" w:hAnsi="Consolas"/>
+                <w:shd w:fill="F3F5F7" w:color="auto" w:val="clear"/>
+              </w:rPr>
+              <w:t xml:space="preserve">Ctrl+F</w:t>
+            </w:r>
+          </w:p>
+        </w:tc>
+      </w:tr>
+    </w:tbl>
+    <w:p/>
     <w:p>
       <w:r>
         <w:drawing>
           <wp:inline distT="0" distB="0" distL="0" distR="0">
-            <wp:extent cx="5715000" cy="3657600"/>
+            <wp:extent cx="5715000" cy="209550"/>
             <wp:effectExtent t="0" r="0" b="0" l="0"/>
             <wp:docPr id="1" name="" descr="" title=""/>
             <wp:cNvGraphicFramePr>
@@ -4962,7 +5025,7 @@
                   <pic:spPr bwMode="auto">
                     <a:xfrm>
                       <a:off x="0" y="0"/>
-                      <a:ext cx="5715000" cy="3657600"/>
+                      <a:ext cx="5715000" cy="209550"/>
                     </a:xfrm>
                     <a:prstGeom prst="rect">
                       <a:avLst/>
@@ -4975,458 +5038,39 @@
         </w:drawing>
       </w:r>
     </w:p>
-    <w:tbl>
-      <w:tblPr>
-        <w:tblW w:type="pct" w:w="100%"/>
-        <w:tblBorders>
-          <w:top w:val="single" w:color="D0D7DE" w:sz="4"/>
-          <w:left w:val="single" w:color="D0D7DE" w:sz="4"/>
-          <w:bottom w:val="single" w:color="D0D7DE" w:sz="4"/>
-          <w:right w:val="single" w:color="D0D7DE" w:sz="4"/>
-          <w:insideH w:val="single" w:color="D0D7DE" w:sz="4"/>
-          <w:insideV w:val="single" w:color="D0D7DE" w:sz="4"/>
-        </w:tblBorders>
-      </w:tblPr>
-      <w:tblGrid>
-        <w:gridCol w:w="100"/>
-        <w:gridCol w:w="100"/>
-      </w:tblGrid>
-      <w:tr>
-        <w:trPr>
-          <w:tblHeader/>
-        </w:trPr>
-        <w:tc>
-          <w:tcPr>
-            <w:shd w:fill="F6F8FA" w:color="auto" w:val="clear"/>
-            <w:tcMar>
-              <w:top w:type="dxa" w:w="60"/>
-              <w:left w:type="dxa" w:w="100"/>
-              <w:bottom w:type="dxa" w:w="60"/>
-              <w:right w:type="dxa" w:w="100"/>
-            </w:tcMar>
-          </w:tcPr>
-          <w:p>
-            <w:pPr>
-              <w:jc w:val="left"/>
-            </w:pPr>
-            <w:r>
-              <w:rPr>
-                <w:b/>
-                <w:bCs/>
-              </w:rPr>
-              <w:t xml:space="preserve">來源</w:t>
-            </w:r>
-          </w:p>
-        </w:tc>
-        <w:tc>
-          <w:tcPr>
-            <w:shd w:fill="F6F8FA" w:color="auto" w:val="clear"/>
-            <w:tcMar>
-              <w:top w:type="dxa" w:w="60"/>
-              <w:left w:type="dxa" w:w="100"/>
-              <w:bottom w:type="dxa" w:w="60"/>
-              <w:right w:type="dxa" w:w="100"/>
-            </w:tcMar>
-          </w:tcPr>
-          <w:p>
-            <w:pPr>
-              <w:jc w:val="left"/>
-            </w:pPr>
-            <w:r>
-              <w:rPr>
-                <w:b/>
-                <w:bCs/>
-              </w:rPr>
-              <w:t xml:space="preserve">轉換結果</w:t>
-            </w:r>
-          </w:p>
-        </w:tc>
-      </w:tr>
-      <w:tr>
-        <w:trPr>
-          <w:tblHeader w:val="false"/>
-        </w:trPr>
-        <w:tc>
-          <w:tcPr>
-            <w:tcMar>
-              <w:top w:type="dxa" w:w="60"/>
-              <w:left w:type="dxa" w:w="100"/>
-              <w:bottom w:type="dxa" w:w="60"/>
-              <w:right w:type="dxa" w:w="100"/>
-            </w:tcMar>
-          </w:tcPr>
-          <w:p>
-            <w:pPr>
-              <w:jc w:val="left"/>
-            </w:pPr>
-            <w:r>
-              <w:t xml:space="preserve">Word </w:t>
-            </w:r>
-            <w:r>
-              <w:rPr>
-                <w:rFonts w:ascii="Consolas" w:cs="Consolas" w:eastAsia="Consolas" w:hAnsi="Consolas"/>
-                <w:shd w:fill="F3F5F7" w:color="auto" w:val="clear"/>
-              </w:rPr>
-              <w:t xml:space="preserve">.docx</w:t>
-            </w:r>
-          </w:p>
-        </w:tc>
-        <w:tc>
-          <w:tcPr>
-            <w:tcMar>
-              <w:top w:type="dxa" w:w="60"/>
-              <w:left w:type="dxa" w:w="100"/>
-              <w:bottom w:type="dxa" w:w="60"/>
-              <w:right w:type="dxa" w:w="100"/>
-            </w:tcMar>
-          </w:tcPr>
-          <w:p>
-            <w:pPr>
-              <w:jc w:val="left"/>
-            </w:pPr>
-            <w:r>
-              <w:t xml:space="preserve">標題、清單、粗體斜體、表格、連結、圖片</w:t>
-            </w:r>
-          </w:p>
-        </w:tc>
-      </w:tr>
-      <w:tr>
-        <w:trPr>
-          <w:tblHeader w:val="false"/>
-        </w:trPr>
-        <w:tc>
-          <w:tcPr>
-            <w:tcMar>
-              <w:top w:type="dxa" w:w="60"/>
-              <w:left w:type="dxa" w:w="100"/>
-              <w:bottom w:type="dxa" w:w="60"/>
-              <w:right w:type="dxa" w:w="100"/>
-            </w:tcMar>
-          </w:tcPr>
-          <w:p>
-            <w:pPr>
-              <w:jc w:val="left"/>
-            </w:pPr>
-            <w:r>
-              <w:t xml:space="preserve">Excel </w:t>
-            </w:r>
-            <w:r>
-              <w:rPr>
-                <w:rFonts w:ascii="Consolas" w:cs="Consolas" w:eastAsia="Consolas" w:hAnsi="Consolas"/>
-                <w:shd w:fill="F3F5F7" w:color="auto" w:val="clear"/>
-              </w:rPr>
-              <w:t xml:space="preserve">.xlsx</w:t>
-            </w:r>
-            <w:r>
-              <w:t xml:space="preserve"> </w:t>
-            </w:r>
-            <w:r>
-              <w:rPr>
-                <w:rFonts w:ascii="Consolas" w:cs="Consolas" w:eastAsia="Consolas" w:hAnsi="Consolas"/>
-                <w:shd w:fill="F3F5F7" w:color="auto" w:val="clear"/>
-              </w:rPr>
-              <w:t xml:space="preserve">.xls</w:t>
-            </w:r>
-            <w:r>
-              <w:t xml:space="preserve"> </w:t>
-            </w:r>
-            <w:r>
-              <w:rPr>
-                <w:rFonts w:ascii="Consolas" w:cs="Consolas" w:eastAsia="Consolas" w:hAnsi="Consolas"/>
-                <w:shd w:fill="F3F5F7" w:color="auto" w:val="clear"/>
-              </w:rPr>
-              <w:t xml:space="preserve">.ods</w:t>
-            </w:r>
-          </w:p>
-        </w:tc>
-        <w:tc>
-          <w:tcPr>
-            <w:tcMar>
-              <w:top w:type="dxa" w:w="60"/>
-              <w:left w:type="dxa" w:w="100"/>
-              <w:bottom w:type="dxa" w:w="60"/>
-              <w:right w:type="dxa" w:w="100"/>
-            </w:tcMar>
-          </w:tcPr>
-          <w:p>
-            <w:pPr>
-              <w:jc w:val="left"/>
-            </w:pPr>
-            <w:r>
-              <w:t xml:space="preserve">每張工作表一個 </w:t>
-            </w:r>
-            <w:r>
-              <w:rPr>
-                <w:rFonts w:ascii="Consolas" w:cs="Consolas" w:eastAsia="Consolas" w:hAnsi="Consolas"/>
-                <w:shd w:fill="F3F5F7" w:color="auto" w:val="clear"/>
-              </w:rPr>
-              <w:t xml:space="preserve">##</w:t>
-            </w:r>
-            <w:r>
-              <w:t xml:space="preserve"> 段落 + Markdown 表格</w:t>
-            </w:r>
-          </w:p>
-        </w:tc>
-      </w:tr>
-      <w:tr>
-        <w:trPr>
-          <w:tblHeader w:val="false"/>
-        </w:trPr>
-        <w:tc>
-          <w:tcPr>
-            <w:tcMar>
-              <w:top w:type="dxa" w:w="60"/>
-              <w:left w:type="dxa" w:w="100"/>
-              <w:bottom w:type="dxa" w:w="60"/>
-              <w:right w:type="dxa" w:w="100"/>
-            </w:tcMar>
-          </w:tcPr>
-          <w:p>
-            <w:pPr>
-              <w:jc w:val="left"/>
-            </w:pPr>
-            <w:r>
-              <w:t xml:space="preserve">PowerPoint </w:t>
-            </w:r>
-            <w:r>
-              <w:rPr>
-                <w:rFonts w:ascii="Consolas" w:cs="Consolas" w:eastAsia="Consolas" w:hAnsi="Consolas"/>
-                <w:shd w:fill="F3F5F7" w:color="auto" w:val="clear"/>
-              </w:rPr>
-              <w:t xml:space="preserve">.pptx</w:t>
-            </w:r>
-          </w:p>
-        </w:tc>
-        <w:tc>
-          <w:tcPr>
-            <w:tcMar>
-              <w:top w:type="dxa" w:w="60"/>
-              <w:left w:type="dxa" w:w="100"/>
-              <w:bottom w:type="dxa" w:w="60"/>
-              <w:right w:type="dxa" w:w="100"/>
-            </w:tcMar>
-          </w:tcPr>
-          <w:p>
-            <w:pPr>
-              <w:jc w:val="left"/>
-            </w:pPr>
-            <w:r>
-              <w:t xml:space="preserve">每張投影片一個 </w:t>
-            </w:r>
-            <w:r>
-              <w:rPr>
-                <w:rFonts w:ascii="Consolas" w:cs="Consolas" w:eastAsia="Consolas" w:hAnsi="Consolas"/>
-                <w:shd w:fill="F3F5F7" w:color="auto" w:val="clear"/>
-              </w:rPr>
-              <w:t xml:space="preserve">## 投影片 N</w:t>
-            </w:r>
-            <w:r>
-              <w:t xml:space="preserve"> + 文字內容</w:t>
-            </w:r>
-          </w:p>
-        </w:tc>
-      </w:tr>
-      <w:tr>
-        <w:trPr>
-          <w:tblHeader w:val="false"/>
-        </w:trPr>
-        <w:tc>
-          <w:tcPr>
-            <w:tcMar>
-              <w:top w:type="dxa" w:w="60"/>
-              <w:left w:type="dxa" w:w="100"/>
-              <w:bottom w:type="dxa" w:w="60"/>
-              <w:right w:type="dxa" w:w="100"/>
-            </w:tcMar>
-          </w:tcPr>
-          <w:p>
-            <w:pPr>
-              <w:jc w:val="left"/>
-            </w:pPr>
-            <w:r>
-              <w:t xml:space="preserve">PDF</w:t>
-            </w:r>
-          </w:p>
-        </w:tc>
-        <w:tc>
-          <w:tcPr>
-            <w:tcMar>
-              <w:top w:type="dxa" w:w="60"/>
-              <w:left w:type="dxa" w:w="100"/>
-              <w:bottom w:type="dxa" w:w="60"/>
-              <w:right w:type="dxa" w:w="100"/>
-            </w:tcMar>
-          </w:tcPr>
-          <w:p>
-            <w:pPr>
-              <w:jc w:val="left"/>
-            </w:pPr>
-            <w:r>
-              <w:t xml:space="preserve">文字抽取、段落合併</w:t>
-            </w:r>
-          </w:p>
-        </w:tc>
-      </w:tr>
-      <w:tr>
-        <w:trPr>
-          <w:tblHeader w:val="false"/>
-        </w:trPr>
-        <w:tc>
-          <w:tcPr>
-            <w:tcMar>
-              <w:top w:type="dxa" w:w="60"/>
-              <w:left w:type="dxa" w:w="100"/>
-              <w:bottom w:type="dxa" w:w="60"/>
-              <w:right w:type="dxa" w:w="100"/>
-            </w:tcMar>
-          </w:tcPr>
-          <w:p>
-            <w:pPr>
-              <w:jc w:val="left"/>
-            </w:pPr>
-            <w:r>
-              <w:t xml:space="preserve">HTML</w:t>
-            </w:r>
-          </w:p>
-        </w:tc>
-        <w:tc>
-          <w:tcPr>
-            <w:tcMar>
-              <w:top w:type="dxa" w:w="60"/>
-              <w:left w:type="dxa" w:w="100"/>
-              <w:bottom w:type="dxa" w:w="60"/>
-              <w:right w:type="dxa" w:w="100"/>
-            </w:tcMar>
-          </w:tcPr>
-          <w:p>
-            <w:pPr>
-              <w:jc w:val="left"/>
-            </w:pPr>
-            <w:r>
-              <w:t xml:space="preserve">轉成對應的 Markdown 語法</w:t>
-            </w:r>
-          </w:p>
-        </w:tc>
-      </w:tr>
-      <w:tr>
-        <w:trPr>
-          <w:tblHeader w:val="false"/>
-        </w:trPr>
-        <w:tc>
-          <w:tcPr>
-            <w:tcMar>
-              <w:top w:type="dxa" w:w="60"/>
-              <w:left w:type="dxa" w:w="100"/>
-              <w:bottom w:type="dxa" w:w="60"/>
-              <w:right w:type="dxa" w:w="100"/>
-            </w:tcMar>
-          </w:tcPr>
-          <w:p>
-            <w:pPr>
-              <w:jc w:val="left"/>
-            </w:pPr>
-            <w:r>
-              <w:t xml:space="preserve">CSV</w:t>
-            </w:r>
-          </w:p>
-        </w:tc>
-        <w:tc>
-          <w:tcPr>
-            <w:tcMar>
-              <w:top w:type="dxa" w:w="60"/>
-              <w:left w:type="dxa" w:w="100"/>
-              <w:bottom w:type="dxa" w:w="60"/>
-              <w:right w:type="dxa" w:w="100"/>
-            </w:tcMar>
-          </w:tcPr>
-          <w:p>
-            <w:pPr>
-              <w:jc w:val="left"/>
-            </w:pPr>
-            <w:r>
-              <w:t xml:space="preserve">Markdown 表格</w:t>
-            </w:r>
-          </w:p>
-        </w:tc>
-      </w:tr>
-    </w:tbl>
-    <w:p/>
-    <w:p>
-      <w:r>
-        <w:t xml:space="preserve">舊版二進位格式（</w:t>
-      </w:r>
-      <w:r>
-        <w:rPr>
-          <w:rFonts w:ascii="Consolas" w:cs="Consolas" w:eastAsia="Consolas" w:hAnsi="Consolas"/>
-          <w:shd w:fill="F3F5F7" w:color="auto" w:val="clear"/>
-        </w:rPr>
-        <w:t xml:space="preserve">.doc</w:t>
-      </w:r>
-      <w:r>
-        <w:t xml:space="preserve"> </w:t>
-      </w:r>
-      <w:r>
-        <w:rPr>
-          <w:rFonts w:ascii="Consolas" w:cs="Consolas" w:eastAsia="Consolas" w:hAnsi="Consolas"/>
-          <w:shd w:fill="F3F5F7" w:color="auto" w:val="clear"/>
-        </w:rPr>
-        <w:t xml:space="preserve">.ppt</w:t>
-      </w:r>
-      <w:r>
-        <w:t xml:space="preserve"> </w:t>
-      </w:r>
-      <w:r>
-        <w:rPr>
-          <w:rFonts w:ascii="Consolas" w:cs="Consolas" w:eastAsia="Consolas" w:hAnsi="Consolas"/>
-          <w:shd w:fill="F3F5F7" w:color="auto" w:val="clear"/>
-        </w:rPr>
-        <w:t xml:space="preserve">.rtf</w:t>
-      </w:r>
-      <w:r>
-        <w:t xml:space="preserve"> </w:t>
-      </w:r>
-      <w:r>
-        <w:rPr>
-          <w:rFonts w:ascii="Consolas" w:cs="Consolas" w:eastAsia="Consolas" w:hAnsi="Consolas"/>
-          <w:shd w:fill="F3F5F7" w:color="auto" w:val="clear"/>
-        </w:rPr>
-        <w:t xml:space="preserve">.odt</w:t>
-      </w:r>
-      <w:r>
-        <w:t xml:space="preserve"> </w:t>
-      </w:r>
-      <w:r>
-        <w:rPr>
-          <w:rFonts w:ascii="Consolas" w:cs="Consolas" w:eastAsia="Consolas" w:hAnsi="Consolas"/>
-          <w:shd w:fill="F3F5F7" w:color="auto" w:val="clear"/>
-        </w:rPr>
-        <w:t xml:space="preserve">.odp</w:t>
-      </w:r>
-      <w:r>
-        <w:t xml:space="preserve">）不支援，程式會提示你先用 Office 另存成新格式。</w:t>
-      </w:r>
-    </w:p>
-    <w:p>
-      <w:pPr>
-        <w:pStyle w:val="Heading2"/>
-      </w:pPr>
-      <w:r>
-        <w:t xml:space="preserve">14. 匯出 PDF / Word</w:t>
-      </w:r>
-    </w:p>
-    <w:p>
-      <w:r>
-        <w:t xml:space="preserve">工具列的「匯出 PDF」「匯出 Word」會把</w:t>
-      </w:r>
+    <w:p>
       <w:r>
         <w:rPr>
           <w:b/>
           <w:bCs/>
         </w:rPr>
-        <w:t xml:space="preserve">預覽區看到的樣子</w:t>
-      </w:r>
-      <w:r>
-        <w:t xml:space="preserve">輸出成檔案。</w:t>
+        <w:t xml:space="preserve">閱讀位置、書籤、排版設定都會記住</w:t>
+      </w:r>
+      <w:r>
+        <w:t xml:space="preserve">：同一本書下次打開就回到上次讀到的地方。有 DRM 保護的電子書無法開啟（會明確告知）。</w:t>
+      </w:r>
+    </w:p>
+    <w:p>
+      <w:pPr>
+        <w:pStyle w:val="Heading2"/>
+      </w:pPr>
+      <w:r>
+        <w:t xml:space="preserve">13. 把其他文件轉成 Markdown</w:t>
+      </w:r>
+    </w:p>
+    <w:p>
+      <w:r>
+        <w:t xml:space="preserve">把 Word、Excel、PowerPoint、PDF、HTML、CSV 拖進視窗（或用「開啟」），DocSmith 會轉成 Markdown 並開成</w:t>
+      </w:r>
+      <w:r>
+        <w:rPr>
+          <w:b/>
+          <w:bCs/>
+        </w:rPr>
+        <w:t xml:space="preserve">未存檔的新分頁</w:t>
+      </w:r>
+      <w:r>
+        <w:t xml:space="preserve">，確認內容沒問題再存檔。</w:t>
       </w:r>
     </w:p>
     <w:p>
@@ -5471,78 +5115,458 @@
         </w:drawing>
       </w:r>
     </w:p>
-    <w:p>
-      <w:pPr>
-        <w:pStyle w:val="ListParagraph"/>
-        <w:numPr>
-          <w:ilvl w:val="0"/>
-          <w:numId w:val="1"/>
-        </w:numPr>
-      </w:pPr>
+    <w:tbl>
+      <w:tblPr>
+        <w:tblW w:type="pct" w:w="100%"/>
+        <w:tblBorders>
+          <w:top w:val="single" w:color="D0D7DE" w:sz="4"/>
+          <w:left w:val="single" w:color="D0D7DE" w:sz="4"/>
+          <w:bottom w:val="single" w:color="D0D7DE" w:sz="4"/>
+          <w:right w:val="single" w:color="D0D7DE" w:sz="4"/>
+          <w:insideH w:val="single" w:color="D0D7DE" w:sz="4"/>
+          <w:insideV w:val="single" w:color="D0D7DE" w:sz="4"/>
+        </w:tblBorders>
+      </w:tblPr>
+      <w:tblGrid>
+        <w:gridCol w:w="100"/>
+        <w:gridCol w:w="100"/>
+      </w:tblGrid>
+      <w:tr>
+        <w:trPr>
+          <w:tblHeader/>
+        </w:trPr>
+        <w:tc>
+          <w:tcPr>
+            <w:shd w:fill="F6F8FA" w:color="auto" w:val="clear"/>
+            <w:tcMar>
+              <w:top w:type="dxa" w:w="60"/>
+              <w:left w:type="dxa" w:w="100"/>
+              <w:bottom w:type="dxa" w:w="60"/>
+              <w:right w:type="dxa" w:w="100"/>
+            </w:tcMar>
+          </w:tcPr>
+          <w:p>
+            <w:pPr>
+              <w:jc w:val="left"/>
+            </w:pPr>
+            <w:r>
+              <w:rPr>
+                <w:b/>
+                <w:bCs/>
+              </w:rPr>
+              <w:t xml:space="preserve">來源</w:t>
+            </w:r>
+          </w:p>
+        </w:tc>
+        <w:tc>
+          <w:tcPr>
+            <w:shd w:fill="F6F8FA" w:color="auto" w:val="clear"/>
+            <w:tcMar>
+              <w:top w:type="dxa" w:w="60"/>
+              <w:left w:type="dxa" w:w="100"/>
+              <w:bottom w:type="dxa" w:w="60"/>
+              <w:right w:type="dxa" w:w="100"/>
+            </w:tcMar>
+          </w:tcPr>
+          <w:p>
+            <w:pPr>
+              <w:jc w:val="left"/>
+            </w:pPr>
+            <w:r>
+              <w:rPr>
+                <w:b/>
+                <w:bCs/>
+              </w:rPr>
+              <w:t xml:space="preserve">轉換結果</w:t>
+            </w:r>
+          </w:p>
+        </w:tc>
+      </w:tr>
+      <w:tr>
+        <w:trPr>
+          <w:tblHeader w:val="false"/>
+        </w:trPr>
+        <w:tc>
+          <w:tcPr>
+            <w:tcMar>
+              <w:top w:type="dxa" w:w="60"/>
+              <w:left w:type="dxa" w:w="100"/>
+              <w:bottom w:type="dxa" w:w="60"/>
+              <w:right w:type="dxa" w:w="100"/>
+            </w:tcMar>
+          </w:tcPr>
+          <w:p>
+            <w:pPr>
+              <w:jc w:val="left"/>
+            </w:pPr>
+            <w:r>
+              <w:t xml:space="preserve">Word </w:t>
+            </w:r>
+            <w:r>
+              <w:rPr>
+                <w:rFonts w:ascii="Consolas" w:cs="Consolas" w:eastAsia="Consolas" w:hAnsi="Consolas"/>
+                <w:shd w:fill="F3F5F7" w:color="auto" w:val="clear"/>
+              </w:rPr>
+              <w:t xml:space="preserve">.docx</w:t>
+            </w:r>
+          </w:p>
+        </w:tc>
+        <w:tc>
+          <w:tcPr>
+            <w:tcMar>
+              <w:top w:type="dxa" w:w="60"/>
+              <w:left w:type="dxa" w:w="100"/>
+              <w:bottom w:type="dxa" w:w="60"/>
+              <w:right w:type="dxa" w:w="100"/>
+            </w:tcMar>
+          </w:tcPr>
+          <w:p>
+            <w:pPr>
+              <w:jc w:val="left"/>
+            </w:pPr>
+            <w:r>
+              <w:t xml:space="preserve">標題、清單、粗體斜體、表格、連結、圖片</w:t>
+            </w:r>
+          </w:p>
+        </w:tc>
+      </w:tr>
+      <w:tr>
+        <w:trPr>
+          <w:tblHeader w:val="false"/>
+        </w:trPr>
+        <w:tc>
+          <w:tcPr>
+            <w:tcMar>
+              <w:top w:type="dxa" w:w="60"/>
+              <w:left w:type="dxa" w:w="100"/>
+              <w:bottom w:type="dxa" w:w="60"/>
+              <w:right w:type="dxa" w:w="100"/>
+            </w:tcMar>
+          </w:tcPr>
+          <w:p>
+            <w:pPr>
+              <w:jc w:val="left"/>
+            </w:pPr>
+            <w:r>
+              <w:t xml:space="preserve">Excel </w:t>
+            </w:r>
+            <w:r>
+              <w:rPr>
+                <w:rFonts w:ascii="Consolas" w:cs="Consolas" w:eastAsia="Consolas" w:hAnsi="Consolas"/>
+                <w:shd w:fill="F3F5F7" w:color="auto" w:val="clear"/>
+              </w:rPr>
+              <w:t xml:space="preserve">.xlsx</w:t>
+            </w:r>
+            <w:r>
+              <w:t xml:space="preserve"> </w:t>
+            </w:r>
+            <w:r>
+              <w:rPr>
+                <w:rFonts w:ascii="Consolas" w:cs="Consolas" w:eastAsia="Consolas" w:hAnsi="Consolas"/>
+                <w:shd w:fill="F3F5F7" w:color="auto" w:val="clear"/>
+              </w:rPr>
+              <w:t xml:space="preserve">.xls</w:t>
+            </w:r>
+            <w:r>
+              <w:t xml:space="preserve"> </w:t>
+            </w:r>
+            <w:r>
+              <w:rPr>
+                <w:rFonts w:ascii="Consolas" w:cs="Consolas" w:eastAsia="Consolas" w:hAnsi="Consolas"/>
+                <w:shd w:fill="F3F5F7" w:color="auto" w:val="clear"/>
+              </w:rPr>
+              <w:t xml:space="preserve">.ods</w:t>
+            </w:r>
+          </w:p>
+        </w:tc>
+        <w:tc>
+          <w:tcPr>
+            <w:tcMar>
+              <w:top w:type="dxa" w:w="60"/>
+              <w:left w:type="dxa" w:w="100"/>
+              <w:bottom w:type="dxa" w:w="60"/>
+              <w:right w:type="dxa" w:w="100"/>
+            </w:tcMar>
+          </w:tcPr>
+          <w:p>
+            <w:pPr>
+              <w:jc w:val="left"/>
+            </w:pPr>
+            <w:r>
+              <w:t xml:space="preserve">每張工作表一個 </w:t>
+            </w:r>
+            <w:r>
+              <w:rPr>
+                <w:rFonts w:ascii="Consolas" w:cs="Consolas" w:eastAsia="Consolas" w:hAnsi="Consolas"/>
+                <w:shd w:fill="F3F5F7" w:color="auto" w:val="clear"/>
+              </w:rPr>
+              <w:t xml:space="preserve">##</w:t>
+            </w:r>
+            <w:r>
+              <w:t xml:space="preserve"> 段落 + Markdown 表格</w:t>
+            </w:r>
+          </w:p>
+        </w:tc>
+      </w:tr>
+      <w:tr>
+        <w:trPr>
+          <w:tblHeader w:val="false"/>
+        </w:trPr>
+        <w:tc>
+          <w:tcPr>
+            <w:tcMar>
+              <w:top w:type="dxa" w:w="60"/>
+              <w:left w:type="dxa" w:w="100"/>
+              <w:bottom w:type="dxa" w:w="60"/>
+              <w:right w:type="dxa" w:w="100"/>
+            </w:tcMar>
+          </w:tcPr>
+          <w:p>
+            <w:pPr>
+              <w:jc w:val="left"/>
+            </w:pPr>
+            <w:r>
+              <w:t xml:space="preserve">PowerPoint </w:t>
+            </w:r>
+            <w:r>
+              <w:rPr>
+                <w:rFonts w:ascii="Consolas" w:cs="Consolas" w:eastAsia="Consolas" w:hAnsi="Consolas"/>
+                <w:shd w:fill="F3F5F7" w:color="auto" w:val="clear"/>
+              </w:rPr>
+              <w:t xml:space="preserve">.pptx</w:t>
+            </w:r>
+          </w:p>
+        </w:tc>
+        <w:tc>
+          <w:tcPr>
+            <w:tcMar>
+              <w:top w:type="dxa" w:w="60"/>
+              <w:left w:type="dxa" w:w="100"/>
+              <w:bottom w:type="dxa" w:w="60"/>
+              <w:right w:type="dxa" w:w="100"/>
+            </w:tcMar>
+          </w:tcPr>
+          <w:p>
+            <w:pPr>
+              <w:jc w:val="left"/>
+            </w:pPr>
+            <w:r>
+              <w:t xml:space="preserve">每張投影片一個 </w:t>
+            </w:r>
+            <w:r>
+              <w:rPr>
+                <w:rFonts w:ascii="Consolas" w:cs="Consolas" w:eastAsia="Consolas" w:hAnsi="Consolas"/>
+                <w:shd w:fill="F3F5F7" w:color="auto" w:val="clear"/>
+              </w:rPr>
+              <w:t xml:space="preserve">## 投影片 N</w:t>
+            </w:r>
+            <w:r>
+              <w:t xml:space="preserve"> + 文字內容</w:t>
+            </w:r>
+          </w:p>
+        </w:tc>
+      </w:tr>
+      <w:tr>
+        <w:trPr>
+          <w:tblHeader w:val="false"/>
+        </w:trPr>
+        <w:tc>
+          <w:tcPr>
+            <w:tcMar>
+              <w:top w:type="dxa" w:w="60"/>
+              <w:left w:type="dxa" w:w="100"/>
+              <w:bottom w:type="dxa" w:w="60"/>
+              <w:right w:type="dxa" w:w="100"/>
+            </w:tcMar>
+          </w:tcPr>
+          <w:p>
+            <w:pPr>
+              <w:jc w:val="left"/>
+            </w:pPr>
+            <w:r>
+              <w:t xml:space="preserve">PDF</w:t>
+            </w:r>
+          </w:p>
+        </w:tc>
+        <w:tc>
+          <w:tcPr>
+            <w:tcMar>
+              <w:top w:type="dxa" w:w="60"/>
+              <w:left w:type="dxa" w:w="100"/>
+              <w:bottom w:type="dxa" w:w="60"/>
+              <w:right w:type="dxa" w:w="100"/>
+            </w:tcMar>
+          </w:tcPr>
+          <w:p>
+            <w:pPr>
+              <w:jc w:val="left"/>
+            </w:pPr>
+            <w:r>
+              <w:t xml:space="preserve">文字抽取、段落合併</w:t>
+            </w:r>
+          </w:p>
+        </w:tc>
+      </w:tr>
+      <w:tr>
+        <w:trPr>
+          <w:tblHeader w:val="false"/>
+        </w:trPr>
+        <w:tc>
+          <w:tcPr>
+            <w:tcMar>
+              <w:top w:type="dxa" w:w="60"/>
+              <w:left w:type="dxa" w:w="100"/>
+              <w:bottom w:type="dxa" w:w="60"/>
+              <w:right w:type="dxa" w:w="100"/>
+            </w:tcMar>
+          </w:tcPr>
+          <w:p>
+            <w:pPr>
+              <w:jc w:val="left"/>
+            </w:pPr>
+            <w:r>
+              <w:t xml:space="preserve">HTML</w:t>
+            </w:r>
+          </w:p>
+        </w:tc>
+        <w:tc>
+          <w:tcPr>
+            <w:tcMar>
+              <w:top w:type="dxa" w:w="60"/>
+              <w:left w:type="dxa" w:w="100"/>
+              <w:bottom w:type="dxa" w:w="60"/>
+              <w:right w:type="dxa" w:w="100"/>
+            </w:tcMar>
+          </w:tcPr>
+          <w:p>
+            <w:pPr>
+              <w:jc w:val="left"/>
+            </w:pPr>
+            <w:r>
+              <w:t xml:space="preserve">轉成對應的 Markdown 語法</w:t>
+            </w:r>
+          </w:p>
+        </w:tc>
+      </w:tr>
+      <w:tr>
+        <w:trPr>
+          <w:tblHeader w:val="false"/>
+        </w:trPr>
+        <w:tc>
+          <w:tcPr>
+            <w:tcMar>
+              <w:top w:type="dxa" w:w="60"/>
+              <w:left w:type="dxa" w:w="100"/>
+              <w:bottom w:type="dxa" w:w="60"/>
+              <w:right w:type="dxa" w:w="100"/>
+            </w:tcMar>
+          </w:tcPr>
+          <w:p>
+            <w:pPr>
+              <w:jc w:val="left"/>
+            </w:pPr>
+            <w:r>
+              <w:t xml:space="preserve">CSV</w:t>
+            </w:r>
+          </w:p>
+        </w:tc>
+        <w:tc>
+          <w:tcPr>
+            <w:tcMar>
+              <w:top w:type="dxa" w:w="60"/>
+              <w:left w:type="dxa" w:w="100"/>
+              <w:bottom w:type="dxa" w:w="60"/>
+              <w:right w:type="dxa" w:w="100"/>
+            </w:tcMar>
+          </w:tcPr>
+          <w:p>
+            <w:pPr>
+              <w:jc w:val="left"/>
+            </w:pPr>
+            <w:r>
+              <w:t xml:space="preserve">Markdown 表格</w:t>
+            </w:r>
+          </w:p>
+        </w:tc>
+      </w:tr>
+    </w:tbl>
+    <w:p/>
+    <w:p>
+      <w:r>
+        <w:t xml:space="preserve">舊版二進位格式（</w:t>
+      </w:r>
+      <w:r>
+        <w:rPr>
+          <w:rFonts w:ascii="Consolas" w:cs="Consolas" w:eastAsia="Consolas" w:hAnsi="Consolas"/>
+          <w:shd w:fill="F3F5F7" w:color="auto" w:val="clear"/>
+        </w:rPr>
+        <w:t xml:space="preserve">.doc</w:t>
+      </w:r>
+      <w:r>
+        <w:t xml:space="preserve"> </w:t>
+      </w:r>
+      <w:r>
+        <w:rPr>
+          <w:rFonts w:ascii="Consolas" w:cs="Consolas" w:eastAsia="Consolas" w:hAnsi="Consolas"/>
+          <w:shd w:fill="F3F5F7" w:color="auto" w:val="clear"/>
+        </w:rPr>
+        <w:t xml:space="preserve">.ppt</w:t>
+      </w:r>
+      <w:r>
+        <w:t xml:space="preserve"> </w:t>
+      </w:r>
+      <w:r>
+        <w:rPr>
+          <w:rFonts w:ascii="Consolas" w:cs="Consolas" w:eastAsia="Consolas" w:hAnsi="Consolas"/>
+          <w:shd w:fill="F3F5F7" w:color="auto" w:val="clear"/>
+        </w:rPr>
+        <w:t xml:space="preserve">.rtf</w:t>
+      </w:r>
+      <w:r>
+        <w:t xml:space="preserve"> </w:t>
+      </w:r>
+      <w:r>
+        <w:rPr>
+          <w:rFonts w:ascii="Consolas" w:cs="Consolas" w:eastAsia="Consolas" w:hAnsi="Consolas"/>
+          <w:shd w:fill="F3F5F7" w:color="auto" w:val="clear"/>
+        </w:rPr>
+        <w:t xml:space="preserve">.odt</w:t>
+      </w:r>
+      <w:r>
+        <w:t xml:space="preserve"> </w:t>
+      </w:r>
+      <w:r>
+        <w:rPr>
+          <w:rFonts w:ascii="Consolas" w:cs="Consolas" w:eastAsia="Consolas" w:hAnsi="Consolas"/>
+          <w:shd w:fill="F3F5F7" w:color="auto" w:val="clear"/>
+        </w:rPr>
+        <w:t xml:space="preserve">.odp</w:t>
+      </w:r>
+      <w:r>
+        <w:t xml:space="preserve">）不支援，程式會提示你先用 Office 另存成新格式。</w:t>
+      </w:r>
+    </w:p>
+    <w:p>
+      <w:pPr>
+        <w:pStyle w:val="Heading2"/>
+      </w:pPr>
+      <w:r>
+        <w:t xml:space="preserve">14. 匯出 PDF / Word</w:t>
+      </w:r>
+    </w:p>
+    <w:p>
+      <w:r>
+        <w:t xml:space="preserve">工具列的「匯出 PDF」「匯出 Word」會把</w:t>
+      </w:r>
       <w:r>
         <w:rPr>
           <w:b/>
           <w:bCs/>
         </w:rPr>
-        <w:t xml:space="preserve">PDF</w:t>
-      </w:r>
-      <w:r>
-        <w:t xml:space="preserve">：用系統的 Microsoft Edge 排版輸出，含可點的目錄書籤；Mermaid 圖與數學公式都會保留。</w:t>
-      </w:r>
-    </w:p>
-    <w:p>
-      <w:pPr>
-        <w:pStyle w:val="ListParagraph"/>
-        <w:numPr>
-          <w:ilvl w:val="0"/>
-          <w:numId w:val="1"/>
-        </w:numPr>
-      </w:pPr>
-      <w:r>
-        <w:rPr>
-          <w:b/>
-          <w:bCs/>
-        </w:rPr>
-        <w:t xml:space="preserve">Word</w:t>
-      </w:r>
-      <w:r>
-        <w:t xml:space="preserve">：輸出 </w:t>
-      </w:r>
-      <w:r>
-        <w:rPr>
-          <w:rFonts w:ascii="Consolas" w:cs="Consolas" w:eastAsia="Consolas" w:hAnsi="Consolas"/>
-          <w:shd w:fill="F3F5F7" w:color="auto" w:val="clear"/>
-        </w:rPr>
-        <w:t xml:space="preserve">.docx</w:t>
-      </w:r>
-      <w:r>
-        <w:t xml:space="preserve">，標題對應 Word 的樣式，圖表與公式以圖片嵌入。</w:t>
-      </w:r>
-    </w:p>
-    <w:p>
-      <w:r>
-        <w:t xml:space="preserve">匯出完成會問要不要立刻打開檔案。</w:t>
-      </w:r>
-    </w:p>
-    <w:p>
-      <w:pPr>
-        <w:pStyle w:val="Heading2"/>
-      </w:pPr>
-      <w:r>
-        <w:t xml:space="preserve">15. AI 助手</w:t>
-      </w:r>
-    </w:p>
-    <w:p>
-      <w:pPr>
-        <w:pStyle w:val="Heading3"/>
-      </w:pPr>
-      <w:r>
-        <w:t xml:space="preserve">15.1 設定模型</w:t>
-      </w:r>
-    </w:p>
-    <w:p>
-      <w:r>
-        <w:t xml:space="preserve">第一次使用要先設定服務。按工具列的齒輪（AI 設定），或 AI 面板標題列的齒輪：</w:t>
+        <w:t xml:space="preserve">預覽區看到的樣子</w:t>
+      </w:r>
+      <w:r>
+        <w:t xml:space="preserve">輸出成檔案。</w:t>
       </w:r>
     </w:p>
     <w:p>
@@ -5592,7 +5616,7 @@
         <w:pStyle w:val="ListParagraph"/>
         <w:numPr>
           <w:ilvl w:val="0"/>
-          <w:numId w:val="4"/>
+          <w:numId w:val="1"/>
         </w:numPr>
       </w:pPr>
       <w:r>
@@ -5600,526 +5624,12 @@
           <w:b/>
           <w:bCs/>
         </w:rPr>
-        <w:t xml:space="preserve">供應商</w:t>
-      </w:r>
-      <w:r>
-        <w:t xml:space="preserve">：OpenAI、Gemini、DeepSeek、或</w:t>
-      </w:r>
-      <w:r>
-        <w:rPr>
-          <w:b/>
-          <w:bCs/>
-        </w:rPr>
-        <w:t xml:space="preserve">自訂模型</w:t>
-      </w:r>
-      <w:r>
-        <w:t xml:space="preserve">（公司內部模型、Azure OpenAI、本機 Ollama / vLLM 等 OpenAI 相容服務）。</w:t>
-      </w:r>
-    </w:p>
-    <w:p>
-      <w:pPr>
-        <w:pStyle w:val="ListParagraph"/>
-        <w:numPr>
-          <w:ilvl w:val="0"/>
-          <w:numId w:val="4"/>
-        </w:numPr>
-      </w:pPr>
-      <w:r>
-        <w:rPr>
-          <w:b/>
-          <w:bCs/>
-        </w:rPr>
-        <w:t xml:space="preserve">服務網址</w:t>
-      </w:r>
-      <w:r>
-        <w:t xml:space="preserve">：選內建供應商會自動帶入；自訂模型請填 base URL（例如 </w:t>
-      </w:r>
-      <w:r>
-        <w:rPr>
-          <w:rFonts w:ascii="Consolas" w:cs="Consolas" w:eastAsia="Consolas" w:hAnsi="Consolas"/>
-          <w:shd w:fill="F3F5F7" w:color="auto" w:val="clear"/>
-        </w:rPr>
-        <w:t xml:space="preserve">https://ai.company.com/v1</w:t>
-      </w:r>
-      <w:r>
-        <w:t xml:space="preserve">），程式會自己接 </w:t>
-      </w:r>
-      <w:r>
-        <w:rPr>
-          <w:rFonts w:ascii="Consolas" w:cs="Consolas" w:eastAsia="Consolas" w:hAnsi="Consolas"/>
-          <w:shd w:fill="F3F5F7" w:color="auto" w:val="clear"/>
-        </w:rPr>
-        <w:t xml:space="preserve">/models</w:t>
-      </w:r>
-      <w:r>
-        <w:t xml:space="preserve">、</w:t>
-      </w:r>
-      <w:r>
-        <w:rPr>
-          <w:rFonts w:ascii="Consolas" w:cs="Consolas" w:eastAsia="Consolas" w:hAnsi="Consolas"/>
-          <w:shd w:fill="F3F5F7" w:color="auto" w:val="clear"/>
-        </w:rPr>
-        <w:t xml:space="preserve">/chat/completions</w:t>
-      </w:r>
-      <w:r>
-        <w:t xml:space="preserve">。</w:t>
-      </w:r>
-    </w:p>
-    <w:p>
-      <w:pPr>
-        <w:pStyle w:val="ListParagraph"/>
-        <w:numPr>
-          <w:ilvl w:val="0"/>
-          <w:numId w:val="4"/>
-        </w:numPr>
-      </w:pPr>
-      <w:r>
-        <w:rPr>
-          <w:b/>
-          <w:bCs/>
-        </w:rPr>
-        <w:t xml:space="preserve">API 金鑰</w:t>
-      </w:r>
-      <w:r>
-        <w:t xml:space="preserve">：貼上金鑰。金鑰用 Windows DPAPI 加密後存放，只有這台電腦的這個使用者解得開，介面上只會顯示「（已儲存）」。</w:t>
-      </w:r>
-    </w:p>
-    <w:p>
-      <w:pPr>
-        <w:pStyle w:val="ListParagraph"/>
-        <w:numPr>
-          <w:ilvl w:val="0"/>
-          <w:numId w:val="4"/>
-        </w:numPr>
-      </w:pPr>
-      <w:r>
-        <w:rPr>
-          <w:b/>
-          <w:bCs/>
-        </w:rPr>
-        <w:t xml:space="preserve">自訂表頭</w:t>
-      </w:r>
-      <w:r>
-        <w:t xml:space="preserve">（自訂模型才有）：公司閘道若要求 </w:t>
-      </w:r>
-      <w:r>
-        <w:rPr>
-          <w:rFonts w:ascii="Consolas" w:cs="Consolas" w:eastAsia="Consolas" w:hAnsi="Consolas"/>
-          <w:shd w:fill="F3F5F7" w:color="auto" w:val="clear"/>
-        </w:rPr>
-        <w:t xml:space="preserve">api-key</w:t>
-      </w:r>
-      <w:r>
-        <w:t xml:space="preserve">、</w:t>
-      </w:r>
-      <w:r>
-        <w:rPr>
-          <w:rFonts w:ascii="Consolas" w:cs="Consolas" w:eastAsia="Consolas" w:hAnsi="Consolas"/>
-          <w:shd w:fill="F3F5F7" w:color="auto" w:val="clear"/>
-        </w:rPr>
-        <w:t xml:space="preserve">X-Api-Key</w:t>
-      </w:r>
-      <w:r>
-        <w:t xml:space="preserve">、</w:t>
-      </w:r>
-      <w:r>
-        <w:rPr>
-          <w:rFonts w:ascii="Consolas" w:cs="Consolas" w:eastAsia="Consolas" w:hAnsi="Consolas"/>
-          <w:shd w:fill="F3F5F7" w:color="auto" w:val="clear"/>
-        </w:rPr>
-        <w:t xml:space="preserve">Authorization: xxx</w:t>
-      </w:r>
-      <w:r>
-        <w:t xml:space="preserve"> 之類的表頭，在這裡一列一列加。</w:t>
-      </w:r>
-    </w:p>
-    <w:p>
-      <w:pPr>
-        <w:pStyle w:val="ListParagraph"/>
-        <w:numPr>
-          <w:ilvl w:val="0"/>
-          <w:numId w:val="4"/>
-        </w:numPr>
-      </w:pPr>
-      <w:r>
-        <w:rPr>
-          <w:b/>
-          <w:bCs/>
-        </w:rPr>
-        <w:t xml:space="preserve">取得模型清單</w:t>
-      </w:r>
-      <w:r>
-        <w:t xml:space="preserve">：向服務要可用模型並列出來；服務沒有提供清單時，可直接輸入模型名稱。</w:t>
-      </w:r>
-    </w:p>
-    <w:p>
-      <w:pPr>
-        <w:pStyle w:val="ListParagraph"/>
-        <w:numPr>
-          <w:ilvl w:val="0"/>
-          <w:numId w:val="4"/>
-        </w:numPr>
-      </w:pPr>
-      <w:r>
-        <w:rPr>
-          <w:b/>
-          <w:bCs/>
-        </w:rPr>
-        <w:t xml:space="preserve">思考模式</w:t>
-      </w:r>
-      <w:r>
-        <w:t xml:space="preserve">：</w:t>
-      </w:r>
-      <w:r>
-        <w:rPr>
-          <w:rFonts w:ascii="Consolas" w:cs="Consolas" w:eastAsia="Consolas" w:hAnsi="Consolas"/>
-          <w:shd w:fill="F3F5F7" w:color="auto" w:val="clear"/>
-        </w:rPr>
-        <w:t xml:space="preserve">預設（不指定）</w:t>
-      </w:r>
-      <w:r>
-        <w:t xml:space="preserve"> / </w:t>
-      </w:r>
-      <w:r>
-        <w:rPr>
-          <w:rFonts w:ascii="Consolas" w:cs="Consolas" w:eastAsia="Consolas" w:hAnsi="Consolas"/>
-          <w:shd w:fill="F3F5F7" w:color="auto" w:val="clear"/>
-        </w:rPr>
-        <w:t xml:space="preserve">關閉</w:t>
-      </w:r>
-      <w:r>
-        <w:t xml:space="preserve"> / </w:t>
-      </w:r>
-      <w:r>
-        <w:rPr>
-          <w:rFonts w:ascii="Consolas" w:cs="Consolas" w:eastAsia="Consolas" w:hAnsi="Consolas"/>
-          <w:shd w:fill="F3F5F7" w:color="auto" w:val="clear"/>
-        </w:rPr>
-        <w:t xml:space="preserve">低</w:t>
-      </w:r>
-      <w:r>
-        <w:t xml:space="preserve"> / </w:t>
-      </w:r>
-      <w:r>
-        <w:rPr>
-          <w:rFonts w:ascii="Consolas" w:cs="Consolas" w:eastAsia="Consolas" w:hAnsi="Consolas"/>
-          <w:shd w:fill="F3F5F7" w:color="auto" w:val="clear"/>
-        </w:rPr>
-        <w:t xml:space="preserve">中</w:t>
-      </w:r>
-      <w:r>
-        <w:t xml:space="preserve"> / </w:t>
-      </w:r>
-      <w:r>
-        <w:rPr>
-          <w:rFonts w:ascii="Consolas" w:cs="Consolas" w:eastAsia="Consolas" w:hAnsi="Consolas"/>
-          <w:shd w:fill="F3F5F7" w:color="auto" w:val="clear"/>
-        </w:rPr>
-        <w:t xml:space="preserve">高</w:t>
-      </w:r>
-      <w:r>
-        <w:t xml:space="preserve"> / </w:t>
-      </w:r>
-      <w:r>
-        <w:rPr>
-          <w:rFonts w:ascii="Consolas" w:cs="Consolas" w:eastAsia="Consolas" w:hAnsi="Consolas"/>
-          <w:shd w:fill="F3F5F7" w:color="auto" w:val="clear"/>
-        </w:rPr>
-        <w:t xml:space="preserve">極高</w:t>
-      </w:r>
-      <w:r>
-        <w:t xml:space="preserve"> / </w:t>
-      </w:r>
-      <w:r>
-        <w:rPr>
-          <w:rFonts w:ascii="Consolas" w:cs="Consolas" w:eastAsia="Consolas" w:hAnsi="Consolas"/>
-          <w:shd w:fill="F3F5F7" w:color="auto" w:val="clear"/>
-        </w:rPr>
-        <w:t xml:space="preserve">最高</w:t>
-      </w:r>
-      <w:r>
-        <w:t xml:space="preserve">，每個供應商各自記住。</w:t>
-      </w:r>
-    </w:p>
-    <w:p>
-      <w:pPr>
-        <w:pStyle w:val="ListParagraph"/>
-        <w:numPr>
-          <w:ilvl w:val="0"/>
-          <w:numId w:val="4"/>
-        </w:numPr>
-      </w:pPr>
-      <w:r>
-        <w:rPr>
-          <w:b/>
-          <w:bCs/>
-        </w:rPr>
-        <w:t xml:space="preserve">測試連線</w:t>
-      </w:r>
-      <w:r>
-        <w:t xml:space="preserve">：會顯示延遲與可用模型數量，或明確的錯誤原因（金鑰無效、路徑不對、連不上、次數超限）。</w:t>
-      </w:r>
-    </w:p>
-    <w:p>
-      <w:pPr>
-        <w:pStyle w:val="Heading4"/>
-      </w:pPr>
-      <w:r>
-        <w:t xml:space="preserve">關於思考模式</w:t>
-      </w:r>
-    </w:p>
-    <w:p>
-      <w:r>
-        <w:t xml:space="preserve">推理模型可以指定要「想多久」：想得少→快又省，想得多→答得準。DocSmith 會依供應商送出對應的參數：</w:t>
-      </w:r>
-    </w:p>
-    <w:tbl>
-      <w:tblPr>
-        <w:tblW w:type="pct" w:w="100%"/>
-        <w:tblBorders>
-          <w:top w:val="single" w:color="D0D7DE" w:sz="4"/>
-          <w:left w:val="single" w:color="D0D7DE" w:sz="4"/>
-          <w:bottom w:val="single" w:color="D0D7DE" w:sz="4"/>
-          <w:right w:val="single" w:color="D0D7DE" w:sz="4"/>
-          <w:insideH w:val="single" w:color="D0D7DE" w:sz="4"/>
-          <w:insideV w:val="single" w:color="D0D7DE" w:sz="4"/>
-        </w:tblBorders>
-      </w:tblPr>
-      <w:tblGrid>
-        <w:gridCol w:w="100"/>
-        <w:gridCol w:w="100"/>
-        <w:gridCol w:w="100"/>
-      </w:tblGrid>
-      <w:tr>
-        <w:trPr>
-          <w:tblHeader/>
-        </w:trPr>
-        <w:tc>
-          <w:tcPr>
-            <w:shd w:fill="F6F8FA" w:color="auto" w:val="clear"/>
-            <w:tcMar>
-              <w:top w:type="dxa" w:w="60"/>
-              <w:left w:type="dxa" w:w="100"/>
-              <w:bottom w:type="dxa" w:w="60"/>
-              <w:right w:type="dxa" w:w="100"/>
-            </w:tcMar>
-          </w:tcPr>
-          <w:p>
-            <w:pPr>
-              <w:jc w:val="left"/>
-            </w:pPr>
-            <w:r>
-              <w:rPr>
-                <w:b/>
-                <w:bCs/>
-              </w:rPr>
-              <w:t xml:space="preserve">供應商</w:t>
-            </w:r>
-          </w:p>
-        </w:tc>
-        <w:tc>
-          <w:tcPr>
-            <w:shd w:fill="F6F8FA" w:color="auto" w:val="clear"/>
-            <w:tcMar>
-              <w:top w:type="dxa" w:w="60"/>
-              <w:left w:type="dxa" w:w="100"/>
-              <w:bottom w:type="dxa" w:w="60"/>
-              <w:right w:type="dxa" w:w="100"/>
-            </w:tcMar>
-          </w:tcPr>
-          <w:p>
-            <w:pPr>
-              <w:jc w:val="left"/>
-            </w:pPr>
-            <w:r>
-              <w:rPr>
-                <w:b/>
-                <w:bCs/>
-              </w:rPr>
-              <w:t xml:space="preserve">關閉</w:t>
-            </w:r>
-          </w:p>
-        </w:tc>
-        <w:tc>
-          <w:tcPr>
-            <w:shd w:fill="F6F8FA" w:color="auto" w:val="clear"/>
-            <w:tcMar>
-              <w:top w:type="dxa" w:w="60"/>
-              <w:left w:type="dxa" w:w="100"/>
-              <w:bottom w:type="dxa" w:w="60"/>
-              <w:right w:type="dxa" w:w="100"/>
-            </w:tcMar>
-          </w:tcPr>
-          <w:p>
-            <w:pPr>
-              <w:jc w:val="left"/>
-            </w:pPr>
-            <w:r>
-              <w:rPr>
-                <w:b/>
-                <w:bCs/>
-              </w:rPr>
-              <w:t xml:space="preserve">低 / 中 / 高 / 極高 / 最高</w:t>
-            </w:r>
-          </w:p>
-        </w:tc>
-      </w:tr>
-      <w:tr>
-        <w:trPr>
-          <w:tblHeader w:val="false"/>
-        </w:trPr>
-        <w:tc>
-          <w:tcPr>
-            <w:tcMar>
-              <w:top w:type="dxa" w:w="60"/>
-              <w:left w:type="dxa" w:w="100"/>
-              <w:bottom w:type="dxa" w:w="60"/>
-              <w:right w:type="dxa" w:w="100"/>
-            </w:tcMar>
-          </w:tcPr>
-          <w:p>
-            <w:pPr>
-              <w:jc w:val="left"/>
-            </w:pPr>
-            <w:r>
-              <w:t xml:space="preserve">OpenAI、Gemini、自訂模型</w:t>
-            </w:r>
-          </w:p>
-        </w:tc>
-        <w:tc>
-          <w:tcPr>
-            <w:tcMar>
-              <w:top w:type="dxa" w:w="60"/>
-              <w:left w:type="dxa" w:w="100"/>
-              <w:bottom w:type="dxa" w:w="60"/>
-              <w:right w:type="dxa" w:w="100"/>
-            </w:tcMar>
-          </w:tcPr>
-          <w:p>
-            <w:pPr>
-              <w:jc w:val="left"/>
-            </w:pPr>
-            <w:r>
-              <w:rPr>
-                <w:rFonts w:ascii="Consolas" w:cs="Consolas" w:eastAsia="Consolas" w:hAnsi="Consolas"/>
-                <w:shd w:fill="F3F5F7" w:color="auto" w:val="clear"/>
-              </w:rPr>
-              <w:t xml:space="preserve">reasoning_effort: none</w:t>
-            </w:r>
-          </w:p>
-        </w:tc>
-        <w:tc>
-          <w:tcPr>
-            <w:tcMar>
-              <w:top w:type="dxa" w:w="60"/>
-              <w:left w:type="dxa" w:w="100"/>
-              <w:bottom w:type="dxa" w:w="60"/>
-              <w:right w:type="dxa" w:w="100"/>
-            </w:tcMar>
-          </w:tcPr>
-          <w:p>
-            <w:pPr>
-              <w:jc w:val="left"/>
-            </w:pPr>
-            <w:r>
-              <w:rPr>
-                <w:rFonts w:ascii="Consolas" w:cs="Consolas" w:eastAsia="Consolas" w:hAnsi="Consolas"/>
-                <w:shd w:fill="F3F5F7" w:color="auto" w:val="clear"/>
-              </w:rPr>
-              <w:t xml:space="preserve">reasoning_effort: low / medium / high / xhigh / max</w:t>
-            </w:r>
-          </w:p>
-        </w:tc>
-      </w:tr>
-      <w:tr>
-        <w:trPr>
-          <w:tblHeader w:val="false"/>
-        </w:trPr>
-        <w:tc>
-          <w:tcPr>
-            <w:tcMar>
-              <w:top w:type="dxa" w:w="60"/>
-              <w:left w:type="dxa" w:w="100"/>
-              <w:bottom w:type="dxa" w:w="60"/>
-              <w:right w:type="dxa" w:w="100"/>
-            </w:tcMar>
-          </w:tcPr>
-          <w:p>
-            <w:pPr>
-              <w:jc w:val="left"/>
-            </w:pPr>
-            <w:r>
-              <w:t xml:space="preserve">DeepSeek</w:t>
-            </w:r>
-          </w:p>
-        </w:tc>
-        <w:tc>
-          <w:tcPr>
-            <w:tcMar>
-              <w:top w:type="dxa" w:w="60"/>
-              <w:left w:type="dxa" w:w="100"/>
-              <w:bottom w:type="dxa" w:w="60"/>
-              <w:right w:type="dxa" w:w="100"/>
-            </w:tcMar>
-          </w:tcPr>
-          <w:p>
-            <w:pPr>
-              <w:jc w:val="left"/>
-            </w:pPr>
-            <w:r>
-              <w:rPr>
-                <w:rFonts w:ascii="Consolas" w:cs="Consolas" w:eastAsia="Consolas" w:hAnsi="Consolas"/>
-                <w:shd w:fill="F3F5F7" w:color="auto" w:val="clear"/>
-              </w:rPr>
-              <w:t xml:space="preserve">thinking: { type: "disabled" }</w:t>
-            </w:r>
-          </w:p>
-        </w:tc>
-        <w:tc>
-          <w:tcPr>
-            <w:tcMar>
-              <w:top w:type="dxa" w:w="60"/>
-              <w:left w:type="dxa" w:w="100"/>
-              <w:bottom w:type="dxa" w:w="60"/>
-              <w:right w:type="dxa" w:w="100"/>
-            </w:tcMar>
-          </w:tcPr>
-          <w:p>
-            <w:pPr>
-              <w:jc w:val="left"/>
-            </w:pPr>
-            <w:r>
-              <w:rPr>
-                <w:rFonts w:ascii="Consolas" w:cs="Consolas" w:eastAsia="Consolas" w:hAnsi="Consolas"/>
-                <w:shd w:fill="F3F5F7" w:color="auto" w:val="clear"/>
-              </w:rPr>
-              <w:t xml:space="preserve">thinking: { type: "enabled" }</w:t>
-            </w:r>
-            <w:r>
-              <w:t xml:space="preserve">，並以 </w:t>
-            </w:r>
-            <w:r>
-              <w:rPr>
-                <w:rFonts w:ascii="Consolas" w:cs="Consolas" w:eastAsia="Consolas" w:hAnsi="Consolas"/>
-                <w:shd w:fill="F3F5F7" w:color="auto" w:val="clear"/>
-              </w:rPr>
-              <w:t xml:space="preserve">reasoning_effort</w:t>
-            </w:r>
-            <w:r>
-              <w:t xml:space="preserve"> 指定 </w:t>
-            </w:r>
-            <w:r>
-              <w:rPr>
-                <w:rFonts w:ascii="Consolas" w:cs="Consolas" w:eastAsia="Consolas" w:hAnsi="Consolas"/>
-                <w:shd w:fill="F3F5F7" w:color="auto" w:val="clear"/>
-              </w:rPr>
-              <w:t xml:space="preserve">low / high / max</w:t>
-            </w:r>
-          </w:p>
-        </w:tc>
-      </w:tr>
-    </w:tbl>
-    <w:p/>
+        <w:t xml:space="preserve">PDF</w:t>
+      </w:r>
+      <w:r>
+        <w:t xml:space="preserve">：用系統的 Microsoft Edge 排版輸出，含可點的目錄書籤；Mermaid 圖與數學公式都會保留。</w:t>
+      </w:r>
+    </w:p>
     <w:p>
       <w:pPr>
         <w:pStyle w:val="ListParagraph"/>
@@ -6129,73 +5639,37 @@
         </w:numPr>
       </w:pPr>
       <w:r>
-        <w:t xml:space="preserve">預設值是「預設（不指定）」，此時請求</w:t>
-      </w:r>
-      <w:r>
         <w:rPr>
           <w:b/>
           <w:bCs/>
         </w:rPr>
-        <w:t xml:space="preserve">完全不帶思考參數</w:t>
-      </w:r>
-      <w:r>
-        <w:t xml:space="preserve">，公司自架或較舊的服務不會因此出錯。</w:t>
-      </w:r>
-    </w:p>
-    <w:p>
-      <w:pPr>
-        <w:pStyle w:val="ListParagraph"/>
-        <w:numPr>
-          <w:ilvl w:val="0"/>
-          <w:numId w:val="1"/>
-        </w:numPr>
-      </w:pPr>
-      <w:r>
-        <w:t xml:space="preserve">不是每個模型都支援每個等級（例如某些模型沒有「極高」）。服務會回報錯誤訊息，改回「預設」或換一個等級即可。</w:t>
-      </w:r>
-    </w:p>
-    <w:p>
-      <w:pPr>
-        <w:pStyle w:val="ListParagraph"/>
-        <w:numPr>
-          <w:ilvl w:val="0"/>
-          <w:numId w:val="1"/>
-        </w:numPr>
-      </w:pPr>
-      <w:r>
-        <w:t xml:space="preserve">公司的 AI 閘道（例如 Open WebUI、LiteLLM 這類）通常會把 </w:t>
+        <w:t xml:space="preserve">Word</w:t>
+      </w:r>
+      <w:r>
+        <w:t xml:space="preserve">：輸出 </w:t>
       </w:r>
       <w:r>
         <w:rPr>
           <w:rFonts w:ascii="Consolas" w:cs="Consolas" w:eastAsia="Consolas" w:hAnsi="Consolas"/>
           <w:shd w:fill="F3F5F7" w:color="auto" w:val="clear"/>
         </w:rPr>
-        <w:t xml:space="preserve">reasoning_effort</w:t>
-      </w:r>
-      <w:r>
-        <w:t xml:space="preserve"> 轉成各家模型自己的思考預算，所以自訂模型也適用。</w:t>
-      </w:r>
-    </w:p>
-    <w:p>
-      <w:pPr>
-        <w:pStyle w:val="ListParagraph"/>
-        <w:numPr>
-          <w:ilvl w:val="0"/>
-          <w:numId w:val="1"/>
-        </w:numPr>
-      </w:pPr>
-      <w:r>
-        <w:t xml:space="preserve">模型回傳思考內容時，面板上會多一個「</w:t>
-      </w:r>
-      <w:r>
-        <w:rPr>
-          <w:b/>
-          <w:bCs/>
-        </w:rPr>
-        <w:t xml:space="preserve">思考過程</w:t>
-      </w:r>
-      <w:r>
-        <w:t xml:space="preserve">」區塊：還沒開始回答時自動展開，答案出現後收合，想看再點開。</w:t>
+        <w:t xml:space="preserve">.docx</w:t>
+      </w:r>
+      <w:r>
+        <w:t xml:space="preserve">，標題對應 Word 的樣式，圖表與公式以圖片嵌入。</w:t>
+      </w:r>
+    </w:p>
+    <w:p>
+      <w:r>
+        <w:t xml:space="preserve">匯出完成會問要不要立刻打開檔案。</w:t>
+      </w:r>
+    </w:p>
+    <w:p>
+      <w:pPr>
+        <w:pStyle w:val="Heading2"/>
+      </w:pPr>
+      <w:r>
+        <w:t xml:space="preserve">15. AI 助手</w:t>
       </w:r>
     </w:p>
     <w:p>
@@ -6203,32 +5677,12 @@
         <w:pStyle w:val="Heading3"/>
       </w:pPr>
       <w:r>
-        <w:t xml:space="preserve">15.2 對話</w:t>
-      </w:r>
-    </w:p>
-    <w:p>
-      <w:r>
-        <w:t xml:space="preserve">按工具列的 AI 按鈕或 </w:t>
-      </w:r>
-      <w:r>
-        <w:rPr>
-          <w:rFonts w:ascii="Consolas" w:cs="Consolas" w:eastAsia="Consolas" w:hAnsi="Consolas"/>
-          <w:shd w:fill="F3F5F7" w:color="auto" w:val="clear"/>
-        </w:rPr>
-        <w:t xml:space="preserve">Ctrl+Shift+A</w:t>
-      </w:r>
-      <w:r>
-        <w:t xml:space="preserve">，面板從</w:t>
-      </w:r>
-      <w:r>
-        <w:rPr>
-          <w:b/>
-          <w:bCs/>
-        </w:rPr>
-        <w:t xml:space="preserve">右側</w:t>
-      </w:r>
-      <w:r>
-        <w:t xml:space="preserve">滑出，寬度可拖曳、狀態會記住。</w:t>
+        <w:t xml:space="preserve">15.1 設定模型</w:t>
+      </w:r>
+    </w:p>
+    <w:p>
+      <w:r>
+        <w:t xml:space="preserve">第一次使用要先設定服務。按工具列的齒輪（AI 設定），或 AI 面板標題列的齒輪：</w:t>
       </w:r>
     </w:p>
     <w:p>
@@ -6278,33 +5732,534 @@
         <w:pStyle w:val="ListParagraph"/>
         <w:numPr>
           <w:ilvl w:val="0"/>
-          <w:numId w:val="1"/>
+          <w:numId w:val="4"/>
         </w:numPr>
       </w:pPr>
       <w:r>
-        <w:t xml:space="preserve">在下方輸入問題，</w:t>
+        <w:rPr>
+          <w:b/>
+          <w:bCs/>
+        </w:rPr>
+        <w:t xml:space="preserve">供應商</w:t>
+      </w:r>
+      <w:r>
+        <w:t xml:space="preserve">：OpenAI、Gemini、DeepSeek、或</w:t>
+      </w:r>
+      <w:r>
+        <w:rPr>
+          <w:b/>
+          <w:bCs/>
+        </w:rPr>
+        <w:t xml:space="preserve">自訂模型</w:t>
+      </w:r>
+      <w:r>
+        <w:t xml:space="preserve">（公司內部模型、Azure OpenAI、本機 Ollama / vLLM 等 OpenAI 相容服務）。</w:t>
+      </w:r>
+    </w:p>
+    <w:p>
+      <w:pPr>
+        <w:pStyle w:val="ListParagraph"/>
+        <w:numPr>
+          <w:ilvl w:val="0"/>
+          <w:numId w:val="4"/>
+        </w:numPr>
+      </w:pPr>
+      <w:r>
+        <w:rPr>
+          <w:b/>
+          <w:bCs/>
+        </w:rPr>
+        <w:t xml:space="preserve">服務網址</w:t>
+      </w:r>
+      <w:r>
+        <w:t xml:space="preserve">：選內建供應商會自動帶入；自訂模型請填 base URL（例如 </w:t>
       </w:r>
       <w:r>
         <w:rPr>
           <w:rFonts w:ascii="Consolas" w:cs="Consolas" w:eastAsia="Consolas" w:hAnsi="Consolas"/>
           <w:shd w:fill="F3F5F7" w:color="auto" w:val="clear"/>
         </w:rPr>
-        <w:t xml:space="preserve">Ctrl+Enter</w:t>
-      </w:r>
-      <w:r>
-        <w:t xml:space="preserve"> 或按「送出」；回覆會</w:t>
-      </w:r>
+        <w:t xml:space="preserve">https://ai.company.com/v1</w:t>
+      </w:r>
+      <w:r>
+        <w:t xml:space="preserve">），程式會自己接 </w:t>
+      </w:r>
+      <w:r>
+        <w:rPr>
+          <w:rFonts w:ascii="Consolas" w:cs="Consolas" w:eastAsia="Consolas" w:hAnsi="Consolas"/>
+          <w:shd w:fill="F3F5F7" w:color="auto" w:val="clear"/>
+        </w:rPr>
+        <w:t xml:space="preserve">/models</w:t>
+      </w:r>
+      <w:r>
+        <w:t xml:space="preserve">、</w:t>
+      </w:r>
+      <w:r>
+        <w:rPr>
+          <w:rFonts w:ascii="Consolas" w:cs="Consolas" w:eastAsia="Consolas" w:hAnsi="Consolas"/>
+          <w:shd w:fill="F3F5F7" w:color="auto" w:val="clear"/>
+        </w:rPr>
+        <w:t xml:space="preserve">/chat/completions</w:t>
+      </w:r>
+      <w:r>
+        <w:t xml:space="preserve">。</w:t>
+      </w:r>
+    </w:p>
+    <w:p>
+      <w:pPr>
+        <w:pStyle w:val="ListParagraph"/>
+        <w:numPr>
+          <w:ilvl w:val="0"/>
+          <w:numId w:val="4"/>
+        </w:numPr>
+      </w:pPr>
       <w:r>
         <w:rPr>
           <w:b/>
           <w:bCs/>
         </w:rPr>
-        <w:t xml:space="preserve">逐字出現</w:t>
-      </w:r>
-      <w:r>
-        <w:t xml:space="preserve">，中途可按「停止」。</w:t>
-      </w:r>
-    </w:p>
+        <w:t xml:space="preserve">API 金鑰</w:t>
+      </w:r>
+      <w:r>
+        <w:t xml:space="preserve">：貼上金鑰。金鑰用 Windows DPAPI 加密後存放，只有這台電腦的這個使用者解得開，介面上只會顯示「（已儲存）」。</w:t>
+      </w:r>
+    </w:p>
+    <w:p>
+      <w:pPr>
+        <w:pStyle w:val="ListParagraph"/>
+        <w:numPr>
+          <w:ilvl w:val="0"/>
+          <w:numId w:val="4"/>
+        </w:numPr>
+      </w:pPr>
+      <w:r>
+        <w:rPr>
+          <w:b/>
+          <w:bCs/>
+        </w:rPr>
+        <w:t xml:space="preserve">自訂表頭</w:t>
+      </w:r>
+      <w:r>
+        <w:t xml:space="preserve">（自訂模型才有）：公司閘道若要求 </w:t>
+      </w:r>
+      <w:r>
+        <w:rPr>
+          <w:rFonts w:ascii="Consolas" w:cs="Consolas" w:eastAsia="Consolas" w:hAnsi="Consolas"/>
+          <w:shd w:fill="F3F5F7" w:color="auto" w:val="clear"/>
+        </w:rPr>
+        <w:t xml:space="preserve">api-key</w:t>
+      </w:r>
+      <w:r>
+        <w:t xml:space="preserve">、</w:t>
+      </w:r>
+      <w:r>
+        <w:rPr>
+          <w:rFonts w:ascii="Consolas" w:cs="Consolas" w:eastAsia="Consolas" w:hAnsi="Consolas"/>
+          <w:shd w:fill="F3F5F7" w:color="auto" w:val="clear"/>
+        </w:rPr>
+        <w:t xml:space="preserve">X-Api-Key</w:t>
+      </w:r>
+      <w:r>
+        <w:t xml:space="preserve">、</w:t>
+      </w:r>
+      <w:r>
+        <w:rPr>
+          <w:rFonts w:ascii="Consolas" w:cs="Consolas" w:eastAsia="Consolas" w:hAnsi="Consolas"/>
+          <w:shd w:fill="F3F5F7" w:color="auto" w:val="clear"/>
+        </w:rPr>
+        <w:t xml:space="preserve">Authorization: xxx</w:t>
+      </w:r>
+      <w:r>
+        <w:t xml:space="preserve"> 之類的表頭，在這裡一列一列加。</w:t>
+      </w:r>
+    </w:p>
+    <w:p>
+      <w:pPr>
+        <w:pStyle w:val="ListParagraph"/>
+        <w:numPr>
+          <w:ilvl w:val="0"/>
+          <w:numId w:val="4"/>
+        </w:numPr>
+      </w:pPr>
+      <w:r>
+        <w:rPr>
+          <w:b/>
+          <w:bCs/>
+        </w:rPr>
+        <w:t xml:space="preserve">取得模型清單</w:t>
+      </w:r>
+      <w:r>
+        <w:t xml:space="preserve">：向服務要可用模型並列出來；服務沒有提供清單時，可直接輸入模型名稱。</w:t>
+      </w:r>
+    </w:p>
+    <w:p>
+      <w:pPr>
+        <w:pStyle w:val="ListParagraph"/>
+        <w:numPr>
+          <w:ilvl w:val="0"/>
+          <w:numId w:val="4"/>
+        </w:numPr>
+      </w:pPr>
+      <w:r>
+        <w:rPr>
+          <w:b/>
+          <w:bCs/>
+        </w:rPr>
+        <w:t xml:space="preserve">思考模式</w:t>
+      </w:r>
+      <w:r>
+        <w:t xml:space="preserve">：</w:t>
+      </w:r>
+      <w:r>
+        <w:rPr>
+          <w:rFonts w:ascii="Consolas" w:cs="Consolas" w:eastAsia="Consolas" w:hAnsi="Consolas"/>
+          <w:shd w:fill="F3F5F7" w:color="auto" w:val="clear"/>
+        </w:rPr>
+        <w:t xml:space="preserve">預設（不指定）</w:t>
+      </w:r>
+      <w:r>
+        <w:t xml:space="preserve"> / </w:t>
+      </w:r>
+      <w:r>
+        <w:rPr>
+          <w:rFonts w:ascii="Consolas" w:cs="Consolas" w:eastAsia="Consolas" w:hAnsi="Consolas"/>
+          <w:shd w:fill="F3F5F7" w:color="auto" w:val="clear"/>
+        </w:rPr>
+        <w:t xml:space="preserve">關閉</w:t>
+      </w:r>
+      <w:r>
+        <w:t xml:space="preserve"> / </w:t>
+      </w:r>
+      <w:r>
+        <w:rPr>
+          <w:rFonts w:ascii="Consolas" w:cs="Consolas" w:eastAsia="Consolas" w:hAnsi="Consolas"/>
+          <w:shd w:fill="F3F5F7" w:color="auto" w:val="clear"/>
+        </w:rPr>
+        <w:t xml:space="preserve">低</w:t>
+      </w:r>
+      <w:r>
+        <w:t xml:space="preserve"> / </w:t>
+      </w:r>
+      <w:r>
+        <w:rPr>
+          <w:rFonts w:ascii="Consolas" w:cs="Consolas" w:eastAsia="Consolas" w:hAnsi="Consolas"/>
+          <w:shd w:fill="F3F5F7" w:color="auto" w:val="clear"/>
+        </w:rPr>
+        <w:t xml:space="preserve">中</w:t>
+      </w:r>
+      <w:r>
+        <w:t xml:space="preserve"> / </w:t>
+      </w:r>
+      <w:r>
+        <w:rPr>
+          <w:rFonts w:ascii="Consolas" w:cs="Consolas" w:eastAsia="Consolas" w:hAnsi="Consolas"/>
+          <w:shd w:fill="F3F5F7" w:color="auto" w:val="clear"/>
+        </w:rPr>
+        <w:t xml:space="preserve">高</w:t>
+      </w:r>
+      <w:r>
+        <w:t xml:space="preserve"> / </w:t>
+      </w:r>
+      <w:r>
+        <w:rPr>
+          <w:rFonts w:ascii="Consolas" w:cs="Consolas" w:eastAsia="Consolas" w:hAnsi="Consolas"/>
+          <w:shd w:fill="F3F5F7" w:color="auto" w:val="clear"/>
+        </w:rPr>
+        <w:t xml:space="preserve">極高</w:t>
+      </w:r>
+      <w:r>
+        <w:t xml:space="preserve"> / </w:t>
+      </w:r>
+      <w:r>
+        <w:rPr>
+          <w:rFonts w:ascii="Consolas" w:cs="Consolas" w:eastAsia="Consolas" w:hAnsi="Consolas"/>
+          <w:shd w:fill="F3F5F7" w:color="auto" w:val="clear"/>
+        </w:rPr>
+        <w:t xml:space="preserve">最高</w:t>
+      </w:r>
+      <w:r>
+        <w:t xml:space="preserve">，每個供應商各自記住。</w:t>
+      </w:r>
+    </w:p>
+    <w:p>
+      <w:pPr>
+        <w:pStyle w:val="ListParagraph"/>
+        <w:numPr>
+          <w:ilvl w:val="0"/>
+          <w:numId w:val="4"/>
+        </w:numPr>
+      </w:pPr>
+      <w:r>
+        <w:rPr>
+          <w:b/>
+          <w:bCs/>
+        </w:rPr>
+        <w:t xml:space="preserve">測試連線</w:t>
+      </w:r>
+      <w:r>
+        <w:t xml:space="preserve">：會顯示延遲與可用模型數量，或明確的錯誤原因（金鑰無效、路徑不對、連不上、次數超限）。</w:t>
+      </w:r>
+    </w:p>
+    <w:p>
+      <w:pPr>
+        <w:pStyle w:val="Heading4"/>
+      </w:pPr>
+      <w:r>
+        <w:t xml:space="preserve">關於思考模式</w:t>
+      </w:r>
+    </w:p>
+    <w:p>
+      <w:r>
+        <w:t xml:space="preserve">推理模型可以指定要「想多久」：想得少→快又省，想得多→答得準。DocSmith 會依供應商送出對應的參數：</w:t>
+      </w:r>
+    </w:p>
+    <w:tbl>
+      <w:tblPr>
+        <w:tblW w:type="pct" w:w="100%"/>
+        <w:tblBorders>
+          <w:top w:val="single" w:color="D0D7DE" w:sz="4"/>
+          <w:left w:val="single" w:color="D0D7DE" w:sz="4"/>
+          <w:bottom w:val="single" w:color="D0D7DE" w:sz="4"/>
+          <w:right w:val="single" w:color="D0D7DE" w:sz="4"/>
+          <w:insideH w:val="single" w:color="D0D7DE" w:sz="4"/>
+          <w:insideV w:val="single" w:color="D0D7DE" w:sz="4"/>
+        </w:tblBorders>
+      </w:tblPr>
+      <w:tblGrid>
+        <w:gridCol w:w="100"/>
+        <w:gridCol w:w="100"/>
+        <w:gridCol w:w="100"/>
+      </w:tblGrid>
+      <w:tr>
+        <w:trPr>
+          <w:tblHeader/>
+        </w:trPr>
+        <w:tc>
+          <w:tcPr>
+            <w:shd w:fill="F6F8FA" w:color="auto" w:val="clear"/>
+            <w:tcMar>
+              <w:top w:type="dxa" w:w="60"/>
+              <w:left w:type="dxa" w:w="100"/>
+              <w:bottom w:type="dxa" w:w="60"/>
+              <w:right w:type="dxa" w:w="100"/>
+            </w:tcMar>
+          </w:tcPr>
+          <w:p>
+            <w:pPr>
+              <w:jc w:val="left"/>
+            </w:pPr>
+            <w:r>
+              <w:rPr>
+                <w:b/>
+                <w:bCs/>
+              </w:rPr>
+              <w:t xml:space="preserve">供應商</w:t>
+            </w:r>
+          </w:p>
+        </w:tc>
+        <w:tc>
+          <w:tcPr>
+            <w:shd w:fill="F6F8FA" w:color="auto" w:val="clear"/>
+            <w:tcMar>
+              <w:top w:type="dxa" w:w="60"/>
+              <w:left w:type="dxa" w:w="100"/>
+              <w:bottom w:type="dxa" w:w="60"/>
+              <w:right w:type="dxa" w:w="100"/>
+            </w:tcMar>
+          </w:tcPr>
+          <w:p>
+            <w:pPr>
+              <w:jc w:val="left"/>
+            </w:pPr>
+            <w:r>
+              <w:rPr>
+                <w:b/>
+                <w:bCs/>
+              </w:rPr>
+              <w:t xml:space="preserve">關閉</w:t>
+            </w:r>
+          </w:p>
+        </w:tc>
+        <w:tc>
+          <w:tcPr>
+            <w:shd w:fill="F6F8FA" w:color="auto" w:val="clear"/>
+            <w:tcMar>
+              <w:top w:type="dxa" w:w="60"/>
+              <w:left w:type="dxa" w:w="100"/>
+              <w:bottom w:type="dxa" w:w="60"/>
+              <w:right w:type="dxa" w:w="100"/>
+            </w:tcMar>
+          </w:tcPr>
+          <w:p>
+            <w:pPr>
+              <w:jc w:val="left"/>
+            </w:pPr>
+            <w:r>
+              <w:rPr>
+                <w:b/>
+                <w:bCs/>
+              </w:rPr>
+              <w:t xml:space="preserve">低 / 中 / 高 / 極高 / 最高</w:t>
+            </w:r>
+          </w:p>
+        </w:tc>
+      </w:tr>
+      <w:tr>
+        <w:trPr>
+          <w:tblHeader w:val="false"/>
+        </w:trPr>
+        <w:tc>
+          <w:tcPr>
+            <w:tcMar>
+              <w:top w:type="dxa" w:w="60"/>
+              <w:left w:type="dxa" w:w="100"/>
+              <w:bottom w:type="dxa" w:w="60"/>
+              <w:right w:type="dxa" w:w="100"/>
+            </w:tcMar>
+          </w:tcPr>
+          <w:p>
+            <w:pPr>
+              <w:jc w:val="left"/>
+            </w:pPr>
+            <w:r>
+              <w:t xml:space="preserve">OpenAI、Gemini、自訂模型</w:t>
+            </w:r>
+          </w:p>
+        </w:tc>
+        <w:tc>
+          <w:tcPr>
+            <w:tcMar>
+              <w:top w:type="dxa" w:w="60"/>
+              <w:left w:type="dxa" w:w="100"/>
+              <w:bottom w:type="dxa" w:w="60"/>
+              <w:right w:type="dxa" w:w="100"/>
+            </w:tcMar>
+          </w:tcPr>
+          <w:p>
+            <w:pPr>
+              <w:jc w:val="left"/>
+            </w:pPr>
+            <w:r>
+              <w:rPr>
+                <w:rFonts w:ascii="Consolas" w:cs="Consolas" w:eastAsia="Consolas" w:hAnsi="Consolas"/>
+                <w:shd w:fill="F3F5F7" w:color="auto" w:val="clear"/>
+              </w:rPr>
+              <w:t xml:space="preserve">reasoning_effort: none</w:t>
+            </w:r>
+          </w:p>
+        </w:tc>
+        <w:tc>
+          <w:tcPr>
+            <w:tcMar>
+              <w:top w:type="dxa" w:w="60"/>
+              <w:left w:type="dxa" w:w="100"/>
+              <w:bottom w:type="dxa" w:w="60"/>
+              <w:right w:type="dxa" w:w="100"/>
+            </w:tcMar>
+          </w:tcPr>
+          <w:p>
+            <w:pPr>
+              <w:jc w:val="left"/>
+            </w:pPr>
+            <w:r>
+              <w:rPr>
+                <w:rFonts w:ascii="Consolas" w:cs="Consolas" w:eastAsia="Consolas" w:hAnsi="Consolas"/>
+                <w:shd w:fill="F3F5F7" w:color="auto" w:val="clear"/>
+              </w:rPr>
+              <w:t xml:space="preserve">reasoning_effort: low / medium / high / xhigh / max</w:t>
+            </w:r>
+          </w:p>
+        </w:tc>
+      </w:tr>
+      <w:tr>
+        <w:trPr>
+          <w:tblHeader w:val="false"/>
+        </w:trPr>
+        <w:tc>
+          <w:tcPr>
+            <w:tcMar>
+              <w:top w:type="dxa" w:w="60"/>
+              <w:left w:type="dxa" w:w="100"/>
+              <w:bottom w:type="dxa" w:w="60"/>
+              <w:right w:type="dxa" w:w="100"/>
+            </w:tcMar>
+          </w:tcPr>
+          <w:p>
+            <w:pPr>
+              <w:jc w:val="left"/>
+            </w:pPr>
+            <w:r>
+              <w:t xml:space="preserve">DeepSeek</w:t>
+            </w:r>
+          </w:p>
+        </w:tc>
+        <w:tc>
+          <w:tcPr>
+            <w:tcMar>
+              <w:top w:type="dxa" w:w="60"/>
+              <w:left w:type="dxa" w:w="100"/>
+              <w:bottom w:type="dxa" w:w="60"/>
+              <w:right w:type="dxa" w:w="100"/>
+            </w:tcMar>
+          </w:tcPr>
+          <w:p>
+            <w:pPr>
+              <w:jc w:val="left"/>
+            </w:pPr>
+            <w:r>
+              <w:rPr>
+                <w:rFonts w:ascii="Consolas" w:cs="Consolas" w:eastAsia="Consolas" w:hAnsi="Consolas"/>
+                <w:shd w:fill="F3F5F7" w:color="auto" w:val="clear"/>
+              </w:rPr>
+              <w:t xml:space="preserve">thinking: { type: "disabled" }</w:t>
+            </w:r>
+          </w:p>
+        </w:tc>
+        <w:tc>
+          <w:tcPr>
+            <w:tcMar>
+              <w:top w:type="dxa" w:w="60"/>
+              <w:left w:type="dxa" w:w="100"/>
+              <w:bottom w:type="dxa" w:w="60"/>
+              <w:right w:type="dxa" w:w="100"/>
+            </w:tcMar>
+          </w:tcPr>
+          <w:p>
+            <w:pPr>
+              <w:jc w:val="left"/>
+            </w:pPr>
+            <w:r>
+              <w:rPr>
+                <w:rFonts w:ascii="Consolas" w:cs="Consolas" w:eastAsia="Consolas" w:hAnsi="Consolas"/>
+                <w:shd w:fill="F3F5F7" w:color="auto" w:val="clear"/>
+              </w:rPr>
+              <w:t xml:space="preserve">thinking: { type: "enabled" }</w:t>
+            </w:r>
+            <w:r>
+              <w:t xml:space="preserve">，並以 </w:t>
+            </w:r>
+            <w:r>
+              <w:rPr>
+                <w:rFonts w:ascii="Consolas" w:cs="Consolas" w:eastAsia="Consolas" w:hAnsi="Consolas"/>
+                <w:shd w:fill="F3F5F7" w:color="auto" w:val="clear"/>
+              </w:rPr>
+              <w:t xml:space="preserve">reasoning_effort</w:t>
+            </w:r>
+            <w:r>
+              <w:t xml:space="preserve"> 指定 </w:t>
+            </w:r>
+            <w:r>
+              <w:rPr>
+                <w:rFonts w:ascii="Consolas" w:cs="Consolas" w:eastAsia="Consolas" w:hAnsi="Consolas"/>
+                <w:shd w:fill="F3F5F7" w:color="auto" w:val="clear"/>
+              </w:rPr>
+              <w:t xml:space="preserve">low / high / max</w:t>
+            </w:r>
+          </w:p>
+        </w:tc>
+      </w:tr>
+    </w:tbl>
+    <w:p/>
     <w:p>
       <w:pPr>
         <w:pStyle w:val="ListParagraph"/>
@@ -6314,14 +6269,17 @@
         </w:numPr>
       </w:pPr>
       <w:r>
+        <w:t xml:space="preserve">預設值是「預設（不指定）」，此時請求</w:t>
+      </w:r>
+      <w:r>
         <w:rPr>
           <w:b/>
           <w:bCs/>
         </w:rPr>
-        <w:t xml:space="preserve">參考文件</w:t>
-      </w:r>
-      <w:r>
-        <w:t xml:space="preserve">：面板上方列出所有開啟的分頁，勾選哪幾份，AI 就看哪幾份（預設是目前這一份）。送出後會顯示「已送出 N 份文件，共 X 字」，可以確認內容真的帶出去了。PDF 會自動抽文字；電子書無法作為參考內容、空白分頁沒有內容，都會註明略過；內容太長會截斷並告知。</w:t>
+        <w:t xml:space="preserve">完全不帶思考參數</w:t>
+      </w:r>
+      <w:r>
+        <w:t xml:space="preserve">，公司自架或較舊的服務不會因此出錯。</w:t>
       </w:r>
     </w:p>
     <w:p>
@@ -6333,40 +6291,84 @@
         </w:numPr>
       </w:pPr>
       <w:r>
-        <w:t xml:space="preserve">對話內容會保存，關掉程式再開還在；按垃圾桶圖示可清除目前這一組。</w:t>
-      </w:r>
-    </w:p>
-    <w:p>
-      <w:pPr>
-        <w:pStyle w:val="Heading3"/>
-      </w:pPr>
-      <w:r>
-        <w:t xml:space="preserve">15.3 多組對話與對話紀錄</w:t>
-      </w:r>
-    </w:p>
-    <w:p>
-      <w:r>
-        <w:t xml:space="preserve">面板標題列有「</w:t>
+        <w:t xml:space="preserve">不是每個模型都支援每個等級（例如某些模型沒有「極高」）。服務會回報錯誤訊息，改回「預設」或換一個等級即可。</w:t>
+      </w:r>
+    </w:p>
+    <w:p>
+      <w:pPr>
+        <w:pStyle w:val="ListParagraph"/>
+        <w:numPr>
+          <w:ilvl w:val="0"/>
+          <w:numId w:val="1"/>
+        </w:numPr>
+      </w:pPr>
+      <w:r>
+        <w:t xml:space="preserve">公司的 AI 閘道（例如 Open WebUI、LiteLLM 這類）通常會把 </w:t>
+      </w:r>
+      <w:r>
+        <w:rPr>
+          <w:rFonts w:ascii="Consolas" w:cs="Consolas" w:eastAsia="Consolas" w:hAnsi="Consolas"/>
+          <w:shd w:fill="F3F5F7" w:color="auto" w:val="clear"/>
+        </w:rPr>
+        <w:t xml:space="preserve">reasoning_effort</w:t>
+      </w:r>
+      <w:r>
+        <w:t xml:space="preserve"> 轉成各家模型自己的思考預算，所以自訂模型也適用。</w:t>
+      </w:r>
+    </w:p>
+    <w:p>
+      <w:pPr>
+        <w:pStyle w:val="ListParagraph"/>
+        <w:numPr>
+          <w:ilvl w:val="0"/>
+          <w:numId w:val="1"/>
+        </w:numPr>
+      </w:pPr>
+      <w:r>
+        <w:t xml:space="preserve">模型回傳思考內容時，面板上會多一個「</w:t>
       </w:r>
       <w:r>
         <w:rPr>
           <w:b/>
           <w:bCs/>
         </w:rPr>
-        <w:t xml:space="preserve">新對話</w:t>
-      </w:r>
-      <w:r>
-        <w:t xml:space="preserve">」與「</w:t>
+        <w:t xml:space="preserve">思考過程</w:t>
+      </w:r>
+      <w:r>
+        <w:t xml:space="preserve">」區塊：還沒開始回答時自動展開，答案出現後收合，想看再點開。</w:t>
+      </w:r>
+    </w:p>
+    <w:p>
+      <w:pPr>
+        <w:pStyle w:val="Heading3"/>
+      </w:pPr>
+      <w:r>
+        <w:t xml:space="preserve">15.2 對話</w:t>
+      </w:r>
+    </w:p>
+    <w:p>
+      <w:r>
+        <w:t xml:space="preserve">按工具列的 AI 按鈕或 </w:t>
+      </w:r>
+      <w:r>
+        <w:rPr>
+          <w:rFonts w:ascii="Consolas" w:cs="Consolas" w:eastAsia="Consolas" w:hAnsi="Consolas"/>
+          <w:shd w:fill="F3F5F7" w:color="auto" w:val="clear"/>
+        </w:rPr>
+        <w:t xml:space="preserve">Ctrl+Shift+A</w:t>
+      </w:r>
+      <w:r>
+        <w:t xml:space="preserve">，面板從</w:t>
       </w:r>
       <w:r>
         <w:rPr>
           <w:b/>
           <w:bCs/>
         </w:rPr>
-        <w:t xml:space="preserve">對話紀錄</w:t>
-      </w:r>
-      <w:r>
-        <w:t xml:space="preserve">」兩個按鈕。</w:t>
+        <w:t xml:space="preserve">右側</w:t>
+      </w:r>
+      <w:r>
+        <w:t xml:space="preserve">滑出，寬度可拖曳、狀態會記住。</w:t>
       </w:r>
     </w:p>
     <w:p>
@@ -6420,14 +6422,27 @@
         </w:numPr>
       </w:pPr>
       <w:r>
+        <w:t xml:space="preserve">在下方輸入問題，</w:t>
+      </w:r>
+      <w:r>
+        <w:rPr>
+          <w:rFonts w:ascii="Consolas" w:cs="Consolas" w:eastAsia="Consolas" w:hAnsi="Consolas"/>
+          <w:shd w:fill="F3F5F7" w:color="auto" w:val="clear"/>
+        </w:rPr>
+        <w:t xml:space="preserve">Ctrl+Enter</w:t>
+      </w:r>
+      <w:r>
+        <w:t xml:space="preserve"> 或按「送出」；回覆會</w:t>
+      </w:r>
+      <w:r>
         <w:rPr>
           <w:b/>
           <w:bCs/>
         </w:rPr>
-        <w:t xml:space="preserve">新對話</w:t>
-      </w:r>
-      <w:r>
-        <w:t xml:space="preserve">：把目前這組收起來、開一組乾淨的。換主題時就該按，因為每次送出都會帶最近幾則歷史，對話越長越花 token。</w:t>
+        <w:t xml:space="preserve">逐字出現</w:t>
+      </w:r>
+      <w:r>
+        <w:t xml:space="preserve">，中途可按「停止」。</w:t>
       </w:r>
     </w:p>
     <w:p>
@@ -6443,30 +6458,10 @@
           <w:b/>
           <w:bCs/>
         </w:rPr>
-        <w:t xml:space="preserve">對話紀錄</w:t>
-      </w:r>
-      <w:r>
-        <w:t xml:space="preserve">：列出這個資料夾的所有對話（標題取第一句問題、最後更新時間、則數）。點一下切換回去，每列還可以</w:t>
-      </w:r>
-      <w:r>
-        <w:rPr>
-          <w:b/>
-          <w:bCs/>
-        </w:rPr>
-        <w:t xml:space="preserve">匯出</w:t>
-      </w:r>
-      <w:r>
-        <w:t xml:space="preserve">成 Markdown 或</w:t>
-      </w:r>
-      <w:r>
-        <w:rPr>
-          <w:b/>
-          <w:bCs/>
-        </w:rPr>
-        <w:t xml:space="preserve">刪除</w:t>
-      </w:r>
-      <w:r>
-        <w:t xml:space="preserve">。</w:t>
+        <w:t xml:space="preserve">參考文件</w:t>
+      </w:r>
+      <w:r>
+        <w:t xml:space="preserve">：面板上方列出所有開啟的分頁，勾選哪幾份，AI 就看哪幾份（預設是目前這一份）。送出後會顯示「已送出 N 份文件，共 X 字」，可以確認內容真的帶出去了。PDF 會自動抽文字；電子書無法作為參考內容、空白分頁沒有內容，都會註明略過；內容太長會截斷並告知。</w:t>
       </w:r>
     </w:p>
     <w:p>
@@ -6478,212 +6473,47 @@
         </w:numPr>
       </w:pPr>
       <w:r>
-        <w:t xml:space="preserve">上方兩個按鈕是「</w:t>
+        <w:t xml:space="preserve">對話內容會保存，關掉程式再開還在；按垃圾桶圖示可清除目前這一組。</w:t>
+      </w:r>
+    </w:p>
+    <w:p>
+      <w:pPr>
+        <w:pStyle w:val="Heading3"/>
+      </w:pPr>
+      <w:r>
+        <w:t xml:space="preserve">15.3 多組對話與對話紀錄</w:t>
+      </w:r>
+    </w:p>
+    <w:p>
+      <w:r>
+        <w:t xml:space="preserve">面板標題列有「</w:t>
       </w:r>
       <w:r>
         <w:rPr>
           <w:b/>
           <w:bCs/>
         </w:rPr>
-        <w:t xml:space="preserve">備份</w:t>
-      </w:r>
-      <w:r>
-        <w:t xml:space="preserve">」（把整個資料夾的對話存成一個 JSON）與「</w:t>
+        <w:t xml:space="preserve">新對話</w:t>
+      </w:r>
+      <w:r>
+        <w:t xml:space="preserve">」與「</w:t>
       </w:r>
       <w:r>
         <w:rPr>
           <w:b/>
           <w:bCs/>
         </w:rPr>
-        <w:t xml:space="preserve">還原</w:t>
-      </w:r>
-      <w:r>
-        <w:t xml:space="preserve">」（從備份 JSON 匯入）。</w:t>
-      </w:r>
-    </w:p>
-    <w:p>
-      <w:r>
-        <w:rPr>
-          <w:b/>
-          <w:bCs/>
-        </w:rPr>
-        <w:t xml:space="preserve">存放位置</w:t>
-      </w:r>
-      <w:r>
-        <w:t xml:space="preserve">：有開啟資料夾時放在該資料夾的 </w:t>
-      </w:r>
-      <w:r>
-        <w:rPr>
-          <w:rFonts w:ascii="Consolas" w:cs="Consolas" w:eastAsia="Consolas" w:hAnsi="Consolas"/>
-          <w:shd w:fill="F3F5F7" w:color="auto" w:val="clear"/>
-        </w:rPr>
-        <w:t xml:space="preserve">.DocSmith\chats\</w:t>
-      </w:r>
-      <w:r>
-        <w:t xml:space="preserve">，所以</w:t>
-      </w:r>
-      <w:r>
-        <w:rPr>
-          <w:b/>
-          <w:bCs/>
-        </w:rPr>
-        <w:t xml:space="preserve">每個專案有自己的對話紀錄</w:t>
-      </w:r>
-      <w:r>
-        <w:t xml:space="preserve">，換資料夾就換一批；沒開資料夾時放在 </w:t>
-      </w:r>
-      <w:r>
-        <w:rPr>
-          <w:rFonts w:ascii="Consolas" w:cs="Consolas" w:eastAsia="Consolas" w:hAnsi="Consolas"/>
-          <w:shd w:fill="F3F5F7" w:color="auto" w:val="clear"/>
-        </w:rPr>
-        <w:t xml:space="preserve">%APPDATA%\DocSmith\chats\</w:t>
-      </w:r>
-      <w:r>
-        <w:t xml:space="preserve">。清單最下面會顯示目前的實際位置。</w:t>
-      </w:r>
-    </w:p>
-    <w:p>
-      <w:pPr>
-        <w:pStyle w:val="ListParagraph"/>
-        <w:numPr>
-          <w:ilvl w:val="0"/>
-          <w:numId w:val="1"/>
-        </w:numPr>
-      </w:pPr>
-      <w:r>
-        <w:t xml:space="preserve">對話檔經過壓縮並以 Windows 帳號加密，複製到別台電腦或別的帳號都打不開</w:t>
-      </w:r>
-    </w:p>
-    <w:p>
-      <w:pPr>
-        <w:pStyle w:val="ListParagraph"/>
-        <w:numPr>
-          <w:ilvl w:val="0"/>
-          <w:numId w:val="1"/>
-        </w:numPr>
-      </w:pPr>
-      <w:r>
-        <w:t xml:space="preserve">同時會在 </w:t>
-      </w:r>
-      <w:r>
-        <w:rPr>
-          <w:rFonts w:ascii="Consolas" w:cs="Consolas" w:eastAsia="Consolas" w:hAnsi="Consolas"/>
-          <w:shd w:fill="F3F5F7" w:color="auto" w:val="clear"/>
-        </w:rPr>
-        <w:t xml:space="preserve">%APPDATA%\DocSmith\chats-backup\</w:t>
-      </w:r>
-      <w:r>
-        <w:t xml:space="preserve"> 留一份</w:t>
-      </w:r>
-      <w:r>
-        <w:rPr>
-          <w:b/>
-          <w:bCs/>
-        </w:rPr>
-        <w:t xml:space="preserve">未加密的備援</w:t>
-      </w:r>
-      <w:r>
-        <w:t xml:space="preserve">，萬一加密檔讀不到（換帳號、檔案損毀）會自動改讀備援，資料不會不見</w:t>
-      </w:r>
-    </w:p>
-    <w:p>
-      <w:pPr>
-        <w:pStyle w:val="ListParagraph"/>
-        <w:numPr>
-          <w:ilvl w:val="0"/>
-          <w:numId w:val="1"/>
-        </w:numPr>
-      </w:pPr>
-      <w:r>
-        <w:rPr>
-          <w:rFonts w:ascii="Consolas" w:cs="Consolas" w:eastAsia="Consolas" w:hAnsi="Consolas"/>
-          <w:shd w:fill="F3F5F7" w:color="auto" w:val="clear"/>
-        </w:rPr>
-        <w:t xml:space="preserve">.DocSmith\</w:t>
-      </w:r>
-      <w:r>
-        <w:t xml:space="preserve"> 裡會自動放一個內容為 </w:t>
-      </w:r>
-      <w:r>
-        <w:rPr>
-          <w:rFonts w:ascii="Consolas" w:cs="Consolas" w:eastAsia="Consolas" w:hAnsi="Consolas"/>
-          <w:shd w:fill="F3F5F7" w:color="auto" w:val="clear"/>
-        </w:rPr>
-        <w:t xml:space="preserve">*</w:t>
-      </w:r>
-      <w:r>
-        <w:t xml:space="preserve"> 的 </w:t>
-      </w:r>
-      <w:r>
-        <w:rPr>
-          <w:rFonts w:ascii="Consolas" w:cs="Consolas" w:eastAsia="Consolas" w:hAnsi="Consolas"/>
-          <w:shd w:fill="F3F5F7" w:color="auto" w:val="clear"/>
-        </w:rPr>
-        <w:t xml:space="preserve">.gitignore</w:t>
-      </w:r>
-      <w:r>
-        <w:t xml:space="preserve">，不會被 git 收進專案</w:t>
-      </w:r>
-    </w:p>
-    <w:p>
-      <w:pPr>
-        <w:pStyle w:val="ListParagraph"/>
-        <w:numPr>
-          <w:ilvl w:val="0"/>
-          <w:numId w:val="1"/>
-        </w:numPr>
-      </w:pPr>
-      <w:r>
-        <w:t xml:space="preserve">每個資料夾保留最近 100 組，每組最多 60 則訊息</w:t>
-      </w:r>
-    </w:p>
-    <w:p>
-      <w:pPr>
-        <w:pBdr>
-          <w:left w:val="single" w:color="D0D7DE" w:sz="18" w:space="8"/>
-        </w:pBdr>
-        <w:ind w:left="400"/>
-      </w:pPr>
-      <w:r>
-        <w:rPr>
-          <w:color w:val="57606A"/>
-        </w:rPr>
-        <w:t xml:space="preserve">想長期保存或給別人看，用「匯出」或「備份」—— 這兩個動作產生的是</w:t>
-      </w:r>
-      <w:r>
-        <w:rPr>
-          <w:b/>
-          <w:bCs/>
-          <w:color w:val="57606A"/>
-        </w:rPr>
-        <w:t xml:space="preserve">明文</w:t>
-      </w:r>
-      <w:r>
-        <w:rPr>
-          <w:color w:val="57606A"/>
-        </w:rPr>
-        <w:t xml:space="preserve">檔案，換電腦也讀得到。</w:t>
-      </w:r>
-    </w:p>
-    <w:p>
-      <w:pPr>
-        <w:pStyle w:val="Heading3"/>
-      </w:pPr>
-      <w:r>
-        <w:t xml:space="preserve">15.4 Token 用量</w:t>
-      </w:r>
-    </w:p>
-    <w:p>
-      <w:r>
-        <w:t xml:space="preserve">輸入框上方有一條用量長條：</w:t>
+        <w:t xml:space="preserve">對話紀錄</w:t>
+      </w:r>
+      <w:r>
+        <w:t xml:space="preserve">」兩個按鈕。</w:t>
       </w:r>
     </w:p>
     <w:p>
       <w:r>
         <w:drawing>
           <wp:inline distT="0" distB="0" distL="0" distR="0">
-            <wp:extent cx="3810000" cy="571500"/>
+            <wp:extent cx="5715000" cy="3657600"/>
             <wp:effectExtent t="0" r="0" b="0" l="0"/>
             <wp:docPr id="1" name="" descr="" title=""/>
             <wp:cNvGraphicFramePr>
@@ -6708,7 +6538,7 @@
                   <pic:spPr bwMode="auto">
                     <a:xfrm>
                       <a:off x="0" y="0"/>
-                      <a:ext cx="3810000" cy="571500"/>
+                      <a:ext cx="5715000" cy="3657600"/>
                     </a:xfrm>
                     <a:prstGeom prst="rect">
                       <a:avLst/>
@@ -6730,17 +6560,14 @@
         </w:numPr>
       </w:pPr>
       <w:r>
-        <w:t xml:space="preserve">顯示的是</w:t>
-      </w:r>
-      <w:r>
         <w:rPr>
           <w:b/>
           <w:bCs/>
         </w:rPr>
-        <w:t xml:space="preserve">下一次送出的量</w:t>
-      </w:r>
-      <w:r>
-        <w:t xml:space="preserve">：系統提示 ＋ 勾選的參考文件 ＋ 對話歷史 ＋ 輸入框裡的字。打字、勾文件、切換對話都會立刻變動。</w:t>
+        <w:t xml:space="preserve">新對話</w:t>
+      </w:r>
+      <w:r>
+        <w:t xml:space="preserve">：把目前這組收起來、開一組乾淨的。換主題時就該按，因為每次送出都會帶最近幾則歷史，對話越長越花 token。</w:t>
       </w:r>
     </w:p>
     <w:p>
@@ -6752,7 +6579,34 @@
         </w:numPr>
       </w:pPr>
       <w:r>
-        <w:t xml:space="preserve">服務有回報實際用量時就顯示實際數字；沒有回報時顯示估算值，前面會加「約」。</w:t>
+        <w:rPr>
+          <w:b/>
+          <w:bCs/>
+        </w:rPr>
+        <w:t xml:space="preserve">對話紀錄</w:t>
+      </w:r>
+      <w:r>
+        <w:t xml:space="preserve">：列出這個資料夾的所有對話（標題取第一句問題、最後更新時間、則數）。點一下切換回去，每列還可以</w:t>
+      </w:r>
+      <w:r>
+        <w:rPr>
+          <w:b/>
+          <w:bCs/>
+        </w:rPr>
+        <w:t xml:space="preserve">匯出</w:t>
+      </w:r>
+      <w:r>
+        <w:t xml:space="preserve">成 Markdown 或</w:t>
+      </w:r>
+      <w:r>
+        <w:rPr>
+          <w:b/>
+          <w:bCs/>
+        </w:rPr>
+        <w:t xml:space="preserve">刪除</w:t>
+      </w:r>
+      <w:r>
+        <w:t xml:space="preserve">。</w:t>
       </w:r>
     </w:p>
     <w:p>
@@ -6764,14 +6618,69 @@
         </w:numPr>
       </w:pPr>
       <w:r>
+        <w:t xml:space="preserve">上方兩個按鈕是「</w:t>
+      </w:r>
+      <w:r>
         <w:rPr>
           <w:b/>
           <w:bCs/>
         </w:rPr>
-        <w:t xml:space="preserve">超過 60% 轉黃、超過 80% 轉紅</w:t>
-      </w:r>
-      <w:r>
-        <w:t xml:space="preserve">，並出現「建議開新對話」按鈕，點了就等於按「新對話」。</w:t>
+        <w:t xml:space="preserve">備份</w:t>
+      </w:r>
+      <w:r>
+        <w:t xml:space="preserve">」（把整個資料夾的對話存成一個 JSON）與「</w:t>
+      </w:r>
+      <w:r>
+        <w:rPr>
+          <w:b/>
+          <w:bCs/>
+        </w:rPr>
+        <w:t xml:space="preserve">還原</w:t>
+      </w:r>
+      <w:r>
+        <w:t xml:space="preserve">」（從備份 JSON 匯入）。</w:t>
+      </w:r>
+    </w:p>
+    <w:p>
+      <w:r>
+        <w:rPr>
+          <w:b/>
+          <w:bCs/>
+        </w:rPr>
+        <w:t xml:space="preserve">存放位置</w:t>
+      </w:r>
+      <w:r>
+        <w:t xml:space="preserve">：有開啟資料夾時放在該資料夾的 </w:t>
+      </w:r>
+      <w:r>
+        <w:rPr>
+          <w:rFonts w:ascii="Consolas" w:cs="Consolas" w:eastAsia="Consolas" w:hAnsi="Consolas"/>
+          <w:shd w:fill="F3F5F7" w:color="auto" w:val="clear"/>
+        </w:rPr>
+        <w:t xml:space="preserve">.DocSmith\chats\</w:t>
+      </w:r>
+      <w:r>
+        <w:t xml:space="preserve">，所以</w:t>
+      </w:r>
+      <w:r>
+        <w:rPr>
+          <w:b/>
+          <w:bCs/>
+        </w:rPr>
+        <w:t xml:space="preserve">每個專案有自己的對話紀錄</w:t>
+      </w:r>
+      <w:r>
+        <w:t xml:space="preserve">，換資料夾就換一批；沒開資料夾時放在 </w:t>
+      </w:r>
+      <w:r>
+        <w:rPr>
+          <w:rFonts w:ascii="Consolas" w:cs="Consolas" w:eastAsia="Consolas" w:hAnsi="Consolas"/>
+          <w:shd w:fill="F3F5F7" w:color="auto" w:val="clear"/>
+        </w:rPr>
+        <w:t xml:space="preserve">%APPDATA%\DocSmith\chats\</w:t>
+      </w:r>
+      <w:r>
+        <w:t xml:space="preserve">。清單最下面會顯示目前的實際位置。</w:t>
       </w:r>
     </w:p>
     <w:p>
@@ -6783,395 +6692,138 @@
         </w:numPr>
       </w:pPr>
       <w:r>
-        <w:t xml:space="preserve">分母（對話長度上限）依模型名稱自動判斷（例如 gpt-5 系列 400K、Claude 200K、Gemini 1M），判斷不出來用 128K；要自己指定就到 AI 設定的「對話長度上限」填，留空＝自動。</w:t>
-      </w:r>
-    </w:p>
-    <w:p>
-      <w:pPr>
-        <w:pStyle w:val="Heading3"/>
-      </w:pPr>
-      <w:r>
-        <w:t xml:space="preserve">15.5 常用動作</w:t>
-      </w:r>
-    </w:p>
-    <w:p>
-      <w:r>
-        <w:t xml:space="preserve">面板上的一排按鈕，點一下就送出對應的要求：</w:t>
-      </w:r>
-    </w:p>
-    <w:tbl>
-      <w:tblPr>
-        <w:tblW w:type="pct" w:w="100%"/>
-        <w:tblBorders>
-          <w:top w:val="single" w:color="D0D7DE" w:sz="4"/>
-          <w:left w:val="single" w:color="D0D7DE" w:sz="4"/>
-          <w:bottom w:val="single" w:color="D0D7DE" w:sz="4"/>
-          <w:right w:val="single" w:color="D0D7DE" w:sz="4"/>
-          <w:insideH w:val="single" w:color="D0D7DE" w:sz="4"/>
-          <w:insideV w:val="single" w:color="D0D7DE" w:sz="4"/>
-        </w:tblBorders>
-      </w:tblPr>
-      <w:tblGrid>
-        <w:gridCol w:w="100"/>
-        <w:gridCol w:w="100"/>
-      </w:tblGrid>
-      <w:tr>
-        <w:trPr>
-          <w:tblHeader/>
-        </w:trPr>
-        <w:tc>
-          <w:tcPr>
-            <w:shd w:fill="F6F8FA" w:color="auto" w:val="clear"/>
-            <w:tcMar>
-              <w:top w:type="dxa" w:w="60"/>
-              <w:left w:type="dxa" w:w="100"/>
-              <w:bottom w:type="dxa" w:w="60"/>
-              <w:right w:type="dxa" w:w="100"/>
-            </w:tcMar>
-          </w:tcPr>
-          <w:p>
-            <w:pPr>
-              <w:jc w:val="left"/>
-            </w:pPr>
-            <w:r>
-              <w:rPr>
-                <w:b/>
-                <w:bCs/>
-              </w:rPr>
-              <w:t xml:space="preserve">按鈕</w:t>
-            </w:r>
-          </w:p>
-        </w:tc>
-        <w:tc>
-          <w:tcPr>
-            <w:shd w:fill="F6F8FA" w:color="auto" w:val="clear"/>
-            <w:tcMar>
-              <w:top w:type="dxa" w:w="60"/>
-              <w:left w:type="dxa" w:w="100"/>
-              <w:bottom w:type="dxa" w:w="60"/>
-              <w:right w:type="dxa" w:w="100"/>
-            </w:tcMar>
-          </w:tcPr>
-          <w:p>
-            <w:pPr>
-              <w:jc w:val="left"/>
-            </w:pPr>
-            <w:r>
-              <w:rPr>
-                <w:b/>
-                <w:bCs/>
-              </w:rPr>
-              <w:t xml:space="preserve">作用</w:t>
-            </w:r>
-          </w:p>
-        </w:tc>
-      </w:tr>
-      <w:tr>
-        <w:trPr>
-          <w:tblHeader w:val="false"/>
-        </w:trPr>
-        <w:tc>
-          <w:tcPr>
-            <w:tcMar>
-              <w:top w:type="dxa" w:w="60"/>
-              <w:left w:type="dxa" w:w="100"/>
-              <w:bottom w:type="dxa" w:w="60"/>
-              <w:right w:type="dxa" w:w="100"/>
-            </w:tcMar>
-          </w:tcPr>
-          <w:p>
-            <w:pPr>
-              <w:jc w:val="left"/>
-            </w:pPr>
-            <w:r>
-              <w:t xml:space="preserve">摘要</w:t>
-            </w:r>
-          </w:p>
-        </w:tc>
-        <w:tc>
-          <w:tcPr>
-            <w:tcMar>
-              <w:top w:type="dxa" w:w="60"/>
-              <w:left w:type="dxa" w:w="100"/>
-              <w:bottom w:type="dxa" w:w="60"/>
-              <w:right w:type="dxa" w:w="100"/>
-            </w:tcMar>
-          </w:tcPr>
-          <w:p>
-            <w:pPr>
-              <w:jc w:val="left"/>
-            </w:pPr>
-            <w:r>
-              <w:t xml:space="preserve">摘要目前文件的重點</w:t>
-            </w:r>
-          </w:p>
-        </w:tc>
-      </w:tr>
-      <w:tr>
-        <w:trPr>
-          <w:tblHeader w:val="false"/>
-        </w:trPr>
-        <w:tc>
-          <w:tcPr>
-            <w:tcMar>
-              <w:top w:type="dxa" w:w="60"/>
-              <w:left w:type="dxa" w:w="100"/>
-              <w:bottom w:type="dxa" w:w="60"/>
-              <w:right w:type="dxa" w:w="100"/>
-            </w:tcMar>
-          </w:tcPr>
-          <w:p>
-            <w:pPr>
-              <w:jc w:val="left"/>
-            </w:pPr>
-            <w:r>
-              <w:t xml:space="preserve">潤稿</w:t>
-            </w:r>
-          </w:p>
-        </w:tc>
-        <w:tc>
-          <w:tcPr>
-            <w:tcMar>
-              <w:top w:type="dxa" w:w="60"/>
-              <w:left w:type="dxa" w:w="100"/>
-              <w:bottom w:type="dxa" w:w="60"/>
-              <w:right w:type="dxa" w:w="100"/>
-            </w:tcMar>
-          </w:tcPr>
-          <w:p>
-            <w:pPr>
-              <w:jc w:val="left"/>
-            </w:pPr>
-            <w:r>
-              <w:t xml:space="preserve">潤飾文字，保持原意與 Markdown 結構</w:t>
-            </w:r>
-          </w:p>
-        </w:tc>
-      </w:tr>
-      <w:tr>
-        <w:trPr>
-          <w:tblHeader w:val="false"/>
-        </w:trPr>
-        <w:tc>
-          <w:tcPr>
-            <w:tcMar>
-              <w:top w:type="dxa" w:w="60"/>
-              <w:left w:type="dxa" w:w="100"/>
-              <w:bottom w:type="dxa" w:w="60"/>
-              <w:right w:type="dxa" w:w="100"/>
-            </w:tcMar>
-          </w:tcPr>
-          <w:p>
-            <w:pPr>
-              <w:jc w:val="left"/>
-            </w:pPr>
-            <w:r>
-              <w:t xml:space="preserve">翻成英文 / 翻成中文</w:t>
-            </w:r>
-          </w:p>
-        </w:tc>
-        <w:tc>
-          <w:tcPr>
-            <w:tcMar>
-              <w:top w:type="dxa" w:w="60"/>
-              <w:left w:type="dxa" w:w="100"/>
-              <w:bottom w:type="dxa" w:w="60"/>
-              <w:right w:type="dxa" w:w="100"/>
-            </w:tcMar>
-          </w:tcPr>
-          <w:p>
-            <w:pPr>
-              <w:jc w:val="left"/>
-            </w:pPr>
-            <w:r>
-              <w:t xml:space="preserve">翻譯整份文件</w:t>
-            </w:r>
-          </w:p>
-        </w:tc>
-      </w:tr>
-      <w:tr>
-        <w:trPr>
-          <w:tblHeader w:val="false"/>
-        </w:trPr>
-        <w:tc>
-          <w:tcPr>
-            <w:tcMar>
-              <w:top w:type="dxa" w:w="60"/>
-              <w:left w:type="dxa" w:w="100"/>
-              <w:bottom w:type="dxa" w:w="60"/>
-              <w:right w:type="dxa" w:w="100"/>
-            </w:tcMar>
-          </w:tcPr>
-          <w:p>
-            <w:pPr>
-              <w:jc w:val="left"/>
-            </w:pPr>
-            <w:r>
-              <w:t xml:space="preserve">加註解</w:t>
-            </w:r>
-          </w:p>
-        </w:tc>
-        <w:tc>
-          <w:tcPr>
-            <w:tcMar>
-              <w:top w:type="dxa" w:w="60"/>
-              <w:left w:type="dxa" w:w="100"/>
-              <w:bottom w:type="dxa" w:w="60"/>
-              <w:right w:type="dxa" w:w="100"/>
-            </w:tcMar>
-          </w:tcPr>
-          <w:p>
-            <w:pPr>
-              <w:jc w:val="left"/>
-            </w:pPr>
-            <w:r>
-              <w:t xml:space="preserve">為程式碼加上註解，不改變行為</w:t>
-            </w:r>
-          </w:p>
-        </w:tc>
-      </w:tr>
-      <w:tr>
-        <w:trPr>
-          <w:tblHeader w:val="false"/>
-        </w:trPr>
-        <w:tc>
-          <w:tcPr>
-            <w:tcMar>
-              <w:top w:type="dxa" w:w="60"/>
-              <w:left w:type="dxa" w:w="100"/>
-              <w:bottom w:type="dxa" w:w="60"/>
-              <w:right w:type="dxa" w:w="100"/>
-            </w:tcMar>
-          </w:tcPr>
-          <w:p>
-            <w:pPr>
-              <w:jc w:val="left"/>
-            </w:pPr>
-            <w:r>
-              <w:t xml:space="preserve">找錯並修正</w:t>
-            </w:r>
-          </w:p>
-        </w:tc>
-        <w:tc>
-          <w:tcPr>
-            <w:tcMar>
-              <w:top w:type="dxa" w:w="60"/>
-              <w:left w:type="dxa" w:w="100"/>
-              <w:bottom w:type="dxa" w:w="60"/>
-              <w:right w:type="dxa" w:w="100"/>
-            </w:tcMar>
-          </w:tcPr>
-          <w:p>
-            <w:pPr>
-              <w:jc w:val="left"/>
-            </w:pPr>
-            <w:r>
-              <w:t xml:space="preserve">找出錯誤並給修正後的完整內容</w:t>
-            </w:r>
-          </w:p>
-        </w:tc>
-      </w:tr>
-      <w:tr>
-        <w:trPr>
-          <w:tblHeader w:val="false"/>
-        </w:trPr>
-        <w:tc>
-          <w:tcPr>
-            <w:tcMar>
-              <w:top w:type="dxa" w:w="60"/>
-              <w:left w:type="dxa" w:w="100"/>
-              <w:bottom w:type="dxa" w:w="60"/>
-              <w:right w:type="dxa" w:w="100"/>
-            </w:tcMar>
-          </w:tcPr>
-          <w:p>
-            <w:pPr>
-              <w:jc w:val="left"/>
-            </w:pPr>
-            <w:r>
-              <w:t xml:space="preserve">產生說明文件</w:t>
-            </w:r>
-          </w:p>
-        </w:tc>
-        <w:tc>
-          <w:tcPr>
-            <w:tcMar>
-              <w:top w:type="dxa" w:w="60"/>
-              <w:left w:type="dxa" w:w="100"/>
-              <w:bottom w:type="dxa" w:w="60"/>
-              <w:right w:type="dxa" w:w="100"/>
-            </w:tcMar>
-          </w:tcPr>
-          <w:p>
-            <w:pPr>
-              <w:jc w:val="left"/>
-            </w:pPr>
-            <w:r>
-              <w:t xml:space="preserve">分析程式碼，產生一份 Markdown 說明文件</w:t>
-            </w:r>
-          </w:p>
-        </w:tc>
-      </w:tr>
-    </w:tbl>
-    <w:p/>
-    <w:p>
-      <w:pPr>
-        <w:pStyle w:val="Heading3"/>
-      </w:pPr>
-      <w:r>
-        <w:t xml:space="preserve">15.6 把結果用到文件上</w:t>
-      </w:r>
-    </w:p>
-    <w:p>
-      <w:r>
-        <w:t xml:space="preserve">回覆裡的每個程式碼區塊上方都有四個按鈕：</w:t>
+        <w:t xml:space="preserve">對話檔經過壓縮並以 Windows 帳號加密，複製到別台電腦或別的帳號都打不開</w:t>
+      </w:r>
+    </w:p>
+    <w:p>
+      <w:pPr>
+        <w:pStyle w:val="ListParagraph"/>
+        <w:numPr>
+          <w:ilvl w:val="0"/>
+          <w:numId w:val="1"/>
+        </w:numPr>
+      </w:pPr>
+      <w:r>
+        <w:t xml:space="preserve">同時會在 </w:t>
+      </w:r>
+      <w:r>
+        <w:rPr>
+          <w:rFonts w:ascii="Consolas" w:cs="Consolas" w:eastAsia="Consolas" w:hAnsi="Consolas"/>
+          <w:shd w:fill="F3F5F7" w:color="auto" w:val="clear"/>
+        </w:rPr>
+        <w:t xml:space="preserve">%APPDATA%\DocSmith\chats-backup\</w:t>
+      </w:r>
+      <w:r>
+        <w:t xml:space="preserve"> 留一份</w:t>
       </w:r>
       <w:r>
         <w:rPr>
           <w:b/>
           <w:bCs/>
         </w:rPr>
-        <w:t xml:space="preserve">插入游標處</w:t>
-      </w:r>
-      <w:r>
-        <w:t xml:space="preserve">、</w:t>
+        <w:t xml:space="preserve">未加密的備援</w:t>
+      </w:r>
+      <w:r>
+        <w:t xml:space="preserve">，萬一加密檔讀不到（換帳號、檔案損毀）會自動改讀備援，資料不會不見</w:t>
+      </w:r>
+    </w:p>
+    <w:p>
+      <w:pPr>
+        <w:pStyle w:val="ListParagraph"/>
+        <w:numPr>
+          <w:ilvl w:val="0"/>
+          <w:numId w:val="1"/>
+        </w:numPr>
+      </w:pPr>
+      <w:r>
+        <w:rPr>
+          <w:rFonts w:ascii="Consolas" w:cs="Consolas" w:eastAsia="Consolas" w:hAnsi="Consolas"/>
+          <w:shd w:fill="F3F5F7" w:color="auto" w:val="clear"/>
+        </w:rPr>
+        <w:t xml:space="preserve">.DocSmith\</w:t>
+      </w:r>
+      <w:r>
+        <w:t xml:space="preserve"> 裡會自動放一個內容為 </w:t>
+      </w:r>
+      <w:r>
+        <w:rPr>
+          <w:rFonts w:ascii="Consolas" w:cs="Consolas" w:eastAsia="Consolas" w:hAnsi="Consolas"/>
+          <w:shd w:fill="F3F5F7" w:color="auto" w:val="clear"/>
+        </w:rPr>
+        <w:t xml:space="preserve">*</w:t>
+      </w:r>
+      <w:r>
+        <w:t xml:space="preserve"> 的 </w:t>
+      </w:r>
+      <w:r>
+        <w:rPr>
+          <w:rFonts w:ascii="Consolas" w:cs="Consolas" w:eastAsia="Consolas" w:hAnsi="Consolas"/>
+          <w:shd w:fill="F3F5F7" w:color="auto" w:val="clear"/>
+        </w:rPr>
+        <w:t xml:space="preserve">.gitignore</w:t>
+      </w:r>
+      <w:r>
+        <w:t xml:space="preserve">，不會被 git 收進專案</w:t>
+      </w:r>
+    </w:p>
+    <w:p>
+      <w:pPr>
+        <w:pStyle w:val="ListParagraph"/>
+        <w:numPr>
+          <w:ilvl w:val="0"/>
+          <w:numId w:val="1"/>
+        </w:numPr>
+      </w:pPr>
+      <w:r>
+        <w:t xml:space="preserve">每個資料夾保留最近 100 組，每組最多 60 則訊息</w:t>
+      </w:r>
+    </w:p>
+    <w:p>
+      <w:pPr>
+        <w:pBdr>
+          <w:left w:val="single" w:color="D0D7DE" w:sz="18" w:space="8"/>
+        </w:pBdr>
+        <w:ind w:left="400"/>
+      </w:pPr>
+      <w:r>
+        <w:rPr>
+          <w:color w:val="57606A"/>
+        </w:rPr>
+        <w:t xml:space="preserve">想長期保存或給別人看，用「匯出」或「備份」—— 這兩個動作產生的是</w:t>
       </w:r>
       <w:r>
         <w:rPr>
           <w:b/>
           <w:bCs/>
-        </w:rPr>
-        <w:t xml:space="preserve">取代選取範圍</w:t>
-      </w:r>
-      <w:r>
-        <w:t xml:space="preserve">、</w:t>
-      </w:r>
-      <w:r>
-        <w:rPr>
-          <w:b/>
-          <w:bCs/>
-        </w:rPr>
-        <w:t xml:space="preserve">開成新分頁</w:t>
-      </w:r>
-      <w:r>
-        <w:t xml:space="preserve">、</w:t>
-      </w:r>
-      <w:r>
-        <w:rPr>
-          <w:b/>
-          <w:bCs/>
-        </w:rPr>
-        <w:t xml:space="preserve">複製</w:t>
-      </w:r>
-      <w:r>
-        <w:t xml:space="preserve">。</w:t>
+          <w:color w:val="57606A"/>
+        </w:rPr>
+        <w:t xml:space="preserve">明文</w:t>
+      </w:r>
+      <w:r>
+        <w:rPr>
+          <w:color w:val="57606A"/>
+        </w:rPr>
+        <w:t xml:space="preserve">檔案，換電腦也讀得到。</w:t>
+      </w:r>
+    </w:p>
+    <w:p>
+      <w:pPr>
+        <w:pStyle w:val="Heading3"/>
+      </w:pPr>
+      <w:r>
+        <w:t xml:space="preserve">15.4 Token 用量</w:t>
+      </w:r>
+    </w:p>
+    <w:p>
+      <w:r>
+        <w:t xml:space="preserve">輸入框上方有一條用量長條：</w:t>
       </w:r>
     </w:p>
     <w:p>
       <w:r>
         <w:drawing>
           <wp:inline distT="0" distB="0" distL="0" distR="0">
-            <wp:extent cx="5715000" cy="3657600"/>
+            <wp:extent cx="3810000" cy="571500"/>
             <wp:effectExtent t="0" r="0" b="0" l="0"/>
             <wp:docPr id="1" name="" descr="" title=""/>
             <wp:cNvGraphicFramePr>
@@ -7196,7 +6848,7 @@
                   <pic:spPr bwMode="auto">
                     <a:xfrm>
                       <a:off x="0" y="0"/>
-                      <a:ext cx="5715000" cy="3657600"/>
+                      <a:ext cx="3810000" cy="571500"/>
                     </a:xfrm>
                     <a:prstGeom prst="rect">
                       <a:avLst/>
@@ -7210,74 +6862,449 @@
       </w:r>
     </w:p>
     <w:p>
-      <w:r>
-        <w:t xml:space="preserve">整份改寫（潤稿 / 修正 / 加註解）的回覆下方會有「</w:t>
+      <w:pPr>
+        <w:pStyle w:val="ListParagraph"/>
+        <w:numPr>
+          <w:ilvl w:val="0"/>
+          <w:numId w:val="1"/>
+        </w:numPr>
+      </w:pPr>
+      <w:r>
+        <w:t xml:space="preserve">顯示的是</w:t>
       </w:r>
       <w:r>
         <w:rPr>
           <w:b/>
           <w:bCs/>
         </w:rPr>
-        <w:t xml:space="preserve">套用到文件</w:t>
-      </w:r>
-      <w:r>
-        <w:t xml:space="preserve">」。按下去會先顯示</w:t>
-      </w:r>
+        <w:t xml:space="preserve">下一次送出的量</w:t>
+      </w:r>
+      <w:r>
+        <w:t xml:space="preserve">：系統提示 ＋ 勾選的參考文件 ＋ 對話歷史 ＋ 輸入框裡的字。打字、勾文件、切換對話都會立刻變動。</w:t>
+      </w:r>
+    </w:p>
+    <w:p>
+      <w:pPr>
+        <w:pStyle w:val="ListParagraph"/>
+        <w:numPr>
+          <w:ilvl w:val="0"/>
+          <w:numId w:val="1"/>
+        </w:numPr>
+      </w:pPr>
+      <w:r>
+        <w:t xml:space="preserve">服務有回報實際用量時就顯示實際數字；沒有回報時顯示估算值，前面會加「約」。</w:t>
+      </w:r>
+    </w:p>
+    <w:p>
+      <w:pPr>
+        <w:pStyle w:val="ListParagraph"/>
+        <w:numPr>
+          <w:ilvl w:val="0"/>
+          <w:numId w:val="1"/>
+        </w:numPr>
+      </w:pPr>
       <w:r>
         <w:rPr>
           <w:b/>
           <w:bCs/>
         </w:rPr>
-        <w:t xml:space="preserve">差異比較</w:t>
-      </w:r>
-      <w:r>
-        <w:t xml:space="preserve">——哪幾行新增、哪幾行刪除——確認後才改，而且改完可以 </w:t>
-      </w:r>
-      <w:r>
-        <w:rPr>
-          <w:rFonts w:ascii="Consolas" w:cs="Consolas" w:eastAsia="Consolas" w:hAnsi="Consolas"/>
-          <w:shd w:fill="F3F5F7" w:color="auto" w:val="clear"/>
-        </w:rPr>
-        <w:t xml:space="preserve">Ctrl+Z</w:t>
-      </w:r>
-      <w:r>
-        <w:t xml:space="preserve"> 復原。</w:t>
-      </w:r>
-    </w:p>
-    <w:p>
-      <w:pPr>
-        <w:pBdr>
-          <w:left w:val="single" w:color="D0D7DE" w:sz="18" w:space="8"/>
-        </w:pBdr>
-        <w:ind w:left="400"/>
-      </w:pPr>
+        <w:t xml:space="preserve">超過 60% 轉黃、超過 80% 轉紅</w:t>
+      </w:r>
+      <w:r>
+        <w:t xml:space="preserve">，並出現「建議開新對話」按鈕，點了就等於按「新對話」。</w:t>
+      </w:r>
+    </w:p>
+    <w:p>
+      <w:pPr>
+        <w:pStyle w:val="ListParagraph"/>
+        <w:numPr>
+          <w:ilvl w:val="0"/>
+          <w:numId w:val="1"/>
+        </w:numPr>
+      </w:pPr>
+      <w:r>
+        <w:t xml:space="preserve">分母（對話長度上限）依模型名稱自動判斷（例如 gpt-5 系列 400K、Claude 200K、Gemini 1M），判斷不出來用 128K；要自己指定就到 AI 設定的「對話長度上限」填，留空＝自動。</w:t>
+      </w:r>
+    </w:p>
+    <w:p>
+      <w:pPr>
+        <w:pStyle w:val="Heading3"/>
+      </w:pPr>
+      <w:r>
+        <w:t xml:space="preserve">15.5 常用動作</w:t>
+      </w:r>
+    </w:p>
+    <w:p>
+      <w:r>
+        <w:t xml:space="preserve">面板上的一排按鈕，點一下就送出對應的要求：</w:t>
+      </w:r>
+    </w:p>
+    <w:tbl>
+      <w:tblPr>
+        <w:tblW w:type="pct" w:w="100%"/>
+        <w:tblBorders>
+          <w:top w:val="single" w:color="D0D7DE" w:sz="4"/>
+          <w:left w:val="single" w:color="D0D7DE" w:sz="4"/>
+          <w:bottom w:val="single" w:color="D0D7DE" w:sz="4"/>
+          <w:right w:val="single" w:color="D0D7DE" w:sz="4"/>
+          <w:insideH w:val="single" w:color="D0D7DE" w:sz="4"/>
+          <w:insideV w:val="single" w:color="D0D7DE" w:sz="4"/>
+        </w:tblBorders>
+      </w:tblPr>
+      <w:tblGrid>
+        <w:gridCol w:w="100"/>
+        <w:gridCol w:w="100"/>
+      </w:tblGrid>
+      <w:tr>
+        <w:trPr>
+          <w:tblHeader/>
+        </w:trPr>
+        <w:tc>
+          <w:tcPr>
+            <w:shd w:fill="F6F8FA" w:color="auto" w:val="clear"/>
+            <w:tcMar>
+              <w:top w:type="dxa" w:w="60"/>
+              <w:left w:type="dxa" w:w="100"/>
+              <w:bottom w:type="dxa" w:w="60"/>
+              <w:right w:type="dxa" w:w="100"/>
+            </w:tcMar>
+          </w:tcPr>
+          <w:p>
+            <w:pPr>
+              <w:jc w:val="left"/>
+            </w:pPr>
+            <w:r>
+              <w:rPr>
+                <w:b/>
+                <w:bCs/>
+              </w:rPr>
+              <w:t xml:space="preserve">按鈕</w:t>
+            </w:r>
+          </w:p>
+        </w:tc>
+        <w:tc>
+          <w:tcPr>
+            <w:shd w:fill="F6F8FA" w:color="auto" w:val="clear"/>
+            <w:tcMar>
+              <w:top w:type="dxa" w:w="60"/>
+              <w:left w:type="dxa" w:w="100"/>
+              <w:bottom w:type="dxa" w:w="60"/>
+              <w:right w:type="dxa" w:w="100"/>
+            </w:tcMar>
+          </w:tcPr>
+          <w:p>
+            <w:pPr>
+              <w:jc w:val="left"/>
+            </w:pPr>
+            <w:r>
+              <w:rPr>
+                <w:b/>
+                <w:bCs/>
+              </w:rPr>
+              <w:t xml:space="preserve">作用</w:t>
+            </w:r>
+          </w:p>
+        </w:tc>
+      </w:tr>
+      <w:tr>
+        <w:trPr>
+          <w:tblHeader w:val="false"/>
+        </w:trPr>
+        <w:tc>
+          <w:tcPr>
+            <w:tcMar>
+              <w:top w:type="dxa" w:w="60"/>
+              <w:left w:type="dxa" w:w="100"/>
+              <w:bottom w:type="dxa" w:w="60"/>
+              <w:right w:type="dxa" w:w="100"/>
+            </w:tcMar>
+          </w:tcPr>
+          <w:p>
+            <w:pPr>
+              <w:jc w:val="left"/>
+            </w:pPr>
+            <w:r>
+              <w:t xml:space="preserve">摘要</w:t>
+            </w:r>
+          </w:p>
+        </w:tc>
+        <w:tc>
+          <w:tcPr>
+            <w:tcMar>
+              <w:top w:type="dxa" w:w="60"/>
+              <w:left w:type="dxa" w:w="100"/>
+              <w:bottom w:type="dxa" w:w="60"/>
+              <w:right w:type="dxa" w:w="100"/>
+            </w:tcMar>
+          </w:tcPr>
+          <w:p>
+            <w:pPr>
+              <w:jc w:val="left"/>
+            </w:pPr>
+            <w:r>
+              <w:t xml:space="preserve">摘要目前文件的重點</w:t>
+            </w:r>
+          </w:p>
+        </w:tc>
+      </w:tr>
+      <w:tr>
+        <w:trPr>
+          <w:tblHeader w:val="false"/>
+        </w:trPr>
+        <w:tc>
+          <w:tcPr>
+            <w:tcMar>
+              <w:top w:type="dxa" w:w="60"/>
+              <w:left w:type="dxa" w:w="100"/>
+              <w:bottom w:type="dxa" w:w="60"/>
+              <w:right w:type="dxa" w:w="100"/>
+            </w:tcMar>
+          </w:tcPr>
+          <w:p>
+            <w:pPr>
+              <w:jc w:val="left"/>
+            </w:pPr>
+            <w:r>
+              <w:t xml:space="preserve">潤稿</w:t>
+            </w:r>
+          </w:p>
+        </w:tc>
+        <w:tc>
+          <w:tcPr>
+            <w:tcMar>
+              <w:top w:type="dxa" w:w="60"/>
+              <w:left w:type="dxa" w:w="100"/>
+              <w:bottom w:type="dxa" w:w="60"/>
+              <w:right w:type="dxa" w:w="100"/>
+            </w:tcMar>
+          </w:tcPr>
+          <w:p>
+            <w:pPr>
+              <w:jc w:val="left"/>
+            </w:pPr>
+            <w:r>
+              <w:t xml:space="preserve">潤飾文字，保持原意與 Markdown 結構</w:t>
+            </w:r>
+          </w:p>
+        </w:tc>
+      </w:tr>
+      <w:tr>
+        <w:trPr>
+          <w:tblHeader w:val="false"/>
+        </w:trPr>
+        <w:tc>
+          <w:tcPr>
+            <w:tcMar>
+              <w:top w:type="dxa" w:w="60"/>
+              <w:left w:type="dxa" w:w="100"/>
+              <w:bottom w:type="dxa" w:w="60"/>
+              <w:right w:type="dxa" w:w="100"/>
+            </w:tcMar>
+          </w:tcPr>
+          <w:p>
+            <w:pPr>
+              <w:jc w:val="left"/>
+            </w:pPr>
+            <w:r>
+              <w:t xml:space="preserve">翻成英文 / 翻成中文</w:t>
+            </w:r>
+          </w:p>
+        </w:tc>
+        <w:tc>
+          <w:tcPr>
+            <w:tcMar>
+              <w:top w:type="dxa" w:w="60"/>
+              <w:left w:type="dxa" w:w="100"/>
+              <w:bottom w:type="dxa" w:w="60"/>
+              <w:right w:type="dxa" w:w="100"/>
+            </w:tcMar>
+          </w:tcPr>
+          <w:p>
+            <w:pPr>
+              <w:jc w:val="left"/>
+            </w:pPr>
+            <w:r>
+              <w:t xml:space="preserve">翻譯整份文件</w:t>
+            </w:r>
+          </w:p>
+        </w:tc>
+      </w:tr>
+      <w:tr>
+        <w:trPr>
+          <w:tblHeader w:val="false"/>
+        </w:trPr>
+        <w:tc>
+          <w:tcPr>
+            <w:tcMar>
+              <w:top w:type="dxa" w:w="60"/>
+              <w:left w:type="dxa" w:w="100"/>
+              <w:bottom w:type="dxa" w:w="60"/>
+              <w:right w:type="dxa" w:w="100"/>
+            </w:tcMar>
+          </w:tcPr>
+          <w:p>
+            <w:pPr>
+              <w:jc w:val="left"/>
+            </w:pPr>
+            <w:r>
+              <w:t xml:space="preserve">加註解</w:t>
+            </w:r>
+          </w:p>
+        </w:tc>
+        <w:tc>
+          <w:tcPr>
+            <w:tcMar>
+              <w:top w:type="dxa" w:w="60"/>
+              <w:left w:type="dxa" w:w="100"/>
+              <w:bottom w:type="dxa" w:w="60"/>
+              <w:right w:type="dxa" w:w="100"/>
+            </w:tcMar>
+          </w:tcPr>
+          <w:p>
+            <w:pPr>
+              <w:jc w:val="left"/>
+            </w:pPr>
+            <w:r>
+              <w:t xml:space="preserve">為程式碼加上註解，不改變行為</w:t>
+            </w:r>
+          </w:p>
+        </w:tc>
+      </w:tr>
+      <w:tr>
+        <w:trPr>
+          <w:tblHeader w:val="false"/>
+        </w:trPr>
+        <w:tc>
+          <w:tcPr>
+            <w:tcMar>
+              <w:top w:type="dxa" w:w="60"/>
+              <w:left w:type="dxa" w:w="100"/>
+              <w:bottom w:type="dxa" w:w="60"/>
+              <w:right w:type="dxa" w:w="100"/>
+            </w:tcMar>
+          </w:tcPr>
+          <w:p>
+            <w:pPr>
+              <w:jc w:val="left"/>
+            </w:pPr>
+            <w:r>
+              <w:t xml:space="preserve">找錯並修正</w:t>
+            </w:r>
+          </w:p>
+        </w:tc>
+        <w:tc>
+          <w:tcPr>
+            <w:tcMar>
+              <w:top w:type="dxa" w:w="60"/>
+              <w:left w:type="dxa" w:w="100"/>
+              <w:bottom w:type="dxa" w:w="60"/>
+              <w:right w:type="dxa" w:w="100"/>
+            </w:tcMar>
+          </w:tcPr>
+          <w:p>
+            <w:pPr>
+              <w:jc w:val="left"/>
+            </w:pPr>
+            <w:r>
+              <w:t xml:space="preserve">找出錯誤並給修正後的完整內容</w:t>
+            </w:r>
+          </w:p>
+        </w:tc>
+      </w:tr>
+      <w:tr>
+        <w:trPr>
+          <w:tblHeader w:val="false"/>
+        </w:trPr>
+        <w:tc>
+          <w:tcPr>
+            <w:tcMar>
+              <w:top w:type="dxa" w:w="60"/>
+              <w:left w:type="dxa" w:w="100"/>
+              <w:bottom w:type="dxa" w:w="60"/>
+              <w:right w:type="dxa" w:w="100"/>
+            </w:tcMar>
+          </w:tcPr>
+          <w:p>
+            <w:pPr>
+              <w:jc w:val="left"/>
+            </w:pPr>
+            <w:r>
+              <w:t xml:space="preserve">產生說明文件</w:t>
+            </w:r>
+          </w:p>
+        </w:tc>
+        <w:tc>
+          <w:tcPr>
+            <w:tcMar>
+              <w:top w:type="dxa" w:w="60"/>
+              <w:left w:type="dxa" w:w="100"/>
+              <w:bottom w:type="dxa" w:w="60"/>
+              <w:right w:type="dxa" w:w="100"/>
+            </w:tcMar>
+          </w:tcPr>
+          <w:p>
+            <w:pPr>
+              <w:jc w:val="left"/>
+            </w:pPr>
+            <w:r>
+              <w:t xml:space="preserve">分析程式碼，產生一份 Markdown 說明文件</w:t>
+            </w:r>
+          </w:p>
+        </w:tc>
+      </w:tr>
+    </w:tbl>
+    <w:p/>
+    <w:p>
+      <w:pPr>
+        <w:pStyle w:val="Heading3"/>
+      </w:pPr>
+      <w:r>
+        <w:t xml:space="preserve">15.6 把結果用到文件上</w:t>
+      </w:r>
+    </w:p>
+    <w:p>
+      <w:r>
+        <w:t xml:space="preserve">回覆裡的每個程式碼區塊上方都有四個按鈕：</w:t>
+      </w:r>
       <w:r>
         <w:rPr>
           <w:b/>
           <w:bCs/>
-          <w:color w:val="57606A"/>
-        </w:rPr>
-        <w:t xml:space="preserve">套用前請看一眼差異。</w:t>
-      </w:r>
-      <w:r>
-        <w:rPr>
-          <w:color w:val="57606A"/>
-        </w:rPr>
-        <w:t xml:space="preserve"> 有些模型在「修正」時會順手把註解或整段內容刪掉。DocSmith 已經在指示裡要求模型保留原有的註解、空行與排版，並且在</w:t>
+        </w:rPr>
+        <w:t xml:space="preserve">插入游標處</w:t>
+      </w:r>
+      <w:r>
+        <w:t xml:space="preserve">、</w:t>
       </w:r>
       <w:r>
         <w:rPr>
           <w:b/>
           <w:bCs/>
-          <w:color w:val="57606A"/>
-        </w:rPr>
-        <w:t xml:space="preserve">套用後行數明顯變少</w:t>
-      </w:r>
-      <w:r>
-        <w:rPr>
-          <w:color w:val="57606A"/>
-        </w:rPr>
-        <w:t xml:space="preserve">時，於差異比較上方顯示紅色提醒；但最後確認的還是你。</w:t>
+        </w:rPr>
+        <w:t xml:space="preserve">取代選取範圍</w:t>
+      </w:r>
+      <w:r>
+        <w:t xml:space="preserve">、</w:t>
+      </w:r>
+      <w:r>
+        <w:rPr>
+          <w:b/>
+          <w:bCs/>
+        </w:rPr>
+        <w:t xml:space="preserve">開成新分頁</w:t>
+      </w:r>
+      <w:r>
+        <w:t xml:space="preserve">、</w:t>
+      </w:r>
+      <w:r>
+        <w:rPr>
+          <w:b/>
+          <w:bCs/>
+        </w:rPr>
+        <w:t xml:space="preserve">複製</w:t>
+      </w:r>
+      <w:r>
+        <w:t xml:space="preserve">。</w:t>
       </w:r>
     </w:p>
     <w:p>
@@ -7324,395 +7351,73 @@
     </w:p>
     <w:p>
       <w:r>
-        <w:t xml:space="preserve">「產生說明文件」的結果則是「</w:t>
+        <w:t xml:space="preserve">整份改寫（潤稿 / 修正 / 加註解）的回覆下方會有「</w:t>
       </w:r>
       <w:r>
         <w:rPr>
           <w:b/>
           <w:bCs/>
         </w:rPr>
-        <w:t xml:space="preserve">開成新分頁</w:t>
-      </w:r>
-      <w:r>
-        <w:t xml:space="preserve">」，直接變成一份新的 Markdown 文件。</w:t>
-      </w:r>
-    </w:p>
-    <w:p>
-      <w:pPr>
-        <w:pStyle w:val="Heading3"/>
-      </w:pPr>
-      <w:r>
-        <w:t xml:space="preserve">15.7 隱私與公司政策</w:t>
-      </w:r>
-    </w:p>
-    <w:p>
-      <w:pPr>
-        <w:pStyle w:val="ListParagraph"/>
-        <w:numPr>
-          <w:ilvl w:val="0"/>
-          <w:numId w:val="1"/>
-        </w:numPr>
-      </w:pPr>
-      <w:r>
-        <w:t xml:space="preserve">使用 AI 功能時，</w:t>
+        <w:t xml:space="preserve">套用到文件</w:t>
+      </w:r>
+      <w:r>
+        <w:t xml:space="preserve">」。按下去會先顯示</w:t>
       </w:r>
       <w:r>
         <w:rPr>
           <w:b/>
           <w:bCs/>
         </w:rPr>
-        <w:t xml:space="preserve">你勾選的文件內容與問題會傳送到你設定的服務</w:t>
-      </w:r>
-      <w:r>
-        <w:t xml:space="preserve">。第一次使用會出現提醒，同意後才開始；機密文件建議改用公司內部模型。</w:t>
-      </w:r>
-    </w:p>
-    <w:p>
-      <w:pPr>
-        <w:pStyle w:val="ListParagraph"/>
-        <w:numPr>
-          <w:ilvl w:val="0"/>
-          <w:numId w:val="1"/>
-        </w:numPr>
-      </w:pPr>
-      <w:r>
-        <w:t xml:space="preserve">除了你勾選的內容與對話，DocSmith 不會傳送其他東西；對話與設定只存在本機。</w:t>
-      </w:r>
-    </w:p>
-    <w:p>
-      <w:pPr>
-        <w:pStyle w:val="ListParagraph"/>
-        <w:numPr>
-          <w:ilvl w:val="0"/>
-          <w:numId w:val="1"/>
-        </w:numPr>
-      </w:pPr>
-      <w:r>
-        <w:t xml:space="preserve">公司可用登錄機碼統一管理（</w:t>
+        <w:t xml:space="preserve">差異比較</w:t>
+      </w:r>
+      <w:r>
+        <w:t xml:space="preserve">——哪幾行新增、哪幾行刪除——確認後才改，而且改完可以 </w:t>
       </w:r>
       <w:r>
         <w:rPr>
           <w:rFonts w:ascii="Consolas" w:cs="Consolas" w:eastAsia="Consolas" w:hAnsi="Consolas"/>
           <w:shd w:fill="F3F5F7" w:color="auto" w:val="clear"/>
         </w:rPr>
-        <w:t xml:space="preserve">HKLM\SOFTWARE\Policies\DocSmith</w:t>
-      </w:r>
-      <w:r>
-        <w:t xml:space="preserve">，</w:t>
-      </w:r>
-      <w:r>
-        <w:rPr>
-          <w:rFonts w:ascii="Consolas" w:cs="Consolas" w:eastAsia="Consolas" w:hAnsi="Consolas"/>
-          <w:shd w:fill="F3F5F7" w:color="auto" w:val="clear"/>
-        </w:rPr>
-        <w:t xml:space="preserve">HKCU</w:t>
-      </w:r>
-      <w:r>
-        <w:t xml:space="preserve"> 亦可）：</w:t>
-      </w:r>
-    </w:p>
-    <w:tbl>
-      <w:tblPr>
-        <w:tblW w:type="pct" w:w="100%"/>
-        <w:tblBorders>
-          <w:top w:val="single" w:color="D0D7DE" w:sz="4"/>
-          <w:left w:val="single" w:color="D0D7DE" w:sz="4"/>
-          <w:bottom w:val="single" w:color="D0D7DE" w:sz="4"/>
-          <w:right w:val="single" w:color="D0D7DE" w:sz="4"/>
-          <w:insideH w:val="single" w:color="D0D7DE" w:sz="4"/>
-          <w:insideV w:val="single" w:color="D0D7DE" w:sz="4"/>
-        </w:tblBorders>
-      </w:tblPr>
-      <w:tblGrid>
-        <w:gridCol w:w="100"/>
-        <w:gridCol w:w="100"/>
-        <w:gridCol w:w="100"/>
-      </w:tblGrid>
-      <w:tr>
-        <w:trPr>
-          <w:tblHeader/>
-        </w:trPr>
-        <w:tc>
-          <w:tcPr>
-            <w:shd w:fill="F6F8FA" w:color="auto" w:val="clear"/>
-            <w:tcMar>
-              <w:top w:type="dxa" w:w="60"/>
-              <w:left w:type="dxa" w:w="100"/>
-              <w:bottom w:type="dxa" w:w="60"/>
-              <w:right w:type="dxa" w:w="100"/>
-            </w:tcMar>
-          </w:tcPr>
-          <w:p>
-            <w:pPr>
-              <w:jc w:val="left"/>
-            </w:pPr>
-            <w:r>
-              <w:rPr>
-                <w:b/>
-                <w:bCs/>
-              </w:rPr>
-              <w:t xml:space="preserve">值</w:t>
-            </w:r>
-          </w:p>
-        </w:tc>
-        <w:tc>
-          <w:tcPr>
-            <w:shd w:fill="F6F8FA" w:color="auto" w:val="clear"/>
-            <w:tcMar>
-              <w:top w:type="dxa" w:w="60"/>
-              <w:left w:type="dxa" w:w="100"/>
-              <w:bottom w:type="dxa" w:w="60"/>
-              <w:right w:type="dxa" w:w="100"/>
-            </w:tcMar>
-          </w:tcPr>
-          <w:p>
-            <w:pPr>
-              <w:jc w:val="left"/>
-            </w:pPr>
-            <w:r>
-              <w:rPr>
-                <w:b/>
-                <w:bCs/>
-              </w:rPr>
-              <w:t xml:space="preserve">型別</w:t>
-            </w:r>
-          </w:p>
-        </w:tc>
-        <w:tc>
-          <w:tcPr>
-            <w:shd w:fill="F6F8FA" w:color="auto" w:val="clear"/>
-            <w:tcMar>
-              <w:top w:type="dxa" w:w="60"/>
-              <w:left w:type="dxa" w:w="100"/>
-              <w:bottom w:type="dxa" w:w="60"/>
-              <w:right w:type="dxa" w:w="100"/>
-            </w:tcMar>
-          </w:tcPr>
-          <w:p>
-            <w:pPr>
-              <w:jc w:val="left"/>
-            </w:pPr>
-            <w:r>
-              <w:rPr>
-                <w:b/>
-                <w:bCs/>
-              </w:rPr>
-              <w:t xml:space="preserve">作用</w:t>
-            </w:r>
-          </w:p>
-        </w:tc>
-      </w:tr>
-      <w:tr>
-        <w:trPr>
-          <w:tblHeader w:val="false"/>
-        </w:trPr>
-        <w:tc>
-          <w:tcPr>
-            <w:tcMar>
-              <w:top w:type="dxa" w:w="60"/>
-              <w:left w:type="dxa" w:w="100"/>
-              <w:bottom w:type="dxa" w:w="60"/>
-              <w:right w:type="dxa" w:w="100"/>
-            </w:tcMar>
-          </w:tcPr>
-          <w:p>
-            <w:pPr>
-              <w:jc w:val="left"/>
-            </w:pPr>
-            <w:r>
-              <w:rPr>
-                <w:rFonts w:ascii="Consolas" w:cs="Consolas" w:eastAsia="Consolas" w:hAnsi="Consolas"/>
-                <w:shd w:fill="F3F5F7" w:color="auto" w:val="clear"/>
-              </w:rPr>
-              <w:t xml:space="preserve">DisableAI</w:t>
-            </w:r>
-          </w:p>
-        </w:tc>
-        <w:tc>
-          <w:tcPr>
-            <w:tcMar>
-              <w:top w:type="dxa" w:w="60"/>
-              <w:left w:type="dxa" w:w="100"/>
-              <w:bottom w:type="dxa" w:w="60"/>
-              <w:right w:type="dxa" w:w="100"/>
-            </w:tcMar>
-          </w:tcPr>
-          <w:p>
-            <w:pPr>
-              <w:jc w:val="left"/>
-            </w:pPr>
-            <w:r>
-              <w:t xml:space="preserve">DWORD </w:t>
-            </w:r>
-            <w:r>
-              <w:rPr>
-                <w:rFonts w:ascii="Consolas" w:cs="Consolas" w:eastAsia="Consolas" w:hAnsi="Consolas"/>
-                <w:shd w:fill="F3F5F7" w:color="auto" w:val="clear"/>
-              </w:rPr>
-              <w:t xml:space="preserve">1</w:t>
-            </w:r>
-          </w:p>
-        </w:tc>
-        <w:tc>
-          <w:tcPr>
-            <w:tcMar>
-              <w:top w:type="dxa" w:w="60"/>
-              <w:left w:type="dxa" w:w="100"/>
-              <w:bottom w:type="dxa" w:w="60"/>
-              <w:right w:type="dxa" w:w="100"/>
-            </w:tcMar>
-          </w:tcPr>
-          <w:p>
-            <w:pPr>
-              <w:jc w:val="left"/>
-            </w:pPr>
-            <w:r>
-              <w:t xml:space="preserve">完全停用 AI，按鈕與面板都不出現</w:t>
-            </w:r>
-          </w:p>
-        </w:tc>
-      </w:tr>
-      <w:tr>
-        <w:trPr>
-          <w:tblHeader w:val="false"/>
-        </w:trPr>
-        <w:tc>
-          <w:tcPr>
-            <w:tcMar>
-              <w:top w:type="dxa" w:w="60"/>
-              <w:left w:type="dxa" w:w="100"/>
-              <w:bottom w:type="dxa" w:w="60"/>
-              <w:right w:type="dxa" w:w="100"/>
-            </w:tcMar>
-          </w:tcPr>
-          <w:p>
-            <w:pPr>
-              <w:jc w:val="left"/>
-            </w:pPr>
-            <w:r>
-              <w:rPr>
-                <w:rFonts w:ascii="Consolas" w:cs="Consolas" w:eastAsia="Consolas" w:hAnsi="Consolas"/>
-                <w:shd w:fill="F3F5F7" w:color="auto" w:val="clear"/>
-              </w:rPr>
-              <w:t xml:space="preserve">AllowedAIProviders</w:t>
-            </w:r>
-          </w:p>
-        </w:tc>
-        <w:tc>
-          <w:tcPr>
-            <w:tcMar>
-              <w:top w:type="dxa" w:w="60"/>
-              <w:left w:type="dxa" w:w="100"/>
-              <w:bottom w:type="dxa" w:w="60"/>
-              <w:right w:type="dxa" w:w="100"/>
-            </w:tcMar>
-          </w:tcPr>
-          <w:p>
-            <w:pPr>
-              <w:jc w:val="left"/>
-            </w:pPr>
-            <w:r>
-              <w:t xml:space="preserve">字串，例如 </w:t>
-            </w:r>
-            <w:r>
-              <w:rPr>
-                <w:rFonts w:ascii="Consolas" w:cs="Consolas" w:eastAsia="Consolas" w:hAnsi="Consolas"/>
-                <w:shd w:fill="F3F5F7" w:color="auto" w:val="clear"/>
-              </w:rPr>
-              <w:t xml:space="preserve">custom</w:t>
-            </w:r>
-          </w:p>
-        </w:tc>
-        <w:tc>
-          <w:tcPr>
-            <w:tcMar>
-              <w:top w:type="dxa" w:w="60"/>
-              <w:left w:type="dxa" w:w="100"/>
-              <w:bottom w:type="dxa" w:w="60"/>
-              <w:right w:type="dxa" w:w="100"/>
-            </w:tcMar>
-          </w:tcPr>
-          <w:p>
-            <w:pPr>
-              <w:jc w:val="left"/>
-            </w:pPr>
-            <w:r>
-              <w:t xml:space="preserve">只允許指定的供應商</w:t>
-            </w:r>
-          </w:p>
-        </w:tc>
-      </w:tr>
-      <w:tr>
-        <w:trPr>
-          <w:tblHeader w:val="false"/>
-        </w:trPr>
-        <w:tc>
-          <w:tcPr>
-            <w:tcMar>
-              <w:top w:type="dxa" w:w="60"/>
-              <w:left w:type="dxa" w:w="100"/>
-              <w:bottom w:type="dxa" w:w="60"/>
-              <w:right w:type="dxa" w:w="100"/>
-            </w:tcMar>
-          </w:tcPr>
-          <w:p>
-            <w:pPr>
-              <w:jc w:val="left"/>
-            </w:pPr>
-            <w:r>
-              <w:rPr>
-                <w:rFonts w:ascii="Consolas" w:cs="Consolas" w:eastAsia="Consolas" w:hAnsi="Consolas"/>
-                <w:shd w:fill="F3F5F7" w:color="auto" w:val="clear"/>
-              </w:rPr>
-              <w:t xml:space="preserve">CustomBaseURL</w:t>
-            </w:r>
-          </w:p>
-        </w:tc>
-        <w:tc>
-          <w:tcPr>
-            <w:tcMar>
-              <w:top w:type="dxa" w:w="60"/>
-              <w:left w:type="dxa" w:w="100"/>
-              <w:bottom w:type="dxa" w:w="60"/>
-              <w:right w:type="dxa" w:w="100"/>
-            </w:tcMar>
-          </w:tcPr>
-          <w:p>
-            <w:pPr>
-              <w:jc w:val="left"/>
-            </w:pPr>
-            <w:r>
-              <w:t xml:space="preserve">字串</w:t>
-            </w:r>
-          </w:p>
-        </w:tc>
-        <w:tc>
-          <w:tcPr>
-            <w:tcMar>
-              <w:top w:type="dxa" w:w="60"/>
-              <w:left w:type="dxa" w:w="100"/>
-              <w:bottom w:type="dxa" w:w="60"/>
-              <w:right w:type="dxa" w:w="100"/>
-            </w:tcMar>
-          </w:tcPr>
-          <w:p>
-            <w:pPr>
-              <w:jc w:val="left"/>
-            </w:pPr>
-            <w:r>
-              <w:t xml:space="preserve">鎖定服務網址，使用者不能改</w:t>
-            </w:r>
-          </w:p>
-        </w:tc>
-      </w:tr>
-    </w:tbl>
-    <w:p/>
-    <w:p>
-      <w:pPr>
-        <w:pStyle w:val="Heading2"/>
-      </w:pPr>
-      <w:r>
-        <w:t xml:space="preserve">16. 外觀與介面語言</w:t>
+        <w:t xml:space="preserve">Ctrl+Z</w:t>
+      </w:r>
+      <w:r>
+        <w:t xml:space="preserve"> 復原。</w:t>
+      </w:r>
+    </w:p>
+    <w:p>
+      <w:pPr>
+        <w:pBdr>
+          <w:left w:val="single" w:color="D0D7DE" w:sz="18" w:space="8"/>
+        </w:pBdr>
+        <w:ind w:left="400"/>
+      </w:pPr>
+      <w:r>
+        <w:rPr>
+          <w:b/>
+          <w:bCs/>
+          <w:color w:val="57606A"/>
+        </w:rPr>
+        <w:t xml:space="preserve">套用前請看一眼差異。</w:t>
+      </w:r>
+      <w:r>
+        <w:rPr>
+          <w:color w:val="57606A"/>
+        </w:rPr>
+        <w:t xml:space="preserve"> 有些模型在「修正」時會順手把註解或整段內容刪掉。DocSmith 已經在指示裡要求模型保留原有的註解、空行與排版，並且在</w:t>
+      </w:r>
+      <w:r>
+        <w:rPr>
+          <w:b/>
+          <w:bCs/>
+          <w:color w:val="57606A"/>
+        </w:rPr>
+        <w:t xml:space="preserve">套用後行數明顯變少</w:t>
+      </w:r>
+      <w:r>
+        <w:rPr>
+          <w:color w:val="57606A"/>
+        </w:rPr>
+        <w:t xml:space="preserve">時，於差異比較上方顯示紅色提醒；但最後確認的還是你。</w:t>
       </w:r>
     </w:p>
     <w:p>
@@ -7758,6 +7463,29 @@
       </w:r>
     </w:p>
     <w:p>
+      <w:r>
+        <w:t xml:space="preserve">「產生說明文件」的結果則是「</w:t>
+      </w:r>
+      <w:r>
+        <w:rPr>
+          <w:b/>
+          <w:bCs/>
+        </w:rPr>
+        <w:t xml:space="preserve">開成新分頁</w:t>
+      </w:r>
+      <w:r>
+        <w:t xml:space="preserve">」，直接變成一份新的 Markdown 文件。</w:t>
+      </w:r>
+    </w:p>
+    <w:p>
+      <w:pPr>
+        <w:pStyle w:val="Heading3"/>
+      </w:pPr>
+      <w:r>
+        <w:t xml:space="preserve">15.7 隱私與公司政策</w:t>
+      </w:r>
+    </w:p>
+    <w:p>
       <w:pPr>
         <w:pStyle w:val="ListParagraph"/>
         <w:numPr>
@@ -7766,17 +7494,17 @@
         </w:numPr>
       </w:pPr>
       <w:r>
-        <w:t xml:space="preserve">工具列的主題按鈕在「跟隨系統 → 淺色 → 深色」之間切換，</w:t>
+        <w:t xml:space="preserve">使用 AI 功能時，</w:t>
       </w:r>
       <w:r>
         <w:rPr>
           <w:b/>
           <w:bCs/>
         </w:rPr>
-        <w:t xml:space="preserve">標題列與圖表顏色都會跟著變</w:t>
-      </w:r>
-      <w:r>
-        <w:t xml:space="preserve">。</w:t>
+        <w:t xml:space="preserve">你勾選的文件內容與問題會傳送到你設定的服務</w:t>
+      </w:r>
+      <w:r>
+        <w:t xml:space="preserve">。第一次使用會出現提醒，同意後才開始；機密文件建議改用公司內部模型。</w:t>
       </w:r>
     </w:p>
     <w:p>
@@ -7788,17 +7516,343 @@
         </w:numPr>
       </w:pPr>
       <w:r>
-        <w:t xml:space="preserve">右上角的語言選單可切換</w:t>
-      </w:r>
-      <w:r>
-        <w:rPr>
-          <w:b/>
-          <w:bCs/>
-        </w:rPr>
-        <w:t xml:space="preserve">繁體中文 / English</w:t>
-      </w:r>
-      <w:r>
-        <w:t xml:space="preserve">，整個介面（包含 AI 助手與它給模型的指示）都會跟著換。</w:t>
+        <w:t xml:space="preserve">除了你勾選的內容與對話，DocSmith 不會傳送其他東西；對話與設定只存在本機。</w:t>
+      </w:r>
+    </w:p>
+    <w:p>
+      <w:pPr>
+        <w:pStyle w:val="ListParagraph"/>
+        <w:numPr>
+          <w:ilvl w:val="0"/>
+          <w:numId w:val="1"/>
+        </w:numPr>
+      </w:pPr>
+      <w:r>
+        <w:t xml:space="preserve">公司可用登錄機碼統一管理（</w:t>
+      </w:r>
+      <w:r>
+        <w:rPr>
+          <w:rFonts w:ascii="Consolas" w:cs="Consolas" w:eastAsia="Consolas" w:hAnsi="Consolas"/>
+          <w:shd w:fill="F3F5F7" w:color="auto" w:val="clear"/>
+        </w:rPr>
+        <w:t xml:space="preserve">HKLM\SOFTWARE\Policies\DocSmith</w:t>
+      </w:r>
+      <w:r>
+        <w:t xml:space="preserve">，</w:t>
+      </w:r>
+      <w:r>
+        <w:rPr>
+          <w:rFonts w:ascii="Consolas" w:cs="Consolas" w:eastAsia="Consolas" w:hAnsi="Consolas"/>
+          <w:shd w:fill="F3F5F7" w:color="auto" w:val="clear"/>
+        </w:rPr>
+        <w:t xml:space="preserve">HKCU</w:t>
+      </w:r>
+      <w:r>
+        <w:t xml:space="preserve"> 亦可）：</w:t>
+      </w:r>
+    </w:p>
+    <w:tbl>
+      <w:tblPr>
+        <w:tblW w:type="pct" w:w="100%"/>
+        <w:tblBorders>
+          <w:top w:val="single" w:color="D0D7DE" w:sz="4"/>
+          <w:left w:val="single" w:color="D0D7DE" w:sz="4"/>
+          <w:bottom w:val="single" w:color="D0D7DE" w:sz="4"/>
+          <w:right w:val="single" w:color="D0D7DE" w:sz="4"/>
+          <w:insideH w:val="single" w:color="D0D7DE" w:sz="4"/>
+          <w:insideV w:val="single" w:color="D0D7DE" w:sz="4"/>
+        </w:tblBorders>
+      </w:tblPr>
+      <w:tblGrid>
+        <w:gridCol w:w="100"/>
+        <w:gridCol w:w="100"/>
+        <w:gridCol w:w="100"/>
+      </w:tblGrid>
+      <w:tr>
+        <w:trPr>
+          <w:tblHeader/>
+        </w:trPr>
+        <w:tc>
+          <w:tcPr>
+            <w:shd w:fill="F6F8FA" w:color="auto" w:val="clear"/>
+            <w:tcMar>
+              <w:top w:type="dxa" w:w="60"/>
+              <w:left w:type="dxa" w:w="100"/>
+              <w:bottom w:type="dxa" w:w="60"/>
+              <w:right w:type="dxa" w:w="100"/>
+            </w:tcMar>
+          </w:tcPr>
+          <w:p>
+            <w:pPr>
+              <w:jc w:val="left"/>
+            </w:pPr>
+            <w:r>
+              <w:rPr>
+                <w:b/>
+                <w:bCs/>
+              </w:rPr>
+              <w:t xml:space="preserve">值</w:t>
+            </w:r>
+          </w:p>
+        </w:tc>
+        <w:tc>
+          <w:tcPr>
+            <w:shd w:fill="F6F8FA" w:color="auto" w:val="clear"/>
+            <w:tcMar>
+              <w:top w:type="dxa" w:w="60"/>
+              <w:left w:type="dxa" w:w="100"/>
+              <w:bottom w:type="dxa" w:w="60"/>
+              <w:right w:type="dxa" w:w="100"/>
+            </w:tcMar>
+          </w:tcPr>
+          <w:p>
+            <w:pPr>
+              <w:jc w:val="left"/>
+            </w:pPr>
+            <w:r>
+              <w:rPr>
+                <w:b/>
+                <w:bCs/>
+              </w:rPr>
+              <w:t xml:space="preserve">型別</w:t>
+            </w:r>
+          </w:p>
+        </w:tc>
+        <w:tc>
+          <w:tcPr>
+            <w:shd w:fill="F6F8FA" w:color="auto" w:val="clear"/>
+            <w:tcMar>
+              <w:top w:type="dxa" w:w="60"/>
+              <w:left w:type="dxa" w:w="100"/>
+              <w:bottom w:type="dxa" w:w="60"/>
+              <w:right w:type="dxa" w:w="100"/>
+            </w:tcMar>
+          </w:tcPr>
+          <w:p>
+            <w:pPr>
+              <w:jc w:val="left"/>
+            </w:pPr>
+            <w:r>
+              <w:rPr>
+                <w:b/>
+                <w:bCs/>
+              </w:rPr>
+              <w:t xml:space="preserve">作用</w:t>
+            </w:r>
+          </w:p>
+        </w:tc>
+      </w:tr>
+      <w:tr>
+        <w:trPr>
+          <w:tblHeader w:val="false"/>
+        </w:trPr>
+        <w:tc>
+          <w:tcPr>
+            <w:tcMar>
+              <w:top w:type="dxa" w:w="60"/>
+              <w:left w:type="dxa" w:w="100"/>
+              <w:bottom w:type="dxa" w:w="60"/>
+              <w:right w:type="dxa" w:w="100"/>
+            </w:tcMar>
+          </w:tcPr>
+          <w:p>
+            <w:pPr>
+              <w:jc w:val="left"/>
+            </w:pPr>
+            <w:r>
+              <w:rPr>
+                <w:rFonts w:ascii="Consolas" w:cs="Consolas" w:eastAsia="Consolas" w:hAnsi="Consolas"/>
+                <w:shd w:fill="F3F5F7" w:color="auto" w:val="clear"/>
+              </w:rPr>
+              <w:t xml:space="preserve">DisableAI</w:t>
+            </w:r>
+          </w:p>
+        </w:tc>
+        <w:tc>
+          <w:tcPr>
+            <w:tcMar>
+              <w:top w:type="dxa" w:w="60"/>
+              <w:left w:type="dxa" w:w="100"/>
+              <w:bottom w:type="dxa" w:w="60"/>
+              <w:right w:type="dxa" w:w="100"/>
+            </w:tcMar>
+          </w:tcPr>
+          <w:p>
+            <w:pPr>
+              <w:jc w:val="left"/>
+            </w:pPr>
+            <w:r>
+              <w:t xml:space="preserve">DWORD </w:t>
+            </w:r>
+            <w:r>
+              <w:rPr>
+                <w:rFonts w:ascii="Consolas" w:cs="Consolas" w:eastAsia="Consolas" w:hAnsi="Consolas"/>
+                <w:shd w:fill="F3F5F7" w:color="auto" w:val="clear"/>
+              </w:rPr>
+              <w:t xml:space="preserve">1</w:t>
+            </w:r>
+          </w:p>
+        </w:tc>
+        <w:tc>
+          <w:tcPr>
+            <w:tcMar>
+              <w:top w:type="dxa" w:w="60"/>
+              <w:left w:type="dxa" w:w="100"/>
+              <w:bottom w:type="dxa" w:w="60"/>
+              <w:right w:type="dxa" w:w="100"/>
+            </w:tcMar>
+          </w:tcPr>
+          <w:p>
+            <w:pPr>
+              <w:jc w:val="left"/>
+            </w:pPr>
+            <w:r>
+              <w:t xml:space="preserve">完全停用 AI，按鈕與面板都不出現</w:t>
+            </w:r>
+          </w:p>
+        </w:tc>
+      </w:tr>
+      <w:tr>
+        <w:trPr>
+          <w:tblHeader w:val="false"/>
+        </w:trPr>
+        <w:tc>
+          <w:tcPr>
+            <w:tcMar>
+              <w:top w:type="dxa" w:w="60"/>
+              <w:left w:type="dxa" w:w="100"/>
+              <w:bottom w:type="dxa" w:w="60"/>
+              <w:right w:type="dxa" w:w="100"/>
+            </w:tcMar>
+          </w:tcPr>
+          <w:p>
+            <w:pPr>
+              <w:jc w:val="left"/>
+            </w:pPr>
+            <w:r>
+              <w:rPr>
+                <w:rFonts w:ascii="Consolas" w:cs="Consolas" w:eastAsia="Consolas" w:hAnsi="Consolas"/>
+                <w:shd w:fill="F3F5F7" w:color="auto" w:val="clear"/>
+              </w:rPr>
+              <w:t xml:space="preserve">AllowedAIProviders</w:t>
+            </w:r>
+          </w:p>
+        </w:tc>
+        <w:tc>
+          <w:tcPr>
+            <w:tcMar>
+              <w:top w:type="dxa" w:w="60"/>
+              <w:left w:type="dxa" w:w="100"/>
+              <w:bottom w:type="dxa" w:w="60"/>
+              <w:right w:type="dxa" w:w="100"/>
+            </w:tcMar>
+          </w:tcPr>
+          <w:p>
+            <w:pPr>
+              <w:jc w:val="left"/>
+            </w:pPr>
+            <w:r>
+              <w:t xml:space="preserve">字串，例如 </w:t>
+            </w:r>
+            <w:r>
+              <w:rPr>
+                <w:rFonts w:ascii="Consolas" w:cs="Consolas" w:eastAsia="Consolas" w:hAnsi="Consolas"/>
+                <w:shd w:fill="F3F5F7" w:color="auto" w:val="clear"/>
+              </w:rPr>
+              <w:t xml:space="preserve">custom</w:t>
+            </w:r>
+          </w:p>
+        </w:tc>
+        <w:tc>
+          <w:tcPr>
+            <w:tcMar>
+              <w:top w:type="dxa" w:w="60"/>
+              <w:left w:type="dxa" w:w="100"/>
+              <w:bottom w:type="dxa" w:w="60"/>
+              <w:right w:type="dxa" w:w="100"/>
+            </w:tcMar>
+          </w:tcPr>
+          <w:p>
+            <w:pPr>
+              <w:jc w:val="left"/>
+            </w:pPr>
+            <w:r>
+              <w:t xml:space="preserve">只允許指定的供應商</w:t>
+            </w:r>
+          </w:p>
+        </w:tc>
+      </w:tr>
+      <w:tr>
+        <w:trPr>
+          <w:tblHeader w:val="false"/>
+        </w:trPr>
+        <w:tc>
+          <w:tcPr>
+            <w:tcMar>
+              <w:top w:type="dxa" w:w="60"/>
+              <w:left w:type="dxa" w:w="100"/>
+              <w:bottom w:type="dxa" w:w="60"/>
+              <w:right w:type="dxa" w:w="100"/>
+            </w:tcMar>
+          </w:tcPr>
+          <w:p>
+            <w:pPr>
+              <w:jc w:val="left"/>
+            </w:pPr>
+            <w:r>
+              <w:rPr>
+                <w:rFonts w:ascii="Consolas" w:cs="Consolas" w:eastAsia="Consolas" w:hAnsi="Consolas"/>
+                <w:shd w:fill="F3F5F7" w:color="auto" w:val="clear"/>
+              </w:rPr>
+              <w:t xml:space="preserve">CustomBaseURL</w:t>
+            </w:r>
+          </w:p>
+        </w:tc>
+        <w:tc>
+          <w:tcPr>
+            <w:tcMar>
+              <w:top w:type="dxa" w:w="60"/>
+              <w:left w:type="dxa" w:w="100"/>
+              <w:bottom w:type="dxa" w:w="60"/>
+              <w:right w:type="dxa" w:w="100"/>
+            </w:tcMar>
+          </w:tcPr>
+          <w:p>
+            <w:pPr>
+              <w:jc w:val="left"/>
+            </w:pPr>
+            <w:r>
+              <w:t xml:space="preserve">字串</w:t>
+            </w:r>
+          </w:p>
+        </w:tc>
+        <w:tc>
+          <w:tcPr>
+            <w:tcMar>
+              <w:top w:type="dxa" w:w="60"/>
+              <w:left w:type="dxa" w:w="100"/>
+              <w:bottom w:type="dxa" w:w="60"/>
+              <w:right w:type="dxa" w:w="100"/>
+            </w:tcMar>
+          </w:tcPr>
+          <w:p>
+            <w:pPr>
+              <w:jc w:val="left"/>
+            </w:pPr>
+            <w:r>
+              <w:t xml:space="preserve">鎖定服務網址，使用者不能改</w:t>
+            </w:r>
+          </w:p>
+        </w:tc>
+      </w:tr>
+    </w:tbl>
+    <w:p/>
+    <w:p>
+      <w:pPr>
+        <w:pStyle w:val="Heading2"/>
+      </w:pPr>
+      <w:r>
+        <w:t xml:space="preserve">16. 外觀與介面語言</w:t>
       </w:r>
     </w:p>
     <w:p>
@@ -7845,6 +7899,92 @@
     </w:p>
     <w:p>
       <w:pPr>
+        <w:pStyle w:val="ListParagraph"/>
+        <w:numPr>
+          <w:ilvl w:val="0"/>
+          <w:numId w:val="1"/>
+        </w:numPr>
+      </w:pPr>
+      <w:r>
+        <w:t xml:space="preserve">工具列的主題按鈕在「跟隨系統 → 淺色 → 深色」之間切換，</w:t>
+      </w:r>
+      <w:r>
+        <w:rPr>
+          <w:b/>
+          <w:bCs/>
+        </w:rPr>
+        <w:t xml:space="preserve">標題列與圖表顏色都會跟著變</w:t>
+      </w:r>
+      <w:r>
+        <w:t xml:space="preserve">。</w:t>
+      </w:r>
+    </w:p>
+    <w:p>
+      <w:pPr>
+        <w:pStyle w:val="ListParagraph"/>
+        <w:numPr>
+          <w:ilvl w:val="0"/>
+          <w:numId w:val="1"/>
+        </w:numPr>
+      </w:pPr>
+      <w:r>
+        <w:t xml:space="preserve">右上角的語言選單可切換</w:t>
+      </w:r>
+      <w:r>
+        <w:rPr>
+          <w:b/>
+          <w:bCs/>
+        </w:rPr>
+        <w:t xml:space="preserve">繁體中文 / English</w:t>
+      </w:r>
+      <w:r>
+        <w:t xml:space="preserve">，整個介面（包含 AI 助手與它給模型的指示）都會跟著換。</w:t>
+      </w:r>
+    </w:p>
+    <w:p>
+      <w:r>
+        <w:drawing>
+          <wp:inline distT="0" distB="0" distL="0" distR="0">
+            <wp:extent cx="5715000" cy="3657600"/>
+            <wp:effectExtent t="0" r="0" b="0" l="0"/>
+            <wp:docPr id="1" name="" descr="" title=""/>
+            <wp:cNvGraphicFramePr>
+              <a:graphicFrameLocks xmlns:a="http://schemas.openxmlformats.org/drawingml/2006/main" noChangeAspect="1"/>
+            </wp:cNvGraphicFramePr>
+            <a:graphic xmlns:a="http://schemas.openxmlformats.org/drawingml/2006/main">
+              <a:graphicData uri="http://schemas.openxmlformats.org/drawingml/2006/picture">
+                <pic:pic xmlns:pic="http://schemas.openxmlformats.org/drawingml/2006/picture">
+                  <pic:nvPicPr>
+                    <pic:cNvPr id="0" name="" descr=""/>
+                    <pic:cNvPicPr>
+                      <a:picLocks noChangeAspect="1" noChangeArrowheads="1"/>
+                    </pic:cNvPicPr>
+                  </pic:nvPicPr>
+                  <pic:blipFill>
+                    <a:blip r:embed="rId34" cstate="none"/>
+                    <a:srcRect/>
+                    <a:stretch>
+                      <a:fillRect/>
+                    </a:stretch>
+                  </pic:blipFill>
+                  <pic:spPr bwMode="auto">
+                    <a:xfrm>
+                      <a:off x="0" y="0"/>
+                      <a:ext cx="5715000" cy="3657600"/>
+                    </a:xfrm>
+                    <a:prstGeom prst="rect">
+                      <a:avLst/>
+                    </a:prstGeom>
+                  </pic:spPr>
+                </pic:pic>
+              </a:graphicData>
+            </a:graphic>
+          </wp:inline>
+        </w:drawing>
+      </w:r>
+    </w:p>
+    <w:p>
+      <w:pPr>
         <w:pStyle w:val="Heading2"/>
       </w:pPr>
       <w:r>
@@ -8199,7 +8339,7 @@
               <w:jc w:val="left"/>
             </w:pPr>
             <w:r>
-              <w:t xml:space="preserve">分頁</w:t>
+              <w:t xml:space="preserve">檔案</w:t>
             </w:r>
           </w:p>
         </w:tc>
@@ -8221,35 +8361,35 @@
                 <w:rFonts w:ascii="Consolas" w:cs="Consolas" w:eastAsia="Consolas" w:hAnsi="Consolas"/>
                 <w:shd w:fill="F3F5F7" w:color="auto" w:val="clear"/>
               </w:rPr>
-              <w:t xml:space="preserve">Ctrl+W</w:t>
-            </w:r>
-            <w:r>
-              <w:t xml:space="preserve"> / </w:t>
+              <w:t xml:space="preserve">F5</w:t>
+            </w:r>
+            <w:r>
+              <w:t xml:space="preserve"> 或 </w:t>
             </w:r>
             <w:r>
               <w:rPr>
                 <w:rFonts w:ascii="Consolas" w:cs="Consolas" w:eastAsia="Consolas" w:hAnsi="Consolas"/>
                 <w:shd w:fill="F3F5F7" w:color="auto" w:val="clear"/>
               </w:rPr>
-              <w:t xml:space="preserve">Ctrl+Tab</w:t>
-            </w:r>
-          </w:p>
-        </w:tc>
-        <w:tc>
-          <w:tcPr>
-            <w:tcMar>
-              <w:top w:type="dxa" w:w="60"/>
-              <w:left w:type="dxa" w:w="100"/>
-              <w:bottom w:type="dxa" w:w="60"/>
-              <w:right w:type="dxa" w:w="100"/>
-            </w:tcMar>
-          </w:tcPr>
-          <w:p>
-            <w:pPr>
-              <w:jc w:val="left"/>
-            </w:pPr>
-            <w:r>
-              <w:t xml:space="preserve">關閉 / 切換下一個</w:t>
+              <w:t xml:space="preserve">Ctrl+R</w:t>
+            </w:r>
+          </w:p>
+        </w:tc>
+        <w:tc>
+          <w:tcPr>
+            <w:tcMar>
+              <w:top w:type="dxa" w:w="60"/>
+              <w:left w:type="dxa" w:w="100"/>
+              <w:bottom w:type="dxa" w:w="60"/>
+              <w:right w:type="dxa" w:w="100"/>
+            </w:tcMar>
+          </w:tcPr>
+          <w:p>
+            <w:pPr>
+              <w:jc w:val="left"/>
+            </w:pPr>
+            <w:r>
+              <w:t xml:space="preserve">重新載入目前的分頁</w:t>
             </w:r>
           </w:p>
         </w:tc>
@@ -8272,7 +8412,7 @@
               <w:jc w:val="left"/>
             </w:pPr>
             <w:r>
-              <w:t xml:space="preserve">編輯</w:t>
+              <w:t xml:space="preserve">分頁</w:t>
             </w:r>
           </w:p>
         </w:tc>
@@ -8294,45 +8434,35 @@
                 <w:rFonts w:ascii="Consolas" w:cs="Consolas" w:eastAsia="Consolas" w:hAnsi="Consolas"/>
                 <w:shd w:fill="F3F5F7" w:color="auto" w:val="clear"/>
               </w:rPr>
-              <w:t xml:space="preserve">Ctrl+B</w:t>
-            </w:r>
-            <w:r>
-              <w:t xml:space="preserve"> </w:t>
+              <w:t xml:space="preserve">Ctrl+W</w:t>
+            </w:r>
+            <w:r>
+              <w:t xml:space="preserve"> / </w:t>
             </w:r>
             <w:r>
               <w:rPr>
                 <w:rFonts w:ascii="Consolas" w:cs="Consolas" w:eastAsia="Consolas" w:hAnsi="Consolas"/>
                 <w:shd w:fill="F3F5F7" w:color="auto" w:val="clear"/>
               </w:rPr>
-              <w:t xml:space="preserve">Ctrl+I</w:t>
-            </w:r>
-            <w:r>
-              <w:t xml:space="preserve"> </w:t>
-            </w:r>
-            <w:r>
-              <w:rPr>
-                <w:rFonts w:ascii="Consolas" w:cs="Consolas" w:eastAsia="Consolas" w:hAnsi="Consolas"/>
-                <w:shd w:fill="F3F5F7" w:color="auto" w:val="clear"/>
-              </w:rPr>
-              <w:t xml:space="preserve">Ctrl+Shift+X</w:t>
-            </w:r>
-          </w:p>
-        </w:tc>
-        <w:tc>
-          <w:tcPr>
-            <w:tcMar>
-              <w:top w:type="dxa" w:w="60"/>
-              <w:left w:type="dxa" w:w="100"/>
-              <w:bottom w:type="dxa" w:w="60"/>
-              <w:right w:type="dxa" w:w="100"/>
-            </w:tcMar>
-          </w:tcPr>
-          <w:p>
-            <w:pPr>
-              <w:jc w:val="left"/>
-            </w:pPr>
-            <w:r>
-              <w:t xml:space="preserve">粗體 / 斜體 / 刪除線</w:t>
+              <w:t xml:space="preserve">Ctrl+Tab</w:t>
+            </w:r>
+          </w:p>
+        </w:tc>
+        <w:tc>
+          <w:tcPr>
+            <w:tcMar>
+              <w:top w:type="dxa" w:w="60"/>
+              <w:left w:type="dxa" w:w="100"/>
+              <w:bottom w:type="dxa" w:w="60"/>
+              <w:right w:type="dxa" w:w="100"/>
+            </w:tcMar>
+          </w:tcPr>
+          <w:p>
+            <w:pPr>
+              <w:jc w:val="left"/>
+            </w:pPr>
+            <w:r>
+              <w:t xml:space="preserve">關閉 / 切換下一個</w:t>
             </w:r>
           </w:p>
         </w:tc>
@@ -8377,7 +8507,7 @@
                 <w:rFonts w:ascii="Consolas" w:cs="Consolas" w:eastAsia="Consolas" w:hAnsi="Consolas"/>
                 <w:shd w:fill="F3F5F7" w:color="auto" w:val="clear"/>
               </w:rPr>
-              <w:t xml:space="preserve">Ctrl+1</w:t>
+              <w:t xml:space="preserve">Ctrl+B</w:t>
             </w:r>
             <w:r>
               <w:t xml:space="preserve"> </w:t>
@@ -8387,7 +8517,7 @@
                 <w:rFonts w:ascii="Consolas" w:cs="Consolas" w:eastAsia="Consolas" w:hAnsi="Consolas"/>
                 <w:shd w:fill="F3F5F7" w:color="auto" w:val="clear"/>
               </w:rPr>
-              <w:t xml:space="preserve">Ctrl+2</w:t>
+              <w:t xml:space="preserve">Ctrl+I</w:t>
             </w:r>
             <w:r>
               <w:t xml:space="preserve"> </w:t>
@@ -8397,25 +8527,25 @@
                 <w:rFonts w:ascii="Consolas" w:cs="Consolas" w:eastAsia="Consolas" w:hAnsi="Consolas"/>
                 <w:shd w:fill="F3F5F7" w:color="auto" w:val="clear"/>
               </w:rPr>
-              <w:t xml:space="preserve">Ctrl+3</w:t>
-            </w:r>
-          </w:p>
-        </w:tc>
-        <w:tc>
-          <w:tcPr>
-            <w:tcMar>
-              <w:top w:type="dxa" w:w="60"/>
-              <w:left w:type="dxa" w:w="100"/>
-              <w:bottom w:type="dxa" w:w="60"/>
-              <w:right w:type="dxa" w:w="100"/>
-            </w:tcMar>
-          </w:tcPr>
-          <w:p>
-            <w:pPr>
-              <w:jc w:val="left"/>
-            </w:pPr>
-            <w:r>
-              <w:t xml:space="preserve">標題 1 / 2 / 3</w:t>
+              <w:t xml:space="preserve">Ctrl+Shift+X</w:t>
+            </w:r>
+          </w:p>
+        </w:tc>
+        <w:tc>
+          <w:tcPr>
+            <w:tcMar>
+              <w:top w:type="dxa" w:w="60"/>
+              <w:left w:type="dxa" w:w="100"/>
+              <w:bottom w:type="dxa" w:w="60"/>
+              <w:right w:type="dxa" w:w="100"/>
+            </w:tcMar>
+          </w:tcPr>
+          <w:p>
+            <w:pPr>
+              <w:jc w:val="left"/>
+            </w:pPr>
+            <w:r>
+              <w:t xml:space="preserve">粗體 / 斜體 / 刪除線</w:t>
             </w:r>
           </w:p>
         </w:tc>
@@ -8460,45 +8590,45 @@
                 <w:rFonts w:ascii="Consolas" w:cs="Consolas" w:eastAsia="Consolas" w:hAnsi="Consolas"/>
                 <w:shd w:fill="F3F5F7" w:color="auto" w:val="clear"/>
               </w:rPr>
-              <w:t xml:space="preserve">Ctrl+E</w:t>
-            </w:r>
-            <w:r>
-              <w:t xml:space="preserve"> / </w:t>
+              <w:t xml:space="preserve">Ctrl+1</w:t>
+            </w:r>
+            <w:r>
+              <w:t xml:space="preserve"> </w:t>
             </w:r>
             <w:r>
               <w:rPr>
                 <w:rFonts w:ascii="Consolas" w:cs="Consolas" w:eastAsia="Consolas" w:hAnsi="Consolas"/>
                 <w:shd w:fill="F3F5F7" w:color="auto" w:val="clear"/>
               </w:rPr>
-              <w:t xml:space="preserve">Ctrl+Shift+E</w:t>
-            </w:r>
-            <w:r>
-              <w:t xml:space="preserve"> / </w:t>
+              <w:t xml:space="preserve">Ctrl+2</w:t>
+            </w:r>
+            <w:r>
+              <w:t xml:space="preserve"> </w:t>
             </w:r>
             <w:r>
               <w:rPr>
                 <w:rFonts w:ascii="Consolas" w:cs="Consolas" w:eastAsia="Consolas" w:hAnsi="Consolas"/>
                 <w:shd w:fill="F3F5F7" w:color="auto" w:val="clear"/>
               </w:rPr>
-              <w:t xml:space="preserve">Ctrl+K</w:t>
-            </w:r>
-          </w:p>
-        </w:tc>
-        <w:tc>
-          <w:tcPr>
-            <w:tcMar>
-              <w:top w:type="dxa" w:w="60"/>
-              <w:left w:type="dxa" w:w="100"/>
-              <w:bottom w:type="dxa" w:w="60"/>
-              <w:right w:type="dxa" w:w="100"/>
-            </w:tcMar>
-          </w:tcPr>
-          <w:p>
-            <w:pPr>
-              <w:jc w:val="left"/>
-            </w:pPr>
-            <w:r>
-              <w:t xml:space="preserve">行內程式碼 / 程式碼區塊 / 連結</w:t>
+              <w:t xml:space="preserve">Ctrl+3</w:t>
+            </w:r>
+          </w:p>
+        </w:tc>
+        <w:tc>
+          <w:tcPr>
+            <w:tcMar>
+              <w:top w:type="dxa" w:w="60"/>
+              <w:left w:type="dxa" w:w="100"/>
+              <w:bottom w:type="dxa" w:w="60"/>
+              <w:right w:type="dxa" w:w="100"/>
+            </w:tcMar>
+          </w:tcPr>
+          <w:p>
+            <w:pPr>
+              <w:jc w:val="left"/>
+            </w:pPr>
+            <w:r>
+              <w:t xml:space="preserve">標題 1 / 2 / 3</w:t>
             </w:r>
           </w:p>
         </w:tc>
@@ -8521,7 +8651,7 @@
               <w:jc w:val="left"/>
             </w:pPr>
             <w:r>
-              <w:t xml:space="preserve">排版</w:t>
+              <w:t xml:space="preserve">編輯</w:t>
             </w:r>
           </w:p>
         </w:tc>
@@ -8543,25 +8673,45 @@
                 <w:rFonts w:ascii="Consolas" w:cs="Consolas" w:eastAsia="Consolas" w:hAnsi="Consolas"/>
                 <w:shd w:fill="F3F5F7" w:color="auto" w:val="clear"/>
               </w:rPr>
-              <w:t xml:space="preserve">Shift+Alt+F</w:t>
-            </w:r>
-          </w:p>
-        </w:tc>
-        <w:tc>
-          <w:tcPr>
-            <w:tcMar>
-              <w:top w:type="dxa" w:w="60"/>
-              <w:left w:type="dxa" w:w="100"/>
-              <w:bottom w:type="dxa" w:w="60"/>
-              <w:right w:type="dxa" w:w="100"/>
-            </w:tcMar>
-          </w:tcPr>
-          <w:p>
-            <w:pPr>
-              <w:jc w:val="left"/>
-            </w:pPr>
-            <w:r>
-              <w:t xml:space="preserve">自動排版</w:t>
+              <w:t xml:space="preserve">Ctrl+E</w:t>
+            </w:r>
+            <w:r>
+              <w:t xml:space="preserve"> / </w:t>
+            </w:r>
+            <w:r>
+              <w:rPr>
+                <w:rFonts w:ascii="Consolas" w:cs="Consolas" w:eastAsia="Consolas" w:hAnsi="Consolas"/>
+                <w:shd w:fill="F3F5F7" w:color="auto" w:val="clear"/>
+              </w:rPr>
+              <w:t xml:space="preserve">Ctrl+Shift+E</w:t>
+            </w:r>
+            <w:r>
+              <w:t xml:space="preserve"> / </w:t>
+            </w:r>
+            <w:r>
+              <w:rPr>
+                <w:rFonts w:ascii="Consolas" w:cs="Consolas" w:eastAsia="Consolas" w:hAnsi="Consolas"/>
+                <w:shd w:fill="F3F5F7" w:color="auto" w:val="clear"/>
+              </w:rPr>
+              <w:t xml:space="preserve">Ctrl+K</w:t>
+            </w:r>
+          </w:p>
+        </w:tc>
+        <w:tc>
+          <w:tcPr>
+            <w:tcMar>
+              <w:top w:type="dxa" w:w="60"/>
+              <w:left w:type="dxa" w:w="100"/>
+              <w:bottom w:type="dxa" w:w="60"/>
+              <w:right w:type="dxa" w:w="100"/>
+            </w:tcMar>
+          </w:tcPr>
+          <w:p>
+            <w:pPr>
+              <w:jc w:val="left"/>
+            </w:pPr>
+            <w:r>
+              <w:t xml:space="preserve">行內程式碼 / 程式碼區塊 / 連結</w:t>
             </w:r>
           </w:p>
         </w:tc>
@@ -8584,7 +8734,7 @@
               <w:jc w:val="left"/>
             </w:pPr>
             <w:r>
-              <w:t xml:space="preserve">面板</w:t>
+              <w:t xml:space="preserve">排版</w:t>
             </w:r>
           </w:p>
         </w:tc>
@@ -8606,35 +8756,25 @@
                 <w:rFonts w:ascii="Consolas" w:cs="Consolas" w:eastAsia="Consolas" w:hAnsi="Consolas"/>
                 <w:shd w:fill="F3F5F7" w:color="auto" w:val="clear"/>
               </w:rPr>
-              <w:t xml:space="preserve">Ctrl+Shift+F</w:t>
-            </w:r>
-            <w:r>
-              <w:t xml:space="preserve"> / </w:t>
-            </w:r>
-            <w:r>
-              <w:rPr>
-                <w:rFonts w:ascii="Consolas" w:cs="Consolas" w:eastAsia="Consolas" w:hAnsi="Consolas"/>
-                <w:shd w:fill="F3F5F7" w:color="auto" w:val="clear"/>
-              </w:rPr>
-              <w:t xml:space="preserve">Ctrl+Shift+A</w:t>
-            </w:r>
-          </w:p>
-        </w:tc>
-        <w:tc>
-          <w:tcPr>
-            <w:tcMar>
-              <w:top w:type="dxa" w:w="60"/>
-              <w:left w:type="dxa" w:w="100"/>
-              <w:bottom w:type="dxa" w:w="60"/>
-              <w:right w:type="dxa" w:w="100"/>
-            </w:tcMar>
-          </w:tcPr>
-          <w:p>
-            <w:pPr>
-              <w:jc w:val="left"/>
-            </w:pPr>
-            <w:r>
-              <w:t xml:space="preserve">搜尋 / AI 助手</w:t>
+              <w:t xml:space="preserve">Shift+Alt+F</w:t>
+            </w:r>
+          </w:p>
+        </w:tc>
+        <w:tc>
+          <w:tcPr>
+            <w:tcMar>
+              <w:top w:type="dxa" w:w="60"/>
+              <w:left w:type="dxa" w:w="100"/>
+              <w:bottom w:type="dxa" w:w="60"/>
+              <w:right w:type="dxa" w:w="100"/>
+            </w:tcMar>
+          </w:tcPr>
+          <w:p>
+            <w:pPr>
+              <w:jc w:val="left"/>
+            </w:pPr>
+            <w:r>
+              <w:t xml:space="preserve">自動排版</w:t>
             </w:r>
           </w:p>
         </w:tc>
@@ -8657,7 +8797,7 @@
               <w:jc w:val="left"/>
             </w:pPr>
             <w:r>
-              <w:t xml:space="preserve">閱讀</w:t>
+              <w:t xml:space="preserve">面板</w:t>
             </w:r>
           </w:p>
         </w:tc>
@@ -8679,7 +8819,7 @@
                 <w:rFonts w:ascii="Consolas" w:cs="Consolas" w:eastAsia="Consolas" w:hAnsi="Consolas"/>
                 <w:shd w:fill="F3F5F7" w:color="auto" w:val="clear"/>
               </w:rPr>
-              <w:t xml:space="preserve">Ctrl+F</w:t>
+              <w:t xml:space="preserve">Ctrl+Shift+F</w:t>
             </w:r>
             <w:r>
               <w:t xml:space="preserve"> / </w:t>
@@ -8689,35 +8829,25 @@
                 <w:rFonts w:ascii="Consolas" w:cs="Consolas" w:eastAsia="Consolas" w:hAnsi="Consolas"/>
                 <w:shd w:fill="F3F5F7" w:color="auto" w:val="clear"/>
               </w:rPr>
-              <w:t xml:space="preserve">Ctrl++</w:t>
-            </w:r>
-            <w:r>
-              <w:t xml:space="preserve"> / </w:t>
-            </w:r>
-            <w:r>
-              <w:rPr>
-                <w:rFonts w:ascii="Consolas" w:cs="Consolas" w:eastAsia="Consolas" w:hAnsi="Consolas"/>
-                <w:shd w:fill="F3F5F7" w:color="auto" w:val="clear"/>
-              </w:rPr>
-              <w:t xml:space="preserve">Ctrl+-</w:t>
-            </w:r>
-          </w:p>
-        </w:tc>
-        <w:tc>
-          <w:tcPr>
-            <w:tcMar>
-              <w:top w:type="dxa" w:w="60"/>
-              <w:left w:type="dxa" w:w="100"/>
-              <w:bottom w:type="dxa" w:w="60"/>
-              <w:right w:type="dxa" w:w="100"/>
-            </w:tcMar>
-          </w:tcPr>
-          <w:p>
-            <w:pPr>
-              <w:jc w:val="left"/>
-            </w:pPr>
-            <w:r>
-              <w:t xml:space="preserve">搜尋 / 放大 / 縮小</w:t>
+              <w:t xml:space="preserve">Ctrl+Shift+A</w:t>
+            </w:r>
+          </w:p>
+        </w:tc>
+        <w:tc>
+          <w:tcPr>
+            <w:tcMar>
+              <w:top w:type="dxa" w:w="60"/>
+              <w:left w:type="dxa" w:w="100"/>
+              <w:bottom w:type="dxa" w:w="60"/>
+              <w:right w:type="dxa" w:w="100"/>
+            </w:tcMar>
+          </w:tcPr>
+          <w:p>
+            <w:pPr>
+              <w:jc w:val="left"/>
+            </w:pPr>
+            <w:r>
+              <w:t xml:space="preserve">搜尋 / AI 助手</w:t>
             </w:r>
           </w:p>
         </w:tc>
@@ -8758,42 +8888,49 @@
               <w:jc w:val="left"/>
             </w:pPr>
             <w:r>
-              <w:t xml:space="preserve">方向鍵、</w:t>
-            </w:r>
-            <w:r>
               <w:rPr>
                 <w:rFonts w:ascii="Consolas" w:cs="Consolas" w:eastAsia="Consolas" w:hAnsi="Consolas"/>
                 <w:shd w:fill="F3F5F7" w:color="auto" w:val="clear"/>
               </w:rPr>
-              <w:t xml:space="preserve">PageUp</w:t>
-            </w:r>
-            <w:r>
-              <w:t xml:space="preserve"> </w:t>
+              <w:t xml:space="preserve">Ctrl+F</w:t>
+            </w:r>
+            <w:r>
+              <w:t xml:space="preserve"> / </w:t>
             </w:r>
             <w:r>
               <w:rPr>
                 <w:rFonts w:ascii="Consolas" w:cs="Consolas" w:eastAsia="Consolas" w:hAnsi="Consolas"/>
                 <w:shd w:fill="F3F5F7" w:color="auto" w:val="clear"/>
               </w:rPr>
-              <w:t xml:space="preserve">PageDown</w:t>
-            </w:r>
-          </w:p>
-        </w:tc>
-        <w:tc>
-          <w:tcPr>
-            <w:tcMar>
-              <w:top w:type="dxa" w:w="60"/>
-              <w:left w:type="dxa" w:w="100"/>
-              <w:bottom w:type="dxa" w:w="60"/>
-              <w:right w:type="dxa" w:w="100"/>
-            </w:tcMar>
-          </w:tcPr>
-          <w:p>
-            <w:pPr>
-              <w:jc w:val="left"/>
-            </w:pPr>
-            <w:r>
-              <w:t xml:space="preserve">翻頁</w:t>
+              <w:t xml:space="preserve">Ctrl++</w:t>
+            </w:r>
+            <w:r>
+              <w:t xml:space="preserve"> / </w:t>
+            </w:r>
+            <w:r>
+              <w:rPr>
+                <w:rFonts w:ascii="Consolas" w:cs="Consolas" w:eastAsia="Consolas" w:hAnsi="Consolas"/>
+                <w:shd w:fill="F3F5F7" w:color="auto" w:val="clear"/>
+              </w:rPr>
+              <w:t xml:space="preserve">Ctrl+-</w:t>
+            </w:r>
+          </w:p>
+        </w:tc>
+        <w:tc>
+          <w:tcPr>
+            <w:tcMar>
+              <w:top w:type="dxa" w:w="60"/>
+              <w:left w:type="dxa" w:w="100"/>
+              <w:bottom w:type="dxa" w:w="60"/>
+              <w:right w:type="dxa" w:w="100"/>
+            </w:tcMar>
+          </w:tcPr>
+          <w:p>
+            <w:pPr>
+              <w:jc w:val="left"/>
+            </w:pPr>
+            <w:r>
+              <w:t xml:space="preserve">搜尋 / 放大 / 縮小</w:t>
             </w:r>
           </w:p>
         </w:tc>
@@ -8816,6 +8953,82 @@
               <w:jc w:val="left"/>
             </w:pPr>
             <w:r>
+              <w:t xml:space="preserve">閱讀</w:t>
+            </w:r>
+          </w:p>
+        </w:tc>
+        <w:tc>
+          <w:tcPr>
+            <w:tcMar>
+              <w:top w:type="dxa" w:w="60"/>
+              <w:left w:type="dxa" w:w="100"/>
+              <w:bottom w:type="dxa" w:w="60"/>
+              <w:right w:type="dxa" w:w="100"/>
+            </w:tcMar>
+          </w:tcPr>
+          <w:p>
+            <w:pPr>
+              <w:jc w:val="left"/>
+            </w:pPr>
+            <w:r>
+              <w:t xml:space="preserve">方向鍵、</w:t>
+            </w:r>
+            <w:r>
+              <w:rPr>
+                <w:rFonts w:ascii="Consolas" w:cs="Consolas" w:eastAsia="Consolas" w:hAnsi="Consolas"/>
+                <w:shd w:fill="F3F5F7" w:color="auto" w:val="clear"/>
+              </w:rPr>
+              <w:t xml:space="preserve">PageUp</w:t>
+            </w:r>
+            <w:r>
+              <w:t xml:space="preserve"> </w:t>
+            </w:r>
+            <w:r>
+              <w:rPr>
+                <w:rFonts w:ascii="Consolas" w:cs="Consolas" w:eastAsia="Consolas" w:hAnsi="Consolas"/>
+                <w:shd w:fill="F3F5F7" w:color="auto" w:val="clear"/>
+              </w:rPr>
+              <w:t xml:space="preserve">PageDown</w:t>
+            </w:r>
+          </w:p>
+        </w:tc>
+        <w:tc>
+          <w:tcPr>
+            <w:tcMar>
+              <w:top w:type="dxa" w:w="60"/>
+              <w:left w:type="dxa" w:w="100"/>
+              <w:bottom w:type="dxa" w:w="60"/>
+              <w:right w:type="dxa" w:w="100"/>
+            </w:tcMar>
+          </w:tcPr>
+          <w:p>
+            <w:pPr>
+              <w:jc w:val="left"/>
+            </w:pPr>
+            <w:r>
+              <w:t xml:space="preserve">翻頁</w:t>
+            </w:r>
+          </w:p>
+        </w:tc>
+      </w:tr>
+      <w:tr>
+        <w:trPr>
+          <w:tblHeader w:val="false"/>
+        </w:trPr>
+        <w:tc>
+          <w:tcPr>
+            <w:tcMar>
+              <w:top w:type="dxa" w:w="60"/>
+              <w:left w:type="dxa" w:w="100"/>
+              <w:bottom w:type="dxa" w:w="60"/>
+              <w:right w:type="dxa" w:w="100"/>
+            </w:tcMar>
+          </w:tcPr>
+          <w:p>
+            <w:pPr>
+              <w:jc w:val="left"/>
+            </w:pPr>
+            <w:r>
               <w:t xml:space="preserve">通用</w:t>
             </w:r>
           </w:p>
@@ -8891,6 +9104,34 @@
       </w:r>
       <w:r>
         <w:t xml:space="preserve"> A：文字檔與 Markdown 沒有特別限制；PDF 與電子書是逐頁 / 逐章載入，開大檔也不會一次吃掉記憶體。</w:t>
+      </w:r>
+    </w:p>
+    <w:p>
+      <w:r>
+        <w:rPr>
+          <w:b/>
+          <w:bCs/>
+        </w:rPr>
+        <w:t xml:space="preserve">Q：檔案在別的程式改過，DocSmith 顯示的還是舊內容？</w:t>
+      </w:r>
+      <w:r>
+        <w:t xml:space="preserve"> A：按 </w:t>
+      </w:r>
+      <w:r>
+        <w:rPr>
+          <w:rFonts w:ascii="Consolas" w:cs="Consolas" w:eastAsia="Consolas" w:hAnsi="Consolas"/>
+          <w:shd w:fill="F3F5F7" w:color="auto" w:val="clear"/>
+        </w:rPr>
+        <w:t xml:space="preserve">F5</w:t>
+      </w:r>
+      <w:r>
+        <w:t xml:space="preserve"> 重新載入（見 </w:t>
+      </w:r>
+      <w:r>
+        <w:t xml:space="preserve">4. 開啟與儲存檔案</w:t>
+      </w:r>
+      <w:r>
+        <w:t xml:space="preserve">）。DocSmith 在前景時也會自動發現並提示；如果你之前選了「保留目前內容」，同一次修改就不會再提示。</w:t>
       </w:r>
     </w:p>
     <w:p>
